--- a/docx/ru/BUFRCREX_CodeFlag_ru_19.docx
+++ b/docx/ru/BUFRCREX_CodeFlag_ru_19.docx
@@ -8,17 +8,17 @@
       </w:pPr>
       <w:r>
         <w:rPr>
-          <w:rFonts w:ascii="Arial" w:hAnsi="Arial"/>
+          <w:rFonts w:ascii="Verdana" w:hAnsi="Verdana"/>
           <w:b/>
           <w:sz w:val="22"/>
         </w:rPr>
-        <w:t>BUFR/CREX Code/Flag Tables — Class 19</w:t>
+        <w:t>Класс 19</w:t>
       </w:r>
     </w:p>
     <w:p>
       <w:r>
         <w:rPr>
-          <w:rFonts w:ascii="Arial" w:hAnsi="Arial"/>
+          <w:rFonts w:ascii="Verdana" w:hAnsi="Verdana"/>
           <w:b/>
           <w:sz w:val="18"/>
         </w:rPr>
@@ -31,6 +31,20 @@
         <w:tblW w:type="auto" w:w="0"/>
         <w:jc w:val="center"/>
         <w:tblLook w:firstColumn="1" w:firstRow="1" w:lastColumn="0" w:lastRow="0" w:noHBand="0" w:noVBand="1" w:val="04A0"/>
+        <w:tblBorders>
+          <w:top w:val="single" w:sz="4" w:space="0" w:color="595959"/>
+          <w:left w:val="single" w:sz="4" w:space="0" w:color="595959"/>
+          <w:bottom w:val="single" w:sz="4" w:space="0" w:color="595959"/>
+          <w:right w:val="single" w:sz="4" w:space="0" w:color="595959"/>
+          <w:insideH w:val="single" w:sz="4" w:space="0" w:color="595959"/>
+          <w:insideV w:val="single" w:sz="4" w:space="0" w:color="595959"/>
+        </w:tblBorders>
+        <w:tblCellMar>
+          <w:top w:w="85" w:type="dxa"/>
+          <w:left w:w="85" w:type="dxa"/>
+          <w:bottom w:w="85" w:type="dxa"/>
+          <w:right w:w="85" w:type="dxa"/>
+        </w:tblCellMar>
       </w:tblPr>
       <w:tblGrid>
         <w:gridCol w:w="5046"/>
@@ -40,61 +54,52 @@
       <w:tr>
         <w:tc>
           <w:tcPr>
-            <w:tcW w:type="dxa" w:w="5046"/>
-            <w:shd w:val="clear" w:color="auto" w:fill="D9E2F3"/>
-          </w:tcPr>
-          <w:p>
-            <w:pPr>
-              <w:jc w:val="center"/>
-            </w:pPr>
-            <w:r/>
-            <w:r>
-              <w:rPr>
-                <w:rFonts w:ascii="Arial" w:hAnsi="Arial"/>
-                <w:b/>
-                <w:sz w:val="16"/>
-              </w:rPr>
-              <w:t>Code Figure</w:t>
-            </w:r>
-          </w:p>
-        </w:tc>
-        <w:tc>
-          <w:tcPr>
-            <w:tcW w:type="dxa" w:w="5046"/>
-            <w:shd w:val="clear" w:color="auto" w:fill="D9E2F3"/>
-          </w:tcPr>
-          <w:p>
-            <w:pPr>
-              <w:jc w:val="center"/>
-            </w:pPr>
-            <w:r/>
-            <w:r>
-              <w:rPr>
-                <w:rFonts w:ascii="Arial" w:hAnsi="Arial"/>
-                <w:b/>
-                <w:sz w:val="16"/>
-              </w:rPr>
-              <w:t>Entry Name</w:t>
-            </w:r>
-          </w:p>
-        </w:tc>
-        <w:tc>
-          <w:tcPr>
-            <w:tcW w:type="dxa" w:w="5046"/>
-            <w:shd w:val="clear" w:color="auto" w:fill="D9E2F3"/>
-          </w:tcPr>
-          <w:p>
-            <w:pPr>
-              <w:jc w:val="center"/>
-            </w:pPr>
-            <w:r/>
-            <w:r>
-              <w:rPr>
-                <w:rFonts w:ascii="Arial" w:hAnsi="Arial"/>
-                <w:b/>
-                <w:sz w:val="16"/>
-              </w:rPr>
-              <w:t>Note</w:t>
+            <w:tcW w:type="dxa" w:w="1134"/>
+            <w:shd w:val="clear" w:color="auto" w:fill="D9D9D9"/>
+          </w:tcPr>
+          <w:p>
+            <w:r/>
+            <w:r>
+              <w:rPr>
+                <w:rFonts w:ascii="Verdana" w:hAnsi="Verdana"/>
+                <w:b w:val="0"/>
+                <w:sz w:val="16"/>
+              </w:rPr>
+              <w:t>КОДОВАЯ ЦИФРА</w:t>
+            </w:r>
+          </w:p>
+        </w:tc>
+        <w:tc>
+          <w:tcPr>
+            <w:tcW w:type="dxa" w:w="5046"/>
+            <w:shd w:val="clear" w:color="auto" w:fill="D9D9D9"/>
+          </w:tcPr>
+          <w:p>
+            <w:r/>
+            <w:r>
+              <w:rPr>
+                <w:rFonts w:ascii="Verdana" w:hAnsi="Verdana"/>
+                <w:b w:val="0"/>
+                <w:sz w:val="16"/>
+              </w:rPr>
+              <w:t>ЗНАЧЕНИЕ</w:t>
+            </w:r>
+          </w:p>
+        </w:tc>
+        <w:tc>
+          <w:tcPr>
+            <w:tcW w:type="dxa" w:w="5046"/>
+            <w:shd w:val="clear" w:color="auto" w:fill="D9D9D9"/>
+          </w:tcPr>
+          <w:p>
+            <w:r/>
+            <w:r>
+              <w:rPr>
+                <w:rFonts w:ascii="Verdana" w:hAnsi="Verdana"/>
+                <w:b w:val="0"/>
+                <w:sz w:val="16"/>
+              </w:rPr>
+              <w:t>ПРИМЕЧАНИЕ</w:t>
             </w:r>
           </w:p>
         </w:tc>
@@ -108,7 +113,7 @@
             <w:r/>
             <w:r>
               <w:rPr>
-                <w:rFonts w:ascii="Arial" w:hAnsi="Arial"/>
+                <w:rFonts w:ascii="Verdana" w:hAnsi="Verdana"/>
                 <w:b w:val="0"/>
                 <w:sz w:val="16"/>
               </w:rPr>
@@ -124,7 +129,7 @@
             <w:r/>
             <w:r>
               <w:rPr>
-                <w:rFonts w:ascii="Arial" w:hAnsi="Arial"/>
+                <w:rFonts w:ascii="Verdana" w:hAnsi="Verdana"/>
                 <w:b w:val="0"/>
                 <w:sz w:val="16"/>
               </w:rPr>
@@ -140,7 +145,7 @@
             <w:r/>
             <w:r>
               <w:rPr>
-                <w:rFonts w:ascii="Arial" w:hAnsi="Arial"/>
+                <w:rFonts w:ascii="Verdana" w:hAnsi="Verdana"/>
                 <w:b w:val="0"/>
                 <w:sz w:val="16"/>
               </w:rPr>
@@ -157,7 +162,7 @@
             <w:r/>
             <w:r>
               <w:rPr>
-                <w:rFonts w:ascii="Arial" w:hAnsi="Arial"/>
+                <w:rFonts w:ascii="Verdana" w:hAnsi="Verdana"/>
                 <w:b w:val="0"/>
                 <w:sz w:val="16"/>
               </w:rPr>
@@ -173,7 +178,7 @@
             <w:r/>
             <w:r>
               <w:rPr>
-                <w:rFonts w:ascii="Arial" w:hAnsi="Arial"/>
+                <w:rFonts w:ascii="Verdana" w:hAnsi="Verdana"/>
                 <w:b w:val="0"/>
                 <w:sz w:val="16"/>
               </w:rPr>
@@ -189,7 +194,7 @@
             <w:r/>
             <w:r>
               <w:rPr>
-                <w:rFonts w:ascii="Arial" w:hAnsi="Arial"/>
+                <w:rFonts w:ascii="Verdana" w:hAnsi="Verdana"/>
                 <w:b w:val="0"/>
                 <w:sz w:val="16"/>
               </w:rPr>
@@ -206,7 +211,7 @@
             <w:r/>
             <w:r>
               <w:rPr>
-                <w:rFonts w:ascii="Arial" w:hAnsi="Arial"/>
+                <w:rFonts w:ascii="Verdana" w:hAnsi="Verdana"/>
                 <w:b w:val="0"/>
                 <w:sz w:val="16"/>
               </w:rPr>
@@ -222,7 +227,7 @@
             <w:r/>
             <w:r>
               <w:rPr>
-                <w:rFonts w:ascii="Arial" w:hAnsi="Arial"/>
+                <w:rFonts w:ascii="Verdana" w:hAnsi="Verdana"/>
                 <w:b w:val="0"/>
                 <w:sz w:val="16"/>
               </w:rPr>
@@ -238,7 +243,7 @@
             <w:r/>
             <w:r>
               <w:rPr>
-                <w:rFonts w:ascii="Arial" w:hAnsi="Arial"/>
+                <w:rFonts w:ascii="Verdana" w:hAnsi="Verdana"/>
                 <w:b w:val="0"/>
                 <w:sz w:val="16"/>
               </w:rPr>
@@ -255,7 +260,7 @@
             <w:r/>
             <w:r>
               <w:rPr>
-                <w:rFonts w:ascii="Arial" w:hAnsi="Arial"/>
+                <w:rFonts w:ascii="Verdana" w:hAnsi="Verdana"/>
                 <w:b w:val="0"/>
                 <w:sz w:val="16"/>
               </w:rPr>
@@ -271,7 +276,7 @@
             <w:r/>
             <w:r>
               <w:rPr>
-                <w:rFonts w:ascii="Arial" w:hAnsi="Arial"/>
+                <w:rFonts w:ascii="Verdana" w:hAnsi="Verdana"/>
                 <w:b w:val="0"/>
                 <w:sz w:val="16"/>
               </w:rPr>
@@ -287,7 +292,7 @@
             <w:r/>
             <w:r>
               <w:rPr>
-                <w:rFonts w:ascii="Arial" w:hAnsi="Arial"/>
+                <w:rFonts w:ascii="Verdana" w:hAnsi="Verdana"/>
                 <w:b w:val="0"/>
                 <w:sz w:val="16"/>
               </w:rPr>
@@ -304,7 +309,7 @@
             <w:r/>
             <w:r>
               <w:rPr>
-                <w:rFonts w:ascii="Arial" w:hAnsi="Arial"/>
+                <w:rFonts w:ascii="Verdana" w:hAnsi="Verdana"/>
                 <w:b w:val="0"/>
                 <w:sz w:val="16"/>
               </w:rPr>
@@ -320,7 +325,7 @@
             <w:r/>
             <w:r>
               <w:rPr>
-                <w:rFonts w:ascii="Arial" w:hAnsi="Arial"/>
+                <w:rFonts w:ascii="Verdana" w:hAnsi="Verdana"/>
                 <w:b w:val="0"/>
                 <w:sz w:val="16"/>
               </w:rPr>
@@ -336,7 +341,7 @@
             <w:r/>
             <w:r>
               <w:rPr>
-                <w:rFonts w:ascii="Arial" w:hAnsi="Arial"/>
+                <w:rFonts w:ascii="Verdana" w:hAnsi="Verdana"/>
                 <w:b w:val="0"/>
                 <w:sz w:val="16"/>
               </w:rPr>
@@ -353,7 +358,7 @@
             <w:r/>
             <w:r>
               <w:rPr>
-                <w:rFonts w:ascii="Arial" w:hAnsi="Arial"/>
+                <w:rFonts w:ascii="Verdana" w:hAnsi="Verdana"/>
                 <w:b w:val="0"/>
                 <w:sz w:val="16"/>
               </w:rPr>
@@ -369,7 +374,7 @@
             <w:r/>
             <w:r>
               <w:rPr>
-                <w:rFonts w:ascii="Arial" w:hAnsi="Arial"/>
+                <w:rFonts w:ascii="Verdana" w:hAnsi="Verdana"/>
                 <w:b w:val="0"/>
                 <w:sz w:val="16"/>
               </w:rPr>
@@ -385,7 +390,7 @@
             <w:r/>
             <w:r>
               <w:rPr>
-                <w:rFonts w:ascii="Arial" w:hAnsi="Arial"/>
+                <w:rFonts w:ascii="Verdana" w:hAnsi="Verdana"/>
                 <w:b w:val="0"/>
                 <w:sz w:val="16"/>
               </w:rPr>
@@ -402,7 +407,7 @@
             <w:r/>
             <w:r>
               <w:rPr>
-                <w:rFonts w:ascii="Arial" w:hAnsi="Arial"/>
+                <w:rFonts w:ascii="Verdana" w:hAnsi="Verdana"/>
                 <w:b w:val="0"/>
                 <w:sz w:val="16"/>
               </w:rPr>
@@ -418,7 +423,7 @@
             <w:r/>
             <w:r>
               <w:rPr>
-                <w:rFonts w:ascii="Arial" w:hAnsi="Arial"/>
+                <w:rFonts w:ascii="Verdana" w:hAnsi="Verdana"/>
                 <w:b w:val="0"/>
                 <w:sz w:val="16"/>
               </w:rPr>
@@ -434,7 +439,7 @@
             <w:r/>
             <w:r>
               <w:rPr>
-                <w:rFonts w:ascii="Arial" w:hAnsi="Arial"/>
+                <w:rFonts w:ascii="Verdana" w:hAnsi="Verdana"/>
                 <w:b w:val="0"/>
                 <w:sz w:val="16"/>
               </w:rPr>
@@ -451,7 +456,7 @@
             <w:r/>
             <w:r>
               <w:rPr>
-                <w:rFonts w:ascii="Arial" w:hAnsi="Arial"/>
+                <w:rFonts w:ascii="Verdana" w:hAnsi="Verdana"/>
                 <w:b w:val="0"/>
                 <w:sz w:val="16"/>
               </w:rPr>
@@ -467,7 +472,7 @@
             <w:r/>
             <w:r>
               <w:rPr>
-                <w:rFonts w:ascii="Arial" w:hAnsi="Arial"/>
+                <w:rFonts w:ascii="Verdana" w:hAnsi="Verdana"/>
                 <w:b w:val="0"/>
                 <w:sz w:val="16"/>
               </w:rPr>
@@ -483,7 +488,7 @@
             <w:r/>
             <w:r>
               <w:rPr>
-                <w:rFonts w:ascii="Arial" w:hAnsi="Arial"/>
+                <w:rFonts w:ascii="Verdana" w:hAnsi="Verdana"/>
                 <w:b w:val="0"/>
                 <w:sz w:val="16"/>
               </w:rPr>
@@ -500,7 +505,7 @@
             <w:r/>
             <w:r>
               <w:rPr>
-                <w:rFonts w:ascii="Arial" w:hAnsi="Arial"/>
+                <w:rFonts w:ascii="Verdana" w:hAnsi="Verdana"/>
                 <w:b w:val="0"/>
                 <w:sz w:val="16"/>
               </w:rPr>
@@ -516,7 +521,7 @@
             <w:r/>
             <w:r>
               <w:rPr>
-                <w:rFonts w:ascii="Arial" w:hAnsi="Arial"/>
+                <w:rFonts w:ascii="Verdana" w:hAnsi="Verdana"/>
                 <w:b w:val="0"/>
                 <w:sz w:val="16"/>
               </w:rPr>
@@ -532,7 +537,7 @@
             <w:r/>
             <w:r>
               <w:rPr>
-                <w:rFonts w:ascii="Arial" w:hAnsi="Arial"/>
+                <w:rFonts w:ascii="Verdana" w:hAnsi="Verdana"/>
                 <w:b w:val="0"/>
                 <w:sz w:val="16"/>
               </w:rPr>
@@ -545,7 +550,7 @@
     <w:p>
       <w:r>
         <w:rPr>
-          <w:rFonts w:ascii="Arial" w:hAnsi="Arial"/>
+          <w:rFonts w:ascii="Verdana" w:hAnsi="Verdana"/>
           <w:b/>
           <w:sz w:val="18"/>
         </w:rPr>
@@ -558,6 +563,20 @@
         <w:tblW w:type="auto" w:w="0"/>
         <w:jc w:val="center"/>
         <w:tblLook w:firstColumn="1" w:firstRow="1" w:lastColumn="0" w:lastRow="0" w:noHBand="0" w:noVBand="1" w:val="04A0"/>
+        <w:tblBorders>
+          <w:top w:val="single" w:sz="4" w:space="0" w:color="595959"/>
+          <w:left w:val="single" w:sz="4" w:space="0" w:color="595959"/>
+          <w:bottom w:val="single" w:sz="4" w:space="0" w:color="595959"/>
+          <w:right w:val="single" w:sz="4" w:space="0" w:color="595959"/>
+          <w:insideH w:val="single" w:sz="4" w:space="0" w:color="595959"/>
+          <w:insideV w:val="single" w:sz="4" w:space="0" w:color="595959"/>
+        </w:tblBorders>
+        <w:tblCellMar>
+          <w:top w:w="85" w:type="dxa"/>
+          <w:left w:w="85" w:type="dxa"/>
+          <w:bottom w:w="85" w:type="dxa"/>
+          <w:right w:w="85" w:type="dxa"/>
+        </w:tblCellMar>
       </w:tblPr>
       <w:tblGrid>
         <w:gridCol w:w="5046"/>
@@ -567,61 +586,52 @@
       <w:tr>
         <w:tc>
           <w:tcPr>
-            <w:tcW w:type="dxa" w:w="5046"/>
-            <w:shd w:val="clear" w:color="auto" w:fill="D9E2F3"/>
-          </w:tcPr>
-          <w:p>
-            <w:pPr>
-              <w:jc w:val="center"/>
-            </w:pPr>
-            <w:r/>
-            <w:r>
-              <w:rPr>
-                <w:rFonts w:ascii="Arial" w:hAnsi="Arial"/>
-                <w:b/>
-                <w:sz w:val="16"/>
-              </w:rPr>
-              <w:t>Code Figure</w:t>
-            </w:r>
-          </w:p>
-        </w:tc>
-        <w:tc>
-          <w:tcPr>
-            <w:tcW w:type="dxa" w:w="5046"/>
-            <w:shd w:val="clear" w:color="auto" w:fill="D9E2F3"/>
-          </w:tcPr>
-          <w:p>
-            <w:pPr>
-              <w:jc w:val="center"/>
-            </w:pPr>
-            <w:r/>
-            <w:r>
-              <w:rPr>
-                <w:rFonts w:ascii="Arial" w:hAnsi="Arial"/>
-                <w:b/>
-                <w:sz w:val="16"/>
-              </w:rPr>
-              <w:t>Entry Name</w:t>
-            </w:r>
-          </w:p>
-        </w:tc>
-        <w:tc>
-          <w:tcPr>
-            <w:tcW w:type="dxa" w:w="5046"/>
-            <w:shd w:val="clear" w:color="auto" w:fill="D9E2F3"/>
-          </w:tcPr>
-          <w:p>
-            <w:pPr>
-              <w:jc w:val="center"/>
-            </w:pPr>
-            <w:r/>
-            <w:r>
-              <w:rPr>
-                <w:rFonts w:ascii="Arial" w:hAnsi="Arial"/>
-                <w:b/>
-                <w:sz w:val="16"/>
-              </w:rPr>
-              <w:t>Note</w:t>
+            <w:tcW w:type="dxa" w:w="1134"/>
+            <w:shd w:val="clear" w:color="auto" w:fill="D9D9D9"/>
+          </w:tcPr>
+          <w:p>
+            <w:r/>
+            <w:r>
+              <w:rPr>
+                <w:rFonts w:ascii="Verdana" w:hAnsi="Verdana"/>
+                <w:b w:val="0"/>
+                <w:sz w:val="16"/>
+              </w:rPr>
+              <w:t>КОДОВАЯ ЦИФРА</w:t>
+            </w:r>
+          </w:p>
+        </w:tc>
+        <w:tc>
+          <w:tcPr>
+            <w:tcW w:type="dxa" w:w="5046"/>
+            <w:shd w:val="clear" w:color="auto" w:fill="D9D9D9"/>
+          </w:tcPr>
+          <w:p>
+            <w:r/>
+            <w:r>
+              <w:rPr>
+                <w:rFonts w:ascii="Verdana" w:hAnsi="Verdana"/>
+                <w:b w:val="0"/>
+                <w:sz w:val="16"/>
+              </w:rPr>
+              <w:t>ЗНАЧЕНИЕ</w:t>
+            </w:r>
+          </w:p>
+        </w:tc>
+        <w:tc>
+          <w:tcPr>
+            <w:tcW w:type="dxa" w:w="5046"/>
+            <w:shd w:val="clear" w:color="auto" w:fill="D9D9D9"/>
+          </w:tcPr>
+          <w:p>
+            <w:r/>
+            <w:r>
+              <w:rPr>
+                <w:rFonts w:ascii="Verdana" w:hAnsi="Verdana"/>
+                <w:b w:val="0"/>
+                <w:sz w:val="16"/>
+              </w:rPr>
+              <w:t>ПРИМЕЧАНИЕ</w:t>
             </w:r>
           </w:p>
         </w:tc>
@@ -635,7 +645,7 @@
             <w:r/>
             <w:r>
               <w:rPr>
-                <w:rFonts w:ascii="Arial" w:hAnsi="Arial"/>
+                <w:rFonts w:ascii="Verdana" w:hAnsi="Verdana"/>
                 <w:b w:val="0"/>
                 <w:sz w:val="16"/>
               </w:rPr>
@@ -651,7 +661,7 @@
             <w:r/>
             <w:r>
               <w:rPr>
-                <w:rFonts w:ascii="Arial" w:hAnsi="Arial"/>
+                <w:rFonts w:ascii="Verdana" w:hAnsi="Verdana"/>
                 <w:b w:val="0"/>
                 <w:sz w:val="16"/>
               </w:rPr>
@@ -667,7 +677,7 @@
             <w:r/>
             <w:r>
               <w:rPr>
-                <w:rFonts w:ascii="Arial" w:hAnsi="Arial"/>
+                <w:rFonts w:ascii="Verdana" w:hAnsi="Verdana"/>
                 <w:b w:val="0"/>
                 <w:sz w:val="16"/>
               </w:rPr>
@@ -684,7 +694,7 @@
             <w:r/>
             <w:r>
               <w:rPr>
-                <w:rFonts w:ascii="Arial" w:hAnsi="Arial"/>
+                <w:rFonts w:ascii="Verdana" w:hAnsi="Verdana"/>
                 <w:b w:val="0"/>
                 <w:sz w:val="16"/>
               </w:rPr>
@@ -700,7 +710,7 @@
             <w:r/>
             <w:r>
               <w:rPr>
-                <w:rFonts w:ascii="Arial" w:hAnsi="Arial"/>
+                <w:rFonts w:ascii="Verdana" w:hAnsi="Verdana"/>
                 <w:b w:val="0"/>
                 <w:sz w:val="16"/>
               </w:rPr>
@@ -716,7 +726,7 @@
             <w:r/>
             <w:r>
               <w:rPr>
-                <w:rFonts w:ascii="Arial" w:hAnsi="Arial"/>
+                <w:rFonts w:ascii="Verdana" w:hAnsi="Verdana"/>
                 <w:b w:val="0"/>
                 <w:sz w:val="16"/>
               </w:rPr>
@@ -733,7 +743,7 @@
             <w:r/>
             <w:r>
               <w:rPr>
-                <w:rFonts w:ascii="Arial" w:hAnsi="Arial"/>
+                <w:rFonts w:ascii="Verdana" w:hAnsi="Verdana"/>
                 <w:b w:val="0"/>
                 <w:sz w:val="16"/>
               </w:rPr>
@@ -749,7 +759,7 @@
             <w:r/>
             <w:r>
               <w:rPr>
-                <w:rFonts w:ascii="Arial" w:hAnsi="Arial"/>
+                <w:rFonts w:ascii="Verdana" w:hAnsi="Verdana"/>
                 <w:b w:val="0"/>
                 <w:sz w:val="16"/>
               </w:rPr>
@@ -765,7 +775,7 @@
             <w:r/>
             <w:r>
               <w:rPr>
-                <w:rFonts w:ascii="Arial" w:hAnsi="Arial"/>
+                <w:rFonts w:ascii="Verdana" w:hAnsi="Verdana"/>
                 <w:b w:val="0"/>
                 <w:sz w:val="16"/>
               </w:rPr>
@@ -782,7 +792,7 @@
             <w:r/>
             <w:r>
               <w:rPr>
-                <w:rFonts w:ascii="Arial" w:hAnsi="Arial"/>
+                <w:rFonts w:ascii="Verdana" w:hAnsi="Verdana"/>
                 <w:b w:val="0"/>
                 <w:sz w:val="16"/>
               </w:rPr>
@@ -798,7 +808,7 @@
             <w:r/>
             <w:r>
               <w:rPr>
-                <w:rFonts w:ascii="Arial" w:hAnsi="Arial"/>
+                <w:rFonts w:ascii="Verdana" w:hAnsi="Verdana"/>
                 <w:b w:val="0"/>
                 <w:sz w:val="16"/>
               </w:rPr>
@@ -814,7 +824,7 @@
             <w:r/>
             <w:r>
               <w:rPr>
-                <w:rFonts w:ascii="Arial" w:hAnsi="Arial"/>
+                <w:rFonts w:ascii="Verdana" w:hAnsi="Verdana"/>
                 <w:b w:val="0"/>
                 <w:sz w:val="16"/>
               </w:rPr>
@@ -831,7 +841,7 @@
             <w:r/>
             <w:r>
               <w:rPr>
-                <w:rFonts w:ascii="Arial" w:hAnsi="Arial"/>
+                <w:rFonts w:ascii="Verdana" w:hAnsi="Verdana"/>
                 <w:b w:val="0"/>
                 <w:sz w:val="16"/>
               </w:rPr>
@@ -847,7 +857,7 @@
             <w:r/>
             <w:r>
               <w:rPr>
-                <w:rFonts w:ascii="Arial" w:hAnsi="Arial"/>
+                <w:rFonts w:ascii="Verdana" w:hAnsi="Verdana"/>
                 <w:b w:val="0"/>
                 <w:sz w:val="16"/>
               </w:rPr>
@@ -863,7 +873,7 @@
             <w:r/>
             <w:r>
               <w:rPr>
-                <w:rFonts w:ascii="Arial" w:hAnsi="Arial"/>
+                <w:rFonts w:ascii="Verdana" w:hAnsi="Verdana"/>
                 <w:b w:val="0"/>
                 <w:sz w:val="16"/>
               </w:rPr>
@@ -880,7 +890,7 @@
             <w:r/>
             <w:r>
               <w:rPr>
-                <w:rFonts w:ascii="Arial" w:hAnsi="Arial"/>
+                <w:rFonts w:ascii="Verdana" w:hAnsi="Verdana"/>
                 <w:b w:val="0"/>
                 <w:sz w:val="16"/>
               </w:rPr>
@@ -896,7 +906,7 @@
             <w:r/>
             <w:r>
               <w:rPr>
-                <w:rFonts w:ascii="Arial" w:hAnsi="Arial"/>
+                <w:rFonts w:ascii="Verdana" w:hAnsi="Verdana"/>
                 <w:b w:val="0"/>
                 <w:sz w:val="16"/>
               </w:rPr>
@@ -912,7 +922,7 @@
             <w:r/>
             <w:r>
               <w:rPr>
-                <w:rFonts w:ascii="Arial" w:hAnsi="Arial"/>
+                <w:rFonts w:ascii="Verdana" w:hAnsi="Verdana"/>
                 <w:b w:val="0"/>
                 <w:sz w:val="16"/>
               </w:rPr>
@@ -925,7 +935,7 @@
     <w:p>
       <w:r>
         <w:rPr>
-          <w:rFonts w:ascii="Arial" w:hAnsi="Arial"/>
+          <w:rFonts w:ascii="Verdana" w:hAnsi="Verdana"/>
           <w:b/>
           <w:sz w:val="18"/>
         </w:rPr>
@@ -938,6 +948,20 @@
         <w:tblW w:type="auto" w:w="0"/>
         <w:jc w:val="center"/>
         <w:tblLook w:firstColumn="1" w:firstRow="1" w:lastColumn="0" w:lastRow="0" w:noHBand="0" w:noVBand="1" w:val="04A0"/>
+        <w:tblBorders>
+          <w:top w:val="single" w:sz="4" w:space="0" w:color="595959"/>
+          <w:left w:val="single" w:sz="4" w:space="0" w:color="595959"/>
+          <w:bottom w:val="single" w:sz="4" w:space="0" w:color="595959"/>
+          <w:right w:val="single" w:sz="4" w:space="0" w:color="595959"/>
+          <w:insideH w:val="single" w:sz="4" w:space="0" w:color="595959"/>
+          <w:insideV w:val="single" w:sz="4" w:space="0" w:color="595959"/>
+        </w:tblBorders>
+        <w:tblCellMar>
+          <w:top w:w="85" w:type="dxa"/>
+          <w:left w:w="85" w:type="dxa"/>
+          <w:bottom w:w="85" w:type="dxa"/>
+          <w:right w:w="85" w:type="dxa"/>
+        </w:tblCellMar>
       </w:tblPr>
       <w:tblGrid>
         <w:gridCol w:w="5046"/>
@@ -947,61 +971,52 @@
       <w:tr>
         <w:tc>
           <w:tcPr>
-            <w:tcW w:type="dxa" w:w="5046"/>
-            <w:shd w:val="clear" w:color="auto" w:fill="D9E2F3"/>
-          </w:tcPr>
-          <w:p>
-            <w:pPr>
-              <w:jc w:val="center"/>
-            </w:pPr>
-            <w:r/>
-            <w:r>
-              <w:rPr>
-                <w:rFonts w:ascii="Arial" w:hAnsi="Arial"/>
-                <w:b/>
-                <w:sz w:val="16"/>
-              </w:rPr>
-              <w:t>Code Figure</w:t>
-            </w:r>
-          </w:p>
-        </w:tc>
-        <w:tc>
-          <w:tcPr>
-            <w:tcW w:type="dxa" w:w="5046"/>
-            <w:shd w:val="clear" w:color="auto" w:fill="D9E2F3"/>
-          </w:tcPr>
-          <w:p>
-            <w:pPr>
-              <w:jc w:val="center"/>
-            </w:pPr>
-            <w:r/>
-            <w:r>
-              <w:rPr>
-                <w:rFonts w:ascii="Arial" w:hAnsi="Arial"/>
-                <w:b/>
-                <w:sz w:val="16"/>
-              </w:rPr>
-              <w:t>Entry Name</w:t>
-            </w:r>
-          </w:p>
-        </w:tc>
-        <w:tc>
-          <w:tcPr>
-            <w:tcW w:type="dxa" w:w="5046"/>
-            <w:shd w:val="clear" w:color="auto" w:fill="D9E2F3"/>
-          </w:tcPr>
-          <w:p>
-            <w:pPr>
-              <w:jc w:val="center"/>
-            </w:pPr>
-            <w:r/>
-            <w:r>
-              <w:rPr>
-                <w:rFonts w:ascii="Arial" w:hAnsi="Arial"/>
-                <w:b/>
-                <w:sz w:val="16"/>
-              </w:rPr>
-              <w:t>Note</w:t>
+            <w:tcW w:type="dxa" w:w="1134"/>
+            <w:shd w:val="clear" w:color="auto" w:fill="D9D9D9"/>
+          </w:tcPr>
+          <w:p>
+            <w:r/>
+            <w:r>
+              <w:rPr>
+                <w:rFonts w:ascii="Verdana" w:hAnsi="Verdana"/>
+                <w:b w:val="0"/>
+                <w:sz w:val="16"/>
+              </w:rPr>
+              <w:t>КОДОВАЯ ЦИФРА</w:t>
+            </w:r>
+          </w:p>
+        </w:tc>
+        <w:tc>
+          <w:tcPr>
+            <w:tcW w:type="dxa" w:w="5046"/>
+            <w:shd w:val="clear" w:color="auto" w:fill="D9D9D9"/>
+          </w:tcPr>
+          <w:p>
+            <w:r/>
+            <w:r>
+              <w:rPr>
+                <w:rFonts w:ascii="Verdana" w:hAnsi="Verdana"/>
+                <w:b w:val="0"/>
+                <w:sz w:val="16"/>
+              </w:rPr>
+              <w:t>ЗНАЧЕНИЕ</w:t>
+            </w:r>
+          </w:p>
+        </w:tc>
+        <w:tc>
+          <w:tcPr>
+            <w:tcW w:type="dxa" w:w="5046"/>
+            <w:shd w:val="clear" w:color="auto" w:fill="D9D9D9"/>
+          </w:tcPr>
+          <w:p>
+            <w:r/>
+            <w:r>
+              <w:rPr>
+                <w:rFonts w:ascii="Verdana" w:hAnsi="Verdana"/>
+                <w:b w:val="0"/>
+                <w:sz w:val="16"/>
+              </w:rPr>
+              <w:t>ПРИМЕЧАНИЕ</w:t>
             </w:r>
           </w:p>
         </w:tc>
@@ -1015,7 +1030,7 @@
             <w:r/>
             <w:r>
               <w:rPr>
-                <w:rFonts w:ascii="Arial" w:hAnsi="Arial"/>
+                <w:rFonts w:ascii="Verdana" w:hAnsi="Verdana"/>
                 <w:b w:val="0"/>
                 <w:sz w:val="16"/>
               </w:rPr>
@@ -1031,7 +1046,7 @@
             <w:r/>
             <w:r>
               <w:rPr>
-                <w:rFonts w:ascii="Arial" w:hAnsi="Arial"/>
+                <w:rFonts w:ascii="Verdana" w:hAnsi="Verdana"/>
                 <w:b w:val="0"/>
                 <w:sz w:val="16"/>
               </w:rPr>
@@ -1047,7 +1062,7 @@
             <w:r/>
             <w:r>
               <w:rPr>
-                <w:rFonts w:ascii="Arial" w:hAnsi="Arial"/>
+                <w:rFonts w:ascii="Verdana" w:hAnsi="Verdana"/>
                 <w:b w:val="0"/>
                 <w:sz w:val="16"/>
               </w:rPr>
@@ -1064,7 +1079,7 @@
             <w:r/>
             <w:r>
               <w:rPr>
-                <w:rFonts w:ascii="Arial" w:hAnsi="Arial"/>
+                <w:rFonts w:ascii="Verdana" w:hAnsi="Verdana"/>
                 <w:b w:val="0"/>
                 <w:sz w:val="16"/>
               </w:rPr>
@@ -1080,7 +1095,7 @@
             <w:r/>
             <w:r>
               <w:rPr>
-                <w:rFonts w:ascii="Arial" w:hAnsi="Arial"/>
+                <w:rFonts w:ascii="Verdana" w:hAnsi="Verdana"/>
                 <w:b w:val="0"/>
                 <w:sz w:val="16"/>
               </w:rPr>
@@ -1096,7 +1111,7 @@
             <w:r/>
             <w:r>
               <w:rPr>
-                <w:rFonts w:ascii="Arial" w:hAnsi="Arial"/>
+                <w:rFonts w:ascii="Verdana" w:hAnsi="Verdana"/>
                 <w:b w:val="0"/>
                 <w:sz w:val="16"/>
               </w:rPr>
@@ -1113,7 +1128,7 @@
             <w:r/>
             <w:r>
               <w:rPr>
-                <w:rFonts w:ascii="Arial" w:hAnsi="Arial"/>
+                <w:rFonts w:ascii="Verdana" w:hAnsi="Verdana"/>
                 <w:b w:val="0"/>
                 <w:sz w:val="16"/>
               </w:rPr>
@@ -1129,7 +1144,7 @@
             <w:r/>
             <w:r>
               <w:rPr>
-                <w:rFonts w:ascii="Arial" w:hAnsi="Arial"/>
+                <w:rFonts w:ascii="Verdana" w:hAnsi="Verdana"/>
                 <w:b w:val="0"/>
                 <w:sz w:val="16"/>
               </w:rPr>
@@ -1145,7 +1160,7 @@
             <w:r/>
             <w:r>
               <w:rPr>
-                <w:rFonts w:ascii="Arial" w:hAnsi="Arial"/>
+                <w:rFonts w:ascii="Verdana" w:hAnsi="Verdana"/>
                 <w:b w:val="0"/>
                 <w:sz w:val="16"/>
               </w:rPr>
@@ -1162,7 +1177,7 @@
             <w:r/>
             <w:r>
               <w:rPr>
-                <w:rFonts w:ascii="Arial" w:hAnsi="Arial"/>
+                <w:rFonts w:ascii="Verdana" w:hAnsi="Verdana"/>
                 <w:b w:val="0"/>
                 <w:sz w:val="16"/>
               </w:rPr>
@@ -1178,7 +1193,7 @@
             <w:r/>
             <w:r>
               <w:rPr>
-                <w:rFonts w:ascii="Arial" w:hAnsi="Arial"/>
+                <w:rFonts w:ascii="Verdana" w:hAnsi="Verdana"/>
                 <w:b w:val="0"/>
                 <w:sz w:val="16"/>
               </w:rPr>
@@ -1194,7 +1209,7 @@
             <w:r/>
             <w:r>
               <w:rPr>
-                <w:rFonts w:ascii="Arial" w:hAnsi="Arial"/>
+                <w:rFonts w:ascii="Verdana" w:hAnsi="Verdana"/>
                 <w:b w:val="0"/>
                 <w:sz w:val="16"/>
               </w:rPr>
@@ -1207,7 +1222,7 @@
     <w:p>
       <w:r>
         <w:rPr>
-          <w:rFonts w:ascii="Arial" w:hAnsi="Arial"/>
+          <w:rFonts w:ascii="Verdana" w:hAnsi="Verdana"/>
           <w:b/>
           <w:sz w:val="18"/>
         </w:rPr>
@@ -1220,6 +1235,20 @@
         <w:tblW w:type="auto" w:w="0"/>
         <w:jc w:val="center"/>
         <w:tblLook w:firstColumn="1" w:firstRow="1" w:lastColumn="0" w:lastRow="0" w:noHBand="0" w:noVBand="1" w:val="04A0"/>
+        <w:tblBorders>
+          <w:top w:val="single" w:sz="4" w:space="0" w:color="595959"/>
+          <w:left w:val="single" w:sz="4" w:space="0" w:color="595959"/>
+          <w:bottom w:val="single" w:sz="4" w:space="0" w:color="595959"/>
+          <w:right w:val="single" w:sz="4" w:space="0" w:color="595959"/>
+          <w:insideH w:val="single" w:sz="4" w:space="0" w:color="595959"/>
+          <w:insideV w:val="single" w:sz="4" w:space="0" w:color="595959"/>
+        </w:tblBorders>
+        <w:tblCellMar>
+          <w:top w:w="85" w:type="dxa"/>
+          <w:left w:w="85" w:type="dxa"/>
+          <w:bottom w:w="85" w:type="dxa"/>
+          <w:right w:w="85" w:type="dxa"/>
+        </w:tblCellMar>
       </w:tblPr>
       <w:tblGrid>
         <w:gridCol w:w="5046"/>
@@ -1229,61 +1258,52 @@
       <w:tr>
         <w:tc>
           <w:tcPr>
-            <w:tcW w:type="dxa" w:w="5046"/>
-            <w:shd w:val="clear" w:color="auto" w:fill="D9E2F3"/>
-          </w:tcPr>
-          <w:p>
-            <w:pPr>
-              <w:jc w:val="center"/>
-            </w:pPr>
-            <w:r/>
-            <w:r>
-              <w:rPr>
-                <w:rFonts w:ascii="Arial" w:hAnsi="Arial"/>
-                <w:b/>
-                <w:sz w:val="16"/>
-              </w:rPr>
-              <w:t>Code Figure</w:t>
-            </w:r>
-          </w:p>
-        </w:tc>
-        <w:tc>
-          <w:tcPr>
-            <w:tcW w:type="dxa" w:w="5046"/>
-            <w:shd w:val="clear" w:color="auto" w:fill="D9E2F3"/>
-          </w:tcPr>
-          <w:p>
-            <w:pPr>
-              <w:jc w:val="center"/>
-            </w:pPr>
-            <w:r/>
-            <w:r>
-              <w:rPr>
-                <w:rFonts w:ascii="Arial" w:hAnsi="Arial"/>
-                <w:b/>
-                <w:sz w:val="16"/>
-              </w:rPr>
-              <w:t>Entry Name</w:t>
-            </w:r>
-          </w:p>
-        </w:tc>
-        <w:tc>
-          <w:tcPr>
-            <w:tcW w:type="dxa" w:w="5046"/>
-            <w:shd w:val="clear" w:color="auto" w:fill="D9E2F3"/>
-          </w:tcPr>
-          <w:p>
-            <w:pPr>
-              <w:jc w:val="center"/>
-            </w:pPr>
-            <w:r/>
-            <w:r>
-              <w:rPr>
-                <w:rFonts w:ascii="Arial" w:hAnsi="Arial"/>
-                <w:b/>
-                <w:sz w:val="16"/>
-              </w:rPr>
-              <w:t>Note</w:t>
+            <w:tcW w:type="dxa" w:w="1134"/>
+            <w:shd w:val="clear" w:color="auto" w:fill="D9D9D9"/>
+          </w:tcPr>
+          <w:p>
+            <w:r/>
+            <w:r>
+              <w:rPr>
+                <w:rFonts w:ascii="Verdana" w:hAnsi="Verdana"/>
+                <w:b w:val="0"/>
+                <w:sz w:val="16"/>
+              </w:rPr>
+              <w:t>КОДОВАЯ ЦИФРА</w:t>
+            </w:r>
+          </w:p>
+        </w:tc>
+        <w:tc>
+          <w:tcPr>
+            <w:tcW w:type="dxa" w:w="5046"/>
+            <w:shd w:val="clear" w:color="auto" w:fill="D9D9D9"/>
+          </w:tcPr>
+          <w:p>
+            <w:r/>
+            <w:r>
+              <w:rPr>
+                <w:rFonts w:ascii="Verdana" w:hAnsi="Verdana"/>
+                <w:b w:val="0"/>
+                <w:sz w:val="16"/>
+              </w:rPr>
+              <w:t>ЗНАЧЕНИЕ</w:t>
+            </w:r>
+          </w:p>
+        </w:tc>
+        <w:tc>
+          <w:tcPr>
+            <w:tcW w:type="dxa" w:w="5046"/>
+            <w:shd w:val="clear" w:color="auto" w:fill="D9D9D9"/>
+          </w:tcPr>
+          <w:p>
+            <w:r/>
+            <w:r>
+              <w:rPr>
+                <w:rFonts w:ascii="Verdana" w:hAnsi="Verdana"/>
+                <w:b w:val="0"/>
+                <w:sz w:val="16"/>
+              </w:rPr>
+              <w:t>ПРИМЕЧАНИЕ</w:t>
             </w:r>
           </w:p>
         </w:tc>
@@ -1297,7 +1317,7 @@
             <w:r/>
             <w:r>
               <w:rPr>
-                <w:rFonts w:ascii="Arial" w:hAnsi="Arial"/>
+                <w:rFonts w:ascii="Verdana" w:hAnsi="Verdana"/>
                 <w:b w:val="0"/>
                 <w:sz w:val="16"/>
               </w:rPr>
@@ -1313,7 +1333,7 @@
             <w:r/>
             <w:r>
               <w:rPr>
-                <w:rFonts w:ascii="Arial" w:hAnsi="Arial"/>
+                <w:rFonts w:ascii="Verdana" w:hAnsi="Verdana"/>
                 <w:b w:val="0"/>
                 <w:sz w:val="16"/>
               </w:rPr>
@@ -1329,7 +1349,7 @@
             <w:r/>
             <w:r>
               <w:rPr>
-                <w:rFonts w:ascii="Arial" w:hAnsi="Arial"/>
+                <w:rFonts w:ascii="Verdana" w:hAnsi="Verdana"/>
                 <w:b w:val="0"/>
                 <w:sz w:val="16"/>
               </w:rPr>
@@ -1346,7 +1366,7 @@
             <w:r/>
             <w:r>
               <w:rPr>
-                <w:rFonts w:ascii="Arial" w:hAnsi="Arial"/>
+                <w:rFonts w:ascii="Verdana" w:hAnsi="Verdana"/>
                 <w:b w:val="0"/>
                 <w:sz w:val="16"/>
               </w:rPr>
@@ -1362,7 +1382,7 @@
             <w:r/>
             <w:r>
               <w:rPr>
-                <w:rFonts w:ascii="Arial" w:hAnsi="Arial"/>
+                <w:rFonts w:ascii="Verdana" w:hAnsi="Verdana"/>
                 <w:b w:val="0"/>
                 <w:sz w:val="16"/>
               </w:rPr>
@@ -1378,7 +1398,7 @@
             <w:r/>
             <w:r>
               <w:rPr>
-                <w:rFonts w:ascii="Arial" w:hAnsi="Arial"/>
+                <w:rFonts w:ascii="Verdana" w:hAnsi="Verdana"/>
                 <w:b w:val="0"/>
                 <w:sz w:val="16"/>
               </w:rPr>
@@ -1395,7 +1415,7 @@
             <w:r/>
             <w:r>
               <w:rPr>
-                <w:rFonts w:ascii="Arial" w:hAnsi="Arial"/>
+                <w:rFonts w:ascii="Verdana" w:hAnsi="Verdana"/>
                 <w:b w:val="0"/>
                 <w:sz w:val="16"/>
               </w:rPr>
@@ -1411,7 +1431,7 @@
             <w:r/>
             <w:r>
               <w:rPr>
-                <w:rFonts w:ascii="Arial" w:hAnsi="Arial"/>
+                <w:rFonts w:ascii="Verdana" w:hAnsi="Verdana"/>
                 <w:b w:val="0"/>
                 <w:sz w:val="16"/>
               </w:rPr>
@@ -1427,7 +1447,7 @@
             <w:r/>
             <w:r>
               <w:rPr>
-                <w:rFonts w:ascii="Arial" w:hAnsi="Arial"/>
+                <w:rFonts w:ascii="Verdana" w:hAnsi="Verdana"/>
                 <w:b w:val="0"/>
                 <w:sz w:val="16"/>
               </w:rPr>
@@ -1444,7 +1464,7 @@
             <w:r/>
             <w:r>
               <w:rPr>
-                <w:rFonts w:ascii="Arial" w:hAnsi="Arial"/>
+                <w:rFonts w:ascii="Verdana" w:hAnsi="Verdana"/>
                 <w:b w:val="0"/>
                 <w:sz w:val="16"/>
               </w:rPr>
@@ -1460,7 +1480,7 @@
             <w:r/>
             <w:r>
               <w:rPr>
-                <w:rFonts w:ascii="Arial" w:hAnsi="Arial"/>
+                <w:rFonts w:ascii="Verdana" w:hAnsi="Verdana"/>
                 <w:b w:val="0"/>
                 <w:sz w:val="16"/>
               </w:rPr>
@@ -1476,7 +1496,7 @@
             <w:r/>
             <w:r>
               <w:rPr>
-                <w:rFonts w:ascii="Arial" w:hAnsi="Arial"/>
+                <w:rFonts w:ascii="Verdana" w:hAnsi="Verdana"/>
                 <w:b w:val="0"/>
                 <w:sz w:val="16"/>
               </w:rPr>
@@ -1493,7 +1513,7 @@
             <w:r/>
             <w:r>
               <w:rPr>
-                <w:rFonts w:ascii="Arial" w:hAnsi="Arial"/>
+                <w:rFonts w:ascii="Verdana" w:hAnsi="Verdana"/>
                 <w:b w:val="0"/>
                 <w:sz w:val="16"/>
               </w:rPr>
@@ -1509,7 +1529,7 @@
             <w:r/>
             <w:r>
               <w:rPr>
-                <w:rFonts w:ascii="Arial" w:hAnsi="Arial"/>
+                <w:rFonts w:ascii="Verdana" w:hAnsi="Verdana"/>
                 <w:b w:val="0"/>
                 <w:sz w:val="16"/>
               </w:rPr>
@@ -1525,7 +1545,7 @@
             <w:r/>
             <w:r>
               <w:rPr>
-                <w:rFonts w:ascii="Arial" w:hAnsi="Arial"/>
+                <w:rFonts w:ascii="Verdana" w:hAnsi="Verdana"/>
                 <w:b w:val="0"/>
                 <w:sz w:val="16"/>
               </w:rPr>
@@ -1542,7 +1562,7 @@
             <w:r/>
             <w:r>
               <w:rPr>
-                <w:rFonts w:ascii="Arial" w:hAnsi="Arial"/>
+                <w:rFonts w:ascii="Verdana" w:hAnsi="Verdana"/>
                 <w:b w:val="0"/>
                 <w:sz w:val="16"/>
               </w:rPr>
@@ -1558,7 +1578,7 @@
             <w:r/>
             <w:r>
               <w:rPr>
-                <w:rFonts w:ascii="Arial" w:hAnsi="Arial"/>
+                <w:rFonts w:ascii="Verdana" w:hAnsi="Verdana"/>
                 <w:b w:val="0"/>
                 <w:sz w:val="16"/>
               </w:rPr>
@@ -1574,7 +1594,7 @@
             <w:r/>
             <w:r>
               <w:rPr>
-                <w:rFonts w:ascii="Arial" w:hAnsi="Arial"/>
+                <w:rFonts w:ascii="Verdana" w:hAnsi="Verdana"/>
                 <w:b w:val="0"/>
                 <w:sz w:val="16"/>
               </w:rPr>
@@ -1591,7 +1611,7 @@
             <w:r/>
             <w:r>
               <w:rPr>
-                <w:rFonts w:ascii="Arial" w:hAnsi="Arial"/>
+                <w:rFonts w:ascii="Verdana" w:hAnsi="Verdana"/>
                 <w:b w:val="0"/>
                 <w:sz w:val="16"/>
               </w:rPr>
@@ -1607,7 +1627,7 @@
             <w:r/>
             <w:r>
               <w:rPr>
-                <w:rFonts w:ascii="Arial" w:hAnsi="Arial"/>
+                <w:rFonts w:ascii="Verdana" w:hAnsi="Verdana"/>
                 <w:b w:val="0"/>
                 <w:sz w:val="16"/>
               </w:rPr>
@@ -1623,7 +1643,7 @@
             <w:r/>
             <w:r>
               <w:rPr>
-                <w:rFonts w:ascii="Arial" w:hAnsi="Arial"/>
+                <w:rFonts w:ascii="Verdana" w:hAnsi="Verdana"/>
                 <w:b w:val="0"/>
                 <w:sz w:val="16"/>
               </w:rPr>
@@ -1640,7 +1660,7 @@
             <w:r/>
             <w:r>
               <w:rPr>
-                <w:rFonts w:ascii="Arial" w:hAnsi="Arial"/>
+                <w:rFonts w:ascii="Verdana" w:hAnsi="Verdana"/>
                 <w:b w:val="0"/>
                 <w:sz w:val="16"/>
               </w:rPr>
@@ -1656,7 +1676,7 @@
             <w:r/>
             <w:r>
               <w:rPr>
-                <w:rFonts w:ascii="Arial" w:hAnsi="Arial"/>
+                <w:rFonts w:ascii="Verdana" w:hAnsi="Verdana"/>
                 <w:b w:val="0"/>
                 <w:sz w:val="16"/>
               </w:rPr>
@@ -1672,7 +1692,7 @@
             <w:r/>
             <w:r>
               <w:rPr>
-                <w:rFonts w:ascii="Arial" w:hAnsi="Arial"/>
+                <w:rFonts w:ascii="Verdana" w:hAnsi="Verdana"/>
                 <w:b w:val="0"/>
                 <w:sz w:val="16"/>
               </w:rPr>
@@ -1689,7 +1709,7 @@
             <w:r/>
             <w:r>
               <w:rPr>
-                <w:rFonts w:ascii="Arial" w:hAnsi="Arial"/>
+                <w:rFonts w:ascii="Verdana" w:hAnsi="Verdana"/>
                 <w:b w:val="0"/>
                 <w:sz w:val="16"/>
               </w:rPr>
@@ -1705,7 +1725,7 @@
             <w:r/>
             <w:r>
               <w:rPr>
-                <w:rFonts w:ascii="Arial" w:hAnsi="Arial"/>
+                <w:rFonts w:ascii="Verdana" w:hAnsi="Verdana"/>
                 <w:b w:val="0"/>
                 <w:sz w:val="16"/>
               </w:rPr>
@@ -1721,7 +1741,7 @@
             <w:r/>
             <w:r>
               <w:rPr>
-                <w:rFonts w:ascii="Arial" w:hAnsi="Arial"/>
+                <w:rFonts w:ascii="Verdana" w:hAnsi="Verdana"/>
                 <w:b w:val="0"/>
                 <w:sz w:val="16"/>
               </w:rPr>
@@ -1738,7 +1758,7 @@
             <w:r/>
             <w:r>
               <w:rPr>
-                <w:rFonts w:ascii="Arial" w:hAnsi="Arial"/>
+                <w:rFonts w:ascii="Verdana" w:hAnsi="Verdana"/>
                 <w:b w:val="0"/>
                 <w:sz w:val="16"/>
               </w:rPr>
@@ -1754,7 +1774,7 @@
             <w:r/>
             <w:r>
               <w:rPr>
-                <w:rFonts w:ascii="Arial" w:hAnsi="Arial"/>
+                <w:rFonts w:ascii="Verdana" w:hAnsi="Verdana"/>
                 <w:b w:val="0"/>
                 <w:sz w:val="16"/>
               </w:rPr>
@@ -1770,7 +1790,7 @@
             <w:r/>
             <w:r>
               <w:rPr>
-                <w:rFonts w:ascii="Arial" w:hAnsi="Arial"/>
+                <w:rFonts w:ascii="Verdana" w:hAnsi="Verdana"/>
                 <w:b w:val="0"/>
                 <w:sz w:val="16"/>
               </w:rPr>
@@ -1787,7 +1807,7 @@
             <w:r/>
             <w:r>
               <w:rPr>
-                <w:rFonts w:ascii="Arial" w:hAnsi="Arial"/>
+                <w:rFonts w:ascii="Verdana" w:hAnsi="Verdana"/>
                 <w:b w:val="0"/>
                 <w:sz w:val="16"/>
               </w:rPr>
@@ -1803,7 +1823,7 @@
             <w:r/>
             <w:r>
               <w:rPr>
-                <w:rFonts w:ascii="Arial" w:hAnsi="Arial"/>
+                <w:rFonts w:ascii="Verdana" w:hAnsi="Verdana"/>
                 <w:b w:val="0"/>
                 <w:sz w:val="16"/>
               </w:rPr>
@@ -1819,7 +1839,7 @@
             <w:r/>
             <w:r>
               <w:rPr>
-                <w:rFonts w:ascii="Arial" w:hAnsi="Arial"/>
+                <w:rFonts w:ascii="Verdana" w:hAnsi="Verdana"/>
                 <w:b w:val="0"/>
                 <w:sz w:val="16"/>
               </w:rPr>
@@ -1832,7 +1852,7 @@
     <w:p>
       <w:r>
         <w:rPr>
-          <w:rFonts w:ascii="Arial" w:hAnsi="Arial"/>
+          <w:rFonts w:ascii="Verdana" w:hAnsi="Verdana"/>
           <w:b/>
           <w:sz w:val="18"/>
         </w:rPr>
@@ -1845,6 +1865,20 @@
         <w:tblW w:type="auto" w:w="0"/>
         <w:jc w:val="center"/>
         <w:tblLook w:firstColumn="1" w:firstRow="1" w:lastColumn="0" w:lastRow="0" w:noHBand="0" w:noVBand="1" w:val="04A0"/>
+        <w:tblBorders>
+          <w:top w:val="single" w:sz="4" w:space="0" w:color="595959"/>
+          <w:left w:val="single" w:sz="4" w:space="0" w:color="595959"/>
+          <w:bottom w:val="single" w:sz="4" w:space="0" w:color="595959"/>
+          <w:right w:val="single" w:sz="4" w:space="0" w:color="595959"/>
+          <w:insideH w:val="single" w:sz="4" w:space="0" w:color="595959"/>
+          <w:insideV w:val="single" w:sz="4" w:space="0" w:color="595959"/>
+        </w:tblBorders>
+        <w:tblCellMar>
+          <w:top w:w="85" w:type="dxa"/>
+          <w:left w:w="85" w:type="dxa"/>
+          <w:bottom w:w="85" w:type="dxa"/>
+          <w:right w:w="85" w:type="dxa"/>
+        </w:tblCellMar>
       </w:tblPr>
       <w:tblGrid>
         <w:gridCol w:w="5046"/>
@@ -1854,61 +1888,52 @@
       <w:tr>
         <w:tc>
           <w:tcPr>
-            <w:tcW w:type="dxa" w:w="5046"/>
-            <w:shd w:val="clear" w:color="auto" w:fill="D9E2F3"/>
-          </w:tcPr>
-          <w:p>
-            <w:pPr>
-              <w:jc w:val="center"/>
-            </w:pPr>
-            <w:r/>
-            <w:r>
-              <w:rPr>
-                <w:rFonts w:ascii="Arial" w:hAnsi="Arial"/>
-                <w:b/>
-                <w:sz w:val="16"/>
-              </w:rPr>
-              <w:t>Code Figure</w:t>
-            </w:r>
-          </w:p>
-        </w:tc>
-        <w:tc>
-          <w:tcPr>
-            <w:tcW w:type="dxa" w:w="5046"/>
-            <w:shd w:val="clear" w:color="auto" w:fill="D9E2F3"/>
-          </w:tcPr>
-          <w:p>
-            <w:pPr>
-              <w:jc w:val="center"/>
-            </w:pPr>
-            <w:r/>
-            <w:r>
-              <w:rPr>
-                <w:rFonts w:ascii="Arial" w:hAnsi="Arial"/>
-                <w:b/>
-                <w:sz w:val="16"/>
-              </w:rPr>
-              <w:t>Entry Name</w:t>
-            </w:r>
-          </w:p>
-        </w:tc>
-        <w:tc>
-          <w:tcPr>
-            <w:tcW w:type="dxa" w:w="5046"/>
-            <w:shd w:val="clear" w:color="auto" w:fill="D9E2F3"/>
-          </w:tcPr>
-          <w:p>
-            <w:pPr>
-              <w:jc w:val="center"/>
-            </w:pPr>
-            <w:r/>
-            <w:r>
-              <w:rPr>
-                <w:rFonts w:ascii="Arial" w:hAnsi="Arial"/>
-                <w:b/>
-                <w:sz w:val="16"/>
-              </w:rPr>
-              <w:t>Note</w:t>
+            <w:tcW w:type="dxa" w:w="1134"/>
+            <w:shd w:val="clear" w:color="auto" w:fill="D9D9D9"/>
+          </w:tcPr>
+          <w:p>
+            <w:r/>
+            <w:r>
+              <w:rPr>
+                <w:rFonts w:ascii="Verdana" w:hAnsi="Verdana"/>
+                <w:b w:val="0"/>
+                <w:sz w:val="16"/>
+              </w:rPr>
+              <w:t>КОДОВАЯ ЦИФРА</w:t>
+            </w:r>
+          </w:p>
+        </w:tc>
+        <w:tc>
+          <w:tcPr>
+            <w:tcW w:type="dxa" w:w="5046"/>
+            <w:shd w:val="clear" w:color="auto" w:fill="D9D9D9"/>
+          </w:tcPr>
+          <w:p>
+            <w:r/>
+            <w:r>
+              <w:rPr>
+                <w:rFonts w:ascii="Verdana" w:hAnsi="Verdana"/>
+                <w:b w:val="0"/>
+                <w:sz w:val="16"/>
+              </w:rPr>
+              <w:t>ЗНАЧЕНИЕ</w:t>
+            </w:r>
+          </w:p>
+        </w:tc>
+        <w:tc>
+          <w:tcPr>
+            <w:tcW w:type="dxa" w:w="5046"/>
+            <w:shd w:val="clear" w:color="auto" w:fill="D9D9D9"/>
+          </w:tcPr>
+          <w:p>
+            <w:r/>
+            <w:r>
+              <w:rPr>
+                <w:rFonts w:ascii="Verdana" w:hAnsi="Verdana"/>
+                <w:b w:val="0"/>
+                <w:sz w:val="16"/>
+              </w:rPr>
+              <w:t>ПРИМЕЧАНИЕ</w:t>
             </w:r>
           </w:p>
         </w:tc>
@@ -1922,7 +1947,7 @@
             <w:r/>
             <w:r>
               <w:rPr>
-                <w:rFonts w:ascii="Arial" w:hAnsi="Arial"/>
+                <w:rFonts w:ascii="Verdana" w:hAnsi="Verdana"/>
                 <w:b w:val="0"/>
                 <w:sz w:val="16"/>
               </w:rPr>
@@ -1938,7 +1963,7 @@
             <w:r/>
             <w:r>
               <w:rPr>
-                <w:rFonts w:ascii="Arial" w:hAnsi="Arial"/>
+                <w:rFonts w:ascii="Verdana" w:hAnsi="Verdana"/>
                 <w:b w:val="0"/>
                 <w:sz w:val="16"/>
               </w:rPr>
@@ -1954,7 +1979,7 @@
             <w:r/>
             <w:r>
               <w:rPr>
-                <w:rFonts w:ascii="Arial" w:hAnsi="Arial"/>
+                <w:rFonts w:ascii="Verdana" w:hAnsi="Verdana"/>
                 <w:b w:val="0"/>
                 <w:sz w:val="16"/>
               </w:rPr>
@@ -1971,7 +1996,7 @@
             <w:r/>
             <w:r>
               <w:rPr>
-                <w:rFonts w:ascii="Arial" w:hAnsi="Arial"/>
+                <w:rFonts w:ascii="Verdana" w:hAnsi="Verdana"/>
                 <w:b w:val="0"/>
                 <w:sz w:val="16"/>
               </w:rPr>
@@ -1987,7 +2012,7 @@
             <w:r/>
             <w:r>
               <w:rPr>
-                <w:rFonts w:ascii="Arial" w:hAnsi="Arial"/>
+                <w:rFonts w:ascii="Verdana" w:hAnsi="Verdana"/>
                 <w:b w:val="0"/>
                 <w:sz w:val="16"/>
               </w:rPr>
@@ -2003,7 +2028,7 @@
             <w:r/>
             <w:r>
               <w:rPr>
-                <w:rFonts w:ascii="Arial" w:hAnsi="Arial"/>
+                <w:rFonts w:ascii="Verdana" w:hAnsi="Verdana"/>
                 <w:b w:val="0"/>
                 <w:sz w:val="16"/>
               </w:rPr>
@@ -2020,7 +2045,7 @@
             <w:r/>
             <w:r>
               <w:rPr>
-                <w:rFonts w:ascii="Arial" w:hAnsi="Arial"/>
+                <w:rFonts w:ascii="Verdana" w:hAnsi="Verdana"/>
                 <w:b w:val="0"/>
                 <w:sz w:val="16"/>
               </w:rPr>
@@ -2036,7 +2061,7 @@
             <w:r/>
             <w:r>
               <w:rPr>
-                <w:rFonts w:ascii="Arial" w:hAnsi="Arial"/>
+                <w:rFonts w:ascii="Verdana" w:hAnsi="Verdana"/>
                 <w:b w:val="0"/>
                 <w:sz w:val="16"/>
               </w:rPr>
@@ -2052,7 +2077,7 @@
             <w:r/>
             <w:r>
               <w:rPr>
-                <w:rFonts w:ascii="Arial" w:hAnsi="Arial"/>
+                <w:rFonts w:ascii="Verdana" w:hAnsi="Verdana"/>
                 <w:b w:val="0"/>
                 <w:sz w:val="16"/>
               </w:rPr>
@@ -2069,7 +2094,7 @@
             <w:r/>
             <w:r>
               <w:rPr>
-                <w:rFonts w:ascii="Arial" w:hAnsi="Arial"/>
+                <w:rFonts w:ascii="Verdana" w:hAnsi="Verdana"/>
                 <w:b w:val="0"/>
                 <w:sz w:val="16"/>
               </w:rPr>
@@ -2085,7 +2110,7 @@
             <w:r/>
             <w:r>
               <w:rPr>
-                <w:rFonts w:ascii="Arial" w:hAnsi="Arial"/>
+                <w:rFonts w:ascii="Verdana" w:hAnsi="Verdana"/>
                 <w:b w:val="0"/>
                 <w:sz w:val="16"/>
               </w:rPr>
@@ -2101,7 +2126,7 @@
             <w:r/>
             <w:r>
               <w:rPr>
-                <w:rFonts w:ascii="Arial" w:hAnsi="Arial"/>
+                <w:rFonts w:ascii="Verdana" w:hAnsi="Verdana"/>
                 <w:b w:val="0"/>
                 <w:sz w:val="16"/>
               </w:rPr>
@@ -2118,7 +2143,7 @@
             <w:r/>
             <w:r>
               <w:rPr>
-                <w:rFonts w:ascii="Arial" w:hAnsi="Arial"/>
+                <w:rFonts w:ascii="Verdana" w:hAnsi="Verdana"/>
                 <w:b w:val="0"/>
                 <w:sz w:val="16"/>
               </w:rPr>
@@ -2134,7 +2159,7 @@
             <w:r/>
             <w:r>
               <w:rPr>
-                <w:rFonts w:ascii="Arial" w:hAnsi="Arial"/>
+                <w:rFonts w:ascii="Verdana" w:hAnsi="Verdana"/>
                 <w:b w:val="0"/>
                 <w:sz w:val="16"/>
               </w:rPr>
@@ -2150,7 +2175,7 @@
             <w:r/>
             <w:r>
               <w:rPr>
-                <w:rFonts w:ascii="Arial" w:hAnsi="Arial"/>
+                <w:rFonts w:ascii="Verdana" w:hAnsi="Verdana"/>
                 <w:b w:val="0"/>
                 <w:sz w:val="16"/>
               </w:rPr>
@@ -2167,7 +2192,7 @@
             <w:r/>
             <w:r>
               <w:rPr>
-                <w:rFonts w:ascii="Arial" w:hAnsi="Arial"/>
+                <w:rFonts w:ascii="Verdana" w:hAnsi="Verdana"/>
                 <w:b w:val="0"/>
                 <w:sz w:val="16"/>
               </w:rPr>
@@ -2183,7 +2208,7 @@
             <w:r/>
             <w:r>
               <w:rPr>
-                <w:rFonts w:ascii="Arial" w:hAnsi="Arial"/>
+                <w:rFonts w:ascii="Verdana" w:hAnsi="Verdana"/>
                 <w:b w:val="0"/>
                 <w:sz w:val="16"/>
               </w:rPr>
@@ -2199,7 +2224,7 @@
             <w:r/>
             <w:r>
               <w:rPr>
-                <w:rFonts w:ascii="Arial" w:hAnsi="Arial"/>
+                <w:rFonts w:ascii="Verdana" w:hAnsi="Verdana"/>
                 <w:b w:val="0"/>
                 <w:sz w:val="16"/>
               </w:rPr>
@@ -2216,7 +2241,7 @@
             <w:r/>
             <w:r>
               <w:rPr>
-                <w:rFonts w:ascii="Arial" w:hAnsi="Arial"/>
+                <w:rFonts w:ascii="Verdana" w:hAnsi="Verdana"/>
                 <w:b w:val="0"/>
                 <w:sz w:val="16"/>
               </w:rPr>
@@ -2232,7 +2257,7 @@
             <w:r/>
             <w:r>
               <w:rPr>
-                <w:rFonts w:ascii="Arial" w:hAnsi="Arial"/>
+                <w:rFonts w:ascii="Verdana" w:hAnsi="Verdana"/>
                 <w:b w:val="0"/>
                 <w:sz w:val="16"/>
               </w:rPr>
@@ -2248,7 +2273,7 @@
             <w:r/>
             <w:r>
               <w:rPr>
-                <w:rFonts w:ascii="Arial" w:hAnsi="Arial"/>
+                <w:rFonts w:ascii="Verdana" w:hAnsi="Verdana"/>
                 <w:b w:val="0"/>
                 <w:sz w:val="16"/>
               </w:rPr>
@@ -2265,7 +2290,7 @@
             <w:r/>
             <w:r>
               <w:rPr>
-                <w:rFonts w:ascii="Arial" w:hAnsi="Arial"/>
+                <w:rFonts w:ascii="Verdana" w:hAnsi="Verdana"/>
                 <w:b w:val="0"/>
                 <w:sz w:val="16"/>
               </w:rPr>
@@ -2281,7 +2306,7 @@
             <w:r/>
             <w:r>
               <w:rPr>
-                <w:rFonts w:ascii="Arial" w:hAnsi="Arial"/>
+                <w:rFonts w:ascii="Verdana" w:hAnsi="Verdana"/>
                 <w:b w:val="0"/>
                 <w:sz w:val="16"/>
               </w:rPr>
@@ -2297,7 +2322,7 @@
             <w:r/>
             <w:r>
               <w:rPr>
-                <w:rFonts w:ascii="Arial" w:hAnsi="Arial"/>
+                <w:rFonts w:ascii="Verdana" w:hAnsi="Verdana"/>
                 <w:b w:val="0"/>
                 <w:sz w:val="16"/>
               </w:rPr>
@@ -2314,7 +2339,7 @@
             <w:r/>
             <w:r>
               <w:rPr>
-                <w:rFonts w:ascii="Arial" w:hAnsi="Arial"/>
+                <w:rFonts w:ascii="Verdana" w:hAnsi="Verdana"/>
                 <w:b w:val="0"/>
                 <w:sz w:val="16"/>
               </w:rPr>
@@ -2330,7 +2355,7 @@
             <w:r/>
             <w:r>
               <w:rPr>
-                <w:rFonts w:ascii="Arial" w:hAnsi="Arial"/>
+                <w:rFonts w:ascii="Verdana" w:hAnsi="Verdana"/>
                 <w:b w:val="0"/>
                 <w:sz w:val="16"/>
               </w:rPr>
@@ -2346,7 +2371,7 @@
             <w:r/>
             <w:r>
               <w:rPr>
-                <w:rFonts w:ascii="Arial" w:hAnsi="Arial"/>
+                <w:rFonts w:ascii="Verdana" w:hAnsi="Verdana"/>
                 <w:b w:val="0"/>
                 <w:sz w:val="16"/>
               </w:rPr>
@@ -2363,7 +2388,7 @@
             <w:r/>
             <w:r>
               <w:rPr>
-                <w:rFonts w:ascii="Arial" w:hAnsi="Arial"/>
+                <w:rFonts w:ascii="Verdana" w:hAnsi="Verdana"/>
                 <w:b w:val="0"/>
                 <w:sz w:val="16"/>
               </w:rPr>
@@ -2379,7 +2404,7 @@
             <w:r/>
             <w:r>
               <w:rPr>
-                <w:rFonts w:ascii="Arial" w:hAnsi="Arial"/>
+                <w:rFonts w:ascii="Verdana" w:hAnsi="Verdana"/>
                 <w:b w:val="0"/>
                 <w:sz w:val="16"/>
               </w:rPr>
@@ -2395,7 +2420,7 @@
             <w:r/>
             <w:r>
               <w:rPr>
-                <w:rFonts w:ascii="Arial" w:hAnsi="Arial"/>
+                <w:rFonts w:ascii="Verdana" w:hAnsi="Verdana"/>
                 <w:b w:val="0"/>
                 <w:sz w:val="16"/>
               </w:rPr>
@@ -2412,7 +2437,7 @@
             <w:r/>
             <w:r>
               <w:rPr>
-                <w:rFonts w:ascii="Arial" w:hAnsi="Arial"/>
+                <w:rFonts w:ascii="Verdana" w:hAnsi="Verdana"/>
                 <w:b w:val="0"/>
                 <w:sz w:val="16"/>
               </w:rPr>
@@ -2428,7 +2453,7 @@
             <w:r/>
             <w:r>
               <w:rPr>
-                <w:rFonts w:ascii="Arial" w:hAnsi="Arial"/>
+                <w:rFonts w:ascii="Verdana" w:hAnsi="Verdana"/>
                 <w:b w:val="0"/>
                 <w:sz w:val="16"/>
               </w:rPr>
@@ -2444,7 +2469,7 @@
             <w:r/>
             <w:r>
               <w:rPr>
-                <w:rFonts w:ascii="Arial" w:hAnsi="Arial"/>
+                <w:rFonts w:ascii="Verdana" w:hAnsi="Verdana"/>
                 <w:b w:val="0"/>
                 <w:sz w:val="16"/>
               </w:rPr>
@@ -2461,7 +2486,7 @@
             <w:r/>
             <w:r>
               <w:rPr>
-                <w:rFonts w:ascii="Arial" w:hAnsi="Arial"/>
+                <w:rFonts w:ascii="Verdana" w:hAnsi="Verdana"/>
                 <w:b w:val="0"/>
                 <w:sz w:val="16"/>
               </w:rPr>
@@ -2477,7 +2502,7 @@
             <w:r/>
             <w:r>
               <w:rPr>
-                <w:rFonts w:ascii="Arial" w:hAnsi="Arial"/>
+                <w:rFonts w:ascii="Verdana" w:hAnsi="Verdana"/>
                 <w:b w:val="0"/>
                 <w:sz w:val="16"/>
               </w:rPr>
@@ -2493,7 +2518,7 @@
             <w:r/>
             <w:r>
               <w:rPr>
-                <w:rFonts w:ascii="Arial" w:hAnsi="Arial"/>
+                <w:rFonts w:ascii="Verdana" w:hAnsi="Verdana"/>
                 <w:b w:val="0"/>
                 <w:sz w:val="16"/>
               </w:rPr>
@@ -2506,7 +2531,7 @@
     <w:p>
       <w:r>
         <w:rPr>
-          <w:rFonts w:ascii="Arial" w:hAnsi="Arial"/>
+          <w:rFonts w:ascii="Verdana" w:hAnsi="Verdana"/>
           <w:b/>
           <w:sz w:val="18"/>
         </w:rPr>
@@ -2519,6 +2544,20 @@
         <w:tblW w:type="auto" w:w="0"/>
         <w:jc w:val="center"/>
         <w:tblLook w:firstColumn="1" w:firstRow="1" w:lastColumn="0" w:lastRow="0" w:noHBand="0" w:noVBand="1" w:val="04A0"/>
+        <w:tblBorders>
+          <w:top w:val="single" w:sz="4" w:space="0" w:color="595959"/>
+          <w:left w:val="single" w:sz="4" w:space="0" w:color="595959"/>
+          <w:bottom w:val="single" w:sz="4" w:space="0" w:color="595959"/>
+          <w:right w:val="single" w:sz="4" w:space="0" w:color="595959"/>
+          <w:insideH w:val="single" w:sz="4" w:space="0" w:color="595959"/>
+          <w:insideV w:val="single" w:sz="4" w:space="0" w:color="595959"/>
+        </w:tblBorders>
+        <w:tblCellMar>
+          <w:top w:w="85" w:type="dxa"/>
+          <w:left w:w="85" w:type="dxa"/>
+          <w:bottom w:w="85" w:type="dxa"/>
+          <w:right w:w="85" w:type="dxa"/>
+        </w:tblCellMar>
       </w:tblPr>
       <w:tblGrid>
         <w:gridCol w:w="3784"/>
@@ -2529,81 +2568,69 @@
       <w:tr>
         <w:tc>
           <w:tcPr>
+            <w:tcW w:type="dxa" w:w="1134"/>
+            <w:shd w:val="clear" w:color="auto" w:fill="D9D9D9"/>
+          </w:tcPr>
+          <w:p>
+            <w:r/>
+            <w:r>
+              <w:rPr>
+                <w:rFonts w:ascii="Verdana" w:hAnsi="Verdana"/>
+                <w:b w:val="0"/>
+                <w:sz w:val="16"/>
+              </w:rPr>
+              <w:t>КОДОВАЯ ЦИФРА</w:t>
+            </w:r>
+          </w:p>
+        </w:tc>
+        <w:tc>
+          <w:tcPr>
             <w:tcW w:type="dxa" w:w="3784"/>
-            <w:shd w:val="clear" w:color="auto" w:fill="D9E2F3"/>
-          </w:tcPr>
-          <w:p>
-            <w:pPr>
-              <w:jc w:val="center"/>
-            </w:pPr>
-            <w:r/>
-            <w:r>
-              <w:rPr>
-                <w:rFonts w:ascii="Arial" w:hAnsi="Arial"/>
-                <w:b/>
-                <w:sz w:val="16"/>
-              </w:rPr>
-              <w:t>Code Figure</w:t>
+            <w:shd w:val="clear" w:color="auto" w:fill="D9D9D9"/>
+          </w:tcPr>
+          <w:p>
+            <w:r/>
+            <w:r>
+              <w:rPr>
+                <w:rFonts w:ascii="Verdana" w:hAnsi="Verdana"/>
+                <w:b w:val="0"/>
+                <w:sz w:val="16"/>
+              </w:rPr>
+              <w:t>ЗНАЧЕНИЕ</w:t>
             </w:r>
           </w:p>
         </w:tc>
         <w:tc>
           <w:tcPr>
             <w:tcW w:type="dxa" w:w="3784"/>
-            <w:shd w:val="clear" w:color="auto" w:fill="D9E2F3"/>
-          </w:tcPr>
-          <w:p>
-            <w:pPr>
-              <w:jc w:val="center"/>
-            </w:pPr>
-            <w:r/>
-            <w:r>
-              <w:rPr>
-                <w:rFonts w:ascii="Arial" w:hAnsi="Arial"/>
-                <w:b/>
-                <w:sz w:val="16"/>
-              </w:rPr>
-              <w:t>Entry Name</w:t>
+            <w:shd w:val="clear" w:color="auto" w:fill="D9D9D9"/>
+          </w:tcPr>
+          <w:p>
+            <w:r/>
+            <w:r>
+              <w:rPr>
+                <w:rFonts w:ascii="Verdana" w:hAnsi="Verdana"/>
+                <w:b w:val="0"/>
+                <w:sz w:val="16"/>
+              </w:rPr>
+              <w:t>ПОД 1</w:t>
             </w:r>
           </w:p>
         </w:tc>
         <w:tc>
           <w:tcPr>
             <w:tcW w:type="dxa" w:w="3784"/>
-            <w:shd w:val="clear" w:color="auto" w:fill="D9E2F3"/>
-          </w:tcPr>
-          <w:p>
-            <w:pPr>
-              <w:jc w:val="center"/>
-            </w:pPr>
-            <w:r/>
-            <w:r>
-              <w:rPr>
-                <w:rFonts w:ascii="Arial" w:hAnsi="Arial"/>
-                <w:b/>
-                <w:sz w:val="16"/>
-              </w:rPr>
-              <w:t>Sub 1</w:t>
-            </w:r>
-          </w:p>
-        </w:tc>
-        <w:tc>
-          <w:tcPr>
-            <w:tcW w:type="dxa" w:w="3784"/>
-            <w:shd w:val="clear" w:color="auto" w:fill="D9E2F3"/>
-          </w:tcPr>
-          <w:p>
-            <w:pPr>
-              <w:jc w:val="center"/>
-            </w:pPr>
-            <w:r/>
-            <w:r>
-              <w:rPr>
-                <w:rFonts w:ascii="Arial" w:hAnsi="Arial"/>
-                <w:b/>
-                <w:sz w:val="16"/>
-              </w:rPr>
-              <w:t>Note</w:t>
+            <w:shd w:val="clear" w:color="auto" w:fill="D9D9D9"/>
+          </w:tcPr>
+          <w:p>
+            <w:r/>
+            <w:r>
+              <w:rPr>
+                <w:rFonts w:ascii="Verdana" w:hAnsi="Verdana"/>
+                <w:b w:val="0"/>
+                <w:sz w:val="16"/>
+              </w:rPr>
+              <w:t>ПРИМЕЧАНИЕ</w:t>
             </w:r>
           </w:p>
         </w:tc>
@@ -2617,7 +2644,7 @@
             <w:r/>
             <w:r>
               <w:rPr>
-                <w:rFonts w:ascii="Arial" w:hAnsi="Arial"/>
+                <w:rFonts w:ascii="Verdana" w:hAnsi="Verdana"/>
                 <w:b w:val="0"/>
                 <w:sz w:val="16"/>
               </w:rPr>
@@ -2633,7 +2660,7 @@
             <w:r/>
             <w:r>
               <w:rPr>
-                <w:rFonts w:ascii="Arial" w:hAnsi="Arial"/>
+                <w:rFonts w:ascii="Verdana" w:hAnsi="Verdana"/>
                 <w:b w:val="0"/>
                 <w:sz w:val="16"/>
               </w:rPr>
@@ -2649,7 +2676,7 @@
             <w:r/>
             <w:r>
               <w:rPr>
-                <w:rFonts w:ascii="Arial" w:hAnsi="Arial"/>
+                <w:rFonts w:ascii="Verdana" w:hAnsi="Verdana"/>
                 <w:b w:val="0"/>
                 <w:sz w:val="16"/>
               </w:rPr>
@@ -2664,7 +2691,7 @@
             <w:r/>
             <w:r>
               <w:rPr>
-                <w:rFonts w:ascii="Arial" w:hAnsi="Arial"/>
+                <w:rFonts w:ascii="Verdana" w:hAnsi="Verdana"/>
                 <w:b w:val="0"/>
                 <w:sz w:val="16"/>
               </w:rPr>
@@ -2681,7 +2708,7 @@
             <w:r/>
             <w:r>
               <w:rPr>
-                <w:rFonts w:ascii="Arial" w:hAnsi="Arial"/>
+                <w:rFonts w:ascii="Verdana" w:hAnsi="Verdana"/>
                 <w:b w:val="0"/>
                 <w:sz w:val="16"/>
               </w:rPr>
@@ -2697,7 +2724,7 @@
             <w:r/>
             <w:r>
               <w:rPr>
-                <w:rFonts w:ascii="Arial" w:hAnsi="Arial"/>
+                <w:rFonts w:ascii="Verdana" w:hAnsi="Verdana"/>
                 <w:b w:val="0"/>
                 <w:sz w:val="16"/>
               </w:rPr>
@@ -2713,7 +2740,7 @@
             <w:r/>
             <w:r>
               <w:rPr>
-                <w:rFonts w:ascii="Arial" w:hAnsi="Arial"/>
+                <w:rFonts w:ascii="Verdana" w:hAnsi="Verdana"/>
                 <w:b w:val="0"/>
                 <w:sz w:val="16"/>
               </w:rPr>
@@ -2729,7 +2756,7 @@
             <w:r/>
             <w:r>
               <w:rPr>
-                <w:rFonts w:ascii="Arial" w:hAnsi="Arial"/>
+                <w:rFonts w:ascii="Verdana" w:hAnsi="Verdana"/>
                 <w:b w:val="0"/>
                 <w:sz w:val="16"/>
               </w:rPr>
@@ -2746,7 +2773,7 @@
             <w:r/>
             <w:r>
               <w:rPr>
-                <w:rFonts w:ascii="Arial" w:hAnsi="Arial"/>
+                <w:rFonts w:ascii="Verdana" w:hAnsi="Verdana"/>
                 <w:b w:val="0"/>
                 <w:sz w:val="16"/>
               </w:rPr>
@@ -2762,7 +2789,7 @@
             <w:r/>
             <w:r>
               <w:rPr>
-                <w:rFonts w:ascii="Arial" w:hAnsi="Arial"/>
+                <w:rFonts w:ascii="Verdana" w:hAnsi="Verdana"/>
                 <w:b w:val="0"/>
                 <w:sz w:val="16"/>
               </w:rPr>
@@ -2778,7 +2805,7 @@
             <w:r/>
             <w:r>
               <w:rPr>
-                <w:rFonts w:ascii="Arial" w:hAnsi="Arial"/>
+                <w:rFonts w:ascii="Verdana" w:hAnsi="Verdana"/>
                 <w:b w:val="0"/>
                 <w:sz w:val="16"/>
               </w:rPr>
@@ -2794,7 +2821,7 @@
             <w:r/>
             <w:r>
               <w:rPr>
-                <w:rFonts w:ascii="Arial" w:hAnsi="Arial"/>
+                <w:rFonts w:ascii="Verdana" w:hAnsi="Verdana"/>
                 <w:b w:val="0"/>
                 <w:sz w:val="16"/>
               </w:rPr>
@@ -2811,7 +2838,7 @@
             <w:r/>
             <w:r>
               <w:rPr>
-                <w:rFonts w:ascii="Arial" w:hAnsi="Arial"/>
+                <w:rFonts w:ascii="Verdana" w:hAnsi="Verdana"/>
                 <w:b w:val="0"/>
                 <w:sz w:val="16"/>
               </w:rPr>
@@ -2827,7 +2854,7 @@
             <w:r/>
             <w:r>
               <w:rPr>
-                <w:rFonts w:ascii="Arial" w:hAnsi="Arial"/>
+                <w:rFonts w:ascii="Verdana" w:hAnsi="Verdana"/>
                 <w:b w:val="0"/>
                 <w:sz w:val="16"/>
               </w:rPr>
@@ -2843,7 +2870,7 @@
             <w:r/>
             <w:r>
               <w:rPr>
-                <w:rFonts w:ascii="Arial" w:hAnsi="Arial"/>
+                <w:rFonts w:ascii="Verdana" w:hAnsi="Verdana"/>
                 <w:b w:val="0"/>
                 <w:sz w:val="16"/>
               </w:rPr>
@@ -2859,7 +2886,7 @@
             <w:r/>
             <w:r>
               <w:rPr>
-                <w:rFonts w:ascii="Arial" w:hAnsi="Arial"/>
+                <w:rFonts w:ascii="Verdana" w:hAnsi="Verdana"/>
                 <w:b w:val="0"/>
                 <w:sz w:val="16"/>
               </w:rPr>
@@ -2876,7 +2903,7 @@
             <w:r/>
             <w:r>
               <w:rPr>
-                <w:rFonts w:ascii="Arial" w:hAnsi="Arial"/>
+                <w:rFonts w:ascii="Verdana" w:hAnsi="Verdana"/>
                 <w:b w:val="0"/>
                 <w:sz w:val="16"/>
               </w:rPr>
@@ -2892,7 +2919,7 @@
             <w:r/>
             <w:r>
               <w:rPr>
-                <w:rFonts w:ascii="Arial" w:hAnsi="Arial"/>
+                <w:rFonts w:ascii="Verdana" w:hAnsi="Verdana"/>
                 <w:b w:val="0"/>
                 <w:sz w:val="16"/>
               </w:rPr>
@@ -2908,7 +2935,7 @@
             <w:r/>
             <w:r>
               <w:rPr>
-                <w:rFonts w:ascii="Arial" w:hAnsi="Arial"/>
+                <w:rFonts w:ascii="Verdana" w:hAnsi="Verdana"/>
                 <w:b w:val="0"/>
                 <w:sz w:val="16"/>
               </w:rPr>
@@ -2924,7 +2951,7 @@
             <w:r/>
             <w:r>
               <w:rPr>
-                <w:rFonts w:ascii="Arial" w:hAnsi="Arial"/>
+                <w:rFonts w:ascii="Verdana" w:hAnsi="Verdana"/>
                 <w:b w:val="0"/>
                 <w:sz w:val="16"/>
               </w:rPr>
@@ -2941,7 +2968,7 @@
             <w:r/>
             <w:r>
               <w:rPr>
-                <w:rFonts w:ascii="Arial" w:hAnsi="Arial"/>
+                <w:rFonts w:ascii="Verdana" w:hAnsi="Verdana"/>
                 <w:b w:val="0"/>
                 <w:sz w:val="16"/>
               </w:rPr>
@@ -2957,7 +2984,7 @@
             <w:r/>
             <w:r>
               <w:rPr>
-                <w:rFonts w:ascii="Arial" w:hAnsi="Arial"/>
+                <w:rFonts w:ascii="Verdana" w:hAnsi="Verdana"/>
                 <w:b w:val="0"/>
                 <w:sz w:val="16"/>
               </w:rPr>
@@ -2973,7 +3000,7 @@
             <w:r/>
             <w:r>
               <w:rPr>
-                <w:rFonts w:ascii="Arial" w:hAnsi="Arial"/>
+                <w:rFonts w:ascii="Verdana" w:hAnsi="Verdana"/>
                 <w:b w:val="0"/>
                 <w:sz w:val="16"/>
               </w:rPr>
@@ -2988,7 +3015,7 @@
             <w:r/>
             <w:r>
               <w:rPr>
-                <w:rFonts w:ascii="Arial" w:hAnsi="Arial"/>
+                <w:rFonts w:ascii="Verdana" w:hAnsi="Verdana"/>
                 <w:b w:val="0"/>
                 <w:sz w:val="16"/>
               </w:rPr>
@@ -3005,7 +3032,7 @@
             <w:r/>
             <w:r>
               <w:rPr>
-                <w:rFonts w:ascii="Arial" w:hAnsi="Arial"/>
+                <w:rFonts w:ascii="Verdana" w:hAnsi="Verdana"/>
                 <w:b w:val="0"/>
                 <w:sz w:val="16"/>
               </w:rPr>
@@ -3021,7 +3048,7 @@
             <w:r/>
             <w:r>
               <w:rPr>
-                <w:rFonts w:ascii="Arial" w:hAnsi="Arial"/>
+                <w:rFonts w:ascii="Verdana" w:hAnsi="Verdana"/>
                 <w:b w:val="0"/>
                 <w:sz w:val="16"/>
               </w:rPr>
@@ -3037,7 +3064,7 @@
             <w:r/>
             <w:r>
               <w:rPr>
-                <w:rFonts w:ascii="Arial" w:hAnsi="Arial"/>
+                <w:rFonts w:ascii="Verdana" w:hAnsi="Verdana"/>
                 <w:b w:val="0"/>
                 <w:sz w:val="16"/>
               </w:rPr>
@@ -3052,7 +3079,7 @@
             <w:r/>
             <w:r>
               <w:rPr>
-                <w:rFonts w:ascii="Arial" w:hAnsi="Arial"/>
+                <w:rFonts w:ascii="Verdana" w:hAnsi="Verdana"/>
                 <w:b w:val="0"/>
                 <w:sz w:val="16"/>
               </w:rPr>
@@ -3069,7 +3096,7 @@
             <w:r/>
             <w:r>
               <w:rPr>
-                <w:rFonts w:ascii="Arial" w:hAnsi="Arial"/>
+                <w:rFonts w:ascii="Verdana" w:hAnsi="Verdana"/>
                 <w:b w:val="0"/>
                 <w:sz w:val="16"/>
               </w:rPr>
@@ -3085,7 +3112,7 @@
             <w:r/>
             <w:r>
               <w:rPr>
-                <w:rFonts w:ascii="Arial" w:hAnsi="Arial"/>
+                <w:rFonts w:ascii="Verdana" w:hAnsi="Verdana"/>
                 <w:b w:val="0"/>
                 <w:sz w:val="16"/>
               </w:rPr>
@@ -3101,7 +3128,7 @@
             <w:r/>
             <w:r>
               <w:rPr>
-                <w:rFonts w:ascii="Arial" w:hAnsi="Arial"/>
+                <w:rFonts w:ascii="Verdana" w:hAnsi="Verdana"/>
                 <w:b w:val="0"/>
                 <w:sz w:val="16"/>
               </w:rPr>
@@ -3116,7 +3143,7 @@
             <w:r/>
             <w:r>
               <w:rPr>
-                <w:rFonts w:ascii="Arial" w:hAnsi="Arial"/>
+                <w:rFonts w:ascii="Verdana" w:hAnsi="Verdana"/>
                 <w:b w:val="0"/>
                 <w:sz w:val="16"/>
               </w:rPr>
@@ -3129,7 +3156,7 @@
     <w:p>
       <w:r>
         <w:rPr>
-          <w:rFonts w:ascii="Arial" w:hAnsi="Arial"/>
+          <w:rFonts w:ascii="Verdana" w:hAnsi="Verdana"/>
           <w:b/>
           <w:sz w:val="18"/>
         </w:rPr>
@@ -3142,6 +3169,20 @@
         <w:tblW w:type="auto" w:w="0"/>
         <w:jc w:val="center"/>
         <w:tblLook w:firstColumn="1" w:firstRow="1" w:lastColumn="0" w:lastRow="0" w:noHBand="0" w:noVBand="1" w:val="04A0"/>
+        <w:tblBorders>
+          <w:top w:val="single" w:sz="4" w:space="0" w:color="595959"/>
+          <w:left w:val="single" w:sz="4" w:space="0" w:color="595959"/>
+          <w:bottom w:val="single" w:sz="4" w:space="0" w:color="595959"/>
+          <w:right w:val="single" w:sz="4" w:space="0" w:color="595959"/>
+          <w:insideH w:val="single" w:sz="4" w:space="0" w:color="595959"/>
+          <w:insideV w:val="single" w:sz="4" w:space="0" w:color="595959"/>
+        </w:tblBorders>
+        <w:tblCellMar>
+          <w:top w:w="85" w:type="dxa"/>
+          <w:left w:w="85" w:type="dxa"/>
+          <w:bottom w:w="85" w:type="dxa"/>
+          <w:right w:w="85" w:type="dxa"/>
+        </w:tblCellMar>
       </w:tblPr>
       <w:tblGrid>
         <w:gridCol w:w="5046"/>
@@ -3151,61 +3192,52 @@
       <w:tr>
         <w:tc>
           <w:tcPr>
-            <w:tcW w:type="dxa" w:w="5046"/>
-            <w:shd w:val="clear" w:color="auto" w:fill="D9E2F3"/>
-          </w:tcPr>
-          <w:p>
-            <w:pPr>
-              <w:jc w:val="center"/>
-            </w:pPr>
-            <w:r/>
-            <w:r>
-              <w:rPr>
-                <w:rFonts w:ascii="Arial" w:hAnsi="Arial"/>
-                <w:b/>
-                <w:sz w:val="16"/>
-              </w:rPr>
-              <w:t>Code Figure</w:t>
-            </w:r>
-          </w:p>
-        </w:tc>
-        <w:tc>
-          <w:tcPr>
-            <w:tcW w:type="dxa" w:w="5046"/>
-            <w:shd w:val="clear" w:color="auto" w:fill="D9E2F3"/>
-          </w:tcPr>
-          <w:p>
-            <w:pPr>
-              <w:jc w:val="center"/>
-            </w:pPr>
-            <w:r/>
-            <w:r>
-              <w:rPr>
-                <w:rFonts w:ascii="Arial" w:hAnsi="Arial"/>
-                <w:b/>
-                <w:sz w:val="16"/>
-              </w:rPr>
-              <w:t>Entry Name</w:t>
-            </w:r>
-          </w:p>
-        </w:tc>
-        <w:tc>
-          <w:tcPr>
-            <w:tcW w:type="dxa" w:w="5046"/>
-            <w:shd w:val="clear" w:color="auto" w:fill="D9E2F3"/>
-          </w:tcPr>
-          <w:p>
-            <w:pPr>
-              <w:jc w:val="center"/>
-            </w:pPr>
-            <w:r/>
-            <w:r>
-              <w:rPr>
-                <w:rFonts w:ascii="Arial" w:hAnsi="Arial"/>
-                <w:b/>
-                <w:sz w:val="16"/>
-              </w:rPr>
-              <w:t>Note</w:t>
+            <w:tcW w:type="dxa" w:w="1134"/>
+            <w:shd w:val="clear" w:color="auto" w:fill="D9D9D9"/>
+          </w:tcPr>
+          <w:p>
+            <w:r/>
+            <w:r>
+              <w:rPr>
+                <w:rFonts w:ascii="Verdana" w:hAnsi="Verdana"/>
+                <w:b w:val="0"/>
+                <w:sz w:val="16"/>
+              </w:rPr>
+              <w:t>КОДОВАЯ ЦИФРА</w:t>
+            </w:r>
+          </w:p>
+        </w:tc>
+        <w:tc>
+          <w:tcPr>
+            <w:tcW w:type="dxa" w:w="5046"/>
+            <w:shd w:val="clear" w:color="auto" w:fill="D9D9D9"/>
+          </w:tcPr>
+          <w:p>
+            <w:r/>
+            <w:r>
+              <w:rPr>
+                <w:rFonts w:ascii="Verdana" w:hAnsi="Verdana"/>
+                <w:b w:val="0"/>
+                <w:sz w:val="16"/>
+              </w:rPr>
+              <w:t>ЗНАЧЕНИЕ</w:t>
+            </w:r>
+          </w:p>
+        </w:tc>
+        <w:tc>
+          <w:tcPr>
+            <w:tcW w:type="dxa" w:w="5046"/>
+            <w:shd w:val="clear" w:color="auto" w:fill="D9D9D9"/>
+          </w:tcPr>
+          <w:p>
+            <w:r/>
+            <w:r>
+              <w:rPr>
+                <w:rFonts w:ascii="Verdana" w:hAnsi="Verdana"/>
+                <w:b w:val="0"/>
+                <w:sz w:val="16"/>
+              </w:rPr>
+              <w:t>ПРИМЕЧАНИЕ</w:t>
             </w:r>
           </w:p>
         </w:tc>
@@ -3219,7 +3251,7 @@
             <w:r/>
             <w:r>
               <w:rPr>
-                <w:rFonts w:ascii="Arial" w:hAnsi="Arial"/>
+                <w:rFonts w:ascii="Verdana" w:hAnsi="Verdana"/>
                 <w:b w:val="0"/>
                 <w:sz w:val="16"/>
               </w:rPr>
@@ -3235,7 +3267,7 @@
             <w:r/>
             <w:r>
               <w:rPr>
-                <w:rFonts w:ascii="Arial" w:hAnsi="Arial"/>
+                <w:rFonts w:ascii="Verdana" w:hAnsi="Verdana"/>
                 <w:b w:val="0"/>
                 <w:sz w:val="16"/>
               </w:rPr>
@@ -3251,7 +3283,7 @@
             <w:r/>
             <w:r>
               <w:rPr>
-                <w:rFonts w:ascii="Arial" w:hAnsi="Arial"/>
+                <w:rFonts w:ascii="Verdana" w:hAnsi="Verdana"/>
                 <w:b w:val="0"/>
                 <w:sz w:val="16"/>
               </w:rPr>
@@ -3268,7 +3300,7 @@
             <w:r/>
             <w:r>
               <w:rPr>
-                <w:rFonts w:ascii="Arial" w:hAnsi="Arial"/>
+                <w:rFonts w:ascii="Verdana" w:hAnsi="Verdana"/>
                 <w:b w:val="0"/>
                 <w:sz w:val="16"/>
               </w:rPr>
@@ -3284,7 +3316,7 @@
             <w:r/>
             <w:r>
               <w:rPr>
-                <w:rFonts w:ascii="Arial" w:hAnsi="Arial"/>
+                <w:rFonts w:ascii="Verdana" w:hAnsi="Verdana"/>
                 <w:b w:val="0"/>
                 <w:sz w:val="16"/>
               </w:rPr>
@@ -3300,7 +3332,7 @@
             <w:r/>
             <w:r>
               <w:rPr>
-                <w:rFonts w:ascii="Arial" w:hAnsi="Arial"/>
+                <w:rFonts w:ascii="Verdana" w:hAnsi="Verdana"/>
                 <w:b w:val="0"/>
                 <w:sz w:val="16"/>
               </w:rPr>
@@ -3317,7 +3349,7 @@
             <w:r/>
             <w:r>
               <w:rPr>
-                <w:rFonts w:ascii="Arial" w:hAnsi="Arial"/>
+                <w:rFonts w:ascii="Verdana" w:hAnsi="Verdana"/>
                 <w:b w:val="0"/>
                 <w:sz w:val="16"/>
               </w:rPr>
@@ -3333,7 +3365,7 @@
             <w:r/>
             <w:r>
               <w:rPr>
-                <w:rFonts w:ascii="Arial" w:hAnsi="Arial"/>
+                <w:rFonts w:ascii="Verdana" w:hAnsi="Verdana"/>
                 <w:b w:val="0"/>
                 <w:sz w:val="16"/>
               </w:rPr>
@@ -3349,7 +3381,7 @@
             <w:r/>
             <w:r>
               <w:rPr>
-                <w:rFonts w:ascii="Arial" w:hAnsi="Arial"/>
+                <w:rFonts w:ascii="Verdana" w:hAnsi="Verdana"/>
                 <w:b w:val="0"/>
                 <w:sz w:val="16"/>
               </w:rPr>
@@ -3366,7 +3398,7 @@
             <w:r/>
             <w:r>
               <w:rPr>
-                <w:rFonts w:ascii="Arial" w:hAnsi="Arial"/>
+                <w:rFonts w:ascii="Verdana" w:hAnsi="Verdana"/>
                 <w:b w:val="0"/>
                 <w:sz w:val="16"/>
               </w:rPr>
@@ -3382,7 +3414,7 @@
             <w:r/>
             <w:r>
               <w:rPr>
-                <w:rFonts w:ascii="Arial" w:hAnsi="Arial"/>
+                <w:rFonts w:ascii="Verdana" w:hAnsi="Verdana"/>
                 <w:b w:val="0"/>
                 <w:sz w:val="16"/>
               </w:rPr>
@@ -3398,7 +3430,7 @@
             <w:r/>
             <w:r>
               <w:rPr>
-                <w:rFonts w:ascii="Arial" w:hAnsi="Arial"/>
+                <w:rFonts w:ascii="Verdana" w:hAnsi="Verdana"/>
                 <w:b w:val="0"/>
                 <w:sz w:val="16"/>
               </w:rPr>
@@ -3415,7 +3447,7 @@
             <w:r/>
             <w:r>
               <w:rPr>
-                <w:rFonts w:ascii="Arial" w:hAnsi="Arial"/>
+                <w:rFonts w:ascii="Verdana" w:hAnsi="Verdana"/>
                 <w:b w:val="0"/>
                 <w:sz w:val="16"/>
               </w:rPr>
@@ -3431,7 +3463,7 @@
             <w:r/>
             <w:r>
               <w:rPr>
-                <w:rFonts w:ascii="Arial" w:hAnsi="Arial"/>
+                <w:rFonts w:ascii="Verdana" w:hAnsi="Verdana"/>
                 <w:b w:val="0"/>
                 <w:sz w:val="16"/>
               </w:rPr>
@@ -3447,7 +3479,7 @@
             <w:r/>
             <w:r>
               <w:rPr>
-                <w:rFonts w:ascii="Arial" w:hAnsi="Arial"/>
+                <w:rFonts w:ascii="Verdana" w:hAnsi="Verdana"/>
                 <w:b w:val="0"/>
                 <w:sz w:val="16"/>
               </w:rPr>
@@ -3464,7 +3496,7 @@
             <w:r/>
             <w:r>
               <w:rPr>
-                <w:rFonts w:ascii="Arial" w:hAnsi="Arial"/>
+                <w:rFonts w:ascii="Verdana" w:hAnsi="Verdana"/>
                 <w:b w:val="0"/>
                 <w:sz w:val="16"/>
               </w:rPr>
@@ -3480,7 +3512,7 @@
             <w:r/>
             <w:r>
               <w:rPr>
-                <w:rFonts w:ascii="Arial" w:hAnsi="Arial"/>
+                <w:rFonts w:ascii="Verdana" w:hAnsi="Verdana"/>
                 <w:b w:val="0"/>
                 <w:sz w:val="16"/>
               </w:rPr>
@@ -3496,7 +3528,7 @@
             <w:r/>
             <w:r>
               <w:rPr>
-                <w:rFonts w:ascii="Arial" w:hAnsi="Arial"/>
+                <w:rFonts w:ascii="Verdana" w:hAnsi="Verdana"/>
                 <w:b w:val="0"/>
                 <w:sz w:val="16"/>
               </w:rPr>
@@ -3513,7 +3545,7 @@
             <w:r/>
             <w:r>
               <w:rPr>
-                <w:rFonts w:ascii="Arial" w:hAnsi="Arial"/>
+                <w:rFonts w:ascii="Verdana" w:hAnsi="Verdana"/>
                 <w:b w:val="0"/>
                 <w:sz w:val="16"/>
               </w:rPr>
@@ -3529,7 +3561,7 @@
             <w:r/>
             <w:r>
               <w:rPr>
-                <w:rFonts w:ascii="Arial" w:hAnsi="Arial"/>
+                <w:rFonts w:ascii="Verdana" w:hAnsi="Verdana"/>
                 <w:b w:val="0"/>
                 <w:sz w:val="16"/>
               </w:rPr>
@@ -3545,7 +3577,7 @@
             <w:r/>
             <w:r>
               <w:rPr>
-                <w:rFonts w:ascii="Arial" w:hAnsi="Arial"/>
+                <w:rFonts w:ascii="Verdana" w:hAnsi="Verdana"/>
                 <w:b w:val="0"/>
                 <w:sz w:val="16"/>
               </w:rPr>
@@ -3562,7 +3594,7 @@
             <w:r/>
             <w:r>
               <w:rPr>
-                <w:rFonts w:ascii="Arial" w:hAnsi="Arial"/>
+                <w:rFonts w:ascii="Verdana" w:hAnsi="Verdana"/>
                 <w:b w:val="0"/>
                 <w:sz w:val="16"/>
               </w:rPr>
@@ -3578,7 +3610,7 @@
             <w:r/>
             <w:r>
               <w:rPr>
-                <w:rFonts w:ascii="Arial" w:hAnsi="Arial"/>
+                <w:rFonts w:ascii="Verdana" w:hAnsi="Verdana"/>
                 <w:b w:val="0"/>
                 <w:sz w:val="16"/>
               </w:rPr>
@@ -3594,7 +3626,7 @@
             <w:r/>
             <w:r>
               <w:rPr>
-                <w:rFonts w:ascii="Arial" w:hAnsi="Arial"/>
+                <w:rFonts w:ascii="Verdana" w:hAnsi="Verdana"/>
                 <w:b w:val="0"/>
                 <w:sz w:val="16"/>
               </w:rPr>
@@ -3611,7 +3643,7 @@
             <w:r/>
             <w:r>
               <w:rPr>
-                <w:rFonts w:ascii="Arial" w:hAnsi="Arial"/>
+                <w:rFonts w:ascii="Verdana" w:hAnsi="Verdana"/>
                 <w:b w:val="0"/>
                 <w:sz w:val="16"/>
               </w:rPr>
@@ -3627,7 +3659,7 @@
             <w:r/>
             <w:r>
               <w:rPr>
-                <w:rFonts w:ascii="Arial" w:hAnsi="Arial"/>
+                <w:rFonts w:ascii="Verdana" w:hAnsi="Verdana"/>
                 <w:b w:val="0"/>
                 <w:sz w:val="16"/>
               </w:rPr>
@@ -3643,7 +3675,7 @@
             <w:r/>
             <w:r>
               <w:rPr>
-                <w:rFonts w:ascii="Arial" w:hAnsi="Arial"/>
+                <w:rFonts w:ascii="Verdana" w:hAnsi="Verdana"/>
                 <w:b w:val="0"/>
                 <w:sz w:val="16"/>
               </w:rPr>
@@ -3660,7 +3692,7 @@
             <w:r/>
             <w:r>
               <w:rPr>
-                <w:rFonts w:ascii="Arial" w:hAnsi="Arial"/>
+                <w:rFonts w:ascii="Verdana" w:hAnsi="Verdana"/>
                 <w:b w:val="0"/>
                 <w:sz w:val="16"/>
               </w:rPr>
@@ -3676,7 +3708,7 @@
             <w:r/>
             <w:r>
               <w:rPr>
-                <w:rFonts w:ascii="Arial" w:hAnsi="Arial"/>
+                <w:rFonts w:ascii="Verdana" w:hAnsi="Verdana"/>
                 <w:b w:val="0"/>
                 <w:sz w:val="16"/>
               </w:rPr>
@@ -3692,7 +3724,7 @@
             <w:r/>
             <w:r>
               <w:rPr>
-                <w:rFonts w:ascii="Arial" w:hAnsi="Arial"/>
+                <w:rFonts w:ascii="Verdana" w:hAnsi="Verdana"/>
                 <w:b w:val="0"/>
                 <w:sz w:val="16"/>
               </w:rPr>
@@ -3709,7 +3741,7 @@
             <w:r/>
             <w:r>
               <w:rPr>
-                <w:rFonts w:ascii="Arial" w:hAnsi="Arial"/>
+                <w:rFonts w:ascii="Verdana" w:hAnsi="Verdana"/>
                 <w:b w:val="0"/>
                 <w:sz w:val="16"/>
               </w:rPr>
@@ -3725,7 +3757,7 @@
             <w:r/>
             <w:r>
               <w:rPr>
-                <w:rFonts w:ascii="Arial" w:hAnsi="Arial"/>
+                <w:rFonts w:ascii="Verdana" w:hAnsi="Verdana"/>
                 <w:b w:val="0"/>
                 <w:sz w:val="16"/>
               </w:rPr>
@@ -3741,7 +3773,7 @@
             <w:r/>
             <w:r>
               <w:rPr>
-                <w:rFonts w:ascii="Arial" w:hAnsi="Arial"/>
+                <w:rFonts w:ascii="Verdana" w:hAnsi="Verdana"/>
                 <w:b w:val="0"/>
                 <w:sz w:val="16"/>
               </w:rPr>
@@ -3758,7 +3790,7 @@
             <w:r/>
             <w:r>
               <w:rPr>
-                <w:rFonts w:ascii="Arial" w:hAnsi="Arial"/>
+                <w:rFonts w:ascii="Verdana" w:hAnsi="Verdana"/>
                 <w:b w:val="0"/>
                 <w:sz w:val="16"/>
               </w:rPr>
@@ -3774,7 +3806,7 @@
             <w:r/>
             <w:r>
               <w:rPr>
-                <w:rFonts w:ascii="Arial" w:hAnsi="Arial"/>
+                <w:rFonts w:ascii="Verdana" w:hAnsi="Verdana"/>
                 <w:b w:val="0"/>
                 <w:sz w:val="16"/>
               </w:rPr>
@@ -3790,7 +3822,7 @@
             <w:r/>
             <w:r>
               <w:rPr>
-                <w:rFonts w:ascii="Arial" w:hAnsi="Arial"/>
+                <w:rFonts w:ascii="Verdana" w:hAnsi="Verdana"/>
                 <w:b w:val="0"/>
                 <w:sz w:val="16"/>
               </w:rPr>
@@ -3807,7 +3839,7 @@
             <w:r/>
             <w:r>
               <w:rPr>
-                <w:rFonts w:ascii="Arial" w:hAnsi="Arial"/>
+                <w:rFonts w:ascii="Verdana" w:hAnsi="Verdana"/>
                 <w:b w:val="0"/>
                 <w:sz w:val="16"/>
               </w:rPr>
@@ -3823,7 +3855,7 @@
             <w:r/>
             <w:r>
               <w:rPr>
-                <w:rFonts w:ascii="Arial" w:hAnsi="Arial"/>
+                <w:rFonts w:ascii="Verdana" w:hAnsi="Verdana"/>
                 <w:b w:val="0"/>
                 <w:sz w:val="16"/>
               </w:rPr>
@@ -3839,7 +3871,7 @@
             <w:r/>
             <w:r>
               <w:rPr>
-                <w:rFonts w:ascii="Arial" w:hAnsi="Arial"/>
+                <w:rFonts w:ascii="Verdana" w:hAnsi="Verdana"/>
                 <w:b w:val="0"/>
                 <w:sz w:val="16"/>
               </w:rPr>
@@ -3852,7 +3884,7 @@
     <w:p>
       <w:r>
         <w:rPr>
-          <w:rFonts w:ascii="Arial" w:hAnsi="Arial"/>
+          <w:rFonts w:ascii="Verdana" w:hAnsi="Verdana"/>
           <w:b/>
           <w:sz w:val="18"/>
         </w:rPr>
@@ -3865,6 +3897,20 @@
         <w:tblW w:type="auto" w:w="0"/>
         <w:jc w:val="center"/>
         <w:tblLook w:firstColumn="1" w:firstRow="1" w:lastColumn="0" w:lastRow="0" w:noHBand="0" w:noVBand="1" w:val="04A0"/>
+        <w:tblBorders>
+          <w:top w:val="single" w:sz="4" w:space="0" w:color="595959"/>
+          <w:left w:val="single" w:sz="4" w:space="0" w:color="595959"/>
+          <w:bottom w:val="single" w:sz="4" w:space="0" w:color="595959"/>
+          <w:right w:val="single" w:sz="4" w:space="0" w:color="595959"/>
+          <w:insideH w:val="single" w:sz="4" w:space="0" w:color="595959"/>
+          <w:insideV w:val="single" w:sz="4" w:space="0" w:color="595959"/>
+        </w:tblBorders>
+        <w:tblCellMar>
+          <w:top w:w="85" w:type="dxa"/>
+          <w:left w:w="85" w:type="dxa"/>
+          <w:bottom w:w="85" w:type="dxa"/>
+          <w:right w:w="85" w:type="dxa"/>
+        </w:tblCellMar>
       </w:tblPr>
       <w:tblGrid>
         <w:gridCol w:w="5046"/>
@@ -3874,61 +3920,52 @@
       <w:tr>
         <w:tc>
           <w:tcPr>
-            <w:tcW w:type="dxa" w:w="5046"/>
-            <w:shd w:val="clear" w:color="auto" w:fill="D9E2F3"/>
-          </w:tcPr>
-          <w:p>
-            <w:pPr>
-              <w:jc w:val="center"/>
-            </w:pPr>
-            <w:r/>
-            <w:r>
-              <w:rPr>
-                <w:rFonts w:ascii="Arial" w:hAnsi="Arial"/>
-                <w:b/>
-                <w:sz w:val="16"/>
-              </w:rPr>
-              <w:t>Code Figure</w:t>
-            </w:r>
-          </w:p>
-        </w:tc>
-        <w:tc>
-          <w:tcPr>
-            <w:tcW w:type="dxa" w:w="5046"/>
-            <w:shd w:val="clear" w:color="auto" w:fill="D9E2F3"/>
-          </w:tcPr>
-          <w:p>
-            <w:pPr>
-              <w:jc w:val="center"/>
-            </w:pPr>
-            <w:r/>
-            <w:r>
-              <w:rPr>
-                <w:rFonts w:ascii="Arial" w:hAnsi="Arial"/>
-                <w:b/>
-                <w:sz w:val="16"/>
-              </w:rPr>
-              <w:t>Entry Name</w:t>
-            </w:r>
-          </w:p>
-        </w:tc>
-        <w:tc>
-          <w:tcPr>
-            <w:tcW w:type="dxa" w:w="5046"/>
-            <w:shd w:val="clear" w:color="auto" w:fill="D9E2F3"/>
-          </w:tcPr>
-          <w:p>
-            <w:pPr>
-              <w:jc w:val="center"/>
-            </w:pPr>
-            <w:r/>
-            <w:r>
-              <w:rPr>
-                <w:rFonts w:ascii="Arial" w:hAnsi="Arial"/>
-                <w:b/>
-                <w:sz w:val="16"/>
-              </w:rPr>
-              <w:t>Note</w:t>
+            <w:tcW w:type="dxa" w:w="1134"/>
+            <w:shd w:val="clear" w:color="auto" w:fill="D9D9D9"/>
+          </w:tcPr>
+          <w:p>
+            <w:r/>
+            <w:r>
+              <w:rPr>
+                <w:rFonts w:ascii="Verdana" w:hAnsi="Verdana"/>
+                <w:b w:val="0"/>
+                <w:sz w:val="16"/>
+              </w:rPr>
+              <w:t>КОДОВАЯ ЦИФРА</w:t>
+            </w:r>
+          </w:p>
+        </w:tc>
+        <w:tc>
+          <w:tcPr>
+            <w:tcW w:type="dxa" w:w="5046"/>
+            <w:shd w:val="clear" w:color="auto" w:fill="D9D9D9"/>
+          </w:tcPr>
+          <w:p>
+            <w:r/>
+            <w:r>
+              <w:rPr>
+                <w:rFonts w:ascii="Verdana" w:hAnsi="Verdana"/>
+                <w:b w:val="0"/>
+                <w:sz w:val="16"/>
+              </w:rPr>
+              <w:t>ЗНАЧЕНИЕ</w:t>
+            </w:r>
+          </w:p>
+        </w:tc>
+        <w:tc>
+          <w:tcPr>
+            <w:tcW w:type="dxa" w:w="5046"/>
+            <w:shd w:val="clear" w:color="auto" w:fill="D9D9D9"/>
+          </w:tcPr>
+          <w:p>
+            <w:r/>
+            <w:r>
+              <w:rPr>
+                <w:rFonts w:ascii="Verdana" w:hAnsi="Verdana"/>
+                <w:b w:val="0"/>
+                <w:sz w:val="16"/>
+              </w:rPr>
+              <w:t>ПРИМЕЧАНИЕ</w:t>
             </w:r>
           </w:p>
         </w:tc>
@@ -3942,7 +3979,7 @@
             <w:r/>
             <w:r>
               <w:rPr>
-                <w:rFonts w:ascii="Arial" w:hAnsi="Arial"/>
+                <w:rFonts w:ascii="Verdana" w:hAnsi="Verdana"/>
                 <w:b w:val="0"/>
                 <w:sz w:val="16"/>
               </w:rPr>
@@ -3958,7 +3995,7 @@
             <w:r/>
             <w:r>
               <w:rPr>
-                <w:rFonts w:ascii="Arial" w:hAnsi="Arial"/>
+                <w:rFonts w:ascii="Verdana" w:hAnsi="Verdana"/>
                 <w:b w:val="0"/>
                 <w:sz w:val="16"/>
               </w:rPr>
@@ -3974,7 +4011,7 @@
             <w:r/>
             <w:r>
               <w:rPr>
-                <w:rFonts w:ascii="Arial" w:hAnsi="Arial"/>
+                <w:rFonts w:ascii="Verdana" w:hAnsi="Verdana"/>
                 <w:b w:val="0"/>
                 <w:sz w:val="16"/>
               </w:rPr>
@@ -3991,7 +4028,7 @@
             <w:r/>
             <w:r>
               <w:rPr>
-                <w:rFonts w:ascii="Arial" w:hAnsi="Arial"/>
+                <w:rFonts w:ascii="Verdana" w:hAnsi="Verdana"/>
                 <w:b w:val="0"/>
                 <w:sz w:val="16"/>
               </w:rPr>
@@ -4007,7 +4044,7 @@
             <w:r/>
             <w:r>
               <w:rPr>
-                <w:rFonts w:ascii="Arial" w:hAnsi="Arial"/>
+                <w:rFonts w:ascii="Verdana" w:hAnsi="Verdana"/>
                 <w:b w:val="0"/>
                 <w:sz w:val="16"/>
               </w:rPr>
@@ -4023,7 +4060,7 @@
             <w:r/>
             <w:r>
               <w:rPr>
-                <w:rFonts w:ascii="Arial" w:hAnsi="Arial"/>
+                <w:rFonts w:ascii="Verdana" w:hAnsi="Verdana"/>
                 <w:b w:val="0"/>
                 <w:sz w:val="16"/>
               </w:rPr>
@@ -4040,7 +4077,7 @@
             <w:r/>
             <w:r>
               <w:rPr>
-                <w:rFonts w:ascii="Arial" w:hAnsi="Arial"/>
+                <w:rFonts w:ascii="Verdana" w:hAnsi="Verdana"/>
                 <w:b w:val="0"/>
                 <w:sz w:val="16"/>
               </w:rPr>
@@ -4056,7 +4093,7 @@
             <w:r/>
             <w:r>
               <w:rPr>
-                <w:rFonts w:ascii="Arial" w:hAnsi="Arial"/>
+                <w:rFonts w:ascii="Verdana" w:hAnsi="Verdana"/>
                 <w:b w:val="0"/>
                 <w:sz w:val="16"/>
               </w:rPr>
@@ -4072,7 +4109,7 @@
             <w:r/>
             <w:r>
               <w:rPr>
-                <w:rFonts w:ascii="Arial" w:hAnsi="Arial"/>
+                <w:rFonts w:ascii="Verdana" w:hAnsi="Verdana"/>
                 <w:b w:val="0"/>
                 <w:sz w:val="16"/>
               </w:rPr>
@@ -4089,7 +4126,7 @@
             <w:r/>
             <w:r>
               <w:rPr>
-                <w:rFonts w:ascii="Arial" w:hAnsi="Arial"/>
+                <w:rFonts w:ascii="Verdana" w:hAnsi="Verdana"/>
                 <w:b w:val="0"/>
                 <w:sz w:val="16"/>
               </w:rPr>
@@ -4105,7 +4142,7 @@
             <w:r/>
             <w:r>
               <w:rPr>
-                <w:rFonts w:ascii="Arial" w:hAnsi="Arial"/>
+                <w:rFonts w:ascii="Verdana" w:hAnsi="Verdana"/>
                 <w:b w:val="0"/>
                 <w:sz w:val="16"/>
               </w:rPr>
@@ -4121,7 +4158,7 @@
             <w:r/>
             <w:r>
               <w:rPr>
-                <w:rFonts w:ascii="Arial" w:hAnsi="Arial"/>
+                <w:rFonts w:ascii="Verdana" w:hAnsi="Verdana"/>
                 <w:b w:val="0"/>
                 <w:sz w:val="16"/>
               </w:rPr>
@@ -4138,7 +4175,7 @@
             <w:r/>
             <w:r>
               <w:rPr>
-                <w:rFonts w:ascii="Arial" w:hAnsi="Arial"/>
+                <w:rFonts w:ascii="Verdana" w:hAnsi="Verdana"/>
                 <w:b w:val="0"/>
                 <w:sz w:val="16"/>
               </w:rPr>
@@ -4154,7 +4191,7 @@
             <w:r/>
             <w:r>
               <w:rPr>
-                <w:rFonts w:ascii="Arial" w:hAnsi="Arial"/>
+                <w:rFonts w:ascii="Verdana" w:hAnsi="Verdana"/>
                 <w:b w:val="0"/>
                 <w:sz w:val="16"/>
               </w:rPr>
@@ -4170,7 +4207,7 @@
             <w:r/>
             <w:r>
               <w:rPr>
-                <w:rFonts w:ascii="Arial" w:hAnsi="Arial"/>
+                <w:rFonts w:ascii="Verdana" w:hAnsi="Verdana"/>
                 <w:b w:val="0"/>
                 <w:sz w:val="16"/>
               </w:rPr>
@@ -4187,7 +4224,7 @@
             <w:r/>
             <w:r>
               <w:rPr>
-                <w:rFonts w:ascii="Arial" w:hAnsi="Arial"/>
+                <w:rFonts w:ascii="Verdana" w:hAnsi="Verdana"/>
                 <w:b w:val="0"/>
                 <w:sz w:val="16"/>
               </w:rPr>
@@ -4203,7 +4240,7 @@
             <w:r/>
             <w:r>
               <w:rPr>
-                <w:rFonts w:ascii="Arial" w:hAnsi="Arial"/>
+                <w:rFonts w:ascii="Verdana" w:hAnsi="Verdana"/>
                 <w:b w:val="0"/>
                 <w:sz w:val="16"/>
               </w:rPr>
@@ -4219,7 +4256,7 @@
             <w:r/>
             <w:r>
               <w:rPr>
-                <w:rFonts w:ascii="Arial" w:hAnsi="Arial"/>
+                <w:rFonts w:ascii="Verdana" w:hAnsi="Verdana"/>
                 <w:b w:val="0"/>
                 <w:sz w:val="16"/>
               </w:rPr>
@@ -4236,7 +4273,7 @@
             <w:r/>
             <w:r>
               <w:rPr>
-                <w:rFonts w:ascii="Arial" w:hAnsi="Arial"/>
+                <w:rFonts w:ascii="Verdana" w:hAnsi="Verdana"/>
                 <w:b w:val="0"/>
                 <w:sz w:val="16"/>
               </w:rPr>
@@ -4252,7 +4289,7 @@
             <w:r/>
             <w:r>
               <w:rPr>
-                <w:rFonts w:ascii="Arial" w:hAnsi="Arial"/>
+                <w:rFonts w:ascii="Verdana" w:hAnsi="Verdana"/>
                 <w:b w:val="0"/>
                 <w:sz w:val="16"/>
               </w:rPr>
@@ -4268,7 +4305,7 @@
             <w:r/>
             <w:r>
               <w:rPr>
-                <w:rFonts w:ascii="Arial" w:hAnsi="Arial"/>
+                <w:rFonts w:ascii="Verdana" w:hAnsi="Verdana"/>
                 <w:b w:val="0"/>
                 <w:sz w:val="16"/>
               </w:rPr>
@@ -4285,7 +4322,7 @@
             <w:r/>
             <w:r>
               <w:rPr>
-                <w:rFonts w:ascii="Arial" w:hAnsi="Arial"/>
+                <w:rFonts w:ascii="Verdana" w:hAnsi="Verdana"/>
                 <w:b w:val="0"/>
                 <w:sz w:val="16"/>
               </w:rPr>
@@ -4301,7 +4338,7 @@
             <w:r/>
             <w:r>
               <w:rPr>
-                <w:rFonts w:ascii="Arial" w:hAnsi="Arial"/>
+                <w:rFonts w:ascii="Verdana" w:hAnsi="Verdana"/>
                 <w:b w:val="0"/>
                 <w:sz w:val="16"/>
               </w:rPr>
@@ -4317,7 +4354,7 @@
             <w:r/>
             <w:r>
               <w:rPr>
-                <w:rFonts w:ascii="Arial" w:hAnsi="Arial"/>
+                <w:rFonts w:ascii="Verdana" w:hAnsi="Verdana"/>
                 <w:b w:val="0"/>
                 <w:sz w:val="16"/>
               </w:rPr>
@@ -4334,7 +4371,7 @@
             <w:r/>
             <w:r>
               <w:rPr>
-                <w:rFonts w:ascii="Arial" w:hAnsi="Arial"/>
+                <w:rFonts w:ascii="Verdana" w:hAnsi="Verdana"/>
                 <w:b w:val="0"/>
                 <w:sz w:val="16"/>
               </w:rPr>
@@ -4350,7 +4387,7 @@
             <w:r/>
             <w:r>
               <w:rPr>
-                <w:rFonts w:ascii="Arial" w:hAnsi="Arial"/>
+                <w:rFonts w:ascii="Verdana" w:hAnsi="Verdana"/>
                 <w:b w:val="0"/>
                 <w:sz w:val="16"/>
               </w:rPr>
@@ -4366,7 +4403,7 @@
             <w:r/>
             <w:r>
               <w:rPr>
-                <w:rFonts w:ascii="Arial" w:hAnsi="Arial"/>
+                <w:rFonts w:ascii="Verdana" w:hAnsi="Verdana"/>
                 <w:b w:val="0"/>
                 <w:sz w:val="16"/>
               </w:rPr>
@@ -4383,7 +4420,7 @@
             <w:r/>
             <w:r>
               <w:rPr>
-                <w:rFonts w:ascii="Arial" w:hAnsi="Arial"/>
+                <w:rFonts w:ascii="Verdana" w:hAnsi="Verdana"/>
                 <w:b w:val="0"/>
                 <w:sz w:val="16"/>
               </w:rPr>
@@ -4399,7 +4436,7 @@
             <w:r/>
             <w:r>
               <w:rPr>
-                <w:rFonts w:ascii="Arial" w:hAnsi="Arial"/>
+                <w:rFonts w:ascii="Verdana" w:hAnsi="Verdana"/>
                 <w:b w:val="0"/>
                 <w:sz w:val="16"/>
               </w:rPr>
@@ -4415,7 +4452,7 @@
             <w:r/>
             <w:r>
               <w:rPr>
-                <w:rFonts w:ascii="Arial" w:hAnsi="Arial"/>
+                <w:rFonts w:ascii="Verdana" w:hAnsi="Verdana"/>
                 <w:b w:val="0"/>
                 <w:sz w:val="16"/>
               </w:rPr>
@@ -4432,7 +4469,7 @@
             <w:r/>
             <w:r>
               <w:rPr>
-                <w:rFonts w:ascii="Arial" w:hAnsi="Arial"/>
+                <w:rFonts w:ascii="Verdana" w:hAnsi="Verdana"/>
                 <w:b w:val="0"/>
                 <w:sz w:val="16"/>
               </w:rPr>
@@ -4448,7 +4485,7 @@
             <w:r/>
             <w:r>
               <w:rPr>
-                <w:rFonts w:ascii="Arial" w:hAnsi="Arial"/>
+                <w:rFonts w:ascii="Verdana" w:hAnsi="Verdana"/>
                 <w:b w:val="0"/>
                 <w:sz w:val="16"/>
               </w:rPr>
@@ -4464,7 +4501,7 @@
             <w:r/>
             <w:r>
               <w:rPr>
-                <w:rFonts w:ascii="Arial" w:hAnsi="Arial"/>
+                <w:rFonts w:ascii="Verdana" w:hAnsi="Verdana"/>
                 <w:b w:val="0"/>
                 <w:sz w:val="16"/>
               </w:rPr>
@@ -4481,7 +4518,7 @@
             <w:r/>
             <w:r>
               <w:rPr>
-                <w:rFonts w:ascii="Arial" w:hAnsi="Arial"/>
+                <w:rFonts w:ascii="Verdana" w:hAnsi="Verdana"/>
                 <w:b w:val="0"/>
                 <w:sz w:val="16"/>
               </w:rPr>
@@ -4497,7 +4534,7 @@
             <w:r/>
             <w:r>
               <w:rPr>
-                <w:rFonts w:ascii="Arial" w:hAnsi="Arial"/>
+                <w:rFonts w:ascii="Verdana" w:hAnsi="Verdana"/>
                 <w:b w:val="0"/>
                 <w:sz w:val="16"/>
               </w:rPr>
@@ -4513,7 +4550,7 @@
             <w:r/>
             <w:r>
               <w:rPr>
-                <w:rFonts w:ascii="Arial" w:hAnsi="Arial"/>
+                <w:rFonts w:ascii="Verdana" w:hAnsi="Verdana"/>
                 <w:b w:val="0"/>
                 <w:sz w:val="16"/>
               </w:rPr>
@@ -4530,7 +4567,7 @@
             <w:r/>
             <w:r>
               <w:rPr>
-                <w:rFonts w:ascii="Arial" w:hAnsi="Arial"/>
+                <w:rFonts w:ascii="Verdana" w:hAnsi="Verdana"/>
                 <w:b w:val="0"/>
                 <w:sz w:val="16"/>
               </w:rPr>
@@ -4546,7 +4583,7 @@
             <w:r/>
             <w:r>
               <w:rPr>
-                <w:rFonts w:ascii="Arial" w:hAnsi="Arial"/>
+                <w:rFonts w:ascii="Verdana" w:hAnsi="Verdana"/>
                 <w:b w:val="0"/>
                 <w:sz w:val="16"/>
               </w:rPr>
@@ -4562,7 +4599,7 @@
             <w:r/>
             <w:r>
               <w:rPr>
-                <w:rFonts w:ascii="Arial" w:hAnsi="Arial"/>
+                <w:rFonts w:ascii="Verdana" w:hAnsi="Verdana"/>
                 <w:b w:val="0"/>
                 <w:sz w:val="16"/>
               </w:rPr>
@@ -4575,7 +4612,7 @@
     <w:p>
       <w:r>
         <w:rPr>
-          <w:rFonts w:ascii="Arial" w:hAnsi="Arial"/>
+          <w:rFonts w:ascii="Verdana" w:hAnsi="Verdana"/>
           <w:b/>
           <w:sz w:val="18"/>
         </w:rPr>
@@ -4588,6 +4625,20 @@
         <w:tblW w:type="auto" w:w="0"/>
         <w:jc w:val="center"/>
         <w:tblLook w:firstColumn="1" w:firstRow="1" w:lastColumn="0" w:lastRow="0" w:noHBand="0" w:noVBand="1" w:val="04A0"/>
+        <w:tblBorders>
+          <w:top w:val="single" w:sz="4" w:space="0" w:color="595959"/>
+          <w:left w:val="single" w:sz="4" w:space="0" w:color="595959"/>
+          <w:bottom w:val="single" w:sz="4" w:space="0" w:color="595959"/>
+          <w:right w:val="single" w:sz="4" w:space="0" w:color="595959"/>
+          <w:insideH w:val="single" w:sz="4" w:space="0" w:color="595959"/>
+          <w:insideV w:val="single" w:sz="4" w:space="0" w:color="595959"/>
+        </w:tblBorders>
+        <w:tblCellMar>
+          <w:top w:w="85" w:type="dxa"/>
+          <w:left w:w="85" w:type="dxa"/>
+          <w:bottom w:w="85" w:type="dxa"/>
+          <w:right w:w="85" w:type="dxa"/>
+        </w:tblCellMar>
       </w:tblPr>
       <w:tblGrid>
         <w:gridCol w:w="5046"/>
@@ -4597,61 +4648,52 @@
       <w:tr>
         <w:tc>
           <w:tcPr>
-            <w:tcW w:type="dxa" w:w="5046"/>
-            <w:shd w:val="clear" w:color="auto" w:fill="D9E2F3"/>
-          </w:tcPr>
-          <w:p>
-            <w:pPr>
-              <w:jc w:val="center"/>
-            </w:pPr>
-            <w:r/>
-            <w:r>
-              <w:rPr>
-                <w:rFonts w:ascii="Arial" w:hAnsi="Arial"/>
-                <w:b/>
-                <w:sz w:val="16"/>
-              </w:rPr>
-              <w:t>Code Figure</w:t>
-            </w:r>
-          </w:p>
-        </w:tc>
-        <w:tc>
-          <w:tcPr>
-            <w:tcW w:type="dxa" w:w="5046"/>
-            <w:shd w:val="clear" w:color="auto" w:fill="D9E2F3"/>
-          </w:tcPr>
-          <w:p>
-            <w:pPr>
-              <w:jc w:val="center"/>
-            </w:pPr>
-            <w:r/>
-            <w:r>
-              <w:rPr>
-                <w:rFonts w:ascii="Arial" w:hAnsi="Arial"/>
-                <w:b/>
-                <w:sz w:val="16"/>
-              </w:rPr>
-              <w:t>Entry Name</w:t>
-            </w:r>
-          </w:p>
-        </w:tc>
-        <w:tc>
-          <w:tcPr>
-            <w:tcW w:type="dxa" w:w="5046"/>
-            <w:shd w:val="clear" w:color="auto" w:fill="D9E2F3"/>
-          </w:tcPr>
-          <w:p>
-            <w:pPr>
-              <w:jc w:val="center"/>
-            </w:pPr>
-            <w:r/>
-            <w:r>
-              <w:rPr>
-                <w:rFonts w:ascii="Arial" w:hAnsi="Arial"/>
-                <w:b/>
-                <w:sz w:val="16"/>
-              </w:rPr>
-              <w:t>Note</w:t>
+            <w:tcW w:type="dxa" w:w="1134"/>
+            <w:shd w:val="clear" w:color="auto" w:fill="D9D9D9"/>
+          </w:tcPr>
+          <w:p>
+            <w:r/>
+            <w:r>
+              <w:rPr>
+                <w:rFonts w:ascii="Verdana" w:hAnsi="Verdana"/>
+                <w:b w:val="0"/>
+                <w:sz w:val="16"/>
+              </w:rPr>
+              <w:t>КОДОВАЯ ЦИФРА</w:t>
+            </w:r>
+          </w:p>
+        </w:tc>
+        <w:tc>
+          <w:tcPr>
+            <w:tcW w:type="dxa" w:w="5046"/>
+            <w:shd w:val="clear" w:color="auto" w:fill="D9D9D9"/>
+          </w:tcPr>
+          <w:p>
+            <w:r/>
+            <w:r>
+              <w:rPr>
+                <w:rFonts w:ascii="Verdana" w:hAnsi="Verdana"/>
+                <w:b w:val="0"/>
+                <w:sz w:val="16"/>
+              </w:rPr>
+              <w:t>ЗНАЧЕНИЕ</w:t>
+            </w:r>
+          </w:p>
+        </w:tc>
+        <w:tc>
+          <w:tcPr>
+            <w:tcW w:type="dxa" w:w="5046"/>
+            <w:shd w:val="clear" w:color="auto" w:fill="D9D9D9"/>
+          </w:tcPr>
+          <w:p>
+            <w:r/>
+            <w:r>
+              <w:rPr>
+                <w:rFonts w:ascii="Verdana" w:hAnsi="Verdana"/>
+                <w:b w:val="0"/>
+                <w:sz w:val="16"/>
+              </w:rPr>
+              <w:t>ПРИМЕЧАНИЕ</w:t>
             </w:r>
           </w:p>
         </w:tc>
@@ -4665,7 +4707,7 @@
             <w:r/>
             <w:r>
               <w:rPr>
-                <w:rFonts w:ascii="Arial" w:hAnsi="Arial"/>
+                <w:rFonts w:ascii="Verdana" w:hAnsi="Verdana"/>
                 <w:b w:val="0"/>
                 <w:sz w:val="16"/>
               </w:rPr>
@@ -4681,7 +4723,7 @@
             <w:r/>
             <w:r>
               <w:rPr>
-                <w:rFonts w:ascii="Arial" w:hAnsi="Arial"/>
+                <w:rFonts w:ascii="Verdana" w:hAnsi="Verdana"/>
                 <w:b w:val="0"/>
                 <w:sz w:val="16"/>
               </w:rPr>
@@ -4697,7 +4739,7 @@
             <w:r/>
             <w:r>
               <w:rPr>
-                <w:rFonts w:ascii="Arial" w:hAnsi="Arial"/>
+                <w:rFonts w:ascii="Verdana" w:hAnsi="Verdana"/>
                 <w:b w:val="0"/>
                 <w:sz w:val="16"/>
               </w:rPr>
@@ -4714,7 +4756,7 @@
             <w:r/>
             <w:r>
               <w:rPr>
-                <w:rFonts w:ascii="Arial" w:hAnsi="Arial"/>
+                <w:rFonts w:ascii="Verdana" w:hAnsi="Verdana"/>
                 <w:b w:val="0"/>
                 <w:sz w:val="16"/>
               </w:rPr>
@@ -4730,7 +4772,7 @@
             <w:r/>
             <w:r>
               <w:rPr>
-                <w:rFonts w:ascii="Arial" w:hAnsi="Arial"/>
+                <w:rFonts w:ascii="Verdana" w:hAnsi="Verdana"/>
                 <w:b w:val="0"/>
                 <w:sz w:val="16"/>
               </w:rPr>
@@ -4746,7 +4788,7 @@
             <w:r/>
             <w:r>
               <w:rPr>
-                <w:rFonts w:ascii="Arial" w:hAnsi="Arial"/>
+                <w:rFonts w:ascii="Verdana" w:hAnsi="Verdana"/>
                 <w:b w:val="0"/>
                 <w:sz w:val="16"/>
               </w:rPr>
@@ -4763,7 +4805,7 @@
             <w:r/>
             <w:r>
               <w:rPr>
-                <w:rFonts w:ascii="Arial" w:hAnsi="Arial"/>
+                <w:rFonts w:ascii="Verdana" w:hAnsi="Verdana"/>
                 <w:b w:val="0"/>
                 <w:sz w:val="16"/>
               </w:rPr>
@@ -4779,7 +4821,7 @@
             <w:r/>
             <w:r>
               <w:rPr>
-                <w:rFonts w:ascii="Arial" w:hAnsi="Arial"/>
+                <w:rFonts w:ascii="Verdana" w:hAnsi="Verdana"/>
                 <w:b w:val="0"/>
                 <w:sz w:val="16"/>
               </w:rPr>
@@ -4795,7 +4837,7 @@
             <w:r/>
             <w:r>
               <w:rPr>
-                <w:rFonts w:ascii="Arial" w:hAnsi="Arial"/>
+                <w:rFonts w:ascii="Verdana" w:hAnsi="Verdana"/>
                 <w:b w:val="0"/>
                 <w:sz w:val="16"/>
               </w:rPr>
@@ -4812,7 +4854,7 @@
             <w:r/>
             <w:r>
               <w:rPr>
-                <w:rFonts w:ascii="Arial" w:hAnsi="Arial"/>
+                <w:rFonts w:ascii="Verdana" w:hAnsi="Verdana"/>
                 <w:b w:val="0"/>
                 <w:sz w:val="16"/>
               </w:rPr>
@@ -4828,7 +4870,7 @@
             <w:r/>
             <w:r>
               <w:rPr>
-                <w:rFonts w:ascii="Arial" w:hAnsi="Arial"/>
+                <w:rFonts w:ascii="Verdana" w:hAnsi="Verdana"/>
                 <w:b w:val="0"/>
                 <w:sz w:val="16"/>
               </w:rPr>
@@ -4844,7 +4886,7 @@
             <w:r/>
             <w:r>
               <w:rPr>
-                <w:rFonts w:ascii="Arial" w:hAnsi="Arial"/>
+                <w:rFonts w:ascii="Verdana" w:hAnsi="Verdana"/>
                 <w:b w:val="0"/>
                 <w:sz w:val="16"/>
               </w:rPr>
@@ -4861,7 +4903,7 @@
             <w:r/>
             <w:r>
               <w:rPr>
-                <w:rFonts w:ascii="Arial" w:hAnsi="Arial"/>
+                <w:rFonts w:ascii="Verdana" w:hAnsi="Verdana"/>
                 <w:b w:val="0"/>
                 <w:sz w:val="16"/>
               </w:rPr>
@@ -4877,7 +4919,7 @@
             <w:r/>
             <w:r>
               <w:rPr>
-                <w:rFonts w:ascii="Arial" w:hAnsi="Arial"/>
+                <w:rFonts w:ascii="Verdana" w:hAnsi="Verdana"/>
                 <w:b w:val="0"/>
                 <w:sz w:val="16"/>
               </w:rPr>
@@ -4893,7 +4935,7 @@
             <w:r/>
             <w:r>
               <w:rPr>
-                <w:rFonts w:ascii="Arial" w:hAnsi="Arial"/>
+                <w:rFonts w:ascii="Verdana" w:hAnsi="Verdana"/>
                 <w:b w:val="0"/>
                 <w:sz w:val="16"/>
               </w:rPr>
@@ -4910,7 +4952,7 @@
             <w:r/>
             <w:r>
               <w:rPr>
-                <w:rFonts w:ascii="Arial" w:hAnsi="Arial"/>
+                <w:rFonts w:ascii="Verdana" w:hAnsi="Verdana"/>
                 <w:b w:val="0"/>
                 <w:sz w:val="16"/>
               </w:rPr>
@@ -4926,7 +4968,7 @@
             <w:r/>
             <w:r>
               <w:rPr>
-                <w:rFonts w:ascii="Arial" w:hAnsi="Arial"/>
+                <w:rFonts w:ascii="Verdana" w:hAnsi="Verdana"/>
                 <w:b w:val="0"/>
                 <w:sz w:val="16"/>
               </w:rPr>
@@ -4942,7 +4984,7 @@
             <w:r/>
             <w:r>
               <w:rPr>
-                <w:rFonts w:ascii="Arial" w:hAnsi="Arial"/>
+                <w:rFonts w:ascii="Verdana" w:hAnsi="Verdana"/>
                 <w:b w:val="0"/>
                 <w:sz w:val="16"/>
               </w:rPr>
@@ -4959,7 +5001,7 @@
             <w:r/>
             <w:r>
               <w:rPr>
-                <w:rFonts w:ascii="Arial" w:hAnsi="Arial"/>
+                <w:rFonts w:ascii="Verdana" w:hAnsi="Verdana"/>
                 <w:b w:val="0"/>
                 <w:sz w:val="16"/>
               </w:rPr>
@@ -4975,7 +5017,7 @@
             <w:r/>
             <w:r>
               <w:rPr>
-                <w:rFonts w:ascii="Arial" w:hAnsi="Arial"/>
+                <w:rFonts w:ascii="Verdana" w:hAnsi="Verdana"/>
                 <w:b w:val="0"/>
                 <w:sz w:val="16"/>
               </w:rPr>
@@ -4991,7 +5033,7 @@
             <w:r/>
             <w:r>
               <w:rPr>
-                <w:rFonts w:ascii="Arial" w:hAnsi="Arial"/>
+                <w:rFonts w:ascii="Verdana" w:hAnsi="Verdana"/>
                 <w:b w:val="0"/>
                 <w:sz w:val="16"/>
               </w:rPr>
@@ -5008,7 +5050,7 @@
             <w:r/>
             <w:r>
               <w:rPr>
-                <w:rFonts w:ascii="Arial" w:hAnsi="Arial"/>
+                <w:rFonts w:ascii="Verdana" w:hAnsi="Verdana"/>
                 <w:b w:val="0"/>
                 <w:sz w:val="16"/>
               </w:rPr>
@@ -5024,7 +5066,7 @@
             <w:r/>
             <w:r>
               <w:rPr>
-                <w:rFonts w:ascii="Arial" w:hAnsi="Arial"/>
+                <w:rFonts w:ascii="Verdana" w:hAnsi="Verdana"/>
                 <w:b w:val="0"/>
                 <w:sz w:val="16"/>
               </w:rPr>
@@ -5040,7 +5082,7 @@
             <w:r/>
             <w:r>
               <w:rPr>
-                <w:rFonts w:ascii="Arial" w:hAnsi="Arial"/>
+                <w:rFonts w:ascii="Verdana" w:hAnsi="Verdana"/>
                 <w:b w:val="0"/>
                 <w:sz w:val="16"/>
               </w:rPr>
@@ -5057,7 +5099,7 @@
             <w:r/>
             <w:r>
               <w:rPr>
-                <w:rFonts w:ascii="Arial" w:hAnsi="Arial"/>
+                <w:rFonts w:ascii="Verdana" w:hAnsi="Verdana"/>
                 <w:b w:val="0"/>
                 <w:sz w:val="16"/>
               </w:rPr>
@@ -5073,7 +5115,7 @@
             <w:r/>
             <w:r>
               <w:rPr>
-                <w:rFonts w:ascii="Arial" w:hAnsi="Arial"/>
+                <w:rFonts w:ascii="Verdana" w:hAnsi="Verdana"/>
                 <w:b w:val="0"/>
                 <w:sz w:val="16"/>
               </w:rPr>
@@ -5089,7 +5131,7 @@
             <w:r/>
             <w:r>
               <w:rPr>
-                <w:rFonts w:ascii="Arial" w:hAnsi="Arial"/>
+                <w:rFonts w:ascii="Verdana" w:hAnsi="Verdana"/>
                 <w:b w:val="0"/>
                 <w:sz w:val="16"/>
               </w:rPr>
@@ -5106,7 +5148,7 @@
             <w:r/>
             <w:r>
               <w:rPr>
-                <w:rFonts w:ascii="Arial" w:hAnsi="Arial"/>
+                <w:rFonts w:ascii="Verdana" w:hAnsi="Verdana"/>
                 <w:b w:val="0"/>
                 <w:sz w:val="16"/>
               </w:rPr>
@@ -5122,7 +5164,7 @@
             <w:r/>
             <w:r>
               <w:rPr>
-                <w:rFonts w:ascii="Arial" w:hAnsi="Arial"/>
+                <w:rFonts w:ascii="Verdana" w:hAnsi="Verdana"/>
                 <w:b w:val="0"/>
                 <w:sz w:val="16"/>
               </w:rPr>
@@ -5138,7 +5180,7 @@
             <w:r/>
             <w:r>
               <w:rPr>
-                <w:rFonts w:ascii="Arial" w:hAnsi="Arial"/>
+                <w:rFonts w:ascii="Verdana" w:hAnsi="Verdana"/>
                 <w:b w:val="0"/>
                 <w:sz w:val="16"/>
               </w:rPr>
@@ -5155,7 +5197,7 @@
             <w:r/>
             <w:r>
               <w:rPr>
-                <w:rFonts w:ascii="Arial" w:hAnsi="Arial"/>
+                <w:rFonts w:ascii="Verdana" w:hAnsi="Verdana"/>
                 <w:b w:val="0"/>
                 <w:sz w:val="16"/>
               </w:rPr>
@@ -5171,7 +5213,7 @@
             <w:r/>
             <w:r>
               <w:rPr>
-                <w:rFonts w:ascii="Arial" w:hAnsi="Arial"/>
+                <w:rFonts w:ascii="Verdana" w:hAnsi="Verdana"/>
                 <w:b w:val="0"/>
                 <w:sz w:val="16"/>
               </w:rPr>
@@ -5187,7 +5229,7 @@
             <w:r/>
             <w:r>
               <w:rPr>
-                <w:rFonts w:ascii="Arial" w:hAnsi="Arial"/>
+                <w:rFonts w:ascii="Verdana" w:hAnsi="Verdana"/>
                 <w:b w:val="0"/>
                 <w:sz w:val="16"/>
               </w:rPr>
@@ -5204,7 +5246,7 @@
             <w:r/>
             <w:r>
               <w:rPr>
-                <w:rFonts w:ascii="Arial" w:hAnsi="Arial"/>
+                <w:rFonts w:ascii="Verdana" w:hAnsi="Verdana"/>
                 <w:b w:val="0"/>
                 <w:sz w:val="16"/>
               </w:rPr>
@@ -5220,7 +5262,7 @@
             <w:r/>
             <w:r>
               <w:rPr>
-                <w:rFonts w:ascii="Arial" w:hAnsi="Arial"/>
+                <w:rFonts w:ascii="Verdana" w:hAnsi="Verdana"/>
                 <w:b w:val="0"/>
                 <w:sz w:val="16"/>
               </w:rPr>
@@ -5236,7 +5278,7 @@
             <w:r/>
             <w:r>
               <w:rPr>
-                <w:rFonts w:ascii="Arial" w:hAnsi="Arial"/>
+                <w:rFonts w:ascii="Verdana" w:hAnsi="Verdana"/>
                 <w:b w:val="0"/>
                 <w:sz w:val="16"/>
               </w:rPr>
@@ -5249,7 +5291,7 @@
     <w:p>
       <w:r>
         <w:rPr>
-          <w:rFonts w:ascii="Arial" w:hAnsi="Arial"/>
+          <w:rFonts w:ascii="Verdana" w:hAnsi="Verdana"/>
           <w:b/>
           <w:sz w:val="18"/>
         </w:rPr>
@@ -5262,6 +5304,20 @@
         <w:tblW w:type="auto" w:w="0"/>
         <w:jc w:val="center"/>
         <w:tblLook w:firstColumn="1" w:firstRow="1" w:lastColumn="0" w:lastRow="0" w:noHBand="0" w:noVBand="1" w:val="04A0"/>
+        <w:tblBorders>
+          <w:top w:val="single" w:sz="4" w:space="0" w:color="595959"/>
+          <w:left w:val="single" w:sz="4" w:space="0" w:color="595959"/>
+          <w:bottom w:val="single" w:sz="4" w:space="0" w:color="595959"/>
+          <w:right w:val="single" w:sz="4" w:space="0" w:color="595959"/>
+          <w:insideH w:val="single" w:sz="4" w:space="0" w:color="595959"/>
+          <w:insideV w:val="single" w:sz="4" w:space="0" w:color="595959"/>
+        </w:tblBorders>
+        <w:tblCellMar>
+          <w:top w:w="85" w:type="dxa"/>
+          <w:left w:w="85" w:type="dxa"/>
+          <w:bottom w:w="85" w:type="dxa"/>
+          <w:right w:w="85" w:type="dxa"/>
+        </w:tblCellMar>
       </w:tblPr>
       <w:tblGrid>
         <w:gridCol w:w="5046"/>
@@ -5271,61 +5327,52 @@
       <w:tr>
         <w:tc>
           <w:tcPr>
-            <w:tcW w:type="dxa" w:w="5046"/>
-            <w:shd w:val="clear" w:color="auto" w:fill="D9E2F3"/>
-          </w:tcPr>
-          <w:p>
-            <w:pPr>
-              <w:jc w:val="center"/>
-            </w:pPr>
-            <w:r/>
-            <w:r>
-              <w:rPr>
-                <w:rFonts w:ascii="Arial" w:hAnsi="Arial"/>
-                <w:b/>
-                <w:sz w:val="16"/>
-              </w:rPr>
-              <w:t>Code Figure</w:t>
-            </w:r>
-          </w:p>
-        </w:tc>
-        <w:tc>
-          <w:tcPr>
-            <w:tcW w:type="dxa" w:w="5046"/>
-            <w:shd w:val="clear" w:color="auto" w:fill="D9E2F3"/>
-          </w:tcPr>
-          <w:p>
-            <w:pPr>
-              <w:jc w:val="center"/>
-            </w:pPr>
-            <w:r/>
-            <w:r>
-              <w:rPr>
-                <w:rFonts w:ascii="Arial" w:hAnsi="Arial"/>
-                <w:b/>
-                <w:sz w:val="16"/>
-              </w:rPr>
-              <w:t>Entry Name</w:t>
-            </w:r>
-          </w:p>
-        </w:tc>
-        <w:tc>
-          <w:tcPr>
-            <w:tcW w:type="dxa" w:w="5046"/>
-            <w:shd w:val="clear" w:color="auto" w:fill="D9E2F3"/>
-          </w:tcPr>
-          <w:p>
-            <w:pPr>
-              <w:jc w:val="center"/>
-            </w:pPr>
-            <w:r/>
-            <w:r>
-              <w:rPr>
-                <w:rFonts w:ascii="Arial" w:hAnsi="Arial"/>
-                <w:b/>
-                <w:sz w:val="16"/>
-              </w:rPr>
-              <w:t>Note</w:t>
+            <w:tcW w:type="dxa" w:w="1134"/>
+            <w:shd w:val="clear" w:color="auto" w:fill="D9D9D9"/>
+          </w:tcPr>
+          <w:p>
+            <w:r/>
+            <w:r>
+              <w:rPr>
+                <w:rFonts w:ascii="Verdana" w:hAnsi="Verdana"/>
+                <w:b w:val="0"/>
+                <w:sz w:val="16"/>
+              </w:rPr>
+              <w:t>КОДОВАЯ ЦИФРА</w:t>
+            </w:r>
+          </w:p>
+        </w:tc>
+        <w:tc>
+          <w:tcPr>
+            <w:tcW w:type="dxa" w:w="5046"/>
+            <w:shd w:val="clear" w:color="auto" w:fill="D9D9D9"/>
+          </w:tcPr>
+          <w:p>
+            <w:r/>
+            <w:r>
+              <w:rPr>
+                <w:rFonts w:ascii="Verdana" w:hAnsi="Verdana"/>
+                <w:b w:val="0"/>
+                <w:sz w:val="16"/>
+              </w:rPr>
+              <w:t>ЗНАЧЕНИЕ</w:t>
+            </w:r>
+          </w:p>
+        </w:tc>
+        <w:tc>
+          <w:tcPr>
+            <w:tcW w:type="dxa" w:w="5046"/>
+            <w:shd w:val="clear" w:color="auto" w:fill="D9D9D9"/>
+          </w:tcPr>
+          <w:p>
+            <w:r/>
+            <w:r>
+              <w:rPr>
+                <w:rFonts w:ascii="Verdana" w:hAnsi="Verdana"/>
+                <w:b w:val="0"/>
+                <w:sz w:val="16"/>
+              </w:rPr>
+              <w:t>ПРИМЕЧАНИЕ</w:t>
             </w:r>
           </w:p>
         </w:tc>
@@ -5339,7 +5386,7 @@
             <w:r/>
             <w:r>
               <w:rPr>
-                <w:rFonts w:ascii="Arial" w:hAnsi="Arial"/>
+                <w:rFonts w:ascii="Verdana" w:hAnsi="Verdana"/>
                 <w:b w:val="0"/>
                 <w:sz w:val="16"/>
               </w:rPr>
@@ -5355,7 +5402,7 @@
             <w:r/>
             <w:r>
               <w:rPr>
-                <w:rFonts w:ascii="Arial" w:hAnsi="Arial"/>
+                <w:rFonts w:ascii="Verdana" w:hAnsi="Verdana"/>
                 <w:b w:val="0"/>
                 <w:sz w:val="16"/>
               </w:rPr>
@@ -5371,7 +5418,7 @@
             <w:r/>
             <w:r>
               <w:rPr>
-                <w:rFonts w:ascii="Arial" w:hAnsi="Arial"/>
+                <w:rFonts w:ascii="Verdana" w:hAnsi="Verdana"/>
                 <w:b w:val="0"/>
                 <w:sz w:val="16"/>
               </w:rPr>
@@ -5388,7 +5435,7 @@
             <w:r/>
             <w:r>
               <w:rPr>
-                <w:rFonts w:ascii="Arial" w:hAnsi="Arial"/>
+                <w:rFonts w:ascii="Verdana" w:hAnsi="Verdana"/>
                 <w:b w:val="0"/>
                 <w:sz w:val="16"/>
               </w:rPr>
@@ -5404,7 +5451,7 @@
             <w:r/>
             <w:r>
               <w:rPr>
-                <w:rFonts w:ascii="Arial" w:hAnsi="Arial"/>
+                <w:rFonts w:ascii="Verdana" w:hAnsi="Verdana"/>
                 <w:b w:val="0"/>
                 <w:sz w:val="16"/>
               </w:rPr>
@@ -5420,7 +5467,7 @@
             <w:r/>
             <w:r>
               <w:rPr>
-                <w:rFonts w:ascii="Arial" w:hAnsi="Arial"/>
+                <w:rFonts w:ascii="Verdana" w:hAnsi="Verdana"/>
                 <w:b w:val="0"/>
                 <w:sz w:val="16"/>
               </w:rPr>
@@ -5437,7 +5484,7 @@
             <w:r/>
             <w:r>
               <w:rPr>
-                <w:rFonts w:ascii="Arial" w:hAnsi="Arial"/>
+                <w:rFonts w:ascii="Verdana" w:hAnsi="Verdana"/>
                 <w:b w:val="0"/>
                 <w:sz w:val="16"/>
               </w:rPr>
@@ -5453,7 +5500,7 @@
             <w:r/>
             <w:r>
               <w:rPr>
-                <w:rFonts w:ascii="Arial" w:hAnsi="Arial"/>
+                <w:rFonts w:ascii="Verdana" w:hAnsi="Verdana"/>
                 <w:b w:val="0"/>
                 <w:sz w:val="16"/>
               </w:rPr>
@@ -5469,7 +5516,7 @@
             <w:r/>
             <w:r>
               <w:rPr>
-                <w:rFonts w:ascii="Arial" w:hAnsi="Arial"/>
+                <w:rFonts w:ascii="Verdana" w:hAnsi="Verdana"/>
                 <w:b w:val="0"/>
                 <w:sz w:val="16"/>
               </w:rPr>
@@ -5486,7 +5533,7 @@
             <w:r/>
             <w:r>
               <w:rPr>
-                <w:rFonts w:ascii="Arial" w:hAnsi="Arial"/>
+                <w:rFonts w:ascii="Verdana" w:hAnsi="Verdana"/>
                 <w:b w:val="0"/>
                 <w:sz w:val="16"/>
               </w:rPr>
@@ -5502,7 +5549,7 @@
             <w:r/>
             <w:r>
               <w:rPr>
-                <w:rFonts w:ascii="Arial" w:hAnsi="Arial"/>
+                <w:rFonts w:ascii="Verdana" w:hAnsi="Verdana"/>
                 <w:b w:val="0"/>
                 <w:sz w:val="16"/>
               </w:rPr>
@@ -5518,7 +5565,7 @@
             <w:r/>
             <w:r>
               <w:rPr>
-                <w:rFonts w:ascii="Arial" w:hAnsi="Arial"/>
+                <w:rFonts w:ascii="Verdana" w:hAnsi="Verdana"/>
                 <w:b w:val="0"/>
                 <w:sz w:val="16"/>
               </w:rPr>
@@ -5535,7 +5582,7 @@
             <w:r/>
             <w:r>
               <w:rPr>
-                <w:rFonts w:ascii="Arial" w:hAnsi="Arial"/>
+                <w:rFonts w:ascii="Verdana" w:hAnsi="Verdana"/>
                 <w:b w:val="0"/>
                 <w:sz w:val="16"/>
               </w:rPr>
@@ -5551,7 +5598,7 @@
             <w:r/>
             <w:r>
               <w:rPr>
-                <w:rFonts w:ascii="Arial" w:hAnsi="Arial"/>
+                <w:rFonts w:ascii="Verdana" w:hAnsi="Verdana"/>
                 <w:b w:val="0"/>
                 <w:sz w:val="16"/>
               </w:rPr>
@@ -5567,7 +5614,7 @@
             <w:r/>
             <w:r>
               <w:rPr>
-                <w:rFonts w:ascii="Arial" w:hAnsi="Arial"/>
+                <w:rFonts w:ascii="Verdana" w:hAnsi="Verdana"/>
                 <w:b w:val="0"/>
                 <w:sz w:val="16"/>
               </w:rPr>
@@ -5584,7 +5631,7 @@
             <w:r/>
             <w:r>
               <w:rPr>
-                <w:rFonts w:ascii="Arial" w:hAnsi="Arial"/>
+                <w:rFonts w:ascii="Verdana" w:hAnsi="Verdana"/>
                 <w:b w:val="0"/>
                 <w:sz w:val="16"/>
               </w:rPr>
@@ -5600,7 +5647,7 @@
             <w:r/>
             <w:r>
               <w:rPr>
-                <w:rFonts w:ascii="Arial" w:hAnsi="Arial"/>
+                <w:rFonts w:ascii="Verdana" w:hAnsi="Verdana"/>
                 <w:b w:val="0"/>
                 <w:sz w:val="16"/>
               </w:rPr>
@@ -5616,7 +5663,7 @@
             <w:r/>
             <w:r>
               <w:rPr>
-                <w:rFonts w:ascii="Arial" w:hAnsi="Arial"/>
+                <w:rFonts w:ascii="Verdana" w:hAnsi="Verdana"/>
                 <w:b w:val="0"/>
                 <w:sz w:val="16"/>
               </w:rPr>
@@ -5633,7 +5680,7 @@
             <w:r/>
             <w:r>
               <w:rPr>
-                <w:rFonts w:ascii="Arial" w:hAnsi="Arial"/>
+                <w:rFonts w:ascii="Verdana" w:hAnsi="Verdana"/>
                 <w:b w:val="0"/>
                 <w:sz w:val="16"/>
               </w:rPr>
@@ -5649,7 +5696,7 @@
             <w:r/>
             <w:r>
               <w:rPr>
-                <w:rFonts w:ascii="Arial" w:hAnsi="Arial"/>
+                <w:rFonts w:ascii="Verdana" w:hAnsi="Verdana"/>
                 <w:b w:val="0"/>
                 <w:sz w:val="16"/>
               </w:rPr>
@@ -5665,7 +5712,7 @@
             <w:r/>
             <w:r>
               <w:rPr>
-                <w:rFonts w:ascii="Arial" w:hAnsi="Arial"/>
+                <w:rFonts w:ascii="Verdana" w:hAnsi="Verdana"/>
                 <w:b w:val="0"/>
                 <w:sz w:val="16"/>
               </w:rPr>
@@ -5682,7 +5729,7 @@
             <w:r/>
             <w:r>
               <w:rPr>
-                <w:rFonts w:ascii="Arial" w:hAnsi="Arial"/>
+                <w:rFonts w:ascii="Verdana" w:hAnsi="Verdana"/>
                 <w:b w:val="0"/>
                 <w:sz w:val="16"/>
               </w:rPr>
@@ -5698,7 +5745,7 @@
             <w:r/>
             <w:r>
               <w:rPr>
-                <w:rFonts w:ascii="Arial" w:hAnsi="Arial"/>
+                <w:rFonts w:ascii="Verdana" w:hAnsi="Verdana"/>
                 <w:b w:val="0"/>
                 <w:sz w:val="16"/>
               </w:rPr>
@@ -5714,7 +5761,7 @@
             <w:r/>
             <w:r>
               <w:rPr>
-                <w:rFonts w:ascii="Arial" w:hAnsi="Arial"/>
+                <w:rFonts w:ascii="Verdana" w:hAnsi="Verdana"/>
                 <w:b w:val="0"/>
                 <w:sz w:val="16"/>
               </w:rPr>
@@ -5731,7 +5778,7 @@
             <w:r/>
             <w:r>
               <w:rPr>
-                <w:rFonts w:ascii="Arial" w:hAnsi="Arial"/>
+                <w:rFonts w:ascii="Verdana" w:hAnsi="Verdana"/>
                 <w:b w:val="0"/>
                 <w:sz w:val="16"/>
               </w:rPr>
@@ -5747,7 +5794,7 @@
             <w:r/>
             <w:r>
               <w:rPr>
-                <w:rFonts w:ascii="Arial" w:hAnsi="Arial"/>
+                <w:rFonts w:ascii="Verdana" w:hAnsi="Verdana"/>
                 <w:b w:val="0"/>
                 <w:sz w:val="16"/>
               </w:rPr>
@@ -5763,7 +5810,7 @@
             <w:r/>
             <w:r>
               <w:rPr>
-                <w:rFonts w:ascii="Arial" w:hAnsi="Arial"/>
+                <w:rFonts w:ascii="Verdana" w:hAnsi="Verdana"/>
                 <w:b w:val="0"/>
                 <w:sz w:val="16"/>
               </w:rPr>
@@ -5780,7 +5827,7 @@
             <w:r/>
             <w:r>
               <w:rPr>
-                <w:rFonts w:ascii="Arial" w:hAnsi="Arial"/>
+                <w:rFonts w:ascii="Verdana" w:hAnsi="Verdana"/>
                 <w:b w:val="0"/>
                 <w:sz w:val="16"/>
               </w:rPr>
@@ -5796,7 +5843,7 @@
             <w:r/>
             <w:r>
               <w:rPr>
-                <w:rFonts w:ascii="Arial" w:hAnsi="Arial"/>
+                <w:rFonts w:ascii="Verdana" w:hAnsi="Verdana"/>
                 <w:b w:val="0"/>
                 <w:sz w:val="16"/>
               </w:rPr>
@@ -5812,7 +5859,7 @@
             <w:r/>
             <w:r>
               <w:rPr>
-                <w:rFonts w:ascii="Arial" w:hAnsi="Arial"/>
+                <w:rFonts w:ascii="Verdana" w:hAnsi="Verdana"/>
                 <w:b w:val="0"/>
                 <w:sz w:val="16"/>
               </w:rPr>
@@ -5829,7 +5876,7 @@
             <w:r/>
             <w:r>
               <w:rPr>
-                <w:rFonts w:ascii="Arial" w:hAnsi="Arial"/>
+                <w:rFonts w:ascii="Verdana" w:hAnsi="Verdana"/>
                 <w:b w:val="0"/>
                 <w:sz w:val="16"/>
               </w:rPr>
@@ -5845,7 +5892,7 @@
             <w:r/>
             <w:r>
               <w:rPr>
-                <w:rFonts w:ascii="Arial" w:hAnsi="Arial"/>
+                <w:rFonts w:ascii="Verdana" w:hAnsi="Verdana"/>
                 <w:b w:val="0"/>
                 <w:sz w:val="16"/>
               </w:rPr>
@@ -5861,7 +5908,7 @@
             <w:r/>
             <w:r>
               <w:rPr>
-                <w:rFonts w:ascii="Arial" w:hAnsi="Arial"/>
+                <w:rFonts w:ascii="Verdana" w:hAnsi="Verdana"/>
                 <w:b w:val="0"/>
                 <w:sz w:val="16"/>
               </w:rPr>
@@ -5878,7 +5925,7 @@
             <w:r/>
             <w:r>
               <w:rPr>
-                <w:rFonts w:ascii="Arial" w:hAnsi="Arial"/>
+                <w:rFonts w:ascii="Verdana" w:hAnsi="Verdana"/>
                 <w:b w:val="0"/>
                 <w:sz w:val="16"/>
               </w:rPr>
@@ -5894,7 +5941,7 @@
             <w:r/>
             <w:r>
               <w:rPr>
-                <w:rFonts w:ascii="Arial" w:hAnsi="Arial"/>
+                <w:rFonts w:ascii="Verdana" w:hAnsi="Verdana"/>
                 <w:b w:val="0"/>
                 <w:sz w:val="16"/>
               </w:rPr>
@@ -5910,7 +5957,7 @@
             <w:r/>
             <w:r>
               <w:rPr>
-                <w:rFonts w:ascii="Arial" w:hAnsi="Arial"/>
+                <w:rFonts w:ascii="Verdana" w:hAnsi="Verdana"/>
                 <w:b w:val="0"/>
                 <w:sz w:val="16"/>
               </w:rPr>
@@ -5923,7 +5970,7 @@
     <w:p>
       <w:r>
         <w:rPr>
-          <w:rFonts w:ascii="Arial" w:hAnsi="Arial"/>
+          <w:rFonts w:ascii="Verdana" w:hAnsi="Verdana"/>
           <w:b/>
           <w:sz w:val="18"/>
         </w:rPr>
@@ -5936,6 +5983,20 @@
         <w:tblW w:type="auto" w:w="0"/>
         <w:jc w:val="center"/>
         <w:tblLook w:firstColumn="1" w:firstRow="1" w:lastColumn="0" w:lastRow="0" w:noHBand="0" w:noVBand="1" w:val="04A0"/>
+        <w:tblBorders>
+          <w:top w:val="single" w:sz="4" w:space="0" w:color="595959"/>
+          <w:left w:val="single" w:sz="4" w:space="0" w:color="595959"/>
+          <w:bottom w:val="single" w:sz="4" w:space="0" w:color="595959"/>
+          <w:right w:val="single" w:sz="4" w:space="0" w:color="595959"/>
+          <w:insideH w:val="single" w:sz="4" w:space="0" w:color="595959"/>
+          <w:insideV w:val="single" w:sz="4" w:space="0" w:color="595959"/>
+        </w:tblBorders>
+        <w:tblCellMar>
+          <w:top w:w="85" w:type="dxa"/>
+          <w:left w:w="85" w:type="dxa"/>
+          <w:bottom w:w="85" w:type="dxa"/>
+          <w:right w:w="85" w:type="dxa"/>
+        </w:tblCellMar>
       </w:tblPr>
       <w:tblGrid>
         <w:gridCol w:w="5046"/>
@@ -5945,61 +6006,52 @@
       <w:tr>
         <w:tc>
           <w:tcPr>
-            <w:tcW w:type="dxa" w:w="5046"/>
-            <w:shd w:val="clear" w:color="auto" w:fill="D9E2F3"/>
-          </w:tcPr>
-          <w:p>
-            <w:pPr>
-              <w:jc w:val="center"/>
-            </w:pPr>
-            <w:r/>
-            <w:r>
-              <w:rPr>
-                <w:rFonts w:ascii="Arial" w:hAnsi="Arial"/>
-                <w:b/>
-                <w:sz w:val="16"/>
-              </w:rPr>
-              <w:t>Code Figure</w:t>
-            </w:r>
-          </w:p>
-        </w:tc>
-        <w:tc>
-          <w:tcPr>
-            <w:tcW w:type="dxa" w:w="5046"/>
-            <w:shd w:val="clear" w:color="auto" w:fill="D9E2F3"/>
-          </w:tcPr>
-          <w:p>
-            <w:pPr>
-              <w:jc w:val="center"/>
-            </w:pPr>
-            <w:r/>
-            <w:r>
-              <w:rPr>
-                <w:rFonts w:ascii="Arial" w:hAnsi="Arial"/>
-                <w:b/>
-                <w:sz w:val="16"/>
-              </w:rPr>
-              <w:t>Entry Name</w:t>
-            </w:r>
-          </w:p>
-        </w:tc>
-        <w:tc>
-          <w:tcPr>
-            <w:tcW w:type="dxa" w:w="5046"/>
-            <w:shd w:val="clear" w:color="auto" w:fill="D9E2F3"/>
-          </w:tcPr>
-          <w:p>
-            <w:pPr>
-              <w:jc w:val="center"/>
-            </w:pPr>
-            <w:r/>
-            <w:r>
-              <w:rPr>
-                <w:rFonts w:ascii="Arial" w:hAnsi="Arial"/>
-                <w:b/>
-                <w:sz w:val="16"/>
-              </w:rPr>
-              <w:t>Note</w:t>
+            <w:tcW w:type="dxa" w:w="1134"/>
+            <w:shd w:val="clear" w:color="auto" w:fill="D9D9D9"/>
+          </w:tcPr>
+          <w:p>
+            <w:r/>
+            <w:r>
+              <w:rPr>
+                <w:rFonts w:ascii="Verdana" w:hAnsi="Verdana"/>
+                <w:b w:val="0"/>
+                <w:sz w:val="16"/>
+              </w:rPr>
+              <w:t>КОДОВАЯ ЦИФРА</w:t>
+            </w:r>
+          </w:p>
+        </w:tc>
+        <w:tc>
+          <w:tcPr>
+            <w:tcW w:type="dxa" w:w="5046"/>
+            <w:shd w:val="clear" w:color="auto" w:fill="D9D9D9"/>
+          </w:tcPr>
+          <w:p>
+            <w:r/>
+            <w:r>
+              <w:rPr>
+                <w:rFonts w:ascii="Verdana" w:hAnsi="Verdana"/>
+                <w:b w:val="0"/>
+                <w:sz w:val="16"/>
+              </w:rPr>
+              <w:t>ЗНАЧЕНИЕ</w:t>
+            </w:r>
+          </w:p>
+        </w:tc>
+        <w:tc>
+          <w:tcPr>
+            <w:tcW w:type="dxa" w:w="5046"/>
+            <w:shd w:val="clear" w:color="auto" w:fill="D9D9D9"/>
+          </w:tcPr>
+          <w:p>
+            <w:r/>
+            <w:r>
+              <w:rPr>
+                <w:rFonts w:ascii="Verdana" w:hAnsi="Verdana"/>
+                <w:b w:val="0"/>
+                <w:sz w:val="16"/>
+              </w:rPr>
+              <w:t>ПРИМЕЧАНИЕ</w:t>
             </w:r>
           </w:p>
         </w:tc>
@@ -6013,7 +6065,7 @@
             <w:r/>
             <w:r>
               <w:rPr>
-                <w:rFonts w:ascii="Arial" w:hAnsi="Arial"/>
+                <w:rFonts w:ascii="Verdana" w:hAnsi="Verdana"/>
                 <w:b w:val="0"/>
                 <w:sz w:val="16"/>
               </w:rPr>
@@ -6029,7 +6081,7 @@
             <w:r/>
             <w:r>
               <w:rPr>
-                <w:rFonts w:ascii="Arial" w:hAnsi="Arial"/>
+                <w:rFonts w:ascii="Verdana" w:hAnsi="Verdana"/>
                 <w:b w:val="0"/>
                 <w:sz w:val="16"/>
               </w:rPr>
@@ -6045,7 +6097,7 @@
             <w:r/>
             <w:r>
               <w:rPr>
-                <w:rFonts w:ascii="Arial" w:hAnsi="Arial"/>
+                <w:rFonts w:ascii="Verdana" w:hAnsi="Verdana"/>
                 <w:b w:val="0"/>
                 <w:sz w:val="16"/>
               </w:rPr>
@@ -6062,7 +6114,7 @@
             <w:r/>
             <w:r>
               <w:rPr>
-                <w:rFonts w:ascii="Arial" w:hAnsi="Arial"/>
+                <w:rFonts w:ascii="Verdana" w:hAnsi="Verdana"/>
                 <w:b w:val="0"/>
                 <w:sz w:val="16"/>
               </w:rPr>
@@ -6078,7 +6130,7 @@
             <w:r/>
             <w:r>
               <w:rPr>
-                <w:rFonts w:ascii="Arial" w:hAnsi="Arial"/>
+                <w:rFonts w:ascii="Verdana" w:hAnsi="Verdana"/>
                 <w:b w:val="0"/>
                 <w:sz w:val="16"/>
               </w:rPr>
@@ -6094,7 +6146,7 @@
             <w:r/>
             <w:r>
               <w:rPr>
-                <w:rFonts w:ascii="Arial" w:hAnsi="Arial"/>
+                <w:rFonts w:ascii="Verdana" w:hAnsi="Verdana"/>
                 <w:b w:val="0"/>
                 <w:sz w:val="16"/>
               </w:rPr>
@@ -6111,7 +6163,7 @@
             <w:r/>
             <w:r>
               <w:rPr>
-                <w:rFonts w:ascii="Arial" w:hAnsi="Arial"/>
+                <w:rFonts w:ascii="Verdana" w:hAnsi="Verdana"/>
                 <w:b w:val="0"/>
                 <w:sz w:val="16"/>
               </w:rPr>
@@ -6127,7 +6179,7 @@
             <w:r/>
             <w:r>
               <w:rPr>
-                <w:rFonts w:ascii="Arial" w:hAnsi="Arial"/>
+                <w:rFonts w:ascii="Verdana" w:hAnsi="Verdana"/>
                 <w:b w:val="0"/>
                 <w:sz w:val="16"/>
               </w:rPr>
@@ -6143,7 +6195,7 @@
             <w:r/>
             <w:r>
               <w:rPr>
-                <w:rFonts w:ascii="Arial" w:hAnsi="Arial"/>
+                <w:rFonts w:ascii="Verdana" w:hAnsi="Verdana"/>
                 <w:b w:val="0"/>
                 <w:sz w:val="16"/>
               </w:rPr>
@@ -6160,7 +6212,7 @@
             <w:r/>
             <w:r>
               <w:rPr>
-                <w:rFonts w:ascii="Arial" w:hAnsi="Arial"/>
+                <w:rFonts w:ascii="Verdana" w:hAnsi="Verdana"/>
                 <w:b w:val="0"/>
                 <w:sz w:val="16"/>
               </w:rPr>
@@ -6176,7 +6228,7 @@
             <w:r/>
             <w:r>
               <w:rPr>
-                <w:rFonts w:ascii="Arial" w:hAnsi="Arial"/>
+                <w:rFonts w:ascii="Verdana" w:hAnsi="Verdana"/>
                 <w:b w:val="0"/>
                 <w:sz w:val="16"/>
               </w:rPr>
@@ -6192,7 +6244,7 @@
             <w:r/>
             <w:r>
               <w:rPr>
-                <w:rFonts w:ascii="Arial" w:hAnsi="Arial"/>
+                <w:rFonts w:ascii="Verdana" w:hAnsi="Verdana"/>
                 <w:b w:val="0"/>
                 <w:sz w:val="16"/>
               </w:rPr>
@@ -6209,7 +6261,7 @@
             <w:r/>
             <w:r>
               <w:rPr>
-                <w:rFonts w:ascii="Arial" w:hAnsi="Arial"/>
+                <w:rFonts w:ascii="Verdana" w:hAnsi="Verdana"/>
                 <w:b w:val="0"/>
                 <w:sz w:val="16"/>
               </w:rPr>
@@ -6225,7 +6277,7 @@
             <w:r/>
             <w:r>
               <w:rPr>
-                <w:rFonts w:ascii="Arial" w:hAnsi="Arial"/>
+                <w:rFonts w:ascii="Verdana" w:hAnsi="Verdana"/>
                 <w:b w:val="0"/>
                 <w:sz w:val="16"/>
               </w:rPr>
@@ -6241,7 +6293,7 @@
             <w:r/>
             <w:r>
               <w:rPr>
-                <w:rFonts w:ascii="Arial" w:hAnsi="Arial"/>
+                <w:rFonts w:ascii="Verdana" w:hAnsi="Verdana"/>
                 <w:b w:val="0"/>
                 <w:sz w:val="16"/>
               </w:rPr>
@@ -6258,7 +6310,7 @@
             <w:r/>
             <w:r>
               <w:rPr>
-                <w:rFonts w:ascii="Arial" w:hAnsi="Arial"/>
+                <w:rFonts w:ascii="Verdana" w:hAnsi="Verdana"/>
                 <w:b w:val="0"/>
                 <w:sz w:val="16"/>
               </w:rPr>
@@ -6274,7 +6326,7 @@
             <w:r/>
             <w:r>
               <w:rPr>
-                <w:rFonts w:ascii="Arial" w:hAnsi="Arial"/>
+                <w:rFonts w:ascii="Verdana" w:hAnsi="Verdana"/>
                 <w:b w:val="0"/>
                 <w:sz w:val="16"/>
               </w:rPr>
@@ -6290,7 +6342,7 @@
             <w:r/>
             <w:r>
               <w:rPr>
-                <w:rFonts w:ascii="Arial" w:hAnsi="Arial"/>
+                <w:rFonts w:ascii="Verdana" w:hAnsi="Verdana"/>
                 <w:b w:val="0"/>
                 <w:sz w:val="16"/>
               </w:rPr>
@@ -6307,7 +6359,7 @@
             <w:r/>
             <w:r>
               <w:rPr>
-                <w:rFonts w:ascii="Arial" w:hAnsi="Arial"/>
+                <w:rFonts w:ascii="Verdana" w:hAnsi="Verdana"/>
                 <w:b w:val="0"/>
                 <w:sz w:val="16"/>
               </w:rPr>
@@ -6323,7 +6375,7 @@
             <w:r/>
             <w:r>
               <w:rPr>
-                <w:rFonts w:ascii="Arial" w:hAnsi="Arial"/>
+                <w:rFonts w:ascii="Verdana" w:hAnsi="Verdana"/>
                 <w:b w:val="0"/>
                 <w:sz w:val="16"/>
               </w:rPr>
@@ -6339,7 +6391,7 @@
             <w:r/>
             <w:r>
               <w:rPr>
-                <w:rFonts w:ascii="Arial" w:hAnsi="Arial"/>
+                <w:rFonts w:ascii="Verdana" w:hAnsi="Verdana"/>
                 <w:b w:val="0"/>
                 <w:sz w:val="16"/>
               </w:rPr>
@@ -6356,7 +6408,7 @@
             <w:r/>
             <w:r>
               <w:rPr>
-                <w:rFonts w:ascii="Arial" w:hAnsi="Arial"/>
+                <w:rFonts w:ascii="Verdana" w:hAnsi="Verdana"/>
                 <w:b w:val="0"/>
                 <w:sz w:val="16"/>
               </w:rPr>
@@ -6372,7 +6424,7 @@
             <w:r/>
             <w:r>
               <w:rPr>
-                <w:rFonts w:ascii="Arial" w:hAnsi="Arial"/>
+                <w:rFonts w:ascii="Verdana" w:hAnsi="Verdana"/>
                 <w:b w:val="0"/>
                 <w:sz w:val="16"/>
               </w:rPr>
@@ -6388,7 +6440,7 @@
             <w:r/>
             <w:r>
               <w:rPr>
-                <w:rFonts w:ascii="Arial" w:hAnsi="Arial"/>
+                <w:rFonts w:ascii="Verdana" w:hAnsi="Verdana"/>
                 <w:b w:val="0"/>
                 <w:sz w:val="16"/>
               </w:rPr>
@@ -6401,7 +6453,7 @@
     <w:p>
       <w:r>
         <w:rPr>
-          <w:rFonts w:ascii="Arial" w:hAnsi="Arial"/>
+          <w:rFonts w:ascii="Verdana" w:hAnsi="Verdana"/>
           <w:b/>
           <w:sz w:val="18"/>
         </w:rPr>
@@ -6414,6 +6466,20 @@
         <w:tblW w:type="auto" w:w="0"/>
         <w:jc w:val="center"/>
         <w:tblLook w:firstColumn="1" w:firstRow="1" w:lastColumn="0" w:lastRow="0" w:noHBand="0" w:noVBand="1" w:val="04A0"/>
+        <w:tblBorders>
+          <w:top w:val="single" w:sz="4" w:space="0" w:color="595959"/>
+          <w:left w:val="single" w:sz="4" w:space="0" w:color="595959"/>
+          <w:bottom w:val="single" w:sz="4" w:space="0" w:color="595959"/>
+          <w:right w:val="single" w:sz="4" w:space="0" w:color="595959"/>
+          <w:insideH w:val="single" w:sz="4" w:space="0" w:color="595959"/>
+          <w:insideV w:val="single" w:sz="4" w:space="0" w:color="595959"/>
+        </w:tblBorders>
+        <w:tblCellMar>
+          <w:top w:w="85" w:type="dxa"/>
+          <w:left w:w="85" w:type="dxa"/>
+          <w:bottom w:w="85" w:type="dxa"/>
+          <w:right w:w="85" w:type="dxa"/>
+        </w:tblCellMar>
       </w:tblPr>
       <w:tblGrid>
         <w:gridCol w:w="5046"/>
@@ -6423,61 +6489,52 @@
       <w:tr>
         <w:tc>
           <w:tcPr>
-            <w:tcW w:type="dxa" w:w="5046"/>
-            <w:shd w:val="clear" w:color="auto" w:fill="D9E2F3"/>
-          </w:tcPr>
-          <w:p>
-            <w:pPr>
-              <w:jc w:val="center"/>
-            </w:pPr>
-            <w:r/>
-            <w:r>
-              <w:rPr>
-                <w:rFonts w:ascii="Arial" w:hAnsi="Arial"/>
-                <w:b/>
-                <w:sz w:val="16"/>
-              </w:rPr>
-              <w:t>Code Figure</w:t>
-            </w:r>
-          </w:p>
-        </w:tc>
-        <w:tc>
-          <w:tcPr>
-            <w:tcW w:type="dxa" w:w="5046"/>
-            <w:shd w:val="clear" w:color="auto" w:fill="D9E2F3"/>
-          </w:tcPr>
-          <w:p>
-            <w:pPr>
-              <w:jc w:val="center"/>
-            </w:pPr>
-            <w:r/>
-            <w:r>
-              <w:rPr>
-                <w:rFonts w:ascii="Arial" w:hAnsi="Arial"/>
-                <w:b/>
-                <w:sz w:val="16"/>
-              </w:rPr>
-              <w:t>Entry Name</w:t>
-            </w:r>
-          </w:p>
-        </w:tc>
-        <w:tc>
-          <w:tcPr>
-            <w:tcW w:type="dxa" w:w="5046"/>
-            <w:shd w:val="clear" w:color="auto" w:fill="D9E2F3"/>
-          </w:tcPr>
-          <w:p>
-            <w:pPr>
-              <w:jc w:val="center"/>
-            </w:pPr>
-            <w:r/>
-            <w:r>
-              <w:rPr>
-                <w:rFonts w:ascii="Arial" w:hAnsi="Arial"/>
-                <w:b/>
-                <w:sz w:val="16"/>
-              </w:rPr>
-              <w:t>Note</w:t>
+            <w:tcW w:type="dxa" w:w="1134"/>
+            <w:shd w:val="clear" w:color="auto" w:fill="D9D9D9"/>
+          </w:tcPr>
+          <w:p>
+            <w:r/>
+            <w:r>
+              <w:rPr>
+                <w:rFonts w:ascii="Verdana" w:hAnsi="Verdana"/>
+                <w:b w:val="0"/>
+                <w:sz w:val="16"/>
+              </w:rPr>
+              <w:t>КОДОВАЯ ЦИФРА</w:t>
+            </w:r>
+          </w:p>
+        </w:tc>
+        <w:tc>
+          <w:tcPr>
+            <w:tcW w:type="dxa" w:w="5046"/>
+            <w:shd w:val="clear" w:color="auto" w:fill="D9D9D9"/>
+          </w:tcPr>
+          <w:p>
+            <w:r/>
+            <w:r>
+              <w:rPr>
+                <w:rFonts w:ascii="Verdana" w:hAnsi="Verdana"/>
+                <w:b w:val="0"/>
+                <w:sz w:val="16"/>
+              </w:rPr>
+              <w:t>ЗНАЧЕНИЕ</w:t>
+            </w:r>
+          </w:p>
+        </w:tc>
+        <w:tc>
+          <w:tcPr>
+            <w:tcW w:type="dxa" w:w="5046"/>
+            <w:shd w:val="clear" w:color="auto" w:fill="D9D9D9"/>
+          </w:tcPr>
+          <w:p>
+            <w:r/>
+            <w:r>
+              <w:rPr>
+                <w:rFonts w:ascii="Verdana" w:hAnsi="Verdana"/>
+                <w:b w:val="0"/>
+                <w:sz w:val="16"/>
+              </w:rPr>
+              <w:t>ПРИМЕЧАНИЕ</w:t>
             </w:r>
           </w:p>
         </w:tc>
@@ -6491,7 +6548,7 @@
             <w:r/>
             <w:r>
               <w:rPr>
-                <w:rFonts w:ascii="Arial" w:hAnsi="Arial"/>
+                <w:rFonts w:ascii="Verdana" w:hAnsi="Verdana"/>
                 <w:b w:val="0"/>
                 <w:sz w:val="16"/>
               </w:rPr>
@@ -6507,7 +6564,7 @@
             <w:r/>
             <w:r>
               <w:rPr>
-                <w:rFonts w:ascii="Arial" w:hAnsi="Arial"/>
+                <w:rFonts w:ascii="Verdana" w:hAnsi="Verdana"/>
                 <w:b w:val="0"/>
                 <w:sz w:val="16"/>
               </w:rPr>
@@ -6523,7 +6580,7 @@
             <w:r/>
             <w:r>
               <w:rPr>
-                <w:rFonts w:ascii="Arial" w:hAnsi="Arial"/>
+                <w:rFonts w:ascii="Verdana" w:hAnsi="Verdana"/>
                 <w:b w:val="0"/>
                 <w:sz w:val="16"/>
               </w:rPr>
@@ -6540,7 +6597,7 @@
             <w:r/>
             <w:r>
               <w:rPr>
-                <w:rFonts w:ascii="Arial" w:hAnsi="Arial"/>
+                <w:rFonts w:ascii="Verdana" w:hAnsi="Verdana"/>
                 <w:b w:val="0"/>
                 <w:sz w:val="16"/>
               </w:rPr>
@@ -6556,7 +6613,7 @@
             <w:r/>
             <w:r>
               <w:rPr>
-                <w:rFonts w:ascii="Arial" w:hAnsi="Arial"/>
+                <w:rFonts w:ascii="Verdana" w:hAnsi="Verdana"/>
                 <w:b w:val="0"/>
                 <w:sz w:val="16"/>
               </w:rPr>
@@ -6572,7 +6629,7 @@
             <w:r/>
             <w:r>
               <w:rPr>
-                <w:rFonts w:ascii="Arial" w:hAnsi="Arial"/>
+                <w:rFonts w:ascii="Verdana" w:hAnsi="Verdana"/>
                 <w:b w:val="0"/>
                 <w:sz w:val="16"/>
               </w:rPr>
@@ -6589,7 +6646,7 @@
             <w:r/>
             <w:r>
               <w:rPr>
-                <w:rFonts w:ascii="Arial" w:hAnsi="Arial"/>
+                <w:rFonts w:ascii="Verdana" w:hAnsi="Verdana"/>
                 <w:b w:val="0"/>
                 <w:sz w:val="16"/>
               </w:rPr>
@@ -6605,7 +6662,7 @@
             <w:r/>
             <w:r>
               <w:rPr>
-                <w:rFonts w:ascii="Arial" w:hAnsi="Arial"/>
+                <w:rFonts w:ascii="Verdana" w:hAnsi="Verdana"/>
                 <w:b w:val="0"/>
                 <w:sz w:val="16"/>
               </w:rPr>
@@ -6621,7 +6678,7 @@
             <w:r/>
             <w:r>
               <w:rPr>
-                <w:rFonts w:ascii="Arial" w:hAnsi="Arial"/>
+                <w:rFonts w:ascii="Verdana" w:hAnsi="Verdana"/>
                 <w:b w:val="0"/>
                 <w:sz w:val="16"/>
               </w:rPr>
@@ -6638,7 +6695,7 @@
             <w:r/>
             <w:r>
               <w:rPr>
-                <w:rFonts w:ascii="Arial" w:hAnsi="Arial"/>
+                <w:rFonts w:ascii="Verdana" w:hAnsi="Verdana"/>
                 <w:b w:val="0"/>
                 <w:sz w:val="16"/>
               </w:rPr>
@@ -6654,7 +6711,7 @@
             <w:r/>
             <w:r>
               <w:rPr>
-                <w:rFonts w:ascii="Arial" w:hAnsi="Arial"/>
+                <w:rFonts w:ascii="Verdana" w:hAnsi="Verdana"/>
                 <w:b w:val="0"/>
                 <w:sz w:val="16"/>
               </w:rPr>
@@ -6670,7 +6727,7 @@
             <w:r/>
             <w:r>
               <w:rPr>
-                <w:rFonts w:ascii="Arial" w:hAnsi="Arial"/>
+                <w:rFonts w:ascii="Verdana" w:hAnsi="Verdana"/>
                 <w:b w:val="0"/>
                 <w:sz w:val="16"/>
               </w:rPr>
@@ -6687,7 +6744,7 @@
             <w:r/>
             <w:r>
               <w:rPr>
-                <w:rFonts w:ascii="Arial" w:hAnsi="Arial"/>
+                <w:rFonts w:ascii="Verdana" w:hAnsi="Verdana"/>
                 <w:b w:val="0"/>
                 <w:sz w:val="16"/>
               </w:rPr>
@@ -6703,7 +6760,7 @@
             <w:r/>
             <w:r>
               <w:rPr>
-                <w:rFonts w:ascii="Arial" w:hAnsi="Arial"/>
+                <w:rFonts w:ascii="Verdana" w:hAnsi="Verdana"/>
                 <w:b w:val="0"/>
                 <w:sz w:val="16"/>
               </w:rPr>
@@ -6719,7 +6776,7 @@
             <w:r/>
             <w:r>
               <w:rPr>
-                <w:rFonts w:ascii="Arial" w:hAnsi="Arial"/>
+                <w:rFonts w:ascii="Verdana" w:hAnsi="Verdana"/>
                 <w:b w:val="0"/>
                 <w:sz w:val="16"/>
               </w:rPr>
@@ -6736,7 +6793,7 @@
             <w:r/>
             <w:r>
               <w:rPr>
-                <w:rFonts w:ascii="Arial" w:hAnsi="Arial"/>
+                <w:rFonts w:ascii="Verdana" w:hAnsi="Verdana"/>
                 <w:b w:val="0"/>
                 <w:sz w:val="16"/>
               </w:rPr>
@@ -6752,7 +6809,7 @@
             <w:r/>
             <w:r>
               <w:rPr>
-                <w:rFonts w:ascii="Arial" w:hAnsi="Arial"/>
+                <w:rFonts w:ascii="Verdana" w:hAnsi="Verdana"/>
                 <w:b w:val="0"/>
                 <w:sz w:val="16"/>
               </w:rPr>
@@ -6768,7 +6825,7 @@
             <w:r/>
             <w:r>
               <w:rPr>
-                <w:rFonts w:ascii="Arial" w:hAnsi="Arial"/>
+                <w:rFonts w:ascii="Verdana" w:hAnsi="Verdana"/>
                 <w:b w:val="0"/>
                 <w:sz w:val="16"/>
               </w:rPr>
@@ -6785,7 +6842,7 @@
             <w:r/>
             <w:r>
               <w:rPr>
-                <w:rFonts w:ascii="Arial" w:hAnsi="Arial"/>
+                <w:rFonts w:ascii="Verdana" w:hAnsi="Verdana"/>
                 <w:b w:val="0"/>
                 <w:sz w:val="16"/>
               </w:rPr>
@@ -6801,7 +6858,7 @@
             <w:r/>
             <w:r>
               <w:rPr>
-                <w:rFonts w:ascii="Arial" w:hAnsi="Arial"/>
+                <w:rFonts w:ascii="Verdana" w:hAnsi="Verdana"/>
                 <w:b w:val="0"/>
                 <w:sz w:val="16"/>
               </w:rPr>
@@ -6817,7 +6874,7 @@
             <w:r/>
             <w:r>
               <w:rPr>
-                <w:rFonts w:ascii="Arial" w:hAnsi="Arial"/>
+                <w:rFonts w:ascii="Verdana" w:hAnsi="Verdana"/>
                 <w:b w:val="0"/>
                 <w:sz w:val="16"/>
               </w:rPr>
@@ -6834,7 +6891,7 @@
             <w:r/>
             <w:r>
               <w:rPr>
-                <w:rFonts w:ascii="Arial" w:hAnsi="Arial"/>
+                <w:rFonts w:ascii="Verdana" w:hAnsi="Verdana"/>
                 <w:b w:val="0"/>
                 <w:sz w:val="16"/>
               </w:rPr>
@@ -6850,7 +6907,7 @@
             <w:r/>
             <w:r>
               <w:rPr>
-                <w:rFonts w:ascii="Arial" w:hAnsi="Arial"/>
+                <w:rFonts w:ascii="Verdana" w:hAnsi="Verdana"/>
                 <w:b w:val="0"/>
                 <w:sz w:val="16"/>
               </w:rPr>
@@ -6866,7 +6923,7 @@
             <w:r/>
             <w:r>
               <w:rPr>
-                <w:rFonts w:ascii="Arial" w:hAnsi="Arial"/>
+                <w:rFonts w:ascii="Verdana" w:hAnsi="Verdana"/>
                 <w:b w:val="0"/>
                 <w:sz w:val="16"/>
               </w:rPr>
@@ -6883,7 +6940,7 @@
             <w:r/>
             <w:r>
               <w:rPr>
-                <w:rFonts w:ascii="Arial" w:hAnsi="Arial"/>
+                <w:rFonts w:ascii="Verdana" w:hAnsi="Verdana"/>
                 <w:b w:val="0"/>
                 <w:sz w:val="16"/>
               </w:rPr>
@@ -6899,7 +6956,7 @@
             <w:r/>
             <w:r>
               <w:rPr>
-                <w:rFonts w:ascii="Arial" w:hAnsi="Arial"/>
+                <w:rFonts w:ascii="Verdana" w:hAnsi="Verdana"/>
                 <w:b w:val="0"/>
                 <w:sz w:val="16"/>
               </w:rPr>
@@ -6915,7 +6972,7 @@
             <w:r/>
             <w:r>
               <w:rPr>
-                <w:rFonts w:ascii="Arial" w:hAnsi="Arial"/>
+                <w:rFonts w:ascii="Verdana" w:hAnsi="Verdana"/>
                 <w:b w:val="0"/>
                 <w:sz w:val="16"/>
               </w:rPr>
@@ -6932,7 +6989,7 @@
             <w:r/>
             <w:r>
               <w:rPr>
-                <w:rFonts w:ascii="Arial" w:hAnsi="Arial"/>
+                <w:rFonts w:ascii="Verdana" w:hAnsi="Verdana"/>
                 <w:b w:val="0"/>
                 <w:sz w:val="16"/>
               </w:rPr>
@@ -6948,7 +7005,7 @@
             <w:r/>
             <w:r>
               <w:rPr>
-                <w:rFonts w:ascii="Arial" w:hAnsi="Arial"/>
+                <w:rFonts w:ascii="Verdana" w:hAnsi="Verdana"/>
                 <w:b w:val="0"/>
                 <w:sz w:val="16"/>
               </w:rPr>
@@ -6964,7 +7021,7 @@
             <w:r/>
             <w:r>
               <w:rPr>
-                <w:rFonts w:ascii="Arial" w:hAnsi="Arial"/>
+                <w:rFonts w:ascii="Verdana" w:hAnsi="Verdana"/>
                 <w:b w:val="0"/>
                 <w:sz w:val="16"/>
               </w:rPr>
@@ -6981,7 +7038,7 @@
             <w:r/>
             <w:r>
               <w:rPr>
-                <w:rFonts w:ascii="Arial" w:hAnsi="Arial"/>
+                <w:rFonts w:ascii="Verdana" w:hAnsi="Verdana"/>
                 <w:b w:val="0"/>
                 <w:sz w:val="16"/>
               </w:rPr>
@@ -6997,7 +7054,7 @@
             <w:r/>
             <w:r>
               <w:rPr>
-                <w:rFonts w:ascii="Arial" w:hAnsi="Arial"/>
+                <w:rFonts w:ascii="Verdana" w:hAnsi="Verdana"/>
                 <w:b w:val="0"/>
                 <w:sz w:val="16"/>
               </w:rPr>
@@ -7013,7 +7070,7 @@
             <w:r/>
             <w:r>
               <w:rPr>
-                <w:rFonts w:ascii="Arial" w:hAnsi="Arial"/>
+                <w:rFonts w:ascii="Verdana" w:hAnsi="Verdana"/>
                 <w:b w:val="0"/>
                 <w:sz w:val="16"/>
               </w:rPr>
@@ -7030,7 +7087,7 @@
             <w:r/>
             <w:r>
               <w:rPr>
-                <w:rFonts w:ascii="Arial" w:hAnsi="Arial"/>
+                <w:rFonts w:ascii="Verdana" w:hAnsi="Verdana"/>
                 <w:b w:val="0"/>
                 <w:sz w:val="16"/>
               </w:rPr>
@@ -7046,7 +7103,7 @@
             <w:r/>
             <w:r>
               <w:rPr>
-                <w:rFonts w:ascii="Arial" w:hAnsi="Arial"/>
+                <w:rFonts w:ascii="Verdana" w:hAnsi="Verdana"/>
                 <w:b w:val="0"/>
                 <w:sz w:val="16"/>
               </w:rPr>
@@ -7062,7 +7119,7 @@
             <w:r/>
             <w:r>
               <w:rPr>
-                <w:rFonts w:ascii="Arial" w:hAnsi="Arial"/>
+                <w:rFonts w:ascii="Verdana" w:hAnsi="Verdana"/>
                 <w:b w:val="0"/>
                 <w:sz w:val="16"/>
               </w:rPr>
@@ -7079,7 +7136,7 @@
             <w:r/>
             <w:r>
               <w:rPr>
-                <w:rFonts w:ascii="Arial" w:hAnsi="Arial"/>
+                <w:rFonts w:ascii="Verdana" w:hAnsi="Verdana"/>
                 <w:b w:val="0"/>
                 <w:sz w:val="16"/>
               </w:rPr>
@@ -7095,7 +7152,7 @@
             <w:r/>
             <w:r>
               <w:rPr>
-                <w:rFonts w:ascii="Arial" w:hAnsi="Arial"/>
+                <w:rFonts w:ascii="Verdana" w:hAnsi="Verdana"/>
                 <w:b w:val="0"/>
                 <w:sz w:val="16"/>
               </w:rPr>
@@ -7111,7 +7168,7 @@
             <w:r/>
             <w:r>
               <w:rPr>
-                <w:rFonts w:ascii="Arial" w:hAnsi="Arial"/>
+                <w:rFonts w:ascii="Verdana" w:hAnsi="Verdana"/>
                 <w:b w:val="0"/>
                 <w:sz w:val="16"/>
               </w:rPr>
@@ -7124,7 +7181,7 @@
     <w:p>
       <w:r>
         <w:rPr>
-          <w:rFonts w:ascii="Arial" w:hAnsi="Arial"/>
+          <w:rFonts w:ascii="Verdana" w:hAnsi="Verdana"/>
           <w:b/>
           <w:sz w:val="18"/>
         </w:rPr>
@@ -7137,6 +7194,20 @@
         <w:tblW w:type="auto" w:w="0"/>
         <w:jc w:val="center"/>
         <w:tblLook w:firstColumn="1" w:firstRow="1" w:lastColumn="0" w:lastRow="0" w:noHBand="0" w:noVBand="1" w:val="04A0"/>
+        <w:tblBorders>
+          <w:top w:val="single" w:sz="4" w:space="0" w:color="595959"/>
+          <w:left w:val="single" w:sz="4" w:space="0" w:color="595959"/>
+          <w:bottom w:val="single" w:sz="4" w:space="0" w:color="595959"/>
+          <w:right w:val="single" w:sz="4" w:space="0" w:color="595959"/>
+          <w:insideH w:val="single" w:sz="4" w:space="0" w:color="595959"/>
+          <w:insideV w:val="single" w:sz="4" w:space="0" w:color="595959"/>
+        </w:tblBorders>
+        <w:tblCellMar>
+          <w:top w:w="85" w:type="dxa"/>
+          <w:left w:w="85" w:type="dxa"/>
+          <w:bottom w:w="85" w:type="dxa"/>
+          <w:right w:w="85" w:type="dxa"/>
+        </w:tblCellMar>
       </w:tblPr>
       <w:tblGrid>
         <w:gridCol w:w="5046"/>
@@ -7146,61 +7217,52 @@
       <w:tr>
         <w:tc>
           <w:tcPr>
-            <w:tcW w:type="dxa" w:w="5046"/>
-            <w:shd w:val="clear" w:color="auto" w:fill="D9E2F3"/>
-          </w:tcPr>
-          <w:p>
-            <w:pPr>
-              <w:jc w:val="center"/>
-            </w:pPr>
-            <w:r/>
-            <w:r>
-              <w:rPr>
-                <w:rFonts w:ascii="Arial" w:hAnsi="Arial"/>
-                <w:b/>
-                <w:sz w:val="16"/>
-              </w:rPr>
-              <w:t>Code Figure</w:t>
-            </w:r>
-          </w:p>
-        </w:tc>
-        <w:tc>
-          <w:tcPr>
-            <w:tcW w:type="dxa" w:w="5046"/>
-            <w:shd w:val="clear" w:color="auto" w:fill="D9E2F3"/>
-          </w:tcPr>
-          <w:p>
-            <w:pPr>
-              <w:jc w:val="center"/>
-            </w:pPr>
-            <w:r/>
-            <w:r>
-              <w:rPr>
-                <w:rFonts w:ascii="Arial" w:hAnsi="Arial"/>
-                <w:b/>
-                <w:sz w:val="16"/>
-              </w:rPr>
-              <w:t>Entry Name</w:t>
-            </w:r>
-          </w:p>
-        </w:tc>
-        <w:tc>
-          <w:tcPr>
-            <w:tcW w:type="dxa" w:w="5046"/>
-            <w:shd w:val="clear" w:color="auto" w:fill="D9E2F3"/>
-          </w:tcPr>
-          <w:p>
-            <w:pPr>
-              <w:jc w:val="center"/>
-            </w:pPr>
-            <w:r/>
-            <w:r>
-              <w:rPr>
-                <w:rFonts w:ascii="Arial" w:hAnsi="Arial"/>
-                <w:b/>
-                <w:sz w:val="16"/>
-              </w:rPr>
-              <w:t>Note</w:t>
+            <w:tcW w:type="dxa" w:w="1134"/>
+            <w:shd w:val="clear" w:color="auto" w:fill="D9D9D9"/>
+          </w:tcPr>
+          <w:p>
+            <w:r/>
+            <w:r>
+              <w:rPr>
+                <w:rFonts w:ascii="Verdana" w:hAnsi="Verdana"/>
+                <w:b w:val="0"/>
+                <w:sz w:val="16"/>
+              </w:rPr>
+              <w:t>КОДОВАЯ ЦИФРА</w:t>
+            </w:r>
+          </w:p>
+        </w:tc>
+        <w:tc>
+          <w:tcPr>
+            <w:tcW w:type="dxa" w:w="5046"/>
+            <w:shd w:val="clear" w:color="auto" w:fill="D9D9D9"/>
+          </w:tcPr>
+          <w:p>
+            <w:r/>
+            <w:r>
+              <w:rPr>
+                <w:rFonts w:ascii="Verdana" w:hAnsi="Verdana"/>
+                <w:b w:val="0"/>
+                <w:sz w:val="16"/>
+              </w:rPr>
+              <w:t>ЗНАЧЕНИЕ</w:t>
+            </w:r>
+          </w:p>
+        </w:tc>
+        <w:tc>
+          <w:tcPr>
+            <w:tcW w:type="dxa" w:w="5046"/>
+            <w:shd w:val="clear" w:color="auto" w:fill="D9D9D9"/>
+          </w:tcPr>
+          <w:p>
+            <w:r/>
+            <w:r>
+              <w:rPr>
+                <w:rFonts w:ascii="Verdana" w:hAnsi="Verdana"/>
+                <w:b w:val="0"/>
+                <w:sz w:val="16"/>
+              </w:rPr>
+              <w:t>ПРИМЕЧАНИЕ</w:t>
             </w:r>
           </w:p>
         </w:tc>
@@ -7214,7 +7276,7 @@
             <w:r/>
             <w:r>
               <w:rPr>
-                <w:rFonts w:ascii="Arial" w:hAnsi="Arial"/>
+                <w:rFonts w:ascii="Verdana" w:hAnsi="Verdana"/>
                 <w:b w:val="0"/>
                 <w:sz w:val="16"/>
               </w:rPr>
@@ -7230,7 +7292,7 @@
             <w:r/>
             <w:r>
               <w:rPr>
-                <w:rFonts w:ascii="Arial" w:hAnsi="Arial"/>
+                <w:rFonts w:ascii="Verdana" w:hAnsi="Verdana"/>
                 <w:b w:val="0"/>
                 <w:sz w:val="16"/>
               </w:rPr>
@@ -7246,7 +7308,7 @@
             <w:r/>
             <w:r>
               <w:rPr>
-                <w:rFonts w:ascii="Arial" w:hAnsi="Arial"/>
+                <w:rFonts w:ascii="Verdana" w:hAnsi="Verdana"/>
                 <w:b w:val="0"/>
                 <w:sz w:val="16"/>
               </w:rPr>
@@ -7263,7 +7325,7 @@
             <w:r/>
             <w:r>
               <w:rPr>
-                <w:rFonts w:ascii="Arial" w:hAnsi="Arial"/>
+                <w:rFonts w:ascii="Verdana" w:hAnsi="Verdana"/>
                 <w:b w:val="0"/>
                 <w:sz w:val="16"/>
               </w:rPr>
@@ -7279,7 +7341,7 @@
             <w:r/>
             <w:r>
               <w:rPr>
-                <w:rFonts w:ascii="Arial" w:hAnsi="Arial"/>
+                <w:rFonts w:ascii="Verdana" w:hAnsi="Verdana"/>
                 <w:b w:val="0"/>
                 <w:sz w:val="16"/>
               </w:rPr>
@@ -7295,7 +7357,7 @@
             <w:r/>
             <w:r>
               <w:rPr>
-                <w:rFonts w:ascii="Arial" w:hAnsi="Arial"/>
+                <w:rFonts w:ascii="Verdana" w:hAnsi="Verdana"/>
                 <w:b w:val="0"/>
                 <w:sz w:val="16"/>
               </w:rPr>
@@ -7312,7 +7374,7 @@
             <w:r/>
             <w:r>
               <w:rPr>
-                <w:rFonts w:ascii="Arial" w:hAnsi="Arial"/>
+                <w:rFonts w:ascii="Verdana" w:hAnsi="Verdana"/>
                 <w:b w:val="0"/>
                 <w:sz w:val="16"/>
               </w:rPr>
@@ -7328,7 +7390,7 @@
             <w:r/>
             <w:r>
               <w:rPr>
-                <w:rFonts w:ascii="Arial" w:hAnsi="Arial"/>
+                <w:rFonts w:ascii="Verdana" w:hAnsi="Verdana"/>
                 <w:b w:val="0"/>
                 <w:sz w:val="16"/>
               </w:rPr>
@@ -7344,7 +7406,7 @@
             <w:r/>
             <w:r>
               <w:rPr>
-                <w:rFonts w:ascii="Arial" w:hAnsi="Arial"/>
+                <w:rFonts w:ascii="Verdana" w:hAnsi="Verdana"/>
                 <w:b w:val="0"/>
                 <w:sz w:val="16"/>
               </w:rPr>
@@ -7361,7 +7423,7 @@
             <w:r/>
             <w:r>
               <w:rPr>
-                <w:rFonts w:ascii="Arial" w:hAnsi="Arial"/>
+                <w:rFonts w:ascii="Verdana" w:hAnsi="Verdana"/>
                 <w:b w:val="0"/>
                 <w:sz w:val="16"/>
               </w:rPr>
@@ -7377,7 +7439,7 @@
             <w:r/>
             <w:r>
               <w:rPr>
-                <w:rFonts w:ascii="Arial" w:hAnsi="Arial"/>
+                <w:rFonts w:ascii="Verdana" w:hAnsi="Verdana"/>
                 <w:b w:val="0"/>
                 <w:sz w:val="16"/>
               </w:rPr>
@@ -7393,7 +7455,7 @@
             <w:r/>
             <w:r>
               <w:rPr>
-                <w:rFonts w:ascii="Arial" w:hAnsi="Arial"/>
+                <w:rFonts w:ascii="Verdana" w:hAnsi="Verdana"/>
                 <w:b w:val="0"/>
                 <w:sz w:val="16"/>
               </w:rPr>
@@ -7410,7 +7472,7 @@
             <w:r/>
             <w:r>
               <w:rPr>
-                <w:rFonts w:ascii="Arial" w:hAnsi="Arial"/>
+                <w:rFonts w:ascii="Verdana" w:hAnsi="Verdana"/>
                 <w:b w:val="0"/>
                 <w:sz w:val="16"/>
               </w:rPr>
@@ -7426,7 +7488,7 @@
             <w:r/>
             <w:r>
               <w:rPr>
-                <w:rFonts w:ascii="Arial" w:hAnsi="Arial"/>
+                <w:rFonts w:ascii="Verdana" w:hAnsi="Verdana"/>
                 <w:b w:val="0"/>
                 <w:sz w:val="16"/>
               </w:rPr>
@@ -7442,7 +7504,7 @@
             <w:r/>
             <w:r>
               <w:rPr>
-                <w:rFonts w:ascii="Arial" w:hAnsi="Arial"/>
+                <w:rFonts w:ascii="Verdana" w:hAnsi="Verdana"/>
                 <w:b w:val="0"/>
                 <w:sz w:val="16"/>
               </w:rPr>
@@ -7459,7 +7521,7 @@
             <w:r/>
             <w:r>
               <w:rPr>
-                <w:rFonts w:ascii="Arial" w:hAnsi="Arial"/>
+                <w:rFonts w:ascii="Verdana" w:hAnsi="Verdana"/>
                 <w:b w:val="0"/>
                 <w:sz w:val="16"/>
               </w:rPr>
@@ -7475,7 +7537,7 @@
             <w:r/>
             <w:r>
               <w:rPr>
-                <w:rFonts w:ascii="Arial" w:hAnsi="Arial"/>
+                <w:rFonts w:ascii="Verdana" w:hAnsi="Verdana"/>
                 <w:b w:val="0"/>
                 <w:sz w:val="16"/>
               </w:rPr>
@@ -7491,7 +7553,7 @@
             <w:r/>
             <w:r>
               <w:rPr>
-                <w:rFonts w:ascii="Arial" w:hAnsi="Arial"/>
+                <w:rFonts w:ascii="Verdana" w:hAnsi="Verdana"/>
                 <w:b w:val="0"/>
                 <w:sz w:val="16"/>
               </w:rPr>
@@ -7508,7 +7570,7 @@
             <w:r/>
             <w:r>
               <w:rPr>
-                <w:rFonts w:ascii="Arial" w:hAnsi="Arial"/>
+                <w:rFonts w:ascii="Verdana" w:hAnsi="Verdana"/>
                 <w:b w:val="0"/>
                 <w:sz w:val="16"/>
               </w:rPr>
@@ -7524,7 +7586,7 @@
             <w:r/>
             <w:r>
               <w:rPr>
-                <w:rFonts w:ascii="Arial" w:hAnsi="Arial"/>
+                <w:rFonts w:ascii="Verdana" w:hAnsi="Verdana"/>
                 <w:b w:val="0"/>
                 <w:sz w:val="16"/>
               </w:rPr>
@@ -7540,7 +7602,7 @@
             <w:r/>
             <w:r>
               <w:rPr>
-                <w:rFonts w:ascii="Arial" w:hAnsi="Arial"/>
+                <w:rFonts w:ascii="Verdana" w:hAnsi="Verdana"/>
                 <w:b w:val="0"/>
                 <w:sz w:val="16"/>
               </w:rPr>
@@ -7557,7 +7619,7 @@
             <w:r/>
             <w:r>
               <w:rPr>
-                <w:rFonts w:ascii="Arial" w:hAnsi="Arial"/>
+                <w:rFonts w:ascii="Verdana" w:hAnsi="Verdana"/>
                 <w:b w:val="0"/>
                 <w:sz w:val="16"/>
               </w:rPr>
@@ -7573,7 +7635,7 @@
             <w:r/>
             <w:r>
               <w:rPr>
-                <w:rFonts w:ascii="Arial" w:hAnsi="Arial"/>
+                <w:rFonts w:ascii="Verdana" w:hAnsi="Verdana"/>
                 <w:b w:val="0"/>
                 <w:sz w:val="16"/>
               </w:rPr>
@@ -7589,7 +7651,7 @@
             <w:r/>
             <w:r>
               <w:rPr>
-                <w:rFonts w:ascii="Arial" w:hAnsi="Arial"/>
+                <w:rFonts w:ascii="Verdana" w:hAnsi="Verdana"/>
                 <w:b w:val="0"/>
                 <w:sz w:val="16"/>
               </w:rPr>
@@ -7606,7 +7668,7 @@
             <w:r/>
             <w:r>
               <w:rPr>
-                <w:rFonts w:ascii="Arial" w:hAnsi="Arial"/>
+                <w:rFonts w:ascii="Verdana" w:hAnsi="Verdana"/>
                 <w:b w:val="0"/>
                 <w:sz w:val="16"/>
               </w:rPr>
@@ -7622,7 +7684,7 @@
             <w:r/>
             <w:r>
               <w:rPr>
-                <w:rFonts w:ascii="Arial" w:hAnsi="Arial"/>
+                <w:rFonts w:ascii="Verdana" w:hAnsi="Verdana"/>
                 <w:b w:val="0"/>
                 <w:sz w:val="16"/>
               </w:rPr>
@@ -7638,7 +7700,7 @@
             <w:r/>
             <w:r>
               <w:rPr>
-                <w:rFonts w:ascii="Arial" w:hAnsi="Arial"/>
+                <w:rFonts w:ascii="Verdana" w:hAnsi="Verdana"/>
                 <w:b w:val="0"/>
                 <w:sz w:val="16"/>
               </w:rPr>
@@ -7655,7 +7717,7 @@
             <w:r/>
             <w:r>
               <w:rPr>
-                <w:rFonts w:ascii="Arial" w:hAnsi="Arial"/>
+                <w:rFonts w:ascii="Verdana" w:hAnsi="Verdana"/>
                 <w:b w:val="0"/>
                 <w:sz w:val="16"/>
               </w:rPr>
@@ -7671,7 +7733,7 @@
             <w:r/>
             <w:r>
               <w:rPr>
-                <w:rFonts w:ascii="Arial" w:hAnsi="Arial"/>
+                <w:rFonts w:ascii="Verdana" w:hAnsi="Verdana"/>
                 <w:b w:val="0"/>
                 <w:sz w:val="16"/>
               </w:rPr>
@@ -7687,7 +7749,7 @@
             <w:r/>
             <w:r>
               <w:rPr>
-                <w:rFonts w:ascii="Arial" w:hAnsi="Arial"/>
+                <w:rFonts w:ascii="Verdana" w:hAnsi="Verdana"/>
                 <w:b w:val="0"/>
                 <w:sz w:val="16"/>
               </w:rPr>
@@ -7700,7 +7762,7 @@
     <w:p>
       <w:r>
         <w:rPr>
-          <w:rFonts w:ascii="Arial" w:hAnsi="Arial"/>
+          <w:rFonts w:ascii="Verdana" w:hAnsi="Verdana"/>
           <w:b/>
           <w:sz w:val="18"/>
         </w:rPr>
@@ -7713,6 +7775,20 @@
         <w:tblW w:type="auto" w:w="0"/>
         <w:jc w:val="center"/>
         <w:tblLook w:firstColumn="1" w:firstRow="1" w:lastColumn="0" w:lastRow="0" w:noHBand="0" w:noVBand="1" w:val="04A0"/>
+        <w:tblBorders>
+          <w:top w:val="single" w:sz="4" w:space="0" w:color="595959"/>
+          <w:left w:val="single" w:sz="4" w:space="0" w:color="595959"/>
+          <w:bottom w:val="single" w:sz="4" w:space="0" w:color="595959"/>
+          <w:right w:val="single" w:sz="4" w:space="0" w:color="595959"/>
+          <w:insideH w:val="single" w:sz="4" w:space="0" w:color="595959"/>
+          <w:insideV w:val="single" w:sz="4" w:space="0" w:color="595959"/>
+        </w:tblBorders>
+        <w:tblCellMar>
+          <w:top w:w="85" w:type="dxa"/>
+          <w:left w:w="85" w:type="dxa"/>
+          <w:bottom w:w="85" w:type="dxa"/>
+          <w:right w:w="85" w:type="dxa"/>
+        </w:tblCellMar>
       </w:tblPr>
       <w:tblGrid>
         <w:gridCol w:w="5046"/>
@@ -7722,61 +7798,52 @@
       <w:tr>
         <w:tc>
           <w:tcPr>
-            <w:tcW w:type="dxa" w:w="5046"/>
-            <w:shd w:val="clear" w:color="auto" w:fill="D9E2F3"/>
-          </w:tcPr>
-          <w:p>
-            <w:pPr>
-              <w:jc w:val="center"/>
-            </w:pPr>
-            <w:r/>
-            <w:r>
-              <w:rPr>
-                <w:rFonts w:ascii="Arial" w:hAnsi="Arial"/>
-                <w:b/>
-                <w:sz w:val="16"/>
-              </w:rPr>
-              <w:t>Code Figure</w:t>
-            </w:r>
-          </w:p>
-        </w:tc>
-        <w:tc>
-          <w:tcPr>
-            <w:tcW w:type="dxa" w:w="5046"/>
-            <w:shd w:val="clear" w:color="auto" w:fill="D9E2F3"/>
-          </w:tcPr>
-          <w:p>
-            <w:pPr>
-              <w:jc w:val="center"/>
-            </w:pPr>
-            <w:r/>
-            <w:r>
-              <w:rPr>
-                <w:rFonts w:ascii="Arial" w:hAnsi="Arial"/>
-                <w:b/>
-                <w:sz w:val="16"/>
-              </w:rPr>
-              <w:t>Entry Name</w:t>
-            </w:r>
-          </w:p>
-        </w:tc>
-        <w:tc>
-          <w:tcPr>
-            <w:tcW w:type="dxa" w:w="5046"/>
-            <w:shd w:val="clear" w:color="auto" w:fill="D9E2F3"/>
-          </w:tcPr>
-          <w:p>
-            <w:pPr>
-              <w:jc w:val="center"/>
-            </w:pPr>
-            <w:r/>
-            <w:r>
-              <w:rPr>
-                <w:rFonts w:ascii="Arial" w:hAnsi="Arial"/>
-                <w:b/>
-                <w:sz w:val="16"/>
-              </w:rPr>
-              <w:t>Note</w:t>
+            <w:tcW w:type="dxa" w:w="1134"/>
+            <w:shd w:val="clear" w:color="auto" w:fill="D9D9D9"/>
+          </w:tcPr>
+          <w:p>
+            <w:r/>
+            <w:r>
+              <w:rPr>
+                <w:rFonts w:ascii="Verdana" w:hAnsi="Verdana"/>
+                <w:b w:val="0"/>
+                <w:sz w:val="16"/>
+              </w:rPr>
+              <w:t>КОДОВАЯ ЦИФРА</w:t>
+            </w:r>
+          </w:p>
+        </w:tc>
+        <w:tc>
+          <w:tcPr>
+            <w:tcW w:type="dxa" w:w="5046"/>
+            <w:shd w:val="clear" w:color="auto" w:fill="D9D9D9"/>
+          </w:tcPr>
+          <w:p>
+            <w:r/>
+            <w:r>
+              <w:rPr>
+                <w:rFonts w:ascii="Verdana" w:hAnsi="Verdana"/>
+                <w:b w:val="0"/>
+                <w:sz w:val="16"/>
+              </w:rPr>
+              <w:t>ЗНАЧЕНИЕ</w:t>
+            </w:r>
+          </w:p>
+        </w:tc>
+        <w:tc>
+          <w:tcPr>
+            <w:tcW w:type="dxa" w:w="5046"/>
+            <w:shd w:val="clear" w:color="auto" w:fill="D9D9D9"/>
+          </w:tcPr>
+          <w:p>
+            <w:r/>
+            <w:r>
+              <w:rPr>
+                <w:rFonts w:ascii="Verdana" w:hAnsi="Verdana"/>
+                <w:b w:val="0"/>
+                <w:sz w:val="16"/>
+              </w:rPr>
+              <w:t>ПРИМЕЧАНИЕ</w:t>
             </w:r>
           </w:p>
         </w:tc>
@@ -7790,7 +7857,7 @@
             <w:r/>
             <w:r>
               <w:rPr>
-                <w:rFonts w:ascii="Arial" w:hAnsi="Arial"/>
+                <w:rFonts w:ascii="Verdana" w:hAnsi="Verdana"/>
                 <w:b w:val="0"/>
                 <w:sz w:val="16"/>
               </w:rPr>
@@ -7806,7 +7873,7 @@
             <w:r/>
             <w:r>
               <w:rPr>
-                <w:rFonts w:ascii="Arial" w:hAnsi="Arial"/>
+                <w:rFonts w:ascii="Verdana" w:hAnsi="Verdana"/>
                 <w:b w:val="0"/>
                 <w:sz w:val="16"/>
               </w:rPr>
@@ -7822,7 +7889,7 @@
             <w:r/>
             <w:r>
               <w:rPr>
-                <w:rFonts w:ascii="Arial" w:hAnsi="Arial"/>
+                <w:rFonts w:ascii="Verdana" w:hAnsi="Verdana"/>
                 <w:b w:val="0"/>
                 <w:sz w:val="16"/>
               </w:rPr>
@@ -7839,7 +7906,7 @@
             <w:r/>
             <w:r>
               <w:rPr>
-                <w:rFonts w:ascii="Arial" w:hAnsi="Arial"/>
+                <w:rFonts w:ascii="Verdana" w:hAnsi="Verdana"/>
                 <w:b w:val="0"/>
                 <w:sz w:val="16"/>
               </w:rPr>
@@ -7855,7 +7922,7 @@
             <w:r/>
             <w:r>
               <w:rPr>
-                <w:rFonts w:ascii="Arial" w:hAnsi="Arial"/>
+                <w:rFonts w:ascii="Verdana" w:hAnsi="Verdana"/>
                 <w:b w:val="0"/>
                 <w:sz w:val="16"/>
               </w:rPr>
@@ -7871,7 +7938,7 @@
             <w:r/>
             <w:r>
               <w:rPr>
-                <w:rFonts w:ascii="Arial" w:hAnsi="Arial"/>
+                <w:rFonts w:ascii="Verdana" w:hAnsi="Verdana"/>
                 <w:b w:val="0"/>
                 <w:sz w:val="16"/>
               </w:rPr>
@@ -7888,7 +7955,7 @@
             <w:r/>
             <w:r>
               <w:rPr>
-                <w:rFonts w:ascii="Arial" w:hAnsi="Arial"/>
+                <w:rFonts w:ascii="Verdana" w:hAnsi="Verdana"/>
                 <w:b w:val="0"/>
                 <w:sz w:val="16"/>
               </w:rPr>
@@ -7904,7 +7971,7 @@
             <w:r/>
             <w:r>
               <w:rPr>
-                <w:rFonts w:ascii="Arial" w:hAnsi="Arial"/>
+                <w:rFonts w:ascii="Verdana" w:hAnsi="Verdana"/>
                 <w:b w:val="0"/>
                 <w:sz w:val="16"/>
               </w:rPr>
@@ -7920,7 +7987,7 @@
             <w:r/>
             <w:r>
               <w:rPr>
-                <w:rFonts w:ascii="Arial" w:hAnsi="Arial"/>
+                <w:rFonts w:ascii="Verdana" w:hAnsi="Verdana"/>
                 <w:b w:val="0"/>
                 <w:sz w:val="16"/>
               </w:rPr>
@@ -7937,7 +8004,7 @@
             <w:r/>
             <w:r>
               <w:rPr>
-                <w:rFonts w:ascii="Arial" w:hAnsi="Arial"/>
+                <w:rFonts w:ascii="Verdana" w:hAnsi="Verdana"/>
                 <w:b w:val="0"/>
                 <w:sz w:val="16"/>
               </w:rPr>
@@ -7953,7 +8020,7 @@
             <w:r/>
             <w:r>
               <w:rPr>
-                <w:rFonts w:ascii="Arial" w:hAnsi="Arial"/>
+                <w:rFonts w:ascii="Verdana" w:hAnsi="Verdana"/>
                 <w:b w:val="0"/>
                 <w:sz w:val="16"/>
               </w:rPr>
@@ -7969,7 +8036,7 @@
             <w:r/>
             <w:r>
               <w:rPr>
-                <w:rFonts w:ascii="Arial" w:hAnsi="Arial"/>
+                <w:rFonts w:ascii="Verdana" w:hAnsi="Verdana"/>
                 <w:b w:val="0"/>
                 <w:sz w:val="16"/>
               </w:rPr>
@@ -7986,7 +8053,7 @@
             <w:r/>
             <w:r>
               <w:rPr>
-                <w:rFonts w:ascii="Arial" w:hAnsi="Arial"/>
+                <w:rFonts w:ascii="Verdana" w:hAnsi="Verdana"/>
                 <w:b w:val="0"/>
                 <w:sz w:val="16"/>
               </w:rPr>
@@ -8002,7 +8069,7 @@
             <w:r/>
             <w:r>
               <w:rPr>
-                <w:rFonts w:ascii="Arial" w:hAnsi="Arial"/>
+                <w:rFonts w:ascii="Verdana" w:hAnsi="Verdana"/>
                 <w:b w:val="0"/>
                 <w:sz w:val="16"/>
               </w:rPr>
@@ -8018,7 +8085,7 @@
             <w:r/>
             <w:r>
               <w:rPr>
-                <w:rFonts w:ascii="Arial" w:hAnsi="Arial"/>
+                <w:rFonts w:ascii="Verdana" w:hAnsi="Verdana"/>
                 <w:b w:val="0"/>
                 <w:sz w:val="16"/>
               </w:rPr>
@@ -8035,7 +8102,7 @@
             <w:r/>
             <w:r>
               <w:rPr>
-                <w:rFonts w:ascii="Arial" w:hAnsi="Arial"/>
+                <w:rFonts w:ascii="Verdana" w:hAnsi="Verdana"/>
                 <w:b w:val="0"/>
                 <w:sz w:val="16"/>
               </w:rPr>
@@ -8051,7 +8118,7 @@
             <w:r/>
             <w:r>
               <w:rPr>
-                <w:rFonts w:ascii="Arial" w:hAnsi="Arial"/>
+                <w:rFonts w:ascii="Verdana" w:hAnsi="Verdana"/>
                 <w:b w:val="0"/>
                 <w:sz w:val="16"/>
               </w:rPr>
@@ -8067,7 +8134,7 @@
             <w:r/>
             <w:r>
               <w:rPr>
-                <w:rFonts w:ascii="Arial" w:hAnsi="Arial"/>
+                <w:rFonts w:ascii="Verdana" w:hAnsi="Verdana"/>
                 <w:b w:val="0"/>
                 <w:sz w:val="16"/>
               </w:rPr>
@@ -8084,7 +8151,7 @@
             <w:r/>
             <w:r>
               <w:rPr>
-                <w:rFonts w:ascii="Arial" w:hAnsi="Arial"/>
+                <w:rFonts w:ascii="Verdana" w:hAnsi="Verdana"/>
                 <w:b w:val="0"/>
                 <w:sz w:val="16"/>
               </w:rPr>
@@ -8100,7 +8167,7 @@
             <w:r/>
             <w:r>
               <w:rPr>
-                <w:rFonts w:ascii="Arial" w:hAnsi="Arial"/>
+                <w:rFonts w:ascii="Verdana" w:hAnsi="Verdana"/>
                 <w:b w:val="0"/>
                 <w:sz w:val="16"/>
               </w:rPr>
@@ -8116,7 +8183,7 @@
             <w:r/>
             <w:r>
               <w:rPr>
-                <w:rFonts w:ascii="Arial" w:hAnsi="Arial"/>
+                <w:rFonts w:ascii="Verdana" w:hAnsi="Verdana"/>
                 <w:b w:val="0"/>
                 <w:sz w:val="16"/>
               </w:rPr>
@@ -8133,7 +8200,7 @@
             <w:r/>
             <w:r>
               <w:rPr>
-                <w:rFonts w:ascii="Arial" w:hAnsi="Arial"/>
+                <w:rFonts w:ascii="Verdana" w:hAnsi="Verdana"/>
                 <w:b w:val="0"/>
                 <w:sz w:val="16"/>
               </w:rPr>
@@ -8149,7 +8216,7 @@
             <w:r/>
             <w:r>
               <w:rPr>
-                <w:rFonts w:ascii="Arial" w:hAnsi="Arial"/>
+                <w:rFonts w:ascii="Verdana" w:hAnsi="Verdana"/>
                 <w:b w:val="0"/>
                 <w:sz w:val="16"/>
               </w:rPr>
@@ -8165,7 +8232,7 @@
             <w:r/>
             <w:r>
               <w:rPr>
-                <w:rFonts w:ascii="Arial" w:hAnsi="Arial"/>
+                <w:rFonts w:ascii="Verdana" w:hAnsi="Verdana"/>
                 <w:b w:val="0"/>
                 <w:sz w:val="16"/>
               </w:rPr>
@@ -8182,7 +8249,7 @@
             <w:r/>
             <w:r>
               <w:rPr>
-                <w:rFonts w:ascii="Arial" w:hAnsi="Arial"/>
+                <w:rFonts w:ascii="Verdana" w:hAnsi="Verdana"/>
                 <w:b w:val="0"/>
                 <w:sz w:val="16"/>
               </w:rPr>
@@ -8198,7 +8265,7 @@
             <w:r/>
             <w:r>
               <w:rPr>
-                <w:rFonts w:ascii="Arial" w:hAnsi="Arial"/>
+                <w:rFonts w:ascii="Verdana" w:hAnsi="Verdana"/>
                 <w:b w:val="0"/>
                 <w:sz w:val="16"/>
               </w:rPr>
@@ -8214,7 +8281,7 @@
             <w:r/>
             <w:r>
               <w:rPr>
-                <w:rFonts w:ascii="Arial" w:hAnsi="Arial"/>
+                <w:rFonts w:ascii="Verdana" w:hAnsi="Verdana"/>
                 <w:b w:val="0"/>
                 <w:sz w:val="16"/>
               </w:rPr>
@@ -8227,7 +8294,7 @@
     <w:p>
       <w:r>
         <w:rPr>
-          <w:rFonts w:ascii="Arial" w:hAnsi="Arial"/>
+          <w:rFonts w:ascii="Verdana" w:hAnsi="Verdana"/>
           <w:b/>
           <w:sz w:val="18"/>
         </w:rPr>
@@ -8240,6 +8307,20 @@
         <w:tblW w:type="auto" w:w="0"/>
         <w:jc w:val="center"/>
         <w:tblLook w:firstColumn="1" w:firstRow="1" w:lastColumn="0" w:lastRow="0" w:noHBand="0" w:noVBand="1" w:val="04A0"/>
+        <w:tblBorders>
+          <w:top w:val="single" w:sz="4" w:space="0" w:color="595959"/>
+          <w:left w:val="single" w:sz="4" w:space="0" w:color="595959"/>
+          <w:bottom w:val="single" w:sz="4" w:space="0" w:color="595959"/>
+          <w:right w:val="single" w:sz="4" w:space="0" w:color="595959"/>
+          <w:insideH w:val="single" w:sz="4" w:space="0" w:color="595959"/>
+          <w:insideV w:val="single" w:sz="4" w:space="0" w:color="595959"/>
+        </w:tblBorders>
+        <w:tblCellMar>
+          <w:top w:w="85" w:type="dxa"/>
+          <w:left w:w="85" w:type="dxa"/>
+          <w:bottom w:w="85" w:type="dxa"/>
+          <w:right w:w="85" w:type="dxa"/>
+        </w:tblCellMar>
       </w:tblPr>
       <w:tblGrid>
         <w:gridCol w:w="5046"/>
@@ -8249,61 +8330,52 @@
       <w:tr>
         <w:tc>
           <w:tcPr>
-            <w:tcW w:type="dxa" w:w="5046"/>
-            <w:shd w:val="clear" w:color="auto" w:fill="D9E2F3"/>
-          </w:tcPr>
-          <w:p>
-            <w:pPr>
-              <w:jc w:val="center"/>
-            </w:pPr>
-            <w:r/>
-            <w:r>
-              <w:rPr>
-                <w:rFonts w:ascii="Arial" w:hAnsi="Arial"/>
-                <w:b/>
-                <w:sz w:val="16"/>
-              </w:rPr>
-              <w:t>Code Figure</w:t>
-            </w:r>
-          </w:p>
-        </w:tc>
-        <w:tc>
-          <w:tcPr>
-            <w:tcW w:type="dxa" w:w="5046"/>
-            <w:shd w:val="clear" w:color="auto" w:fill="D9E2F3"/>
-          </w:tcPr>
-          <w:p>
-            <w:pPr>
-              <w:jc w:val="center"/>
-            </w:pPr>
-            <w:r/>
-            <w:r>
-              <w:rPr>
-                <w:rFonts w:ascii="Arial" w:hAnsi="Arial"/>
-                <w:b/>
-                <w:sz w:val="16"/>
-              </w:rPr>
-              <w:t>Entry Name</w:t>
-            </w:r>
-          </w:p>
-        </w:tc>
-        <w:tc>
-          <w:tcPr>
-            <w:tcW w:type="dxa" w:w="5046"/>
-            <w:shd w:val="clear" w:color="auto" w:fill="D9E2F3"/>
-          </w:tcPr>
-          <w:p>
-            <w:pPr>
-              <w:jc w:val="center"/>
-            </w:pPr>
-            <w:r/>
-            <w:r>
-              <w:rPr>
-                <w:rFonts w:ascii="Arial" w:hAnsi="Arial"/>
-                <w:b/>
-                <w:sz w:val="16"/>
-              </w:rPr>
-              <w:t>Note</w:t>
+            <w:tcW w:type="dxa" w:w="1134"/>
+            <w:shd w:val="clear" w:color="auto" w:fill="D9D9D9"/>
+          </w:tcPr>
+          <w:p>
+            <w:r/>
+            <w:r>
+              <w:rPr>
+                <w:rFonts w:ascii="Verdana" w:hAnsi="Verdana"/>
+                <w:b w:val="0"/>
+                <w:sz w:val="16"/>
+              </w:rPr>
+              <w:t>КОДОВАЯ ЦИФРА</w:t>
+            </w:r>
+          </w:p>
+        </w:tc>
+        <w:tc>
+          <w:tcPr>
+            <w:tcW w:type="dxa" w:w="5046"/>
+            <w:shd w:val="clear" w:color="auto" w:fill="D9D9D9"/>
+          </w:tcPr>
+          <w:p>
+            <w:r/>
+            <w:r>
+              <w:rPr>
+                <w:rFonts w:ascii="Verdana" w:hAnsi="Verdana"/>
+                <w:b w:val="0"/>
+                <w:sz w:val="16"/>
+              </w:rPr>
+              <w:t>ЗНАЧЕНИЕ</w:t>
+            </w:r>
+          </w:p>
+        </w:tc>
+        <w:tc>
+          <w:tcPr>
+            <w:tcW w:type="dxa" w:w="5046"/>
+            <w:shd w:val="clear" w:color="auto" w:fill="D9D9D9"/>
+          </w:tcPr>
+          <w:p>
+            <w:r/>
+            <w:r>
+              <w:rPr>
+                <w:rFonts w:ascii="Verdana" w:hAnsi="Verdana"/>
+                <w:b w:val="0"/>
+                <w:sz w:val="16"/>
+              </w:rPr>
+              <w:t>ПРИМЕЧАНИЕ</w:t>
             </w:r>
           </w:p>
         </w:tc>
@@ -8317,7 +8389,7 @@
             <w:r/>
             <w:r>
               <w:rPr>
-                <w:rFonts w:ascii="Arial" w:hAnsi="Arial"/>
+                <w:rFonts w:ascii="Verdana" w:hAnsi="Verdana"/>
                 <w:b w:val="0"/>
                 <w:sz w:val="16"/>
               </w:rPr>
@@ -8333,7 +8405,7 @@
             <w:r/>
             <w:r>
               <w:rPr>
-                <w:rFonts w:ascii="Arial" w:hAnsi="Arial"/>
+                <w:rFonts w:ascii="Verdana" w:hAnsi="Verdana"/>
                 <w:b w:val="0"/>
                 <w:sz w:val="16"/>
               </w:rPr>
@@ -8349,7 +8421,7 @@
             <w:r/>
             <w:r>
               <w:rPr>
-                <w:rFonts w:ascii="Arial" w:hAnsi="Arial"/>
+                <w:rFonts w:ascii="Verdana" w:hAnsi="Verdana"/>
                 <w:b w:val="0"/>
                 <w:sz w:val="16"/>
               </w:rPr>
@@ -8366,7 +8438,7 @@
             <w:r/>
             <w:r>
               <w:rPr>
-                <w:rFonts w:ascii="Arial" w:hAnsi="Arial"/>
+                <w:rFonts w:ascii="Verdana" w:hAnsi="Verdana"/>
                 <w:b w:val="0"/>
                 <w:sz w:val="16"/>
               </w:rPr>
@@ -8382,7 +8454,7 @@
             <w:r/>
             <w:r>
               <w:rPr>
-                <w:rFonts w:ascii="Arial" w:hAnsi="Arial"/>
+                <w:rFonts w:ascii="Verdana" w:hAnsi="Verdana"/>
                 <w:b w:val="0"/>
                 <w:sz w:val="16"/>
               </w:rPr>
@@ -8398,7 +8470,7 @@
             <w:r/>
             <w:r>
               <w:rPr>
-                <w:rFonts w:ascii="Arial" w:hAnsi="Arial"/>
+                <w:rFonts w:ascii="Verdana" w:hAnsi="Verdana"/>
                 <w:b w:val="0"/>
                 <w:sz w:val="16"/>
               </w:rPr>
@@ -8415,7 +8487,7 @@
             <w:r/>
             <w:r>
               <w:rPr>
-                <w:rFonts w:ascii="Arial" w:hAnsi="Arial"/>
+                <w:rFonts w:ascii="Verdana" w:hAnsi="Verdana"/>
                 <w:b w:val="0"/>
                 <w:sz w:val="16"/>
               </w:rPr>
@@ -8431,7 +8503,7 @@
             <w:r/>
             <w:r>
               <w:rPr>
-                <w:rFonts w:ascii="Arial" w:hAnsi="Arial"/>
+                <w:rFonts w:ascii="Verdana" w:hAnsi="Verdana"/>
                 <w:b w:val="0"/>
                 <w:sz w:val="16"/>
               </w:rPr>
@@ -8447,7 +8519,7 @@
             <w:r/>
             <w:r>
               <w:rPr>
-                <w:rFonts w:ascii="Arial" w:hAnsi="Arial"/>
+                <w:rFonts w:ascii="Verdana" w:hAnsi="Verdana"/>
                 <w:b w:val="0"/>
                 <w:sz w:val="16"/>
               </w:rPr>
@@ -8464,7 +8536,7 @@
             <w:r/>
             <w:r>
               <w:rPr>
-                <w:rFonts w:ascii="Arial" w:hAnsi="Arial"/>
+                <w:rFonts w:ascii="Verdana" w:hAnsi="Verdana"/>
                 <w:b w:val="0"/>
                 <w:sz w:val="16"/>
               </w:rPr>
@@ -8480,7 +8552,7 @@
             <w:r/>
             <w:r>
               <w:rPr>
-                <w:rFonts w:ascii="Arial" w:hAnsi="Arial"/>
+                <w:rFonts w:ascii="Verdana" w:hAnsi="Verdana"/>
                 <w:b w:val="0"/>
                 <w:sz w:val="16"/>
               </w:rPr>
@@ -8496,7 +8568,7 @@
             <w:r/>
             <w:r>
               <w:rPr>
-                <w:rFonts w:ascii="Arial" w:hAnsi="Arial"/>
+                <w:rFonts w:ascii="Verdana" w:hAnsi="Verdana"/>
                 <w:b w:val="0"/>
                 <w:sz w:val="16"/>
               </w:rPr>
@@ -8513,7 +8585,7 @@
             <w:r/>
             <w:r>
               <w:rPr>
-                <w:rFonts w:ascii="Arial" w:hAnsi="Arial"/>
+                <w:rFonts w:ascii="Verdana" w:hAnsi="Verdana"/>
                 <w:b w:val="0"/>
                 <w:sz w:val="16"/>
               </w:rPr>
@@ -8529,7 +8601,7 @@
             <w:r/>
             <w:r>
               <w:rPr>
-                <w:rFonts w:ascii="Arial" w:hAnsi="Arial"/>
+                <w:rFonts w:ascii="Verdana" w:hAnsi="Verdana"/>
                 <w:b w:val="0"/>
                 <w:sz w:val="16"/>
               </w:rPr>
@@ -8545,7 +8617,7 @@
             <w:r/>
             <w:r>
               <w:rPr>
-                <w:rFonts w:ascii="Arial" w:hAnsi="Arial"/>
+                <w:rFonts w:ascii="Verdana" w:hAnsi="Verdana"/>
                 <w:b w:val="0"/>
                 <w:sz w:val="16"/>
               </w:rPr>
@@ -8558,7 +8630,7 @@
     <w:p>
       <w:r>
         <w:rPr>
-          <w:rFonts w:ascii="Arial" w:hAnsi="Arial"/>
+          <w:rFonts w:ascii="Verdana" w:hAnsi="Verdana"/>
           <w:b/>
           <w:sz w:val="18"/>
         </w:rPr>
@@ -8571,6 +8643,20 @@
         <w:tblW w:type="auto" w:w="0"/>
         <w:jc w:val="center"/>
         <w:tblLook w:firstColumn="1" w:firstRow="1" w:lastColumn="0" w:lastRow="0" w:noHBand="0" w:noVBand="1" w:val="04A0"/>
+        <w:tblBorders>
+          <w:top w:val="single" w:sz="4" w:space="0" w:color="595959"/>
+          <w:left w:val="single" w:sz="4" w:space="0" w:color="595959"/>
+          <w:bottom w:val="single" w:sz="4" w:space="0" w:color="595959"/>
+          <w:right w:val="single" w:sz="4" w:space="0" w:color="595959"/>
+          <w:insideH w:val="single" w:sz="4" w:space="0" w:color="595959"/>
+          <w:insideV w:val="single" w:sz="4" w:space="0" w:color="595959"/>
+        </w:tblBorders>
+        <w:tblCellMar>
+          <w:top w:w="85" w:type="dxa"/>
+          <w:left w:w="85" w:type="dxa"/>
+          <w:bottom w:w="85" w:type="dxa"/>
+          <w:right w:w="85" w:type="dxa"/>
+        </w:tblCellMar>
       </w:tblPr>
       <w:tblGrid>
         <w:gridCol w:w="5046"/>
@@ -8580,61 +8666,52 @@
       <w:tr>
         <w:tc>
           <w:tcPr>
-            <w:tcW w:type="dxa" w:w="5046"/>
-            <w:shd w:val="clear" w:color="auto" w:fill="D9E2F3"/>
-          </w:tcPr>
-          <w:p>
-            <w:pPr>
-              <w:jc w:val="center"/>
-            </w:pPr>
-            <w:r/>
-            <w:r>
-              <w:rPr>
-                <w:rFonts w:ascii="Arial" w:hAnsi="Arial"/>
-                <w:b/>
-                <w:sz w:val="16"/>
-              </w:rPr>
-              <w:t>Code Figure</w:t>
-            </w:r>
-          </w:p>
-        </w:tc>
-        <w:tc>
-          <w:tcPr>
-            <w:tcW w:type="dxa" w:w="5046"/>
-            <w:shd w:val="clear" w:color="auto" w:fill="D9E2F3"/>
-          </w:tcPr>
-          <w:p>
-            <w:pPr>
-              <w:jc w:val="center"/>
-            </w:pPr>
-            <w:r/>
-            <w:r>
-              <w:rPr>
-                <w:rFonts w:ascii="Arial" w:hAnsi="Arial"/>
-                <w:b/>
-                <w:sz w:val="16"/>
-              </w:rPr>
-              <w:t>Entry Name</w:t>
-            </w:r>
-          </w:p>
-        </w:tc>
-        <w:tc>
-          <w:tcPr>
-            <w:tcW w:type="dxa" w:w="5046"/>
-            <w:shd w:val="clear" w:color="auto" w:fill="D9E2F3"/>
-          </w:tcPr>
-          <w:p>
-            <w:pPr>
-              <w:jc w:val="center"/>
-            </w:pPr>
-            <w:r/>
-            <w:r>
-              <w:rPr>
-                <w:rFonts w:ascii="Arial" w:hAnsi="Arial"/>
-                <w:b/>
-                <w:sz w:val="16"/>
-              </w:rPr>
-              <w:t>Note</w:t>
+            <w:tcW w:type="dxa" w:w="1134"/>
+            <w:shd w:val="clear" w:color="auto" w:fill="D9D9D9"/>
+          </w:tcPr>
+          <w:p>
+            <w:r/>
+            <w:r>
+              <w:rPr>
+                <w:rFonts w:ascii="Verdana" w:hAnsi="Verdana"/>
+                <w:b w:val="0"/>
+                <w:sz w:val="16"/>
+              </w:rPr>
+              <w:t>КОДОВАЯ ЦИФРА</w:t>
+            </w:r>
+          </w:p>
+        </w:tc>
+        <w:tc>
+          <w:tcPr>
+            <w:tcW w:type="dxa" w:w="5046"/>
+            <w:shd w:val="clear" w:color="auto" w:fill="D9D9D9"/>
+          </w:tcPr>
+          <w:p>
+            <w:r/>
+            <w:r>
+              <w:rPr>
+                <w:rFonts w:ascii="Verdana" w:hAnsi="Verdana"/>
+                <w:b w:val="0"/>
+                <w:sz w:val="16"/>
+              </w:rPr>
+              <w:t>ЗНАЧЕНИЕ</w:t>
+            </w:r>
+          </w:p>
+        </w:tc>
+        <w:tc>
+          <w:tcPr>
+            <w:tcW w:type="dxa" w:w="5046"/>
+            <w:shd w:val="clear" w:color="auto" w:fill="D9D9D9"/>
+          </w:tcPr>
+          <w:p>
+            <w:r/>
+            <w:r>
+              <w:rPr>
+                <w:rFonts w:ascii="Verdana" w:hAnsi="Verdana"/>
+                <w:b w:val="0"/>
+                <w:sz w:val="16"/>
+              </w:rPr>
+              <w:t>ПРИМЕЧАНИЕ</w:t>
             </w:r>
           </w:p>
         </w:tc>
@@ -8648,7 +8725,7 @@
             <w:r/>
             <w:r>
               <w:rPr>
-                <w:rFonts w:ascii="Arial" w:hAnsi="Arial"/>
+                <w:rFonts w:ascii="Verdana" w:hAnsi="Verdana"/>
                 <w:b w:val="0"/>
                 <w:sz w:val="16"/>
               </w:rPr>
@@ -8664,7 +8741,7 @@
             <w:r/>
             <w:r>
               <w:rPr>
-                <w:rFonts w:ascii="Arial" w:hAnsi="Arial"/>
+                <w:rFonts w:ascii="Verdana" w:hAnsi="Verdana"/>
                 <w:b w:val="0"/>
                 <w:sz w:val="16"/>
               </w:rPr>
@@ -8680,7 +8757,7 @@
             <w:r/>
             <w:r>
               <w:rPr>
-                <w:rFonts w:ascii="Arial" w:hAnsi="Arial"/>
+                <w:rFonts w:ascii="Verdana" w:hAnsi="Verdana"/>
                 <w:b w:val="0"/>
                 <w:sz w:val="16"/>
               </w:rPr>
@@ -8697,7 +8774,7 @@
             <w:r/>
             <w:r>
               <w:rPr>
-                <w:rFonts w:ascii="Arial" w:hAnsi="Arial"/>
+                <w:rFonts w:ascii="Verdana" w:hAnsi="Verdana"/>
                 <w:b w:val="0"/>
                 <w:sz w:val="16"/>
               </w:rPr>
@@ -8713,7 +8790,7 @@
             <w:r/>
             <w:r>
               <w:rPr>
-                <w:rFonts w:ascii="Arial" w:hAnsi="Arial"/>
+                <w:rFonts w:ascii="Verdana" w:hAnsi="Verdana"/>
                 <w:b w:val="0"/>
                 <w:sz w:val="16"/>
               </w:rPr>
@@ -8729,7 +8806,7 @@
             <w:r/>
             <w:r>
               <w:rPr>
-                <w:rFonts w:ascii="Arial" w:hAnsi="Arial"/>
+                <w:rFonts w:ascii="Verdana" w:hAnsi="Verdana"/>
                 <w:b w:val="0"/>
                 <w:sz w:val="16"/>
               </w:rPr>
@@ -8746,7 +8823,7 @@
             <w:r/>
             <w:r>
               <w:rPr>
-                <w:rFonts w:ascii="Arial" w:hAnsi="Arial"/>
+                <w:rFonts w:ascii="Verdana" w:hAnsi="Verdana"/>
                 <w:b w:val="0"/>
                 <w:sz w:val="16"/>
               </w:rPr>
@@ -8762,7 +8839,7 @@
             <w:r/>
             <w:r>
               <w:rPr>
-                <w:rFonts w:ascii="Arial" w:hAnsi="Arial"/>
+                <w:rFonts w:ascii="Verdana" w:hAnsi="Verdana"/>
                 <w:b w:val="0"/>
                 <w:sz w:val="16"/>
               </w:rPr>
@@ -8778,7 +8855,7 @@
             <w:r/>
             <w:r>
               <w:rPr>
-                <w:rFonts w:ascii="Arial" w:hAnsi="Arial"/>
+                <w:rFonts w:ascii="Verdana" w:hAnsi="Verdana"/>
                 <w:b w:val="0"/>
                 <w:sz w:val="16"/>
               </w:rPr>
@@ -8795,7 +8872,7 @@
             <w:r/>
             <w:r>
               <w:rPr>
-                <w:rFonts w:ascii="Arial" w:hAnsi="Arial"/>
+                <w:rFonts w:ascii="Verdana" w:hAnsi="Verdana"/>
                 <w:b w:val="0"/>
                 <w:sz w:val="16"/>
               </w:rPr>
@@ -8811,7 +8888,7 @@
             <w:r/>
             <w:r>
               <w:rPr>
-                <w:rFonts w:ascii="Arial" w:hAnsi="Arial"/>
+                <w:rFonts w:ascii="Verdana" w:hAnsi="Verdana"/>
                 <w:b w:val="0"/>
                 <w:sz w:val="16"/>
               </w:rPr>
@@ -8827,7 +8904,7 @@
             <w:r/>
             <w:r>
               <w:rPr>
-                <w:rFonts w:ascii="Arial" w:hAnsi="Arial"/>
+                <w:rFonts w:ascii="Verdana" w:hAnsi="Verdana"/>
                 <w:b w:val="0"/>
                 <w:sz w:val="16"/>
               </w:rPr>
@@ -8844,7 +8921,7 @@
             <w:r/>
             <w:r>
               <w:rPr>
-                <w:rFonts w:ascii="Arial" w:hAnsi="Arial"/>
+                <w:rFonts w:ascii="Verdana" w:hAnsi="Verdana"/>
                 <w:b w:val="0"/>
                 <w:sz w:val="16"/>
               </w:rPr>
@@ -8860,7 +8937,7 @@
             <w:r/>
             <w:r>
               <w:rPr>
-                <w:rFonts w:ascii="Arial" w:hAnsi="Arial"/>
+                <w:rFonts w:ascii="Verdana" w:hAnsi="Verdana"/>
                 <w:b w:val="0"/>
                 <w:sz w:val="16"/>
               </w:rPr>
@@ -8876,7 +8953,7 @@
             <w:r/>
             <w:r>
               <w:rPr>
-                <w:rFonts w:ascii="Arial" w:hAnsi="Arial"/>
+                <w:rFonts w:ascii="Verdana" w:hAnsi="Verdana"/>
                 <w:b w:val="0"/>
                 <w:sz w:val="16"/>
               </w:rPr>

--- a/docx/ru/BUFRCREX_CodeFlag_ru_19.docx
+++ b/docx/ru/BUFRCREX_CodeFlag_ru_19.docx
@@ -22,7 +22,7 @@
           <w:b/>
           <w:sz w:val="18"/>
         </w:rPr>
-        <w:t>019001  Тип синоптической характеристики</w:t>
+        <w:t>0 19 001  Тип синоптической характеристики</w:t>
       </w:r>
     </w:p>
     <w:tbl>
@@ -554,7 +554,7 @@
           <w:b/>
           <w:sz w:val="18"/>
         </w:rPr>
-        <w:t>019008  Вертикальное распространение циркуляции</w:t>
+        <w:t>0 19 008  Вертикальное распространение циркуляции</w:t>
       </w:r>
     </w:p>
     <w:tbl>
@@ -939,7 +939,7 @@
           <w:b/>
           <w:sz w:val="18"/>
         </w:rPr>
-        <w:t>019010  Метод отслеживания центра синоптической характеристики</w:t>
+        <w:t>0 19 010  Метод отслеживания центра синоптической характеристики</w:t>
       </w:r>
     </w:p>
     <w:tbl>
@@ -1226,7 +1226,7 @@
           <w:b/>
           <w:sz w:val="18"/>
         </w:rPr>
-        <w:t>019100  Временной интервал для расчета движения тропического циклона</w:t>
+        <w:t>0 19 100  Временной интервал для расчета движения тропического циклона</w:t>
       </w:r>
     </w:p>
     <w:tbl>
@@ -1856,7 +1856,7 @@
           <w:b/>
           <w:sz w:val="18"/>
         </w:rPr>
-        <w:t>019101  Точность местоположения центра тропического циклона</w:t>
+        <w:t>0 19 101  Точность местоположения центра тропического циклона</w:t>
       </w:r>
     </w:p>
     <w:tbl>
@@ -2535,7 +2535,7 @@
           <w:b/>
           <w:sz w:val="18"/>
         </w:rPr>
-        <w:t>019102  Форма и четкость определения глаза тропического циклона</w:t>
+        <w:t>0 19 102  Форма и четкость определения глаза тропического циклона</w:t>
       </w:r>
     </w:p>
     <w:tbl>
@@ -3160,7 +3160,7 @@
           <w:b/>
           <w:sz w:val="18"/>
         </w:rPr>
-        <w:t>019103  Диаметр большой оси глаза тропического циклона</w:t>
+        <w:t>0 19 103  Диаметр большой оси глаза тропического циклона</w:t>
       </w:r>
     </w:p>
     <w:tbl>
@@ -3888,7 +3888,7 @@
           <w:b/>
           <w:sz w:val="18"/>
         </w:rPr>
-        <w:t>019104  Изменение в характере глаза в течение 30 минут</w:t>
+        <w:t>0 19 104  Изменение в характере глаза в течение 30 минут</w:t>
       </w:r>
     </w:p>
     <w:tbl>
@@ -4616,7 +4616,7 @@
           <w:b/>
           <w:sz w:val="18"/>
         </w:rPr>
-        <w:t>019105  Расстояние между концом спиральной полосы и центром</w:t>
+        <w:t>0 19 105  Расстояние между концом спиральной полосы и центром</w:t>
       </w:r>
     </w:p>
     <w:tbl>
@@ -5295,7 +5295,7 @@
           <w:b/>
           <w:sz w:val="18"/>
         </w:rPr>
-        <w:t>019107  Временной интервал, за который рассчитывалось перемещение тропического циклона</w:t>
+        <w:t>0 19 107  Временной интервал, за который рассчитывалось перемещение тропического циклона</w:t>
       </w:r>
     </w:p>
     <w:tbl>
@@ -5974,7 +5974,7 @@
           <w:b/>
           <w:sz w:val="18"/>
         </w:rPr>
-        <w:t>019108  Точность географического положения тропического циклона</w:t>
+        <w:t>0 19 108  Точность географического положения тропического циклона</w:t>
       </w:r>
     </w:p>
     <w:tbl>
@@ -6457,7 +6457,7 @@
           <w:b/>
           <w:sz w:val="18"/>
         </w:rPr>
-        <w:t>019109  Средний диаметр сплошной облачности тропического циклона</w:t>
+        <w:t>0 19 109  Средний диаметр сплошной облачности тропического циклона</w:t>
       </w:r>
     </w:p>
     <w:tbl>
@@ -7185,7 +7185,7 @@
           <w:b/>
           <w:sz w:val="18"/>
         </w:rPr>
-        <w:t>019110  Видимое изменение в интенсивности тропического циклона за 24 часа</w:t>
+        <w:t>0 19 110  Видимое изменение в интенсивности тропического циклона за 24 часа</w:t>
       </w:r>
     </w:p>
     <w:tbl>
@@ -7766,7 +7766,7 @@
           <w:b/>
           <w:sz w:val="18"/>
         </w:rPr>
-        <w:t>019113  Тип системы облаков номера ТД</w:t>
+        <w:t>0 19 113  Тип системы облаков номера ТД</w:t>
       </w:r>
     </w:p>
     <w:tbl>
@@ -8298,7 +8298,7 @@
           <w:b/>
           <w:sz w:val="18"/>
         </w:rPr>
-        <w:t>019117  Тип картины облачности</w:t>
+        <w:t>0 19 117  Тип картины облачности</w:t>
       </w:r>
     </w:p>
     <w:tbl>
@@ -8634,7 +8634,7 @@
           <w:b/>
           <w:sz w:val="18"/>
         </w:rPr>
-        <w:t>019119  Тип окончательного Т номера</w:t>
+        <w:t>0 19 119  Тип окончательного Т номера</w:t>
       </w:r>
     </w:p>
     <w:tbl>

--- a/docx/ru/BUFRCREX_CodeFlag_ru_19.docx
+++ b/docx/ru/BUFRCREX_CodeFlag_ru_19.docx
@@ -13,6 +13,516 @@
           <w:sz w:val="22"/>
         </w:rPr>
         <w:t>Класс 19</w:t>
+      </w:r>
+    </w:p>
+    <w:p>
+      <w:r>
+        <w:rPr>
+          <w:rFonts w:ascii="Verdana" w:hAnsi="Verdana"/>
+          <w:i/>
+          <w:sz w:val="14"/>
+        </w:rPr>
+        <w:t>Note 2: «Ясно» или «сплошная облачность» кодируются соответственно цифрами 0 и 8.</w:t>
+      </w:r>
+    </w:p>
+    <w:p>
+      <w:r>
+        <w:rPr>
+          <w:rFonts w:ascii="Verdana" w:hAnsi="Verdana"/>
+          <w:i/>
+          <w:sz w:val="14"/>
+        </w:rPr>
+        <w:t>Note 5: (0 = хорошее; 1 = плохое)</w:t>
+      </w:r>
+    </w:p>
+    <w:p>
+      <w:r>
+        <w:rPr>
+          <w:rFonts w:ascii="Verdana" w:hAnsi="Verdana"/>
+          <w:i/>
+          <w:sz w:val="14"/>
+        </w:rPr>
+        <w:t>Note 6: (См. общую кодовую таблицу С-1 в части С/с.)</w:t>
+      </w:r>
+    </w:p>
+    <w:p>
+      <w:r>
+        <w:rPr>
+          <w:rFonts w:ascii="Verdana" w:hAnsi="Verdana"/>
+          <w:i/>
+          <w:sz w:val="14"/>
+        </w:rPr>
+        <w:t>Note 7: (См. общую кодовую таблицу С-2 в части С/с.)</w:t>
+      </w:r>
+    </w:p>
+    <w:p>
+      <w:r>
+        <w:rPr>
+          <w:rFonts w:ascii="Verdana" w:hAnsi="Verdana"/>
+          <w:i/>
+          <w:sz w:val="14"/>
+        </w:rPr>
+        <w:t>Note 8: (См. общую кодовую таблицу С-3)</w:t>
+      </w:r>
+    </w:p>
+    <w:p>
+      <w:r>
+        <w:rPr>
+          <w:rFonts w:ascii="Verdana" w:hAnsi="Verdana"/>
+          <w:i/>
+          <w:sz w:val="14"/>
+        </w:rPr>
+        <w:t>Note 9: (См. общую кодовую таблицу С-4)</w:t>
+      </w:r>
+    </w:p>
+    <w:p>
+      <w:r>
+        <w:rPr>
+          <w:rFonts w:ascii="Verdana" w:hAnsi="Verdana"/>
+          <w:i/>
+          <w:sz w:val="14"/>
+        </w:rPr>
+        <w:t>Note 10: (См. общую кодовую таблицу С-5 в части С/с.)</w:t>
+      </w:r>
+    </w:p>
+    <w:p>
+      <w:r>
+        <w:rPr>
+          <w:rFonts w:ascii="Verdana" w:hAnsi="Verdana"/>
+          <w:i/>
+          <w:sz w:val="14"/>
+        </w:rPr>
+        <w:t>Note 11: (См. общую кодовую таблицу С-7 в части С/с.)</w:t>
+      </w:r>
+    </w:p>
+    <w:p>
+      <w:r>
+        <w:rPr>
+          <w:rFonts w:ascii="Verdana" w:hAnsi="Verdana"/>
+          <w:i/>
+          <w:sz w:val="14"/>
+        </w:rPr>
+        <w:t>Note 12: (См. общую кодовую таблицу С-8 в части С/с.)</w:t>
+      </w:r>
+    </w:p>
+    <w:p>
+      <w:r>
+        <w:rPr>
+          <w:rFonts w:ascii="Verdana" w:hAnsi="Verdana"/>
+          <w:i/>
+          <w:sz w:val="14"/>
+        </w:rPr>
+        <w:t>Note 14: (Будет определено самими центрами — см. общую кодовую таблицу С-12 в части С/с.)</w:t>
+      </w:r>
+    </w:p>
+    <w:p>
+      <w:r>
+        <w:rPr>
+          <w:rFonts w:ascii="Verdana" w:hAnsi="Verdana"/>
+          <w:i/>
+          <w:sz w:val="14"/>
+        </w:rPr>
+        <w:t>Note 15: (Будут разработаны)</w:t>
+      </w:r>
+    </w:p>
+    <w:p>
+      <w:r>
+        <w:rPr>
+          <w:rFonts w:ascii="Verdana" w:hAnsi="Verdana"/>
+          <w:i/>
+          <w:sz w:val="14"/>
+        </w:rPr>
+        <w:t>Note 16: Последовательность двух или более пар координат местоположения, таких как широта и долгота, определяет линию или многоугольник. Точки следует соединять в соответствии с порядком, данным в сообщении. Любая описываемая зона будет расположена слева от проведенной границы в направлении, установленном порядком, данным в сообщении. Это определение применяется к простым непересекающимся многоугольникам, без пробелов.</w:t>
+      </w:r>
+    </w:p>
+    <w:p>
+      <w:r>
+        <w:rPr>
+          <w:rFonts w:ascii="Verdana" w:hAnsi="Verdana"/>
+          <w:i/>
+          <w:sz w:val="14"/>
+        </w:rPr>
+        <w:t>Note 17: Если все биты установлены на 0, это означает, что калибровка правильная.</w:t>
+      </w:r>
+    </w:p>
+    <w:p>
+      <w:r>
+        <w:rPr>
+          <w:rFonts w:ascii="Verdana" w:hAnsi="Verdana"/>
+          <w:i/>
+          <w:sz w:val="14"/>
+        </w:rPr>
+        <w:t>Note 18: Все статистические данные первого порядка выражены в единицах измерения, определенных первоначальными дескрипторами данных.</w:t>
+      </w:r>
+    </w:p>
+    <w:p>
+      <w:r>
+        <w:rPr>
+          <w:rFonts w:ascii="Verdana" w:hAnsi="Verdana"/>
+          <w:i/>
+          <w:sz w:val="14"/>
+        </w:rPr>
+        <w:t>Note 19: Значимость ассоциированного поля должна использоваться на первоначальном этапе совместно с качеством данных наблюдений.</w:t>
+      </w:r>
+    </w:p>
+    <w:p>
+      <w:r>
+        <w:rPr>
+          <w:rFonts w:ascii="Verdana" w:hAnsi="Verdana"/>
+          <w:i/>
+          <w:sz w:val="14"/>
+        </w:rPr>
+        <w:t>Note 21: Начиная с позиции первого бита (бит старшего разряда), при приведении бита к цифре 1 канал используется. Если бит приводится к нулю, канал не используется.</w:t>
+      </w:r>
+    </w:p>
+    <w:p>
+      <w:r>
+        <w:rPr>
+          <w:rFonts w:ascii="Verdana" w:hAnsi="Verdana"/>
+          <w:i/>
+          <w:sz w:val="14"/>
+        </w:rPr>
+        <w:t>Note 23: Битовые флаги показывают прибор и/или каналы, используемые при получении различных физических параметров. Если в какой-либо группе параметров все биты = 0, то для этого параметра или группы параметров не производилась обработка.</w:t>
+      </w:r>
+    </w:p>
+    <w:p>
+      <w:r>
+        <w:rPr>
+          <w:rFonts w:ascii="Verdana" w:hAnsi="Verdana"/>
+          <w:i/>
+          <w:sz w:val="14"/>
+        </w:rPr>
+        <w:t>Note 24: Биты 1-4 представляют код погрешности времени. В том случае, когда все биты установлены на 0, это означает, что время сканирования соответствует предсказанному времени.</w:t>
+      </w:r>
+    </w:p>
+    <w:p>
+      <w:r>
+        <w:rPr>
+          <w:rFonts w:ascii="Verdana" w:hAnsi="Verdana"/>
+          <w:i/>
+          <w:sz w:val="14"/>
+        </w:rPr>
+        <w:t>Note 25: Биты 11-17 представляют код погрешности географического местоположения. В том случае, когда все биты установлены на 0, это означает, что географическое местоположение является нормальным.</w:t>
+      </w:r>
+    </w:p>
+    <w:p>
+      <w:r>
+        <w:rPr>
+          <w:rFonts w:ascii="Verdana" w:hAnsi="Verdana"/>
+          <w:i/>
+          <w:sz w:val="14"/>
+        </w:rPr>
+        <w:t>Note 27: Биты 5-10 представляют код погрешности калибровки. В том случае, когда все биты установлены на 0, это означает, что калибровка нормальная. В том случае, когда тот или иной из битов 5, 7 и 10 установлен на 1, это означает, что были использованы вторичные коэффициенты калибровки.</w:t>
+      </w:r>
+    </w:p>
+    <w:p>
+      <w:r>
+        <w:rPr>
+          <w:rFonts w:ascii="Verdana" w:hAnsi="Verdana"/>
+          <w:i/>
+          <w:sz w:val="14"/>
+        </w:rPr>
+        <w:t>Note 32: Кодовые цифры 1-9: Продолжительность и время измерения течения (векторный или доплеровский метод получения профиля течения).</w:t>
+      </w:r>
+    </w:p>
+    <w:p>
+      <w:r>
+        <w:rPr>
+          <w:rFonts w:ascii="Verdana" w:hAnsi="Verdana"/>
+          <w:i/>
+          <w:sz w:val="14"/>
+        </w:rPr>
+        <w:t>Note 33: Кодовые цифры 11-19: Период измерения течения (дрейфовый метод).</w:t>
+      </w:r>
+    </w:p>
+    <w:p>
+      <w:r>
+        <w:rPr>
+          <w:rFonts w:ascii="Verdana" w:hAnsi="Verdana"/>
+          <w:i/>
+          <w:sz w:val="14"/>
+        </w:rPr>
+        <w:t>Note 34: Средняя часть данной кодовой таблицы (кодовые цифры 100-199) включает термины на нескольких уровнях, которые могут быть использованы для простых и более сложных автоматических станций.</w:t>
+      </w:r>
+    </w:p>
+    <w:p>
+      <w:r>
+        <w:rPr>
+          <w:rFonts w:ascii="Verdana" w:hAnsi="Verdana"/>
+          <w:i/>
+          <w:sz w:val="14"/>
+        </w:rPr>
+        <w:t>Note 35: Дескриптор 0 25 009 исключен. Вместо него следует использовать дескриптор 0 25 029.</w:t>
+      </w:r>
+    </w:p>
+    <w:p>
+      <w:r>
+        <w:rPr>
+          <w:rFonts w:ascii="Verdana" w:hAnsi="Verdana"/>
+          <w:i/>
+          <w:sz w:val="14"/>
+        </w:rPr>
+        <w:t>Note 36: Данные о разностях — это значения разности, размеры которых аналогичны размерам соответствующих сообщаемых значений в отношении единиц измерения, но пределы которых установлены на нуль (например: разность между сообщенными и анализированными значениями, разность между сообщенными и прогнозированными значениями и т. д.).</w:t>
+      </w:r>
+    </w:p>
+    <w:p>
+      <w:r>
+        <w:rPr>
+          <w:rFonts w:ascii="Verdana" w:hAnsi="Verdana"/>
+          <w:i/>
+          <w:sz w:val="14"/>
+        </w:rPr>
+        <w:t>Note 39: EPSG представляет собой набор данных по системам координат и ее преобразованиям, который изначально был создан и поддерживался Европейской группой нефтепоисковых исследований. В настоящее время он поддерживается подкомитетом по геодезии Комитета по геоматике Международной ассоциации производителей нефти и газа.</w:t>
+      </w:r>
+    </w:p>
+    <w:p>
+      <w:r>
+        <w:rPr>
+          <w:rFonts w:ascii="Verdana" w:hAnsi="Verdana"/>
+          <w:i/>
+          <w:sz w:val="14"/>
+        </w:rPr>
+        <w:t>Note 42: Могут быть разработаны дополнительные применения.</w:t>
+      </w:r>
+    </w:p>
+    <w:p>
+      <w:r>
+        <w:rPr>
+          <w:rFonts w:ascii="Verdana" w:hAnsi="Verdana"/>
+          <w:i/>
+          <w:sz w:val="14"/>
+        </w:rPr>
+        <w:t>Note 43: Общие термины обозначения погоды (например: туман, морось) предназначены для использования на автоматических станциях, которые могут определить тип погоды, но не дают никакой другой информации. Общие термины обозначаются в кодовой таблице большими буквами.</w:t>
+      </w:r>
+    </w:p>
+    <w:p>
+      <w:r>
+        <w:rPr>
+          <w:rFonts w:ascii="Verdana" w:hAnsi="Verdana"/>
+          <w:i/>
+          <w:sz w:val="14"/>
+        </w:rPr>
+        <w:t>Note 45: H = Время наблюдения.</w:t>
+      </w:r>
+    </w:p>
+    <w:p>
+      <w:r>
+        <w:rPr>
+          <w:rFonts w:ascii="Verdana" w:hAnsi="Verdana"/>
+          <w:i/>
+          <w:sz w:val="14"/>
+        </w:rPr>
+        <w:t>Note 49: Если бит установлен на 1, указание действительно.</w:t>
+      </w:r>
+    </w:p>
+    <w:p>
+      <w:r>
+        <w:rPr>
+          <w:rFonts w:ascii="Verdana" w:hAnsi="Verdana"/>
+          <w:i/>
+          <w:sz w:val="14"/>
+        </w:rPr>
+        <w:t>Note 50: Определения в кодовых цифрах 0-2 и 4 применяются для обнаженной репрезентативной поверхности почвы, а цифры 3, 5-9 и 10-19 — к открытому репрезентативному району.</w:t>
+      </w:r>
+    </w:p>
+    <w:p>
+      <w:r>
+        <w:rPr>
+          <w:rFonts w:ascii="Verdana" w:hAnsi="Verdana"/>
+          <w:i/>
+          <w:sz w:val="14"/>
+        </w:rPr>
+        <w:t>Note 52: В сводках с автоматических станций следует использовать кодовую цифру 2, когда тенденция является положительной; 7 — отрицательной и 4, когда давление является таким же, как и 3 часа назад.</w:t>
+      </w:r>
+    </w:p>
+    <w:p>
+      <w:r>
+        <w:rPr>
+          <w:rFonts w:ascii="Verdana" w:hAnsi="Verdana"/>
+          <w:i/>
+          <w:sz w:val="14"/>
+        </w:rPr>
+        <w:t>Note 53: В сводках от тропических станций, сообщающих суточные изменения, следует использовать кодовую цифру 2 при положительной тенденции; 7 — при отрицательной тенденции и 4 — в случае, если давление остается таким же, как и за предшествующие 24 часа.</w:t>
+      </w:r>
+    </w:p>
+    <w:p>
+      <w:r>
+        <w:rPr>
+          <w:rFonts w:ascii="Verdana" w:hAnsi="Verdana"/>
+          <w:i/>
+          <w:sz w:val="14"/>
+        </w:rPr>
+        <w:t>Note 54: В данной кодовой таблице всякий раз, когда упоминается лед, это также включает в себя другие твердые осадки, отличные от снега.</w:t>
+      </w:r>
+    </w:p>
+    <w:p>
+      <w:r>
+        <w:rPr>
+          <w:rFonts w:ascii="Verdana" w:hAnsi="Verdana"/>
+          <w:i/>
+          <w:sz w:val="14"/>
+        </w:rPr>
+        <w:t>Note 57: Смешанные осадки обозначаются путем установки на единицу битов всех наблюдаемых самостоятельных типов осадков.</w:t>
+      </w:r>
+    </w:p>
+    <w:p>
+      <w:r>
+        <w:rPr>
+          <w:rFonts w:ascii="Verdana" w:hAnsi="Verdana"/>
+          <w:i/>
+          <w:sz w:val="14"/>
+        </w:rPr>
+        <w:t>Note 59: Новые локальные названия шторма различной интенсивности следует добавлять в соответствии с необходимостью.</w:t>
+      </w:r>
+    </w:p>
+    <w:p>
+      <w:r>
+        <w:rPr>
+          <w:rFonts w:ascii="Verdana" w:hAnsi="Verdana"/>
+          <w:i/>
+          <w:sz w:val="14"/>
+        </w:rPr>
+        <w:t>Note 60: Ни одна из кодовых цифр не исключает добавления интерполированных уровней по усмотрению центра-поставщика</w:t>
+      </w:r>
+    </w:p>
+    <w:p>
+      <w:r>
+        <w:rPr>
+          <w:rFonts w:ascii="Verdana" w:hAnsi="Verdana"/>
+          <w:i/>
+          <w:sz w:val="14"/>
+        </w:rPr>
+        <w:t>Note 63: Явление, указанное в данной таблице флагов, означает любое явление, включая осадки и явления, ухудшающие видимость.</w:t>
+      </w:r>
+    </w:p>
+    <w:p>
+      <w:r>
+        <w:rPr>
+          <w:rFonts w:ascii="Verdana" w:hAnsi="Verdana"/>
+          <w:i/>
+          <w:sz w:val="14"/>
+        </w:rPr>
+        <w:t>Note 75: Определения в кодовых цифрах 0-2 и 4 применяются для обнаженной репрезентативной поверхности почвы, а цифры 3, 5-9 и 10-19 — к открытому репрезентативному району.</w:t>
+      </w:r>
+    </w:p>
+    <w:p>
+      <w:r>
+        <w:rPr>
+          <w:rFonts w:ascii="Verdana" w:hAnsi="Verdana"/>
+          <w:i/>
+          <w:sz w:val="14"/>
+        </w:rPr>
+        <w:t>Note 76: Эти величины относятся к хорошо сформированному ветровому волнению в открытом море. В то время как предпочтение следует отдавать описательным терминам, значения этих высот могут использоваться наблюдателем как руководство при передаче состояния поверхности моря, которое возникает в результате различных факторов, таких, как ветер, зыбь, течения, угол между направлением ветра и зыби и т. д.</w:t>
+      </w:r>
+    </w:p>
+    <w:p>
+      <w:r>
+        <w:rPr>
+          <w:rFonts w:ascii="Verdana" w:hAnsi="Verdana"/>
+          <w:i/>
+          <w:sz w:val="14"/>
+        </w:rPr>
+        <w:t>Note 78: Первые три цифры представляют собой код страны ИСО.</w:t>
+      </w:r>
+    </w:p>
+    <w:p>
+      <w:r>
+        <w:rPr>
+          <w:rFonts w:ascii="Verdana" w:hAnsi="Verdana"/>
+          <w:i/>
+          <w:sz w:val="14"/>
+        </w:rPr>
+        <w:t>Note 79: Последняя колонка в таблице содержит соответствующий номер регистрации Химической реферативной службы (CAS) Американского химического общества.</w:t>
+      </w:r>
+    </w:p>
+    <w:p>
+      <w:r>
+        <w:rPr>
+          <w:rFonts w:ascii="Verdana" w:hAnsi="Verdana"/>
+          <w:i/>
+          <w:sz w:val="14"/>
+        </w:rPr>
+        <w:t>Note 80: Средняя часть данной кодовой таблицы (кодовые цифры 100-199) включает термины на нескольких уровнях, которые могут быть использованы для простых и более сложных автоматических станций.</w:t>
+      </w:r>
+    </w:p>
+    <w:p>
+      <w:r>
+        <w:rPr>
+          <w:rFonts w:ascii="Verdana" w:hAnsi="Verdana"/>
+          <w:i/>
+          <w:sz w:val="14"/>
+        </w:rPr>
+        <w:t>Note 81: Номинальный диапазон влажности поверхности почвы — от 0 % до 100 %. В крайних случаях экстраполированное обратное рассеяние при угле наклона в 40 градусов может превышать исходный показатель для влажного обратного рассеяния. В этих случаях значение, полученное в результате процесса измерения влажности поверхности почвы, будет менее 0 % или более 100 %, соответственно.</w:t>
+      </w:r>
+    </w:p>
+    <w:p>
+      <w:r>
+        <w:rPr>
+          <w:rFonts w:ascii="Verdana" w:hAnsi="Verdana"/>
+          <w:i/>
+          <w:sz w:val="14"/>
+        </w:rPr>
+        <w:t>Note 84: Эти величины относятся к хорошо сформированному ветровому волнению в открытом море. В то время как предпочтение следует отдавать описательным терминам, значения этих высот могут использоваться наблюдателем как руководство при передаче состояния поверхности моря, которое возникает в результате различных факторов, таких, как ветер, зыбь, течения, угол между направлением ветра и зыби и т. д.</w:t>
+      </w:r>
+    </w:p>
+    <w:p>
+      <w:r>
+        <w:rPr>
+          <w:rFonts w:ascii="Verdana" w:hAnsi="Verdana"/>
+          <w:i/>
+          <w:sz w:val="14"/>
+        </w:rPr>
+        <w:t>Note 85: Данный дескриптор будет связан с данными по видимости или высоте облаков для указания того, что значение является граничным. Если передаваемое значение является истинным, то кодовая цифра равна нулю. Однако измерение может попасть в предел измерительной способности прибора. Если передаваемое значение больше, чем истинное значение, то кодовая цифра будет равна 1, если передаваемое значение меньше истинного значения, то кодовая цифра будет равна 2.</w:t>
+      </w:r>
+    </w:p>
+    <w:p>
+      <w:r>
+        <w:rPr>
+          <w:rFonts w:ascii="Verdana" w:hAnsi="Verdana"/>
+          <w:i/>
+          <w:sz w:val="14"/>
+        </w:rPr>
+        <w:t>Note 88: Значимость времени должна быть квалифицирована соответствующими периодами времени, которые следует указывать.</w:t>
+      </w:r>
+    </w:p>
+    <w:p>
+      <w:r>
+        <w:rPr>
+          <w:rFonts w:ascii="Verdana" w:hAnsi="Verdana"/>
+          <w:i/>
+          <w:sz w:val="14"/>
+        </w:rPr>
+        <w:t>Note 90: Тип прибора и единицы начальных измерений для измерения ветра (в м с-1 за исключением отдельных указаний).</w:t>
+      </w:r>
+    </w:p>
+    <w:p>
+      <w:r>
+        <w:rPr>
+          <w:rFonts w:ascii="Verdana" w:hAnsi="Verdana"/>
+          <w:i/>
+          <w:sz w:val="14"/>
+        </w:rPr>
+        <w:t>Note 94: Там, где первоначальный метод передачи указывается кодовой цифрой 1, в целях получения достоверных значений данных, соответствующих дескриптору 0 01 012, рекомендуется следующее преобразование: Передаваемое значение Значение данных 0 0 1 45 2 90 3 135 4 180 5 225 6 270 7 315 8 360 9 511</w:t>
+      </w:r>
+    </w:p>
+    <w:p>
+      <w:r>
+        <w:rPr>
+          <w:rFonts w:ascii="Verdana" w:hAnsi="Verdana"/>
+          <w:i/>
+          <w:sz w:val="14"/>
+        </w:rPr>
+        <w:t>Note 95: Там, где первоначальный метод передачи указывается кодовой цифрой 1, в целях получения точных значений данных, соответствующих дескриптору 0 01 013, рекомендуется следующее преобразование: Передаваемое значение Значение данных 0 0 1 1 2 4 3 7 4 9 5 12 6 14 7 17 8 19 9 21 / 1023</w:t>
+      </w:r>
+    </w:p>
+    <w:p>
+      <w:r>
+        <w:rPr>
+          <w:rFonts w:ascii="Verdana" w:hAnsi="Verdana"/>
+          <w:i/>
+          <w:sz w:val="14"/>
+        </w:rPr>
+        <w:t>Note 22: Битовые флаги показывают элементы, включенные при обработке данных зондирования.</w:t>
       </w:r>
     </w:p>
     <w:p>
@@ -58,6 +568,9 @@
             <w:shd w:val="clear" w:color="auto" w:fill="D9D9D9"/>
           </w:tcPr>
           <w:p>
+            <w:pPr>
+              <w:spacing w:before="20" w:after="20"/>
+            </w:pPr>
             <w:r/>
             <w:r>
               <w:rPr>
@@ -75,6 +588,9 @@
             <w:shd w:val="clear" w:color="auto" w:fill="D9D9D9"/>
           </w:tcPr>
           <w:p>
+            <w:pPr>
+              <w:spacing w:before="20" w:after="20"/>
+            </w:pPr>
             <w:r/>
             <w:r>
               <w:rPr>
@@ -92,6 +608,9 @@
             <w:shd w:val="clear" w:color="auto" w:fill="D9D9D9"/>
           </w:tcPr>
           <w:p>
+            <w:pPr>
+              <w:spacing w:before="20" w:after="20"/>
+            </w:pPr>
             <w:r/>
             <w:r>
               <w:rPr>
@@ -105,11 +624,17 @@
         </w:tc>
       </w:tr>
       <w:tr>
-        <w:tc>
-          <w:tcPr>
-            <w:tcW w:type="dxa" w:w="5046"/>
-          </w:tcPr>
-          <w:p>
+        <w:trPr>
+          <w:cantSplit/>
+        </w:trPr>
+        <w:tc>
+          <w:tcPr>
+            <w:tcW w:type="dxa" w:w="5046"/>
+          </w:tcPr>
+          <w:p>
+            <w:pPr>
+              <w:spacing w:before="20" w:after="20"/>
+            </w:pPr>
             <w:r/>
             <w:r>
               <w:rPr>
@@ -126,6 +651,9 @@
             <w:tcW w:type="dxa" w:w="5046"/>
           </w:tcPr>
           <w:p>
+            <w:pPr>
+              <w:spacing w:before="20" w:after="20"/>
+            </w:pPr>
             <w:r/>
             <w:r>
               <w:rPr>
@@ -142,6 +670,9 @@
             <w:tcW w:type="dxa" w:w="5046"/>
           </w:tcPr>
           <w:p>
+            <w:pPr>
+              <w:spacing w:before="20" w:after="20"/>
+            </w:pPr>
             <w:r/>
             <w:r>
               <w:rPr>
@@ -154,11 +685,17 @@
         </w:tc>
       </w:tr>
       <w:tr>
-        <w:tc>
-          <w:tcPr>
-            <w:tcW w:type="dxa" w:w="5046"/>
-          </w:tcPr>
-          <w:p>
+        <w:trPr>
+          <w:cantSplit/>
+        </w:trPr>
+        <w:tc>
+          <w:tcPr>
+            <w:tcW w:type="dxa" w:w="5046"/>
+          </w:tcPr>
+          <w:p>
+            <w:pPr>
+              <w:spacing w:before="20" w:after="20"/>
+            </w:pPr>
             <w:r/>
             <w:r>
               <w:rPr>
@@ -175,6 +712,9 @@
             <w:tcW w:type="dxa" w:w="5046"/>
           </w:tcPr>
           <w:p>
+            <w:pPr>
+              <w:spacing w:before="20" w:after="20"/>
+            </w:pPr>
             <w:r/>
             <w:r>
               <w:rPr>
@@ -191,6 +731,9 @@
             <w:tcW w:type="dxa" w:w="5046"/>
           </w:tcPr>
           <w:p>
+            <w:pPr>
+              <w:spacing w:before="20" w:after="20"/>
+            </w:pPr>
             <w:r/>
             <w:r>
               <w:rPr>
@@ -203,11 +746,17 @@
         </w:tc>
       </w:tr>
       <w:tr>
-        <w:tc>
-          <w:tcPr>
-            <w:tcW w:type="dxa" w:w="5046"/>
-          </w:tcPr>
-          <w:p>
+        <w:trPr>
+          <w:cantSplit/>
+        </w:trPr>
+        <w:tc>
+          <w:tcPr>
+            <w:tcW w:type="dxa" w:w="5046"/>
+          </w:tcPr>
+          <w:p>
+            <w:pPr>
+              <w:spacing w:before="20" w:after="20"/>
+            </w:pPr>
             <w:r/>
             <w:r>
               <w:rPr>
@@ -224,6 +773,9 @@
             <w:tcW w:type="dxa" w:w="5046"/>
           </w:tcPr>
           <w:p>
+            <w:pPr>
+              <w:spacing w:before="20" w:after="20"/>
+            </w:pPr>
             <w:r/>
             <w:r>
               <w:rPr>
@@ -240,6 +792,9 @@
             <w:tcW w:type="dxa" w:w="5046"/>
           </w:tcPr>
           <w:p>
+            <w:pPr>
+              <w:spacing w:before="20" w:after="20"/>
+            </w:pPr>
             <w:r/>
             <w:r>
               <w:rPr>
@@ -252,11 +807,17 @@
         </w:tc>
       </w:tr>
       <w:tr>
-        <w:tc>
-          <w:tcPr>
-            <w:tcW w:type="dxa" w:w="5046"/>
-          </w:tcPr>
-          <w:p>
+        <w:trPr>
+          <w:cantSplit/>
+        </w:trPr>
+        <w:tc>
+          <w:tcPr>
+            <w:tcW w:type="dxa" w:w="5046"/>
+          </w:tcPr>
+          <w:p>
+            <w:pPr>
+              <w:spacing w:before="20" w:after="20"/>
+            </w:pPr>
             <w:r/>
             <w:r>
               <w:rPr>
@@ -273,6 +834,9 @@
             <w:tcW w:type="dxa" w:w="5046"/>
           </w:tcPr>
           <w:p>
+            <w:pPr>
+              <w:spacing w:before="20" w:after="20"/>
+            </w:pPr>
             <w:r/>
             <w:r>
               <w:rPr>
@@ -289,6 +853,9 @@
             <w:tcW w:type="dxa" w:w="5046"/>
           </w:tcPr>
           <w:p>
+            <w:pPr>
+              <w:spacing w:before="20" w:after="20"/>
+            </w:pPr>
             <w:r/>
             <w:r>
               <w:rPr>
@@ -301,11 +868,17 @@
         </w:tc>
       </w:tr>
       <w:tr>
-        <w:tc>
-          <w:tcPr>
-            <w:tcW w:type="dxa" w:w="5046"/>
-          </w:tcPr>
-          <w:p>
+        <w:trPr>
+          <w:cantSplit/>
+        </w:trPr>
+        <w:tc>
+          <w:tcPr>
+            <w:tcW w:type="dxa" w:w="5046"/>
+          </w:tcPr>
+          <w:p>
+            <w:pPr>
+              <w:spacing w:before="20" w:after="20"/>
+            </w:pPr>
             <w:r/>
             <w:r>
               <w:rPr>
@@ -322,6 +895,9 @@
             <w:tcW w:type="dxa" w:w="5046"/>
           </w:tcPr>
           <w:p>
+            <w:pPr>
+              <w:spacing w:before="20" w:after="20"/>
+            </w:pPr>
             <w:r/>
             <w:r>
               <w:rPr>
@@ -338,6 +914,9 @@
             <w:tcW w:type="dxa" w:w="5046"/>
           </w:tcPr>
           <w:p>
+            <w:pPr>
+              <w:spacing w:before="20" w:after="20"/>
+            </w:pPr>
             <w:r/>
             <w:r>
               <w:rPr>
@@ -350,11 +929,17 @@
         </w:tc>
       </w:tr>
       <w:tr>
-        <w:tc>
-          <w:tcPr>
-            <w:tcW w:type="dxa" w:w="5046"/>
-          </w:tcPr>
-          <w:p>
+        <w:trPr>
+          <w:cantSplit/>
+        </w:trPr>
+        <w:tc>
+          <w:tcPr>
+            <w:tcW w:type="dxa" w:w="5046"/>
+          </w:tcPr>
+          <w:p>
+            <w:pPr>
+              <w:spacing w:before="20" w:after="20"/>
+            </w:pPr>
             <w:r/>
             <w:r>
               <w:rPr>
@@ -371,6 +956,9 @@
             <w:tcW w:type="dxa" w:w="5046"/>
           </w:tcPr>
           <w:p>
+            <w:pPr>
+              <w:spacing w:before="20" w:after="20"/>
+            </w:pPr>
             <w:r/>
             <w:r>
               <w:rPr>
@@ -387,6 +975,9 @@
             <w:tcW w:type="dxa" w:w="5046"/>
           </w:tcPr>
           <w:p>
+            <w:pPr>
+              <w:spacing w:before="20" w:after="20"/>
+            </w:pPr>
             <w:r/>
             <w:r>
               <w:rPr>
@@ -399,11 +990,17 @@
         </w:tc>
       </w:tr>
       <w:tr>
-        <w:tc>
-          <w:tcPr>
-            <w:tcW w:type="dxa" w:w="5046"/>
-          </w:tcPr>
-          <w:p>
+        <w:trPr>
+          <w:cantSplit/>
+        </w:trPr>
+        <w:tc>
+          <w:tcPr>
+            <w:tcW w:type="dxa" w:w="5046"/>
+          </w:tcPr>
+          <w:p>
+            <w:pPr>
+              <w:spacing w:before="20" w:after="20"/>
+            </w:pPr>
             <w:r/>
             <w:r>
               <w:rPr>
@@ -420,6 +1017,9 @@
             <w:tcW w:type="dxa" w:w="5046"/>
           </w:tcPr>
           <w:p>
+            <w:pPr>
+              <w:spacing w:before="20" w:after="20"/>
+            </w:pPr>
             <w:r/>
             <w:r>
               <w:rPr>
@@ -436,6 +1036,9 @@
             <w:tcW w:type="dxa" w:w="5046"/>
           </w:tcPr>
           <w:p>
+            <w:pPr>
+              <w:spacing w:before="20" w:after="20"/>
+            </w:pPr>
             <w:r/>
             <w:r>
               <w:rPr>
@@ -448,11 +1051,17 @@
         </w:tc>
       </w:tr>
       <w:tr>
-        <w:tc>
-          <w:tcPr>
-            <w:tcW w:type="dxa" w:w="5046"/>
-          </w:tcPr>
-          <w:p>
+        <w:trPr>
+          <w:cantSplit/>
+        </w:trPr>
+        <w:tc>
+          <w:tcPr>
+            <w:tcW w:type="dxa" w:w="5046"/>
+          </w:tcPr>
+          <w:p>
+            <w:pPr>
+              <w:spacing w:before="20" w:after="20"/>
+            </w:pPr>
             <w:r/>
             <w:r>
               <w:rPr>
@@ -469,6 +1078,9 @@
             <w:tcW w:type="dxa" w:w="5046"/>
           </w:tcPr>
           <w:p>
+            <w:pPr>
+              <w:spacing w:before="20" w:after="20"/>
+            </w:pPr>
             <w:r/>
             <w:r>
               <w:rPr>
@@ -485,6 +1097,9 @@
             <w:tcW w:type="dxa" w:w="5046"/>
           </w:tcPr>
           <w:p>
+            <w:pPr>
+              <w:spacing w:before="20" w:after="20"/>
+            </w:pPr>
             <w:r/>
             <w:r>
               <w:rPr>
@@ -497,11 +1112,17 @@
         </w:tc>
       </w:tr>
       <w:tr>
-        <w:tc>
-          <w:tcPr>
-            <w:tcW w:type="dxa" w:w="5046"/>
-          </w:tcPr>
-          <w:p>
+        <w:trPr>
+          <w:cantSplit/>
+        </w:trPr>
+        <w:tc>
+          <w:tcPr>
+            <w:tcW w:type="dxa" w:w="5046"/>
+          </w:tcPr>
+          <w:p>
+            <w:pPr>
+              <w:spacing w:before="20" w:after="20"/>
+            </w:pPr>
             <w:r/>
             <w:r>
               <w:rPr>
@@ -518,6 +1139,9 @@
             <w:tcW w:type="dxa" w:w="5046"/>
           </w:tcPr>
           <w:p>
+            <w:pPr>
+              <w:spacing w:before="20" w:after="20"/>
+            </w:pPr>
             <w:r/>
             <w:r>
               <w:rPr>
@@ -534,6 +1158,9 @@
             <w:tcW w:type="dxa" w:w="5046"/>
           </w:tcPr>
           <w:p>
+            <w:pPr>
+              <w:spacing w:before="20" w:after="20"/>
+            </w:pPr>
             <w:r/>
             <w:r>
               <w:rPr>
@@ -590,6 +1217,9 @@
             <w:shd w:val="clear" w:color="auto" w:fill="D9D9D9"/>
           </w:tcPr>
           <w:p>
+            <w:pPr>
+              <w:spacing w:before="20" w:after="20"/>
+            </w:pPr>
             <w:r/>
             <w:r>
               <w:rPr>
@@ -607,6 +1237,9 @@
             <w:shd w:val="clear" w:color="auto" w:fill="D9D9D9"/>
           </w:tcPr>
           <w:p>
+            <w:pPr>
+              <w:spacing w:before="20" w:after="20"/>
+            </w:pPr>
             <w:r/>
             <w:r>
               <w:rPr>
@@ -624,6 +1257,9 @@
             <w:shd w:val="clear" w:color="auto" w:fill="D9D9D9"/>
           </w:tcPr>
           <w:p>
+            <w:pPr>
+              <w:spacing w:before="20" w:after="20"/>
+            </w:pPr>
             <w:r/>
             <w:r>
               <w:rPr>
@@ -637,11 +1273,17 @@
         </w:tc>
       </w:tr>
       <w:tr>
-        <w:tc>
-          <w:tcPr>
-            <w:tcW w:type="dxa" w:w="5046"/>
-          </w:tcPr>
-          <w:p>
+        <w:trPr>
+          <w:cantSplit/>
+        </w:trPr>
+        <w:tc>
+          <w:tcPr>
+            <w:tcW w:type="dxa" w:w="5046"/>
+          </w:tcPr>
+          <w:p>
+            <w:pPr>
+              <w:spacing w:before="20" w:after="20"/>
+            </w:pPr>
             <w:r/>
             <w:r>
               <w:rPr>
@@ -658,6 +1300,9 @@
             <w:tcW w:type="dxa" w:w="5046"/>
           </w:tcPr>
           <w:p>
+            <w:pPr>
+              <w:spacing w:before="20" w:after="20"/>
+            </w:pPr>
             <w:r/>
             <w:r>
               <w:rPr>
@@ -674,6 +1319,9 @@
             <w:tcW w:type="dxa" w:w="5046"/>
           </w:tcPr>
           <w:p>
+            <w:pPr>
+              <w:spacing w:before="20" w:after="20"/>
+            </w:pPr>
             <w:r/>
             <w:r>
               <w:rPr>
@@ -686,11 +1334,17 @@
         </w:tc>
       </w:tr>
       <w:tr>
-        <w:tc>
-          <w:tcPr>
-            <w:tcW w:type="dxa" w:w="5046"/>
-          </w:tcPr>
-          <w:p>
+        <w:trPr>
+          <w:cantSplit/>
+        </w:trPr>
+        <w:tc>
+          <w:tcPr>
+            <w:tcW w:type="dxa" w:w="5046"/>
+          </w:tcPr>
+          <w:p>
+            <w:pPr>
+              <w:spacing w:before="20" w:after="20"/>
+            </w:pPr>
             <w:r/>
             <w:r>
               <w:rPr>
@@ -707,6 +1361,9 @@
             <w:tcW w:type="dxa" w:w="5046"/>
           </w:tcPr>
           <w:p>
+            <w:pPr>
+              <w:spacing w:before="20" w:after="20"/>
+            </w:pPr>
             <w:r/>
             <w:r>
               <w:rPr>
@@ -723,6 +1380,9 @@
             <w:tcW w:type="dxa" w:w="5046"/>
           </w:tcPr>
           <w:p>
+            <w:pPr>
+              <w:spacing w:before="20" w:after="20"/>
+            </w:pPr>
             <w:r/>
             <w:r>
               <w:rPr>
@@ -735,11 +1395,17 @@
         </w:tc>
       </w:tr>
       <w:tr>
-        <w:tc>
-          <w:tcPr>
-            <w:tcW w:type="dxa" w:w="5046"/>
-          </w:tcPr>
-          <w:p>
+        <w:trPr>
+          <w:cantSplit/>
+        </w:trPr>
+        <w:tc>
+          <w:tcPr>
+            <w:tcW w:type="dxa" w:w="5046"/>
+          </w:tcPr>
+          <w:p>
+            <w:pPr>
+              <w:spacing w:before="20" w:after="20"/>
+            </w:pPr>
             <w:r/>
             <w:r>
               <w:rPr>
@@ -756,6 +1422,9 @@
             <w:tcW w:type="dxa" w:w="5046"/>
           </w:tcPr>
           <w:p>
+            <w:pPr>
+              <w:spacing w:before="20" w:after="20"/>
+            </w:pPr>
             <w:r/>
             <w:r>
               <w:rPr>
@@ -772,6 +1441,9 @@
             <w:tcW w:type="dxa" w:w="5046"/>
           </w:tcPr>
           <w:p>
+            <w:pPr>
+              <w:spacing w:before="20" w:after="20"/>
+            </w:pPr>
             <w:r/>
             <w:r>
               <w:rPr>
@@ -784,11 +1456,17 @@
         </w:tc>
       </w:tr>
       <w:tr>
-        <w:tc>
-          <w:tcPr>
-            <w:tcW w:type="dxa" w:w="5046"/>
-          </w:tcPr>
-          <w:p>
+        <w:trPr>
+          <w:cantSplit/>
+        </w:trPr>
+        <w:tc>
+          <w:tcPr>
+            <w:tcW w:type="dxa" w:w="5046"/>
+          </w:tcPr>
+          <w:p>
+            <w:pPr>
+              <w:spacing w:before="20" w:after="20"/>
+            </w:pPr>
             <w:r/>
             <w:r>
               <w:rPr>
@@ -805,6 +1483,9 @@
             <w:tcW w:type="dxa" w:w="5046"/>
           </w:tcPr>
           <w:p>
+            <w:pPr>
+              <w:spacing w:before="20" w:after="20"/>
+            </w:pPr>
             <w:r/>
             <w:r>
               <w:rPr>
@@ -821,6 +1502,9 @@
             <w:tcW w:type="dxa" w:w="5046"/>
           </w:tcPr>
           <w:p>
+            <w:pPr>
+              <w:spacing w:before="20" w:after="20"/>
+            </w:pPr>
             <w:r/>
             <w:r>
               <w:rPr>
@@ -833,11 +1517,17 @@
         </w:tc>
       </w:tr>
       <w:tr>
-        <w:tc>
-          <w:tcPr>
-            <w:tcW w:type="dxa" w:w="5046"/>
-          </w:tcPr>
-          <w:p>
+        <w:trPr>
+          <w:cantSplit/>
+        </w:trPr>
+        <w:tc>
+          <w:tcPr>
+            <w:tcW w:type="dxa" w:w="5046"/>
+          </w:tcPr>
+          <w:p>
+            <w:pPr>
+              <w:spacing w:before="20" w:after="20"/>
+            </w:pPr>
             <w:r/>
             <w:r>
               <w:rPr>
@@ -854,6 +1544,9 @@
             <w:tcW w:type="dxa" w:w="5046"/>
           </w:tcPr>
           <w:p>
+            <w:pPr>
+              <w:spacing w:before="20" w:after="20"/>
+            </w:pPr>
             <w:r/>
             <w:r>
               <w:rPr>
@@ -870,6 +1563,9 @@
             <w:tcW w:type="dxa" w:w="5046"/>
           </w:tcPr>
           <w:p>
+            <w:pPr>
+              <w:spacing w:before="20" w:after="20"/>
+            </w:pPr>
             <w:r/>
             <w:r>
               <w:rPr>
@@ -882,11 +1578,17 @@
         </w:tc>
       </w:tr>
       <w:tr>
-        <w:tc>
-          <w:tcPr>
-            <w:tcW w:type="dxa" w:w="5046"/>
-          </w:tcPr>
-          <w:p>
+        <w:trPr>
+          <w:cantSplit/>
+        </w:trPr>
+        <w:tc>
+          <w:tcPr>
+            <w:tcW w:type="dxa" w:w="5046"/>
+          </w:tcPr>
+          <w:p>
+            <w:pPr>
+              <w:spacing w:before="20" w:after="20"/>
+            </w:pPr>
             <w:r/>
             <w:r>
               <w:rPr>
@@ -903,6 +1605,9 @@
             <w:tcW w:type="dxa" w:w="5046"/>
           </w:tcPr>
           <w:p>
+            <w:pPr>
+              <w:spacing w:before="20" w:after="20"/>
+            </w:pPr>
             <w:r/>
             <w:r>
               <w:rPr>
@@ -919,6 +1624,9 @@
             <w:tcW w:type="dxa" w:w="5046"/>
           </w:tcPr>
           <w:p>
+            <w:pPr>
+              <w:spacing w:before="20" w:after="20"/>
+            </w:pPr>
             <w:r/>
             <w:r>
               <w:rPr>
@@ -975,6 +1683,9 @@
             <w:shd w:val="clear" w:color="auto" w:fill="D9D9D9"/>
           </w:tcPr>
           <w:p>
+            <w:pPr>
+              <w:spacing w:before="20" w:after="20"/>
+            </w:pPr>
             <w:r/>
             <w:r>
               <w:rPr>
@@ -992,6 +1703,9 @@
             <w:shd w:val="clear" w:color="auto" w:fill="D9D9D9"/>
           </w:tcPr>
           <w:p>
+            <w:pPr>
+              <w:spacing w:before="20" w:after="20"/>
+            </w:pPr>
             <w:r/>
             <w:r>
               <w:rPr>
@@ -1009,6 +1723,9 @@
             <w:shd w:val="clear" w:color="auto" w:fill="D9D9D9"/>
           </w:tcPr>
           <w:p>
+            <w:pPr>
+              <w:spacing w:before="20" w:after="20"/>
+            </w:pPr>
             <w:r/>
             <w:r>
               <w:rPr>
@@ -1022,11 +1739,17 @@
         </w:tc>
       </w:tr>
       <w:tr>
-        <w:tc>
-          <w:tcPr>
-            <w:tcW w:type="dxa" w:w="5046"/>
-          </w:tcPr>
-          <w:p>
+        <w:trPr>
+          <w:cantSplit/>
+        </w:trPr>
+        <w:tc>
+          <w:tcPr>
+            <w:tcW w:type="dxa" w:w="5046"/>
+          </w:tcPr>
+          <w:p>
+            <w:pPr>
+              <w:spacing w:before="20" w:after="20"/>
+            </w:pPr>
             <w:r/>
             <w:r>
               <w:rPr>
@@ -1043,6 +1766,9 @@
             <w:tcW w:type="dxa" w:w="5046"/>
           </w:tcPr>
           <w:p>
+            <w:pPr>
+              <w:spacing w:before="20" w:after="20"/>
+            </w:pPr>
             <w:r/>
             <w:r>
               <w:rPr>
@@ -1059,6 +1785,9 @@
             <w:tcW w:type="dxa" w:w="5046"/>
           </w:tcPr>
           <w:p>
+            <w:pPr>
+              <w:spacing w:before="20" w:after="20"/>
+            </w:pPr>
             <w:r/>
             <w:r>
               <w:rPr>
@@ -1071,11 +1800,17 @@
         </w:tc>
       </w:tr>
       <w:tr>
-        <w:tc>
-          <w:tcPr>
-            <w:tcW w:type="dxa" w:w="5046"/>
-          </w:tcPr>
-          <w:p>
+        <w:trPr>
+          <w:cantSplit/>
+        </w:trPr>
+        <w:tc>
+          <w:tcPr>
+            <w:tcW w:type="dxa" w:w="5046"/>
+          </w:tcPr>
+          <w:p>
+            <w:pPr>
+              <w:spacing w:before="20" w:after="20"/>
+            </w:pPr>
             <w:r/>
             <w:r>
               <w:rPr>
@@ -1092,6 +1827,9 @@
             <w:tcW w:type="dxa" w:w="5046"/>
           </w:tcPr>
           <w:p>
+            <w:pPr>
+              <w:spacing w:before="20" w:after="20"/>
+            </w:pPr>
             <w:r/>
             <w:r>
               <w:rPr>
@@ -1108,6 +1846,9 @@
             <w:tcW w:type="dxa" w:w="5046"/>
           </w:tcPr>
           <w:p>
+            <w:pPr>
+              <w:spacing w:before="20" w:after="20"/>
+            </w:pPr>
             <w:r/>
             <w:r>
               <w:rPr>
@@ -1120,11 +1861,17 @@
         </w:tc>
       </w:tr>
       <w:tr>
-        <w:tc>
-          <w:tcPr>
-            <w:tcW w:type="dxa" w:w="5046"/>
-          </w:tcPr>
-          <w:p>
+        <w:trPr>
+          <w:cantSplit/>
+        </w:trPr>
+        <w:tc>
+          <w:tcPr>
+            <w:tcW w:type="dxa" w:w="5046"/>
+          </w:tcPr>
+          <w:p>
+            <w:pPr>
+              <w:spacing w:before="20" w:after="20"/>
+            </w:pPr>
             <w:r/>
             <w:r>
               <w:rPr>
@@ -1141,6 +1888,9 @@
             <w:tcW w:type="dxa" w:w="5046"/>
           </w:tcPr>
           <w:p>
+            <w:pPr>
+              <w:spacing w:before="20" w:after="20"/>
+            </w:pPr>
             <w:r/>
             <w:r>
               <w:rPr>
@@ -1157,6 +1907,9 @@
             <w:tcW w:type="dxa" w:w="5046"/>
           </w:tcPr>
           <w:p>
+            <w:pPr>
+              <w:spacing w:before="20" w:after="20"/>
+            </w:pPr>
             <w:r/>
             <w:r>
               <w:rPr>
@@ -1169,11 +1922,17 @@
         </w:tc>
       </w:tr>
       <w:tr>
-        <w:tc>
-          <w:tcPr>
-            <w:tcW w:type="dxa" w:w="5046"/>
-          </w:tcPr>
-          <w:p>
+        <w:trPr>
+          <w:cantSplit/>
+        </w:trPr>
+        <w:tc>
+          <w:tcPr>
+            <w:tcW w:type="dxa" w:w="5046"/>
+          </w:tcPr>
+          <w:p>
+            <w:pPr>
+              <w:spacing w:before="20" w:after="20"/>
+            </w:pPr>
             <w:r/>
             <w:r>
               <w:rPr>
@@ -1190,6 +1949,9 @@
             <w:tcW w:type="dxa" w:w="5046"/>
           </w:tcPr>
           <w:p>
+            <w:pPr>
+              <w:spacing w:before="20" w:after="20"/>
+            </w:pPr>
             <w:r/>
             <w:r>
               <w:rPr>
@@ -1206,6 +1968,9 @@
             <w:tcW w:type="dxa" w:w="5046"/>
           </w:tcPr>
           <w:p>
+            <w:pPr>
+              <w:spacing w:before="20" w:after="20"/>
+            </w:pPr>
             <w:r/>
             <w:r>
               <w:rPr>
@@ -1262,6 +2027,9 @@
             <w:shd w:val="clear" w:color="auto" w:fill="D9D9D9"/>
           </w:tcPr>
           <w:p>
+            <w:pPr>
+              <w:spacing w:before="20" w:after="20"/>
+            </w:pPr>
             <w:r/>
             <w:r>
               <w:rPr>
@@ -1279,6 +2047,9 @@
             <w:shd w:val="clear" w:color="auto" w:fill="D9D9D9"/>
           </w:tcPr>
           <w:p>
+            <w:pPr>
+              <w:spacing w:before="20" w:after="20"/>
+            </w:pPr>
             <w:r/>
             <w:r>
               <w:rPr>
@@ -1296,6 +2067,9 @@
             <w:shd w:val="clear" w:color="auto" w:fill="D9D9D9"/>
           </w:tcPr>
           <w:p>
+            <w:pPr>
+              <w:spacing w:before="20" w:after="20"/>
+            </w:pPr>
             <w:r/>
             <w:r>
               <w:rPr>
@@ -1309,11 +2083,17 @@
         </w:tc>
       </w:tr>
       <w:tr>
-        <w:tc>
-          <w:tcPr>
-            <w:tcW w:type="dxa" w:w="5046"/>
-          </w:tcPr>
-          <w:p>
+        <w:trPr>
+          <w:cantSplit/>
+        </w:trPr>
+        <w:tc>
+          <w:tcPr>
+            <w:tcW w:type="dxa" w:w="5046"/>
+          </w:tcPr>
+          <w:p>
+            <w:pPr>
+              <w:spacing w:before="20" w:after="20"/>
+            </w:pPr>
             <w:r/>
             <w:r>
               <w:rPr>
@@ -1330,6 +2110,9 @@
             <w:tcW w:type="dxa" w:w="5046"/>
           </w:tcPr>
           <w:p>
+            <w:pPr>
+              <w:spacing w:before="20" w:after="20"/>
+            </w:pPr>
             <w:r/>
             <w:r>
               <w:rPr>
@@ -1346,6 +2129,9 @@
             <w:tcW w:type="dxa" w:w="5046"/>
           </w:tcPr>
           <w:p>
+            <w:pPr>
+              <w:spacing w:before="20" w:after="20"/>
+            </w:pPr>
             <w:r/>
             <w:r>
               <w:rPr>
@@ -1358,11 +2144,17 @@
         </w:tc>
       </w:tr>
       <w:tr>
-        <w:tc>
-          <w:tcPr>
-            <w:tcW w:type="dxa" w:w="5046"/>
-          </w:tcPr>
-          <w:p>
+        <w:trPr>
+          <w:cantSplit/>
+        </w:trPr>
+        <w:tc>
+          <w:tcPr>
+            <w:tcW w:type="dxa" w:w="5046"/>
+          </w:tcPr>
+          <w:p>
+            <w:pPr>
+              <w:spacing w:before="20" w:after="20"/>
+            </w:pPr>
             <w:r/>
             <w:r>
               <w:rPr>
@@ -1379,6 +2171,9 @@
             <w:tcW w:type="dxa" w:w="5046"/>
           </w:tcPr>
           <w:p>
+            <w:pPr>
+              <w:spacing w:before="20" w:after="20"/>
+            </w:pPr>
             <w:r/>
             <w:r>
               <w:rPr>
@@ -1395,6 +2190,9 @@
             <w:tcW w:type="dxa" w:w="5046"/>
           </w:tcPr>
           <w:p>
+            <w:pPr>
+              <w:spacing w:before="20" w:after="20"/>
+            </w:pPr>
             <w:r/>
             <w:r>
               <w:rPr>
@@ -1407,11 +2205,17 @@
         </w:tc>
       </w:tr>
       <w:tr>
-        <w:tc>
-          <w:tcPr>
-            <w:tcW w:type="dxa" w:w="5046"/>
-          </w:tcPr>
-          <w:p>
+        <w:trPr>
+          <w:cantSplit/>
+        </w:trPr>
+        <w:tc>
+          <w:tcPr>
+            <w:tcW w:type="dxa" w:w="5046"/>
+          </w:tcPr>
+          <w:p>
+            <w:pPr>
+              <w:spacing w:before="20" w:after="20"/>
+            </w:pPr>
             <w:r/>
             <w:r>
               <w:rPr>
@@ -1428,6 +2232,9 @@
             <w:tcW w:type="dxa" w:w="5046"/>
           </w:tcPr>
           <w:p>
+            <w:pPr>
+              <w:spacing w:before="20" w:after="20"/>
+            </w:pPr>
             <w:r/>
             <w:r>
               <w:rPr>
@@ -1444,6 +2251,9 @@
             <w:tcW w:type="dxa" w:w="5046"/>
           </w:tcPr>
           <w:p>
+            <w:pPr>
+              <w:spacing w:before="20" w:after="20"/>
+            </w:pPr>
             <w:r/>
             <w:r>
               <w:rPr>
@@ -1456,11 +2266,17 @@
         </w:tc>
       </w:tr>
       <w:tr>
-        <w:tc>
-          <w:tcPr>
-            <w:tcW w:type="dxa" w:w="5046"/>
-          </w:tcPr>
-          <w:p>
+        <w:trPr>
+          <w:cantSplit/>
+        </w:trPr>
+        <w:tc>
+          <w:tcPr>
+            <w:tcW w:type="dxa" w:w="5046"/>
+          </w:tcPr>
+          <w:p>
+            <w:pPr>
+              <w:spacing w:before="20" w:after="20"/>
+            </w:pPr>
             <w:r/>
             <w:r>
               <w:rPr>
@@ -1477,6 +2293,9 @@
             <w:tcW w:type="dxa" w:w="5046"/>
           </w:tcPr>
           <w:p>
+            <w:pPr>
+              <w:spacing w:before="20" w:after="20"/>
+            </w:pPr>
             <w:r/>
             <w:r>
               <w:rPr>
@@ -1493,6 +2312,9 @@
             <w:tcW w:type="dxa" w:w="5046"/>
           </w:tcPr>
           <w:p>
+            <w:pPr>
+              <w:spacing w:before="20" w:after="20"/>
+            </w:pPr>
             <w:r/>
             <w:r>
               <w:rPr>
@@ -1505,11 +2327,17 @@
         </w:tc>
       </w:tr>
       <w:tr>
-        <w:tc>
-          <w:tcPr>
-            <w:tcW w:type="dxa" w:w="5046"/>
-          </w:tcPr>
-          <w:p>
+        <w:trPr>
+          <w:cantSplit/>
+        </w:trPr>
+        <w:tc>
+          <w:tcPr>
+            <w:tcW w:type="dxa" w:w="5046"/>
+          </w:tcPr>
+          <w:p>
+            <w:pPr>
+              <w:spacing w:before="20" w:after="20"/>
+            </w:pPr>
             <w:r/>
             <w:r>
               <w:rPr>
@@ -1526,6 +2354,9 @@
             <w:tcW w:type="dxa" w:w="5046"/>
           </w:tcPr>
           <w:p>
+            <w:pPr>
+              <w:spacing w:before="20" w:after="20"/>
+            </w:pPr>
             <w:r/>
             <w:r>
               <w:rPr>
@@ -1542,6 +2373,9 @@
             <w:tcW w:type="dxa" w:w="5046"/>
           </w:tcPr>
           <w:p>
+            <w:pPr>
+              <w:spacing w:before="20" w:after="20"/>
+            </w:pPr>
             <w:r/>
             <w:r>
               <w:rPr>
@@ -1554,11 +2388,17 @@
         </w:tc>
       </w:tr>
       <w:tr>
-        <w:tc>
-          <w:tcPr>
-            <w:tcW w:type="dxa" w:w="5046"/>
-          </w:tcPr>
-          <w:p>
+        <w:trPr>
+          <w:cantSplit/>
+        </w:trPr>
+        <w:tc>
+          <w:tcPr>
+            <w:tcW w:type="dxa" w:w="5046"/>
+          </w:tcPr>
+          <w:p>
+            <w:pPr>
+              <w:spacing w:before="20" w:after="20"/>
+            </w:pPr>
             <w:r/>
             <w:r>
               <w:rPr>
@@ -1575,6 +2415,9 @@
             <w:tcW w:type="dxa" w:w="5046"/>
           </w:tcPr>
           <w:p>
+            <w:pPr>
+              <w:spacing w:before="20" w:after="20"/>
+            </w:pPr>
             <w:r/>
             <w:r>
               <w:rPr>
@@ -1591,6 +2434,9 @@
             <w:tcW w:type="dxa" w:w="5046"/>
           </w:tcPr>
           <w:p>
+            <w:pPr>
+              <w:spacing w:before="20" w:after="20"/>
+            </w:pPr>
             <w:r/>
             <w:r>
               <w:rPr>
@@ -1603,11 +2449,17 @@
         </w:tc>
       </w:tr>
       <w:tr>
-        <w:tc>
-          <w:tcPr>
-            <w:tcW w:type="dxa" w:w="5046"/>
-          </w:tcPr>
-          <w:p>
+        <w:trPr>
+          <w:cantSplit/>
+        </w:trPr>
+        <w:tc>
+          <w:tcPr>
+            <w:tcW w:type="dxa" w:w="5046"/>
+          </w:tcPr>
+          <w:p>
+            <w:pPr>
+              <w:spacing w:before="20" w:after="20"/>
+            </w:pPr>
             <w:r/>
             <w:r>
               <w:rPr>
@@ -1624,6 +2476,9 @@
             <w:tcW w:type="dxa" w:w="5046"/>
           </w:tcPr>
           <w:p>
+            <w:pPr>
+              <w:spacing w:before="20" w:after="20"/>
+            </w:pPr>
             <w:r/>
             <w:r>
               <w:rPr>
@@ -1640,6 +2495,9 @@
             <w:tcW w:type="dxa" w:w="5046"/>
           </w:tcPr>
           <w:p>
+            <w:pPr>
+              <w:spacing w:before="20" w:after="20"/>
+            </w:pPr>
             <w:r/>
             <w:r>
               <w:rPr>
@@ -1652,11 +2510,17 @@
         </w:tc>
       </w:tr>
       <w:tr>
-        <w:tc>
-          <w:tcPr>
-            <w:tcW w:type="dxa" w:w="5046"/>
-          </w:tcPr>
-          <w:p>
+        <w:trPr>
+          <w:cantSplit/>
+        </w:trPr>
+        <w:tc>
+          <w:tcPr>
+            <w:tcW w:type="dxa" w:w="5046"/>
+          </w:tcPr>
+          <w:p>
+            <w:pPr>
+              <w:spacing w:before="20" w:after="20"/>
+            </w:pPr>
             <w:r/>
             <w:r>
               <w:rPr>
@@ -1673,6 +2537,9 @@
             <w:tcW w:type="dxa" w:w="5046"/>
           </w:tcPr>
           <w:p>
+            <w:pPr>
+              <w:spacing w:before="20" w:after="20"/>
+            </w:pPr>
             <w:r/>
             <w:r>
               <w:rPr>
@@ -1689,6 +2556,9 @@
             <w:tcW w:type="dxa" w:w="5046"/>
           </w:tcPr>
           <w:p>
+            <w:pPr>
+              <w:spacing w:before="20" w:after="20"/>
+            </w:pPr>
             <w:r/>
             <w:r>
               <w:rPr>
@@ -1701,11 +2571,17 @@
         </w:tc>
       </w:tr>
       <w:tr>
-        <w:tc>
-          <w:tcPr>
-            <w:tcW w:type="dxa" w:w="5046"/>
-          </w:tcPr>
-          <w:p>
+        <w:trPr>
+          <w:cantSplit/>
+        </w:trPr>
+        <w:tc>
+          <w:tcPr>
+            <w:tcW w:type="dxa" w:w="5046"/>
+          </w:tcPr>
+          <w:p>
+            <w:pPr>
+              <w:spacing w:before="20" w:after="20"/>
+            </w:pPr>
             <w:r/>
             <w:r>
               <w:rPr>
@@ -1722,6 +2598,9 @@
             <w:tcW w:type="dxa" w:w="5046"/>
           </w:tcPr>
           <w:p>
+            <w:pPr>
+              <w:spacing w:before="20" w:after="20"/>
+            </w:pPr>
             <w:r/>
             <w:r>
               <w:rPr>
@@ -1738,6 +2617,9 @@
             <w:tcW w:type="dxa" w:w="5046"/>
           </w:tcPr>
           <w:p>
+            <w:pPr>
+              <w:spacing w:before="20" w:after="20"/>
+            </w:pPr>
             <w:r/>
             <w:r>
               <w:rPr>
@@ -1750,11 +2632,17 @@
         </w:tc>
       </w:tr>
       <w:tr>
-        <w:tc>
-          <w:tcPr>
-            <w:tcW w:type="dxa" w:w="5046"/>
-          </w:tcPr>
-          <w:p>
+        <w:trPr>
+          <w:cantSplit/>
+        </w:trPr>
+        <w:tc>
+          <w:tcPr>
+            <w:tcW w:type="dxa" w:w="5046"/>
+          </w:tcPr>
+          <w:p>
+            <w:pPr>
+              <w:spacing w:before="20" w:after="20"/>
+            </w:pPr>
             <w:r/>
             <w:r>
               <w:rPr>
@@ -1771,6 +2659,9 @@
             <w:tcW w:type="dxa" w:w="5046"/>
           </w:tcPr>
           <w:p>
+            <w:pPr>
+              <w:spacing w:before="20" w:after="20"/>
+            </w:pPr>
             <w:r/>
             <w:r>
               <w:rPr>
@@ -1787,6 +2678,9 @@
             <w:tcW w:type="dxa" w:w="5046"/>
           </w:tcPr>
           <w:p>
+            <w:pPr>
+              <w:spacing w:before="20" w:after="20"/>
+            </w:pPr>
             <w:r/>
             <w:r>
               <w:rPr>
@@ -1799,11 +2693,17 @@
         </w:tc>
       </w:tr>
       <w:tr>
-        <w:tc>
-          <w:tcPr>
-            <w:tcW w:type="dxa" w:w="5046"/>
-          </w:tcPr>
-          <w:p>
+        <w:trPr>
+          <w:cantSplit/>
+        </w:trPr>
+        <w:tc>
+          <w:tcPr>
+            <w:tcW w:type="dxa" w:w="5046"/>
+          </w:tcPr>
+          <w:p>
+            <w:pPr>
+              <w:spacing w:before="20" w:after="20"/>
+            </w:pPr>
             <w:r/>
             <w:r>
               <w:rPr>
@@ -1820,6 +2720,9 @@
             <w:tcW w:type="dxa" w:w="5046"/>
           </w:tcPr>
           <w:p>
+            <w:pPr>
+              <w:spacing w:before="20" w:after="20"/>
+            </w:pPr>
             <w:r/>
             <w:r>
               <w:rPr>
@@ -1836,6 +2739,9 @@
             <w:tcW w:type="dxa" w:w="5046"/>
           </w:tcPr>
           <w:p>
+            <w:pPr>
+              <w:spacing w:before="20" w:after="20"/>
+            </w:pPr>
             <w:r/>
             <w:r>
               <w:rPr>
@@ -1892,6 +2798,9 @@
             <w:shd w:val="clear" w:color="auto" w:fill="D9D9D9"/>
           </w:tcPr>
           <w:p>
+            <w:pPr>
+              <w:spacing w:before="20" w:after="20"/>
+            </w:pPr>
             <w:r/>
             <w:r>
               <w:rPr>
@@ -1909,6 +2818,9 @@
             <w:shd w:val="clear" w:color="auto" w:fill="D9D9D9"/>
           </w:tcPr>
           <w:p>
+            <w:pPr>
+              <w:spacing w:before="20" w:after="20"/>
+            </w:pPr>
             <w:r/>
             <w:r>
               <w:rPr>
@@ -1926,6 +2838,9 @@
             <w:shd w:val="clear" w:color="auto" w:fill="D9D9D9"/>
           </w:tcPr>
           <w:p>
+            <w:pPr>
+              <w:spacing w:before="20" w:after="20"/>
+            </w:pPr>
             <w:r/>
             <w:r>
               <w:rPr>
@@ -1939,11 +2854,17 @@
         </w:tc>
       </w:tr>
       <w:tr>
-        <w:tc>
-          <w:tcPr>
-            <w:tcW w:type="dxa" w:w="5046"/>
-          </w:tcPr>
-          <w:p>
+        <w:trPr>
+          <w:cantSplit/>
+        </w:trPr>
+        <w:tc>
+          <w:tcPr>
+            <w:tcW w:type="dxa" w:w="5046"/>
+          </w:tcPr>
+          <w:p>
+            <w:pPr>
+              <w:spacing w:before="20" w:after="20"/>
+            </w:pPr>
             <w:r/>
             <w:r>
               <w:rPr>
@@ -1960,6 +2881,9 @@
             <w:tcW w:type="dxa" w:w="5046"/>
           </w:tcPr>
           <w:p>
+            <w:pPr>
+              <w:spacing w:before="20" w:after="20"/>
+            </w:pPr>
             <w:r/>
             <w:r>
               <w:rPr>
@@ -1976,6 +2900,9 @@
             <w:tcW w:type="dxa" w:w="5046"/>
           </w:tcPr>
           <w:p>
+            <w:pPr>
+              <w:spacing w:before="20" w:after="20"/>
+            </w:pPr>
             <w:r/>
             <w:r>
               <w:rPr>
@@ -1988,11 +2915,17 @@
         </w:tc>
       </w:tr>
       <w:tr>
-        <w:tc>
-          <w:tcPr>
-            <w:tcW w:type="dxa" w:w="5046"/>
-          </w:tcPr>
-          <w:p>
+        <w:trPr>
+          <w:cantSplit/>
+        </w:trPr>
+        <w:tc>
+          <w:tcPr>
+            <w:tcW w:type="dxa" w:w="5046"/>
+          </w:tcPr>
+          <w:p>
+            <w:pPr>
+              <w:spacing w:before="20" w:after="20"/>
+            </w:pPr>
             <w:r/>
             <w:r>
               <w:rPr>
@@ -2009,6 +2942,9 @@
             <w:tcW w:type="dxa" w:w="5046"/>
           </w:tcPr>
           <w:p>
+            <w:pPr>
+              <w:spacing w:before="20" w:after="20"/>
+            </w:pPr>
             <w:r/>
             <w:r>
               <w:rPr>
@@ -2025,6 +2961,9 @@
             <w:tcW w:type="dxa" w:w="5046"/>
           </w:tcPr>
           <w:p>
+            <w:pPr>
+              <w:spacing w:before="20" w:after="20"/>
+            </w:pPr>
             <w:r/>
             <w:r>
               <w:rPr>
@@ -2037,11 +2976,17 @@
         </w:tc>
       </w:tr>
       <w:tr>
-        <w:tc>
-          <w:tcPr>
-            <w:tcW w:type="dxa" w:w="5046"/>
-          </w:tcPr>
-          <w:p>
+        <w:trPr>
+          <w:cantSplit/>
+        </w:trPr>
+        <w:tc>
+          <w:tcPr>
+            <w:tcW w:type="dxa" w:w="5046"/>
+          </w:tcPr>
+          <w:p>
+            <w:pPr>
+              <w:spacing w:before="20" w:after="20"/>
+            </w:pPr>
             <w:r/>
             <w:r>
               <w:rPr>
@@ -2058,6 +3003,9 @@
             <w:tcW w:type="dxa" w:w="5046"/>
           </w:tcPr>
           <w:p>
+            <w:pPr>
+              <w:spacing w:before="20" w:after="20"/>
+            </w:pPr>
             <w:r/>
             <w:r>
               <w:rPr>
@@ -2074,6 +3022,9 @@
             <w:tcW w:type="dxa" w:w="5046"/>
           </w:tcPr>
           <w:p>
+            <w:pPr>
+              <w:spacing w:before="20" w:after="20"/>
+            </w:pPr>
             <w:r/>
             <w:r>
               <w:rPr>
@@ -2086,11 +3037,17 @@
         </w:tc>
       </w:tr>
       <w:tr>
-        <w:tc>
-          <w:tcPr>
-            <w:tcW w:type="dxa" w:w="5046"/>
-          </w:tcPr>
-          <w:p>
+        <w:trPr>
+          <w:cantSplit/>
+        </w:trPr>
+        <w:tc>
+          <w:tcPr>
+            <w:tcW w:type="dxa" w:w="5046"/>
+          </w:tcPr>
+          <w:p>
+            <w:pPr>
+              <w:spacing w:before="20" w:after="20"/>
+            </w:pPr>
             <w:r/>
             <w:r>
               <w:rPr>
@@ -2107,6 +3064,9 @@
             <w:tcW w:type="dxa" w:w="5046"/>
           </w:tcPr>
           <w:p>
+            <w:pPr>
+              <w:spacing w:before="20" w:after="20"/>
+            </w:pPr>
             <w:r/>
             <w:r>
               <w:rPr>
@@ -2123,6 +3083,9 @@
             <w:tcW w:type="dxa" w:w="5046"/>
           </w:tcPr>
           <w:p>
+            <w:pPr>
+              <w:spacing w:before="20" w:after="20"/>
+            </w:pPr>
             <w:r/>
             <w:r>
               <w:rPr>
@@ -2135,11 +3098,17 @@
         </w:tc>
       </w:tr>
       <w:tr>
-        <w:tc>
-          <w:tcPr>
-            <w:tcW w:type="dxa" w:w="5046"/>
-          </w:tcPr>
-          <w:p>
+        <w:trPr>
+          <w:cantSplit/>
+        </w:trPr>
+        <w:tc>
+          <w:tcPr>
+            <w:tcW w:type="dxa" w:w="5046"/>
+          </w:tcPr>
+          <w:p>
+            <w:pPr>
+              <w:spacing w:before="20" w:after="20"/>
+            </w:pPr>
             <w:r/>
             <w:r>
               <w:rPr>
@@ -2156,6 +3125,9 @@
             <w:tcW w:type="dxa" w:w="5046"/>
           </w:tcPr>
           <w:p>
+            <w:pPr>
+              <w:spacing w:before="20" w:after="20"/>
+            </w:pPr>
             <w:r/>
             <w:r>
               <w:rPr>
@@ -2172,6 +3144,9 @@
             <w:tcW w:type="dxa" w:w="5046"/>
           </w:tcPr>
           <w:p>
+            <w:pPr>
+              <w:spacing w:before="20" w:after="20"/>
+            </w:pPr>
             <w:r/>
             <w:r>
               <w:rPr>
@@ -2184,11 +3159,17 @@
         </w:tc>
       </w:tr>
       <w:tr>
-        <w:tc>
-          <w:tcPr>
-            <w:tcW w:type="dxa" w:w="5046"/>
-          </w:tcPr>
-          <w:p>
+        <w:trPr>
+          <w:cantSplit/>
+        </w:trPr>
+        <w:tc>
+          <w:tcPr>
+            <w:tcW w:type="dxa" w:w="5046"/>
+          </w:tcPr>
+          <w:p>
+            <w:pPr>
+              <w:spacing w:before="20" w:after="20"/>
+            </w:pPr>
             <w:r/>
             <w:r>
               <w:rPr>
@@ -2205,6 +3186,9 @@
             <w:tcW w:type="dxa" w:w="5046"/>
           </w:tcPr>
           <w:p>
+            <w:pPr>
+              <w:spacing w:before="20" w:after="20"/>
+            </w:pPr>
             <w:r/>
             <w:r>
               <w:rPr>
@@ -2221,6 +3205,9 @@
             <w:tcW w:type="dxa" w:w="5046"/>
           </w:tcPr>
           <w:p>
+            <w:pPr>
+              <w:spacing w:before="20" w:after="20"/>
+            </w:pPr>
             <w:r/>
             <w:r>
               <w:rPr>
@@ -2233,11 +3220,17 @@
         </w:tc>
       </w:tr>
       <w:tr>
-        <w:tc>
-          <w:tcPr>
-            <w:tcW w:type="dxa" w:w="5046"/>
-          </w:tcPr>
-          <w:p>
+        <w:trPr>
+          <w:cantSplit/>
+        </w:trPr>
+        <w:tc>
+          <w:tcPr>
+            <w:tcW w:type="dxa" w:w="5046"/>
+          </w:tcPr>
+          <w:p>
+            <w:pPr>
+              <w:spacing w:before="20" w:after="20"/>
+            </w:pPr>
             <w:r/>
             <w:r>
               <w:rPr>
@@ -2254,6 +3247,9 @@
             <w:tcW w:type="dxa" w:w="5046"/>
           </w:tcPr>
           <w:p>
+            <w:pPr>
+              <w:spacing w:before="20" w:after="20"/>
+            </w:pPr>
             <w:r/>
             <w:r>
               <w:rPr>
@@ -2270,6 +3266,9 @@
             <w:tcW w:type="dxa" w:w="5046"/>
           </w:tcPr>
           <w:p>
+            <w:pPr>
+              <w:spacing w:before="20" w:after="20"/>
+            </w:pPr>
             <w:r/>
             <w:r>
               <w:rPr>
@@ -2282,11 +3281,17 @@
         </w:tc>
       </w:tr>
       <w:tr>
-        <w:tc>
-          <w:tcPr>
-            <w:tcW w:type="dxa" w:w="5046"/>
-          </w:tcPr>
-          <w:p>
+        <w:trPr>
+          <w:cantSplit/>
+        </w:trPr>
+        <w:tc>
+          <w:tcPr>
+            <w:tcW w:type="dxa" w:w="5046"/>
+          </w:tcPr>
+          <w:p>
+            <w:pPr>
+              <w:spacing w:before="20" w:after="20"/>
+            </w:pPr>
             <w:r/>
             <w:r>
               <w:rPr>
@@ -2303,6 +3308,9 @@
             <w:tcW w:type="dxa" w:w="5046"/>
           </w:tcPr>
           <w:p>
+            <w:pPr>
+              <w:spacing w:before="20" w:after="20"/>
+            </w:pPr>
             <w:r/>
             <w:r>
               <w:rPr>
@@ -2319,6 +3327,9 @@
             <w:tcW w:type="dxa" w:w="5046"/>
           </w:tcPr>
           <w:p>
+            <w:pPr>
+              <w:spacing w:before="20" w:after="20"/>
+            </w:pPr>
             <w:r/>
             <w:r>
               <w:rPr>
@@ -2331,11 +3342,17 @@
         </w:tc>
       </w:tr>
       <w:tr>
-        <w:tc>
-          <w:tcPr>
-            <w:tcW w:type="dxa" w:w="5046"/>
-          </w:tcPr>
-          <w:p>
+        <w:trPr>
+          <w:cantSplit/>
+        </w:trPr>
+        <w:tc>
+          <w:tcPr>
+            <w:tcW w:type="dxa" w:w="5046"/>
+          </w:tcPr>
+          <w:p>
+            <w:pPr>
+              <w:spacing w:before="20" w:after="20"/>
+            </w:pPr>
             <w:r/>
             <w:r>
               <w:rPr>
@@ -2352,6 +3369,9 @@
             <w:tcW w:type="dxa" w:w="5046"/>
           </w:tcPr>
           <w:p>
+            <w:pPr>
+              <w:spacing w:before="20" w:after="20"/>
+            </w:pPr>
             <w:r/>
             <w:r>
               <w:rPr>
@@ -2368,6 +3388,9 @@
             <w:tcW w:type="dxa" w:w="5046"/>
           </w:tcPr>
           <w:p>
+            <w:pPr>
+              <w:spacing w:before="20" w:after="20"/>
+            </w:pPr>
             <w:r/>
             <w:r>
               <w:rPr>
@@ -2380,11 +3403,17 @@
         </w:tc>
       </w:tr>
       <w:tr>
-        <w:tc>
-          <w:tcPr>
-            <w:tcW w:type="dxa" w:w="5046"/>
-          </w:tcPr>
-          <w:p>
+        <w:trPr>
+          <w:cantSplit/>
+        </w:trPr>
+        <w:tc>
+          <w:tcPr>
+            <w:tcW w:type="dxa" w:w="5046"/>
+          </w:tcPr>
+          <w:p>
+            <w:pPr>
+              <w:spacing w:before="20" w:after="20"/>
+            </w:pPr>
             <w:r/>
             <w:r>
               <w:rPr>
@@ -2401,6 +3430,9 @@
             <w:tcW w:type="dxa" w:w="5046"/>
           </w:tcPr>
           <w:p>
+            <w:pPr>
+              <w:spacing w:before="20" w:after="20"/>
+            </w:pPr>
             <w:r/>
             <w:r>
               <w:rPr>
@@ -2417,6 +3449,9 @@
             <w:tcW w:type="dxa" w:w="5046"/>
           </w:tcPr>
           <w:p>
+            <w:pPr>
+              <w:spacing w:before="20" w:after="20"/>
+            </w:pPr>
             <w:r/>
             <w:r>
               <w:rPr>
@@ -2429,11 +3464,17 @@
         </w:tc>
       </w:tr>
       <w:tr>
-        <w:tc>
-          <w:tcPr>
-            <w:tcW w:type="dxa" w:w="5046"/>
-          </w:tcPr>
-          <w:p>
+        <w:trPr>
+          <w:cantSplit/>
+        </w:trPr>
+        <w:tc>
+          <w:tcPr>
+            <w:tcW w:type="dxa" w:w="5046"/>
+          </w:tcPr>
+          <w:p>
+            <w:pPr>
+              <w:spacing w:before="20" w:after="20"/>
+            </w:pPr>
             <w:r/>
             <w:r>
               <w:rPr>
@@ -2450,6 +3491,9 @@
             <w:tcW w:type="dxa" w:w="5046"/>
           </w:tcPr>
           <w:p>
+            <w:pPr>
+              <w:spacing w:before="20" w:after="20"/>
+            </w:pPr>
             <w:r/>
             <w:r>
               <w:rPr>
@@ -2466,6 +3510,9 @@
             <w:tcW w:type="dxa" w:w="5046"/>
           </w:tcPr>
           <w:p>
+            <w:pPr>
+              <w:spacing w:before="20" w:after="20"/>
+            </w:pPr>
             <w:r/>
             <w:r>
               <w:rPr>
@@ -2478,11 +3525,17 @@
         </w:tc>
       </w:tr>
       <w:tr>
-        <w:tc>
-          <w:tcPr>
-            <w:tcW w:type="dxa" w:w="5046"/>
-          </w:tcPr>
-          <w:p>
+        <w:trPr>
+          <w:cantSplit/>
+        </w:trPr>
+        <w:tc>
+          <w:tcPr>
+            <w:tcW w:type="dxa" w:w="5046"/>
+          </w:tcPr>
+          <w:p>
+            <w:pPr>
+              <w:spacing w:before="20" w:after="20"/>
+            </w:pPr>
             <w:r/>
             <w:r>
               <w:rPr>
@@ -2499,6 +3552,9 @@
             <w:tcW w:type="dxa" w:w="5046"/>
           </w:tcPr>
           <w:p>
+            <w:pPr>
+              <w:spacing w:before="20" w:after="20"/>
+            </w:pPr>
             <w:r/>
             <w:r>
               <w:rPr>
@@ -2515,6 +3571,9 @@
             <w:tcW w:type="dxa" w:w="5046"/>
           </w:tcPr>
           <w:p>
+            <w:pPr>
+              <w:spacing w:before="20" w:after="20"/>
+            </w:pPr>
             <w:r/>
             <w:r>
               <w:rPr>
@@ -2572,6 +3631,9 @@
             <w:shd w:val="clear" w:color="auto" w:fill="D9D9D9"/>
           </w:tcPr>
           <w:p>
+            <w:pPr>
+              <w:spacing w:before="20" w:after="20"/>
+            </w:pPr>
             <w:r/>
             <w:r>
               <w:rPr>
@@ -2589,6 +3651,9 @@
             <w:shd w:val="clear" w:color="auto" w:fill="D9D9D9"/>
           </w:tcPr>
           <w:p>
+            <w:pPr>
+              <w:spacing w:before="20" w:after="20"/>
+            </w:pPr>
             <w:r/>
             <w:r>
               <w:rPr>
@@ -2606,6 +3671,9 @@
             <w:shd w:val="clear" w:color="auto" w:fill="D9D9D9"/>
           </w:tcPr>
           <w:p>
+            <w:pPr>
+              <w:spacing w:before="20" w:after="20"/>
+            </w:pPr>
             <w:r/>
             <w:r>
               <w:rPr>
@@ -2623,6 +3691,9 @@
             <w:shd w:val="clear" w:color="auto" w:fill="D9D9D9"/>
           </w:tcPr>
           <w:p>
+            <w:pPr>
+              <w:spacing w:before="20" w:after="20"/>
+            </w:pPr>
             <w:r/>
             <w:r>
               <w:rPr>
@@ -2636,11 +3707,17 @@
         </w:tc>
       </w:tr>
       <w:tr>
+        <w:trPr>
+          <w:cantSplit/>
+        </w:trPr>
         <w:tc>
           <w:tcPr>
             <w:tcW w:type="dxa" w:w="3784"/>
           </w:tcPr>
           <w:p>
+            <w:pPr>
+              <w:spacing w:before="20" w:after="20"/>
+            </w:pPr>
             <w:r/>
             <w:r>
               <w:rPr>
@@ -2657,6 +3734,9 @@
             <w:tcW w:type="dxa" w:w="3784"/>
           </w:tcPr>
           <w:p>
+            <w:pPr>
+              <w:spacing w:before="20" w:after="20"/>
+            </w:pPr>
             <w:r/>
             <w:r>
               <w:rPr>
@@ -2673,6 +3753,9 @@
             <w:tcW w:type="dxa" w:w="3784"/>
           </w:tcPr>
           <w:p>
+            <w:pPr>
+              <w:spacing w:before="20" w:after="20"/>
+            </w:pPr>
             <w:r/>
             <w:r>
               <w:rPr>
@@ -2688,6 +3771,9 @@
             <w:tcW w:type="dxa" w:w="3784"/>
           </w:tcPr>
           <w:p>
+            <w:pPr>
+              <w:spacing w:before="20" w:after="20"/>
+            </w:pPr>
             <w:r/>
             <w:r>
               <w:rPr>
@@ -2700,11 +3786,17 @@
         </w:tc>
       </w:tr>
       <w:tr>
+        <w:trPr>
+          <w:cantSplit/>
+        </w:trPr>
         <w:tc>
           <w:tcPr>
             <w:tcW w:type="dxa" w:w="3784"/>
           </w:tcPr>
           <w:p>
+            <w:pPr>
+              <w:spacing w:before="20" w:after="20"/>
+            </w:pPr>
             <w:r/>
             <w:r>
               <w:rPr>
@@ -2721,6 +3813,9 @@
             <w:tcW w:type="dxa" w:w="3784"/>
           </w:tcPr>
           <w:p>
+            <w:pPr>
+              <w:spacing w:before="20" w:after="20"/>
+            </w:pPr>
             <w:r/>
             <w:r>
               <w:rPr>
@@ -2737,6 +3832,9 @@
             <w:tcW w:type="dxa" w:w="3784"/>
           </w:tcPr>
           <w:p>
+            <w:pPr>
+              <w:spacing w:before="20" w:after="20"/>
+            </w:pPr>
             <w:r/>
             <w:r>
               <w:rPr>
@@ -2753,6 +3851,9 @@
             <w:tcW w:type="dxa" w:w="3784"/>
           </w:tcPr>
           <w:p>
+            <w:pPr>
+              <w:spacing w:before="20" w:after="20"/>
+            </w:pPr>
             <w:r/>
             <w:r>
               <w:rPr>
@@ -2765,11 +3866,17 @@
         </w:tc>
       </w:tr>
       <w:tr>
+        <w:trPr>
+          <w:cantSplit/>
+        </w:trPr>
         <w:tc>
           <w:tcPr>
             <w:tcW w:type="dxa" w:w="3784"/>
           </w:tcPr>
           <w:p>
+            <w:pPr>
+              <w:spacing w:before="20" w:after="20"/>
+            </w:pPr>
             <w:r/>
             <w:r>
               <w:rPr>
@@ -2786,6 +3893,9 @@
             <w:tcW w:type="dxa" w:w="3784"/>
           </w:tcPr>
           <w:p>
+            <w:pPr>
+              <w:spacing w:before="20" w:after="20"/>
+            </w:pPr>
             <w:r/>
             <w:r>
               <w:rPr>
@@ -2802,6 +3912,9 @@
             <w:tcW w:type="dxa" w:w="3784"/>
           </w:tcPr>
           <w:p>
+            <w:pPr>
+              <w:spacing w:before="20" w:after="20"/>
+            </w:pPr>
             <w:r/>
             <w:r>
               <w:rPr>
@@ -2818,6 +3931,9 @@
             <w:tcW w:type="dxa" w:w="3784"/>
           </w:tcPr>
           <w:p>
+            <w:pPr>
+              <w:spacing w:before="20" w:after="20"/>
+            </w:pPr>
             <w:r/>
             <w:r>
               <w:rPr>
@@ -2830,11 +3946,17 @@
         </w:tc>
       </w:tr>
       <w:tr>
+        <w:trPr>
+          <w:cantSplit/>
+        </w:trPr>
         <w:tc>
           <w:tcPr>
             <w:tcW w:type="dxa" w:w="3784"/>
           </w:tcPr>
           <w:p>
+            <w:pPr>
+              <w:spacing w:before="20" w:after="20"/>
+            </w:pPr>
             <w:r/>
             <w:r>
               <w:rPr>
@@ -2851,6 +3973,9 @@
             <w:tcW w:type="dxa" w:w="3784"/>
           </w:tcPr>
           <w:p>
+            <w:pPr>
+              <w:spacing w:before="20" w:after="20"/>
+            </w:pPr>
             <w:r/>
             <w:r>
               <w:rPr>
@@ -2867,6 +3992,9 @@
             <w:tcW w:type="dxa" w:w="3784"/>
           </w:tcPr>
           <w:p>
+            <w:pPr>
+              <w:spacing w:before="20" w:after="20"/>
+            </w:pPr>
             <w:r/>
             <w:r>
               <w:rPr>
@@ -2883,6 +4011,9 @@
             <w:tcW w:type="dxa" w:w="3784"/>
           </w:tcPr>
           <w:p>
+            <w:pPr>
+              <w:spacing w:before="20" w:after="20"/>
+            </w:pPr>
             <w:r/>
             <w:r>
               <w:rPr>
@@ -2895,11 +4026,17 @@
         </w:tc>
       </w:tr>
       <w:tr>
+        <w:trPr>
+          <w:cantSplit/>
+        </w:trPr>
         <w:tc>
           <w:tcPr>
             <w:tcW w:type="dxa" w:w="3784"/>
           </w:tcPr>
           <w:p>
+            <w:pPr>
+              <w:spacing w:before="20" w:after="20"/>
+            </w:pPr>
             <w:r/>
             <w:r>
               <w:rPr>
@@ -2916,6 +4053,9 @@
             <w:tcW w:type="dxa" w:w="3784"/>
           </w:tcPr>
           <w:p>
+            <w:pPr>
+              <w:spacing w:before="20" w:after="20"/>
+            </w:pPr>
             <w:r/>
             <w:r>
               <w:rPr>
@@ -2932,6 +4072,9 @@
             <w:tcW w:type="dxa" w:w="3784"/>
           </w:tcPr>
           <w:p>
+            <w:pPr>
+              <w:spacing w:before="20" w:after="20"/>
+            </w:pPr>
             <w:r/>
             <w:r>
               <w:rPr>
@@ -2948,6 +4091,9 @@
             <w:tcW w:type="dxa" w:w="3784"/>
           </w:tcPr>
           <w:p>
+            <w:pPr>
+              <w:spacing w:before="20" w:after="20"/>
+            </w:pPr>
             <w:r/>
             <w:r>
               <w:rPr>
@@ -2960,11 +4106,17 @@
         </w:tc>
       </w:tr>
       <w:tr>
+        <w:trPr>
+          <w:cantSplit/>
+        </w:trPr>
         <w:tc>
           <w:tcPr>
             <w:tcW w:type="dxa" w:w="3784"/>
           </w:tcPr>
           <w:p>
+            <w:pPr>
+              <w:spacing w:before="20" w:after="20"/>
+            </w:pPr>
             <w:r/>
             <w:r>
               <w:rPr>
@@ -2981,6 +4133,9 @@
             <w:tcW w:type="dxa" w:w="3784"/>
           </w:tcPr>
           <w:p>
+            <w:pPr>
+              <w:spacing w:before="20" w:after="20"/>
+            </w:pPr>
             <w:r/>
             <w:r>
               <w:rPr>
@@ -2997,6 +4152,9 @@
             <w:tcW w:type="dxa" w:w="3784"/>
           </w:tcPr>
           <w:p>
+            <w:pPr>
+              <w:spacing w:before="20" w:after="20"/>
+            </w:pPr>
             <w:r/>
             <w:r>
               <w:rPr>
@@ -3012,6 +4170,9 @@
             <w:tcW w:type="dxa" w:w="3784"/>
           </w:tcPr>
           <w:p>
+            <w:pPr>
+              <w:spacing w:before="20" w:after="20"/>
+            </w:pPr>
             <w:r/>
             <w:r>
               <w:rPr>
@@ -3024,11 +4185,17 @@
         </w:tc>
       </w:tr>
       <w:tr>
+        <w:trPr>
+          <w:cantSplit/>
+        </w:trPr>
         <w:tc>
           <w:tcPr>
             <w:tcW w:type="dxa" w:w="3784"/>
           </w:tcPr>
           <w:p>
+            <w:pPr>
+              <w:spacing w:before="20" w:after="20"/>
+            </w:pPr>
             <w:r/>
             <w:r>
               <w:rPr>
@@ -3045,6 +4212,9 @@
             <w:tcW w:type="dxa" w:w="3784"/>
           </w:tcPr>
           <w:p>
+            <w:pPr>
+              <w:spacing w:before="20" w:after="20"/>
+            </w:pPr>
             <w:r/>
             <w:r>
               <w:rPr>
@@ -3061,6 +4231,9 @@
             <w:tcW w:type="dxa" w:w="3784"/>
           </w:tcPr>
           <w:p>
+            <w:pPr>
+              <w:spacing w:before="20" w:after="20"/>
+            </w:pPr>
             <w:r/>
             <w:r>
               <w:rPr>
@@ -3076,6 +4249,9 @@
             <w:tcW w:type="dxa" w:w="3784"/>
           </w:tcPr>
           <w:p>
+            <w:pPr>
+              <w:spacing w:before="20" w:after="20"/>
+            </w:pPr>
             <w:r/>
             <w:r>
               <w:rPr>
@@ -3088,11 +4264,17 @@
         </w:tc>
       </w:tr>
       <w:tr>
+        <w:trPr>
+          <w:cantSplit/>
+        </w:trPr>
         <w:tc>
           <w:tcPr>
             <w:tcW w:type="dxa" w:w="3784"/>
           </w:tcPr>
           <w:p>
+            <w:pPr>
+              <w:spacing w:before="20" w:after="20"/>
+            </w:pPr>
             <w:r/>
             <w:r>
               <w:rPr>
@@ -3109,6 +4291,9 @@
             <w:tcW w:type="dxa" w:w="3784"/>
           </w:tcPr>
           <w:p>
+            <w:pPr>
+              <w:spacing w:before="20" w:after="20"/>
+            </w:pPr>
             <w:r/>
             <w:r>
               <w:rPr>
@@ -3125,6 +4310,9 @@
             <w:tcW w:type="dxa" w:w="3784"/>
           </w:tcPr>
           <w:p>
+            <w:pPr>
+              <w:spacing w:before="20" w:after="20"/>
+            </w:pPr>
             <w:r/>
             <w:r>
               <w:rPr>
@@ -3140,6 +4328,9 @@
             <w:tcW w:type="dxa" w:w="3784"/>
           </w:tcPr>
           <w:p>
+            <w:pPr>
+              <w:spacing w:before="20" w:after="20"/>
+            </w:pPr>
             <w:r/>
             <w:r>
               <w:rPr>
@@ -3196,6 +4387,9 @@
             <w:shd w:val="clear" w:color="auto" w:fill="D9D9D9"/>
           </w:tcPr>
           <w:p>
+            <w:pPr>
+              <w:spacing w:before="20" w:after="20"/>
+            </w:pPr>
             <w:r/>
             <w:r>
               <w:rPr>
@@ -3213,6 +4407,9 @@
             <w:shd w:val="clear" w:color="auto" w:fill="D9D9D9"/>
           </w:tcPr>
           <w:p>
+            <w:pPr>
+              <w:spacing w:before="20" w:after="20"/>
+            </w:pPr>
             <w:r/>
             <w:r>
               <w:rPr>
@@ -3230,6 +4427,9 @@
             <w:shd w:val="clear" w:color="auto" w:fill="D9D9D9"/>
           </w:tcPr>
           <w:p>
+            <w:pPr>
+              <w:spacing w:before="20" w:after="20"/>
+            </w:pPr>
             <w:r/>
             <w:r>
               <w:rPr>
@@ -3243,11 +4443,17 @@
         </w:tc>
       </w:tr>
       <w:tr>
-        <w:tc>
-          <w:tcPr>
-            <w:tcW w:type="dxa" w:w="5046"/>
-          </w:tcPr>
-          <w:p>
+        <w:trPr>
+          <w:cantSplit/>
+        </w:trPr>
+        <w:tc>
+          <w:tcPr>
+            <w:tcW w:type="dxa" w:w="5046"/>
+          </w:tcPr>
+          <w:p>
+            <w:pPr>
+              <w:spacing w:before="20" w:after="20"/>
+            </w:pPr>
             <w:r/>
             <w:r>
               <w:rPr>
@@ -3264,6 +4470,9 @@
             <w:tcW w:type="dxa" w:w="5046"/>
           </w:tcPr>
           <w:p>
+            <w:pPr>
+              <w:spacing w:before="20" w:after="20"/>
+            </w:pPr>
             <w:r/>
             <w:r>
               <w:rPr>
@@ -3280,6 +4489,9 @@
             <w:tcW w:type="dxa" w:w="5046"/>
           </w:tcPr>
           <w:p>
+            <w:pPr>
+              <w:spacing w:before="20" w:after="20"/>
+            </w:pPr>
             <w:r/>
             <w:r>
               <w:rPr>
@@ -3292,11 +4504,17 @@
         </w:tc>
       </w:tr>
       <w:tr>
-        <w:tc>
-          <w:tcPr>
-            <w:tcW w:type="dxa" w:w="5046"/>
-          </w:tcPr>
-          <w:p>
+        <w:trPr>
+          <w:cantSplit/>
+        </w:trPr>
+        <w:tc>
+          <w:tcPr>
+            <w:tcW w:type="dxa" w:w="5046"/>
+          </w:tcPr>
+          <w:p>
+            <w:pPr>
+              <w:spacing w:before="20" w:after="20"/>
+            </w:pPr>
             <w:r/>
             <w:r>
               <w:rPr>
@@ -3313,6 +4531,9 @@
             <w:tcW w:type="dxa" w:w="5046"/>
           </w:tcPr>
           <w:p>
+            <w:pPr>
+              <w:spacing w:before="20" w:after="20"/>
+            </w:pPr>
             <w:r/>
             <w:r>
               <w:rPr>
@@ -3329,6 +4550,9 @@
             <w:tcW w:type="dxa" w:w="5046"/>
           </w:tcPr>
           <w:p>
+            <w:pPr>
+              <w:spacing w:before="20" w:after="20"/>
+            </w:pPr>
             <w:r/>
             <w:r>
               <w:rPr>
@@ -3341,11 +4565,17 @@
         </w:tc>
       </w:tr>
       <w:tr>
-        <w:tc>
-          <w:tcPr>
-            <w:tcW w:type="dxa" w:w="5046"/>
-          </w:tcPr>
-          <w:p>
+        <w:trPr>
+          <w:cantSplit/>
+        </w:trPr>
+        <w:tc>
+          <w:tcPr>
+            <w:tcW w:type="dxa" w:w="5046"/>
+          </w:tcPr>
+          <w:p>
+            <w:pPr>
+              <w:spacing w:before="20" w:after="20"/>
+            </w:pPr>
             <w:r/>
             <w:r>
               <w:rPr>
@@ -3362,6 +4592,9 @@
             <w:tcW w:type="dxa" w:w="5046"/>
           </w:tcPr>
           <w:p>
+            <w:pPr>
+              <w:spacing w:before="20" w:after="20"/>
+            </w:pPr>
             <w:r/>
             <w:r>
               <w:rPr>
@@ -3378,6 +4611,9 @@
             <w:tcW w:type="dxa" w:w="5046"/>
           </w:tcPr>
           <w:p>
+            <w:pPr>
+              <w:spacing w:before="20" w:after="20"/>
+            </w:pPr>
             <w:r/>
             <w:r>
               <w:rPr>
@@ -3390,11 +4626,17 @@
         </w:tc>
       </w:tr>
       <w:tr>
-        <w:tc>
-          <w:tcPr>
-            <w:tcW w:type="dxa" w:w="5046"/>
-          </w:tcPr>
-          <w:p>
+        <w:trPr>
+          <w:cantSplit/>
+        </w:trPr>
+        <w:tc>
+          <w:tcPr>
+            <w:tcW w:type="dxa" w:w="5046"/>
+          </w:tcPr>
+          <w:p>
+            <w:pPr>
+              <w:spacing w:before="20" w:after="20"/>
+            </w:pPr>
             <w:r/>
             <w:r>
               <w:rPr>
@@ -3411,6 +4653,9 @@
             <w:tcW w:type="dxa" w:w="5046"/>
           </w:tcPr>
           <w:p>
+            <w:pPr>
+              <w:spacing w:before="20" w:after="20"/>
+            </w:pPr>
             <w:r/>
             <w:r>
               <w:rPr>
@@ -3427,6 +4672,9 @@
             <w:tcW w:type="dxa" w:w="5046"/>
           </w:tcPr>
           <w:p>
+            <w:pPr>
+              <w:spacing w:before="20" w:after="20"/>
+            </w:pPr>
             <w:r/>
             <w:r>
               <w:rPr>
@@ -3439,11 +4687,17 @@
         </w:tc>
       </w:tr>
       <w:tr>
-        <w:tc>
-          <w:tcPr>
-            <w:tcW w:type="dxa" w:w="5046"/>
-          </w:tcPr>
-          <w:p>
+        <w:trPr>
+          <w:cantSplit/>
+        </w:trPr>
+        <w:tc>
+          <w:tcPr>
+            <w:tcW w:type="dxa" w:w="5046"/>
+          </w:tcPr>
+          <w:p>
+            <w:pPr>
+              <w:spacing w:before="20" w:after="20"/>
+            </w:pPr>
             <w:r/>
             <w:r>
               <w:rPr>
@@ -3460,6 +4714,9 @@
             <w:tcW w:type="dxa" w:w="5046"/>
           </w:tcPr>
           <w:p>
+            <w:pPr>
+              <w:spacing w:before="20" w:after="20"/>
+            </w:pPr>
             <w:r/>
             <w:r>
               <w:rPr>
@@ -3476,6 +4733,9 @@
             <w:tcW w:type="dxa" w:w="5046"/>
           </w:tcPr>
           <w:p>
+            <w:pPr>
+              <w:spacing w:before="20" w:after="20"/>
+            </w:pPr>
             <w:r/>
             <w:r>
               <w:rPr>
@@ -3488,11 +4748,17 @@
         </w:tc>
       </w:tr>
       <w:tr>
-        <w:tc>
-          <w:tcPr>
-            <w:tcW w:type="dxa" w:w="5046"/>
-          </w:tcPr>
-          <w:p>
+        <w:trPr>
+          <w:cantSplit/>
+        </w:trPr>
+        <w:tc>
+          <w:tcPr>
+            <w:tcW w:type="dxa" w:w="5046"/>
+          </w:tcPr>
+          <w:p>
+            <w:pPr>
+              <w:spacing w:before="20" w:after="20"/>
+            </w:pPr>
             <w:r/>
             <w:r>
               <w:rPr>
@@ -3509,6 +4775,9 @@
             <w:tcW w:type="dxa" w:w="5046"/>
           </w:tcPr>
           <w:p>
+            <w:pPr>
+              <w:spacing w:before="20" w:after="20"/>
+            </w:pPr>
             <w:r/>
             <w:r>
               <w:rPr>
@@ -3525,6 +4794,9 @@
             <w:tcW w:type="dxa" w:w="5046"/>
           </w:tcPr>
           <w:p>
+            <w:pPr>
+              <w:spacing w:before="20" w:after="20"/>
+            </w:pPr>
             <w:r/>
             <w:r>
               <w:rPr>
@@ -3537,11 +4809,17 @@
         </w:tc>
       </w:tr>
       <w:tr>
-        <w:tc>
-          <w:tcPr>
-            <w:tcW w:type="dxa" w:w="5046"/>
-          </w:tcPr>
-          <w:p>
+        <w:trPr>
+          <w:cantSplit/>
+        </w:trPr>
+        <w:tc>
+          <w:tcPr>
+            <w:tcW w:type="dxa" w:w="5046"/>
+          </w:tcPr>
+          <w:p>
+            <w:pPr>
+              <w:spacing w:before="20" w:after="20"/>
+            </w:pPr>
             <w:r/>
             <w:r>
               <w:rPr>
@@ -3558,6 +4836,9 @@
             <w:tcW w:type="dxa" w:w="5046"/>
           </w:tcPr>
           <w:p>
+            <w:pPr>
+              <w:spacing w:before="20" w:after="20"/>
+            </w:pPr>
             <w:r/>
             <w:r>
               <w:rPr>
@@ -3574,6 +4855,9 @@
             <w:tcW w:type="dxa" w:w="5046"/>
           </w:tcPr>
           <w:p>
+            <w:pPr>
+              <w:spacing w:before="20" w:after="20"/>
+            </w:pPr>
             <w:r/>
             <w:r>
               <w:rPr>
@@ -3586,11 +4870,17 @@
         </w:tc>
       </w:tr>
       <w:tr>
-        <w:tc>
-          <w:tcPr>
-            <w:tcW w:type="dxa" w:w="5046"/>
-          </w:tcPr>
-          <w:p>
+        <w:trPr>
+          <w:cantSplit/>
+        </w:trPr>
+        <w:tc>
+          <w:tcPr>
+            <w:tcW w:type="dxa" w:w="5046"/>
+          </w:tcPr>
+          <w:p>
+            <w:pPr>
+              <w:spacing w:before="20" w:after="20"/>
+            </w:pPr>
             <w:r/>
             <w:r>
               <w:rPr>
@@ -3607,6 +4897,9 @@
             <w:tcW w:type="dxa" w:w="5046"/>
           </w:tcPr>
           <w:p>
+            <w:pPr>
+              <w:spacing w:before="20" w:after="20"/>
+            </w:pPr>
             <w:r/>
             <w:r>
               <w:rPr>
@@ -3623,6 +4916,9 @@
             <w:tcW w:type="dxa" w:w="5046"/>
           </w:tcPr>
           <w:p>
+            <w:pPr>
+              <w:spacing w:before="20" w:after="20"/>
+            </w:pPr>
             <w:r/>
             <w:r>
               <w:rPr>
@@ -3635,11 +4931,17 @@
         </w:tc>
       </w:tr>
       <w:tr>
-        <w:tc>
-          <w:tcPr>
-            <w:tcW w:type="dxa" w:w="5046"/>
-          </w:tcPr>
-          <w:p>
+        <w:trPr>
+          <w:cantSplit/>
+        </w:trPr>
+        <w:tc>
+          <w:tcPr>
+            <w:tcW w:type="dxa" w:w="5046"/>
+          </w:tcPr>
+          <w:p>
+            <w:pPr>
+              <w:spacing w:before="20" w:after="20"/>
+            </w:pPr>
             <w:r/>
             <w:r>
               <w:rPr>
@@ -3656,6 +4958,9 @@
             <w:tcW w:type="dxa" w:w="5046"/>
           </w:tcPr>
           <w:p>
+            <w:pPr>
+              <w:spacing w:before="20" w:after="20"/>
+            </w:pPr>
             <w:r/>
             <w:r>
               <w:rPr>
@@ -3672,6 +4977,9 @@
             <w:tcW w:type="dxa" w:w="5046"/>
           </w:tcPr>
           <w:p>
+            <w:pPr>
+              <w:spacing w:before="20" w:after="20"/>
+            </w:pPr>
             <w:r/>
             <w:r>
               <w:rPr>
@@ -3684,11 +4992,17 @@
         </w:tc>
       </w:tr>
       <w:tr>
-        <w:tc>
-          <w:tcPr>
-            <w:tcW w:type="dxa" w:w="5046"/>
-          </w:tcPr>
-          <w:p>
+        <w:trPr>
+          <w:cantSplit/>
+        </w:trPr>
+        <w:tc>
+          <w:tcPr>
+            <w:tcW w:type="dxa" w:w="5046"/>
+          </w:tcPr>
+          <w:p>
+            <w:pPr>
+              <w:spacing w:before="20" w:after="20"/>
+            </w:pPr>
             <w:r/>
             <w:r>
               <w:rPr>
@@ -3705,6 +5019,9 @@
             <w:tcW w:type="dxa" w:w="5046"/>
           </w:tcPr>
           <w:p>
+            <w:pPr>
+              <w:spacing w:before="20" w:after="20"/>
+            </w:pPr>
             <w:r/>
             <w:r>
               <w:rPr>
@@ -3721,6 +5038,9 @@
             <w:tcW w:type="dxa" w:w="5046"/>
           </w:tcPr>
           <w:p>
+            <w:pPr>
+              <w:spacing w:before="20" w:after="20"/>
+            </w:pPr>
             <w:r/>
             <w:r>
               <w:rPr>
@@ -3733,11 +5053,17 @@
         </w:tc>
       </w:tr>
       <w:tr>
-        <w:tc>
-          <w:tcPr>
-            <w:tcW w:type="dxa" w:w="5046"/>
-          </w:tcPr>
-          <w:p>
+        <w:trPr>
+          <w:cantSplit/>
+        </w:trPr>
+        <w:tc>
+          <w:tcPr>
+            <w:tcW w:type="dxa" w:w="5046"/>
+          </w:tcPr>
+          <w:p>
+            <w:pPr>
+              <w:spacing w:before="20" w:after="20"/>
+            </w:pPr>
             <w:r/>
             <w:r>
               <w:rPr>
@@ -3754,6 +5080,9 @@
             <w:tcW w:type="dxa" w:w="5046"/>
           </w:tcPr>
           <w:p>
+            <w:pPr>
+              <w:spacing w:before="20" w:after="20"/>
+            </w:pPr>
             <w:r/>
             <w:r>
               <w:rPr>
@@ -3770,6 +5099,9 @@
             <w:tcW w:type="dxa" w:w="5046"/>
           </w:tcPr>
           <w:p>
+            <w:pPr>
+              <w:spacing w:before="20" w:after="20"/>
+            </w:pPr>
             <w:r/>
             <w:r>
               <w:rPr>
@@ -3782,11 +5114,17 @@
         </w:tc>
       </w:tr>
       <w:tr>
-        <w:tc>
-          <w:tcPr>
-            <w:tcW w:type="dxa" w:w="5046"/>
-          </w:tcPr>
-          <w:p>
+        <w:trPr>
+          <w:cantSplit/>
+        </w:trPr>
+        <w:tc>
+          <w:tcPr>
+            <w:tcW w:type="dxa" w:w="5046"/>
+          </w:tcPr>
+          <w:p>
+            <w:pPr>
+              <w:spacing w:before="20" w:after="20"/>
+            </w:pPr>
             <w:r/>
             <w:r>
               <w:rPr>
@@ -3803,6 +5141,9 @@
             <w:tcW w:type="dxa" w:w="5046"/>
           </w:tcPr>
           <w:p>
+            <w:pPr>
+              <w:spacing w:before="20" w:after="20"/>
+            </w:pPr>
             <w:r/>
             <w:r>
               <w:rPr>
@@ -3819,6 +5160,9 @@
             <w:tcW w:type="dxa" w:w="5046"/>
           </w:tcPr>
           <w:p>
+            <w:pPr>
+              <w:spacing w:before="20" w:after="20"/>
+            </w:pPr>
             <w:r/>
             <w:r>
               <w:rPr>
@@ -3831,11 +5175,17 @@
         </w:tc>
       </w:tr>
       <w:tr>
-        <w:tc>
-          <w:tcPr>
-            <w:tcW w:type="dxa" w:w="5046"/>
-          </w:tcPr>
-          <w:p>
+        <w:trPr>
+          <w:cantSplit/>
+        </w:trPr>
+        <w:tc>
+          <w:tcPr>
+            <w:tcW w:type="dxa" w:w="5046"/>
+          </w:tcPr>
+          <w:p>
+            <w:pPr>
+              <w:spacing w:before="20" w:after="20"/>
+            </w:pPr>
             <w:r/>
             <w:r>
               <w:rPr>
@@ -3852,6 +5202,9 @@
             <w:tcW w:type="dxa" w:w="5046"/>
           </w:tcPr>
           <w:p>
+            <w:pPr>
+              <w:spacing w:before="20" w:after="20"/>
+            </w:pPr>
             <w:r/>
             <w:r>
               <w:rPr>
@@ -3868,6 +5221,9 @@
             <w:tcW w:type="dxa" w:w="5046"/>
           </w:tcPr>
           <w:p>
+            <w:pPr>
+              <w:spacing w:before="20" w:after="20"/>
+            </w:pPr>
             <w:r/>
             <w:r>
               <w:rPr>
@@ -3924,6 +5280,9 @@
             <w:shd w:val="clear" w:color="auto" w:fill="D9D9D9"/>
           </w:tcPr>
           <w:p>
+            <w:pPr>
+              <w:spacing w:before="20" w:after="20"/>
+            </w:pPr>
             <w:r/>
             <w:r>
               <w:rPr>
@@ -3941,6 +5300,9 @@
             <w:shd w:val="clear" w:color="auto" w:fill="D9D9D9"/>
           </w:tcPr>
           <w:p>
+            <w:pPr>
+              <w:spacing w:before="20" w:after="20"/>
+            </w:pPr>
             <w:r/>
             <w:r>
               <w:rPr>
@@ -3958,6 +5320,9 @@
             <w:shd w:val="clear" w:color="auto" w:fill="D9D9D9"/>
           </w:tcPr>
           <w:p>
+            <w:pPr>
+              <w:spacing w:before="20" w:after="20"/>
+            </w:pPr>
             <w:r/>
             <w:r>
               <w:rPr>
@@ -3971,11 +5336,17 @@
         </w:tc>
       </w:tr>
       <w:tr>
-        <w:tc>
-          <w:tcPr>
-            <w:tcW w:type="dxa" w:w="5046"/>
-          </w:tcPr>
-          <w:p>
+        <w:trPr>
+          <w:cantSplit/>
+        </w:trPr>
+        <w:tc>
+          <w:tcPr>
+            <w:tcW w:type="dxa" w:w="5046"/>
+          </w:tcPr>
+          <w:p>
+            <w:pPr>
+              <w:spacing w:before="20" w:after="20"/>
+            </w:pPr>
             <w:r/>
             <w:r>
               <w:rPr>
@@ -3992,6 +5363,9 @@
             <w:tcW w:type="dxa" w:w="5046"/>
           </w:tcPr>
           <w:p>
+            <w:pPr>
+              <w:spacing w:before="20" w:after="20"/>
+            </w:pPr>
             <w:r/>
             <w:r>
               <w:rPr>
@@ -4008,6 +5382,9 @@
             <w:tcW w:type="dxa" w:w="5046"/>
           </w:tcPr>
           <w:p>
+            <w:pPr>
+              <w:spacing w:before="20" w:after="20"/>
+            </w:pPr>
             <w:r/>
             <w:r>
               <w:rPr>
@@ -4020,11 +5397,17 @@
         </w:tc>
       </w:tr>
       <w:tr>
-        <w:tc>
-          <w:tcPr>
-            <w:tcW w:type="dxa" w:w="5046"/>
-          </w:tcPr>
-          <w:p>
+        <w:trPr>
+          <w:cantSplit/>
+        </w:trPr>
+        <w:tc>
+          <w:tcPr>
+            <w:tcW w:type="dxa" w:w="5046"/>
+          </w:tcPr>
+          <w:p>
+            <w:pPr>
+              <w:spacing w:before="20" w:after="20"/>
+            </w:pPr>
             <w:r/>
             <w:r>
               <w:rPr>
@@ -4041,6 +5424,9 @@
             <w:tcW w:type="dxa" w:w="5046"/>
           </w:tcPr>
           <w:p>
+            <w:pPr>
+              <w:spacing w:before="20" w:after="20"/>
+            </w:pPr>
             <w:r/>
             <w:r>
               <w:rPr>
@@ -4057,6 +5443,9 @@
             <w:tcW w:type="dxa" w:w="5046"/>
           </w:tcPr>
           <w:p>
+            <w:pPr>
+              <w:spacing w:before="20" w:after="20"/>
+            </w:pPr>
             <w:r/>
             <w:r>
               <w:rPr>
@@ -4069,11 +5458,17 @@
         </w:tc>
       </w:tr>
       <w:tr>
-        <w:tc>
-          <w:tcPr>
-            <w:tcW w:type="dxa" w:w="5046"/>
-          </w:tcPr>
-          <w:p>
+        <w:trPr>
+          <w:cantSplit/>
+        </w:trPr>
+        <w:tc>
+          <w:tcPr>
+            <w:tcW w:type="dxa" w:w="5046"/>
+          </w:tcPr>
+          <w:p>
+            <w:pPr>
+              <w:spacing w:before="20" w:after="20"/>
+            </w:pPr>
             <w:r/>
             <w:r>
               <w:rPr>
@@ -4090,6 +5485,9 @@
             <w:tcW w:type="dxa" w:w="5046"/>
           </w:tcPr>
           <w:p>
+            <w:pPr>
+              <w:spacing w:before="20" w:after="20"/>
+            </w:pPr>
             <w:r/>
             <w:r>
               <w:rPr>
@@ -4106,6 +5504,9 @@
             <w:tcW w:type="dxa" w:w="5046"/>
           </w:tcPr>
           <w:p>
+            <w:pPr>
+              <w:spacing w:before="20" w:after="20"/>
+            </w:pPr>
             <w:r/>
             <w:r>
               <w:rPr>
@@ -4118,11 +5519,17 @@
         </w:tc>
       </w:tr>
       <w:tr>
-        <w:tc>
-          <w:tcPr>
-            <w:tcW w:type="dxa" w:w="5046"/>
-          </w:tcPr>
-          <w:p>
+        <w:trPr>
+          <w:cantSplit/>
+        </w:trPr>
+        <w:tc>
+          <w:tcPr>
+            <w:tcW w:type="dxa" w:w="5046"/>
+          </w:tcPr>
+          <w:p>
+            <w:pPr>
+              <w:spacing w:before="20" w:after="20"/>
+            </w:pPr>
             <w:r/>
             <w:r>
               <w:rPr>
@@ -4139,6 +5546,9 @@
             <w:tcW w:type="dxa" w:w="5046"/>
           </w:tcPr>
           <w:p>
+            <w:pPr>
+              <w:spacing w:before="20" w:after="20"/>
+            </w:pPr>
             <w:r/>
             <w:r>
               <w:rPr>
@@ -4155,6 +5565,9 @@
             <w:tcW w:type="dxa" w:w="5046"/>
           </w:tcPr>
           <w:p>
+            <w:pPr>
+              <w:spacing w:before="20" w:after="20"/>
+            </w:pPr>
             <w:r/>
             <w:r>
               <w:rPr>
@@ -4167,11 +5580,17 @@
         </w:tc>
       </w:tr>
       <w:tr>
-        <w:tc>
-          <w:tcPr>
-            <w:tcW w:type="dxa" w:w="5046"/>
-          </w:tcPr>
-          <w:p>
+        <w:trPr>
+          <w:cantSplit/>
+        </w:trPr>
+        <w:tc>
+          <w:tcPr>
+            <w:tcW w:type="dxa" w:w="5046"/>
+          </w:tcPr>
+          <w:p>
+            <w:pPr>
+              <w:spacing w:before="20" w:after="20"/>
+            </w:pPr>
             <w:r/>
             <w:r>
               <w:rPr>
@@ -4188,6 +5607,9 @@
             <w:tcW w:type="dxa" w:w="5046"/>
           </w:tcPr>
           <w:p>
+            <w:pPr>
+              <w:spacing w:before="20" w:after="20"/>
+            </w:pPr>
             <w:r/>
             <w:r>
               <w:rPr>
@@ -4204,6 +5626,9 @@
             <w:tcW w:type="dxa" w:w="5046"/>
           </w:tcPr>
           <w:p>
+            <w:pPr>
+              <w:spacing w:before="20" w:after="20"/>
+            </w:pPr>
             <w:r/>
             <w:r>
               <w:rPr>
@@ -4216,11 +5641,17 @@
         </w:tc>
       </w:tr>
       <w:tr>
-        <w:tc>
-          <w:tcPr>
-            <w:tcW w:type="dxa" w:w="5046"/>
-          </w:tcPr>
-          <w:p>
+        <w:trPr>
+          <w:cantSplit/>
+        </w:trPr>
+        <w:tc>
+          <w:tcPr>
+            <w:tcW w:type="dxa" w:w="5046"/>
+          </w:tcPr>
+          <w:p>
+            <w:pPr>
+              <w:spacing w:before="20" w:after="20"/>
+            </w:pPr>
             <w:r/>
             <w:r>
               <w:rPr>
@@ -4237,6 +5668,9 @@
             <w:tcW w:type="dxa" w:w="5046"/>
           </w:tcPr>
           <w:p>
+            <w:pPr>
+              <w:spacing w:before="20" w:after="20"/>
+            </w:pPr>
             <w:r/>
             <w:r>
               <w:rPr>
@@ -4253,6 +5687,9 @@
             <w:tcW w:type="dxa" w:w="5046"/>
           </w:tcPr>
           <w:p>
+            <w:pPr>
+              <w:spacing w:before="20" w:after="20"/>
+            </w:pPr>
             <w:r/>
             <w:r>
               <w:rPr>
@@ -4265,11 +5702,17 @@
         </w:tc>
       </w:tr>
       <w:tr>
-        <w:tc>
-          <w:tcPr>
-            <w:tcW w:type="dxa" w:w="5046"/>
-          </w:tcPr>
-          <w:p>
+        <w:trPr>
+          <w:cantSplit/>
+        </w:trPr>
+        <w:tc>
+          <w:tcPr>
+            <w:tcW w:type="dxa" w:w="5046"/>
+          </w:tcPr>
+          <w:p>
+            <w:pPr>
+              <w:spacing w:before="20" w:after="20"/>
+            </w:pPr>
             <w:r/>
             <w:r>
               <w:rPr>
@@ -4286,6 +5729,9 @@
             <w:tcW w:type="dxa" w:w="5046"/>
           </w:tcPr>
           <w:p>
+            <w:pPr>
+              <w:spacing w:before="20" w:after="20"/>
+            </w:pPr>
             <w:r/>
             <w:r>
               <w:rPr>
@@ -4302,6 +5748,9 @@
             <w:tcW w:type="dxa" w:w="5046"/>
           </w:tcPr>
           <w:p>
+            <w:pPr>
+              <w:spacing w:before="20" w:after="20"/>
+            </w:pPr>
             <w:r/>
             <w:r>
               <w:rPr>
@@ -4314,11 +5763,17 @@
         </w:tc>
       </w:tr>
       <w:tr>
-        <w:tc>
-          <w:tcPr>
-            <w:tcW w:type="dxa" w:w="5046"/>
-          </w:tcPr>
-          <w:p>
+        <w:trPr>
+          <w:cantSplit/>
+        </w:trPr>
+        <w:tc>
+          <w:tcPr>
+            <w:tcW w:type="dxa" w:w="5046"/>
+          </w:tcPr>
+          <w:p>
+            <w:pPr>
+              <w:spacing w:before="20" w:after="20"/>
+            </w:pPr>
             <w:r/>
             <w:r>
               <w:rPr>
@@ -4335,6 +5790,9 @@
             <w:tcW w:type="dxa" w:w="5046"/>
           </w:tcPr>
           <w:p>
+            <w:pPr>
+              <w:spacing w:before="20" w:after="20"/>
+            </w:pPr>
             <w:r/>
             <w:r>
               <w:rPr>
@@ -4351,6 +5809,9 @@
             <w:tcW w:type="dxa" w:w="5046"/>
           </w:tcPr>
           <w:p>
+            <w:pPr>
+              <w:spacing w:before="20" w:after="20"/>
+            </w:pPr>
             <w:r/>
             <w:r>
               <w:rPr>
@@ -4363,11 +5824,17 @@
         </w:tc>
       </w:tr>
       <w:tr>
-        <w:tc>
-          <w:tcPr>
-            <w:tcW w:type="dxa" w:w="5046"/>
-          </w:tcPr>
-          <w:p>
+        <w:trPr>
+          <w:cantSplit/>
+        </w:trPr>
+        <w:tc>
+          <w:tcPr>
+            <w:tcW w:type="dxa" w:w="5046"/>
+          </w:tcPr>
+          <w:p>
+            <w:pPr>
+              <w:spacing w:before="20" w:after="20"/>
+            </w:pPr>
             <w:r/>
             <w:r>
               <w:rPr>
@@ -4384,6 +5851,9 @@
             <w:tcW w:type="dxa" w:w="5046"/>
           </w:tcPr>
           <w:p>
+            <w:pPr>
+              <w:spacing w:before="20" w:after="20"/>
+            </w:pPr>
             <w:r/>
             <w:r>
               <w:rPr>
@@ -4400,6 +5870,9 @@
             <w:tcW w:type="dxa" w:w="5046"/>
           </w:tcPr>
           <w:p>
+            <w:pPr>
+              <w:spacing w:before="20" w:after="20"/>
+            </w:pPr>
             <w:r/>
             <w:r>
               <w:rPr>
@@ -4412,11 +5885,17 @@
         </w:tc>
       </w:tr>
       <w:tr>
-        <w:tc>
-          <w:tcPr>
-            <w:tcW w:type="dxa" w:w="5046"/>
-          </w:tcPr>
-          <w:p>
+        <w:trPr>
+          <w:cantSplit/>
+        </w:trPr>
+        <w:tc>
+          <w:tcPr>
+            <w:tcW w:type="dxa" w:w="5046"/>
+          </w:tcPr>
+          <w:p>
+            <w:pPr>
+              <w:spacing w:before="20" w:after="20"/>
+            </w:pPr>
             <w:r/>
             <w:r>
               <w:rPr>
@@ -4433,6 +5912,9 @@
             <w:tcW w:type="dxa" w:w="5046"/>
           </w:tcPr>
           <w:p>
+            <w:pPr>
+              <w:spacing w:before="20" w:after="20"/>
+            </w:pPr>
             <w:r/>
             <w:r>
               <w:rPr>
@@ -4449,6 +5931,9 @@
             <w:tcW w:type="dxa" w:w="5046"/>
           </w:tcPr>
           <w:p>
+            <w:pPr>
+              <w:spacing w:before="20" w:after="20"/>
+            </w:pPr>
             <w:r/>
             <w:r>
               <w:rPr>
@@ -4461,11 +5946,17 @@
         </w:tc>
       </w:tr>
       <w:tr>
-        <w:tc>
-          <w:tcPr>
-            <w:tcW w:type="dxa" w:w="5046"/>
-          </w:tcPr>
-          <w:p>
+        <w:trPr>
+          <w:cantSplit/>
+        </w:trPr>
+        <w:tc>
+          <w:tcPr>
+            <w:tcW w:type="dxa" w:w="5046"/>
+          </w:tcPr>
+          <w:p>
+            <w:pPr>
+              <w:spacing w:before="20" w:after="20"/>
+            </w:pPr>
             <w:r/>
             <w:r>
               <w:rPr>
@@ -4482,6 +5973,9 @@
             <w:tcW w:type="dxa" w:w="5046"/>
           </w:tcPr>
           <w:p>
+            <w:pPr>
+              <w:spacing w:before="20" w:after="20"/>
+            </w:pPr>
             <w:r/>
             <w:r>
               <w:rPr>
@@ -4498,6 +5992,9 @@
             <w:tcW w:type="dxa" w:w="5046"/>
           </w:tcPr>
           <w:p>
+            <w:pPr>
+              <w:spacing w:before="20" w:after="20"/>
+            </w:pPr>
             <w:r/>
             <w:r>
               <w:rPr>
@@ -4510,11 +6007,17 @@
         </w:tc>
       </w:tr>
       <w:tr>
-        <w:tc>
-          <w:tcPr>
-            <w:tcW w:type="dxa" w:w="5046"/>
-          </w:tcPr>
-          <w:p>
+        <w:trPr>
+          <w:cantSplit/>
+        </w:trPr>
+        <w:tc>
+          <w:tcPr>
+            <w:tcW w:type="dxa" w:w="5046"/>
+          </w:tcPr>
+          <w:p>
+            <w:pPr>
+              <w:spacing w:before="20" w:after="20"/>
+            </w:pPr>
             <w:r/>
             <w:r>
               <w:rPr>
@@ -4531,6 +6034,9 @@
             <w:tcW w:type="dxa" w:w="5046"/>
           </w:tcPr>
           <w:p>
+            <w:pPr>
+              <w:spacing w:before="20" w:after="20"/>
+            </w:pPr>
             <w:r/>
             <w:r>
               <w:rPr>
@@ -4547,6 +6053,9 @@
             <w:tcW w:type="dxa" w:w="5046"/>
           </w:tcPr>
           <w:p>
+            <w:pPr>
+              <w:spacing w:before="20" w:after="20"/>
+            </w:pPr>
             <w:r/>
             <w:r>
               <w:rPr>
@@ -4559,11 +6068,17 @@
         </w:tc>
       </w:tr>
       <w:tr>
-        <w:tc>
-          <w:tcPr>
-            <w:tcW w:type="dxa" w:w="5046"/>
-          </w:tcPr>
-          <w:p>
+        <w:trPr>
+          <w:cantSplit/>
+        </w:trPr>
+        <w:tc>
+          <w:tcPr>
+            <w:tcW w:type="dxa" w:w="5046"/>
+          </w:tcPr>
+          <w:p>
+            <w:pPr>
+              <w:spacing w:before="20" w:after="20"/>
+            </w:pPr>
             <w:r/>
             <w:r>
               <w:rPr>
@@ -4580,6 +6095,9 @@
             <w:tcW w:type="dxa" w:w="5046"/>
           </w:tcPr>
           <w:p>
+            <w:pPr>
+              <w:spacing w:before="20" w:after="20"/>
+            </w:pPr>
             <w:r/>
             <w:r>
               <w:rPr>
@@ -4596,6 +6114,9 @@
             <w:tcW w:type="dxa" w:w="5046"/>
           </w:tcPr>
           <w:p>
+            <w:pPr>
+              <w:spacing w:before="20" w:after="20"/>
+            </w:pPr>
             <w:r/>
             <w:r>
               <w:rPr>
@@ -4652,6 +6173,9 @@
             <w:shd w:val="clear" w:color="auto" w:fill="D9D9D9"/>
           </w:tcPr>
           <w:p>
+            <w:pPr>
+              <w:spacing w:before="20" w:after="20"/>
+            </w:pPr>
             <w:r/>
             <w:r>
               <w:rPr>
@@ -4669,6 +6193,9 @@
             <w:shd w:val="clear" w:color="auto" w:fill="D9D9D9"/>
           </w:tcPr>
           <w:p>
+            <w:pPr>
+              <w:spacing w:before="20" w:after="20"/>
+            </w:pPr>
             <w:r/>
             <w:r>
               <w:rPr>
@@ -4686,6 +6213,9 @@
             <w:shd w:val="clear" w:color="auto" w:fill="D9D9D9"/>
           </w:tcPr>
           <w:p>
+            <w:pPr>
+              <w:spacing w:before="20" w:after="20"/>
+            </w:pPr>
             <w:r/>
             <w:r>
               <w:rPr>
@@ -4699,11 +6229,17 @@
         </w:tc>
       </w:tr>
       <w:tr>
-        <w:tc>
-          <w:tcPr>
-            <w:tcW w:type="dxa" w:w="5046"/>
-          </w:tcPr>
-          <w:p>
+        <w:trPr>
+          <w:cantSplit/>
+        </w:trPr>
+        <w:tc>
+          <w:tcPr>
+            <w:tcW w:type="dxa" w:w="5046"/>
+          </w:tcPr>
+          <w:p>
+            <w:pPr>
+              <w:spacing w:before="20" w:after="20"/>
+            </w:pPr>
             <w:r/>
             <w:r>
               <w:rPr>
@@ -4720,6 +6256,9 @@
             <w:tcW w:type="dxa" w:w="5046"/>
           </w:tcPr>
           <w:p>
+            <w:pPr>
+              <w:spacing w:before="20" w:after="20"/>
+            </w:pPr>
             <w:r/>
             <w:r>
               <w:rPr>
@@ -4736,6 +6275,9 @@
             <w:tcW w:type="dxa" w:w="5046"/>
           </w:tcPr>
           <w:p>
+            <w:pPr>
+              <w:spacing w:before="20" w:after="20"/>
+            </w:pPr>
             <w:r/>
             <w:r>
               <w:rPr>
@@ -4748,11 +6290,17 @@
         </w:tc>
       </w:tr>
       <w:tr>
-        <w:tc>
-          <w:tcPr>
-            <w:tcW w:type="dxa" w:w="5046"/>
-          </w:tcPr>
-          <w:p>
+        <w:trPr>
+          <w:cantSplit/>
+        </w:trPr>
+        <w:tc>
+          <w:tcPr>
+            <w:tcW w:type="dxa" w:w="5046"/>
+          </w:tcPr>
+          <w:p>
+            <w:pPr>
+              <w:spacing w:before="20" w:after="20"/>
+            </w:pPr>
             <w:r/>
             <w:r>
               <w:rPr>
@@ -4769,6 +6317,9 @@
             <w:tcW w:type="dxa" w:w="5046"/>
           </w:tcPr>
           <w:p>
+            <w:pPr>
+              <w:spacing w:before="20" w:after="20"/>
+            </w:pPr>
             <w:r/>
             <w:r>
               <w:rPr>
@@ -4785,6 +6336,9 @@
             <w:tcW w:type="dxa" w:w="5046"/>
           </w:tcPr>
           <w:p>
+            <w:pPr>
+              <w:spacing w:before="20" w:after="20"/>
+            </w:pPr>
             <w:r/>
             <w:r>
               <w:rPr>
@@ -4797,11 +6351,17 @@
         </w:tc>
       </w:tr>
       <w:tr>
-        <w:tc>
-          <w:tcPr>
-            <w:tcW w:type="dxa" w:w="5046"/>
-          </w:tcPr>
-          <w:p>
+        <w:trPr>
+          <w:cantSplit/>
+        </w:trPr>
+        <w:tc>
+          <w:tcPr>
+            <w:tcW w:type="dxa" w:w="5046"/>
+          </w:tcPr>
+          <w:p>
+            <w:pPr>
+              <w:spacing w:before="20" w:after="20"/>
+            </w:pPr>
             <w:r/>
             <w:r>
               <w:rPr>
@@ -4818,6 +6378,9 @@
             <w:tcW w:type="dxa" w:w="5046"/>
           </w:tcPr>
           <w:p>
+            <w:pPr>
+              <w:spacing w:before="20" w:after="20"/>
+            </w:pPr>
             <w:r/>
             <w:r>
               <w:rPr>
@@ -4834,6 +6397,9 @@
             <w:tcW w:type="dxa" w:w="5046"/>
           </w:tcPr>
           <w:p>
+            <w:pPr>
+              <w:spacing w:before="20" w:after="20"/>
+            </w:pPr>
             <w:r/>
             <w:r>
               <w:rPr>
@@ -4846,11 +6412,17 @@
         </w:tc>
       </w:tr>
       <w:tr>
-        <w:tc>
-          <w:tcPr>
-            <w:tcW w:type="dxa" w:w="5046"/>
-          </w:tcPr>
-          <w:p>
+        <w:trPr>
+          <w:cantSplit/>
+        </w:trPr>
+        <w:tc>
+          <w:tcPr>
+            <w:tcW w:type="dxa" w:w="5046"/>
+          </w:tcPr>
+          <w:p>
+            <w:pPr>
+              <w:spacing w:before="20" w:after="20"/>
+            </w:pPr>
             <w:r/>
             <w:r>
               <w:rPr>
@@ -4867,6 +6439,9 @@
             <w:tcW w:type="dxa" w:w="5046"/>
           </w:tcPr>
           <w:p>
+            <w:pPr>
+              <w:spacing w:before="20" w:after="20"/>
+            </w:pPr>
             <w:r/>
             <w:r>
               <w:rPr>
@@ -4883,6 +6458,9 @@
             <w:tcW w:type="dxa" w:w="5046"/>
           </w:tcPr>
           <w:p>
+            <w:pPr>
+              <w:spacing w:before="20" w:after="20"/>
+            </w:pPr>
             <w:r/>
             <w:r>
               <w:rPr>
@@ -4895,11 +6473,17 @@
         </w:tc>
       </w:tr>
       <w:tr>
-        <w:tc>
-          <w:tcPr>
-            <w:tcW w:type="dxa" w:w="5046"/>
-          </w:tcPr>
-          <w:p>
+        <w:trPr>
+          <w:cantSplit/>
+        </w:trPr>
+        <w:tc>
+          <w:tcPr>
+            <w:tcW w:type="dxa" w:w="5046"/>
+          </w:tcPr>
+          <w:p>
+            <w:pPr>
+              <w:spacing w:before="20" w:after="20"/>
+            </w:pPr>
             <w:r/>
             <w:r>
               <w:rPr>
@@ -4916,6 +6500,9 @@
             <w:tcW w:type="dxa" w:w="5046"/>
           </w:tcPr>
           <w:p>
+            <w:pPr>
+              <w:spacing w:before="20" w:after="20"/>
+            </w:pPr>
             <w:r/>
             <w:r>
               <w:rPr>
@@ -4932,6 +6519,9 @@
             <w:tcW w:type="dxa" w:w="5046"/>
           </w:tcPr>
           <w:p>
+            <w:pPr>
+              <w:spacing w:before="20" w:after="20"/>
+            </w:pPr>
             <w:r/>
             <w:r>
               <w:rPr>
@@ -4944,11 +6534,17 @@
         </w:tc>
       </w:tr>
       <w:tr>
-        <w:tc>
-          <w:tcPr>
-            <w:tcW w:type="dxa" w:w="5046"/>
-          </w:tcPr>
-          <w:p>
+        <w:trPr>
+          <w:cantSplit/>
+        </w:trPr>
+        <w:tc>
+          <w:tcPr>
+            <w:tcW w:type="dxa" w:w="5046"/>
+          </w:tcPr>
+          <w:p>
+            <w:pPr>
+              <w:spacing w:before="20" w:after="20"/>
+            </w:pPr>
             <w:r/>
             <w:r>
               <w:rPr>
@@ -4965,6 +6561,9 @@
             <w:tcW w:type="dxa" w:w="5046"/>
           </w:tcPr>
           <w:p>
+            <w:pPr>
+              <w:spacing w:before="20" w:after="20"/>
+            </w:pPr>
             <w:r/>
             <w:r>
               <w:rPr>
@@ -4981,6 +6580,9 @@
             <w:tcW w:type="dxa" w:w="5046"/>
           </w:tcPr>
           <w:p>
+            <w:pPr>
+              <w:spacing w:before="20" w:after="20"/>
+            </w:pPr>
             <w:r/>
             <w:r>
               <w:rPr>
@@ -4993,11 +6595,17 @@
         </w:tc>
       </w:tr>
       <w:tr>
-        <w:tc>
-          <w:tcPr>
-            <w:tcW w:type="dxa" w:w="5046"/>
-          </w:tcPr>
-          <w:p>
+        <w:trPr>
+          <w:cantSplit/>
+        </w:trPr>
+        <w:tc>
+          <w:tcPr>
+            <w:tcW w:type="dxa" w:w="5046"/>
+          </w:tcPr>
+          <w:p>
+            <w:pPr>
+              <w:spacing w:before="20" w:after="20"/>
+            </w:pPr>
             <w:r/>
             <w:r>
               <w:rPr>
@@ -5014,6 +6622,9 @@
             <w:tcW w:type="dxa" w:w="5046"/>
           </w:tcPr>
           <w:p>
+            <w:pPr>
+              <w:spacing w:before="20" w:after="20"/>
+            </w:pPr>
             <w:r/>
             <w:r>
               <w:rPr>
@@ -5030,6 +6641,9 @@
             <w:tcW w:type="dxa" w:w="5046"/>
           </w:tcPr>
           <w:p>
+            <w:pPr>
+              <w:spacing w:before="20" w:after="20"/>
+            </w:pPr>
             <w:r/>
             <w:r>
               <w:rPr>
@@ -5042,11 +6656,17 @@
         </w:tc>
       </w:tr>
       <w:tr>
-        <w:tc>
-          <w:tcPr>
-            <w:tcW w:type="dxa" w:w="5046"/>
-          </w:tcPr>
-          <w:p>
+        <w:trPr>
+          <w:cantSplit/>
+        </w:trPr>
+        <w:tc>
+          <w:tcPr>
+            <w:tcW w:type="dxa" w:w="5046"/>
+          </w:tcPr>
+          <w:p>
+            <w:pPr>
+              <w:spacing w:before="20" w:after="20"/>
+            </w:pPr>
             <w:r/>
             <w:r>
               <w:rPr>
@@ -5063,6 +6683,9 @@
             <w:tcW w:type="dxa" w:w="5046"/>
           </w:tcPr>
           <w:p>
+            <w:pPr>
+              <w:spacing w:before="20" w:after="20"/>
+            </w:pPr>
             <w:r/>
             <w:r>
               <w:rPr>
@@ -5079,6 +6702,9 @@
             <w:tcW w:type="dxa" w:w="5046"/>
           </w:tcPr>
           <w:p>
+            <w:pPr>
+              <w:spacing w:before="20" w:after="20"/>
+            </w:pPr>
             <w:r/>
             <w:r>
               <w:rPr>
@@ -5091,11 +6717,17 @@
         </w:tc>
       </w:tr>
       <w:tr>
-        <w:tc>
-          <w:tcPr>
-            <w:tcW w:type="dxa" w:w="5046"/>
-          </w:tcPr>
-          <w:p>
+        <w:trPr>
+          <w:cantSplit/>
+        </w:trPr>
+        <w:tc>
+          <w:tcPr>
+            <w:tcW w:type="dxa" w:w="5046"/>
+          </w:tcPr>
+          <w:p>
+            <w:pPr>
+              <w:spacing w:before="20" w:after="20"/>
+            </w:pPr>
             <w:r/>
             <w:r>
               <w:rPr>
@@ -5112,6 +6744,9 @@
             <w:tcW w:type="dxa" w:w="5046"/>
           </w:tcPr>
           <w:p>
+            <w:pPr>
+              <w:spacing w:before="20" w:after="20"/>
+            </w:pPr>
             <w:r/>
             <w:r>
               <w:rPr>
@@ -5128,6 +6763,9 @@
             <w:tcW w:type="dxa" w:w="5046"/>
           </w:tcPr>
           <w:p>
+            <w:pPr>
+              <w:spacing w:before="20" w:after="20"/>
+            </w:pPr>
             <w:r/>
             <w:r>
               <w:rPr>
@@ -5140,11 +6778,17 @@
         </w:tc>
       </w:tr>
       <w:tr>
-        <w:tc>
-          <w:tcPr>
-            <w:tcW w:type="dxa" w:w="5046"/>
-          </w:tcPr>
-          <w:p>
+        <w:trPr>
+          <w:cantSplit/>
+        </w:trPr>
+        <w:tc>
+          <w:tcPr>
+            <w:tcW w:type="dxa" w:w="5046"/>
+          </w:tcPr>
+          <w:p>
+            <w:pPr>
+              <w:spacing w:before="20" w:after="20"/>
+            </w:pPr>
             <w:r/>
             <w:r>
               <w:rPr>
@@ -5161,6 +6805,9 @@
             <w:tcW w:type="dxa" w:w="5046"/>
           </w:tcPr>
           <w:p>
+            <w:pPr>
+              <w:spacing w:before="20" w:after="20"/>
+            </w:pPr>
             <w:r/>
             <w:r>
               <w:rPr>
@@ -5177,6 +6824,9 @@
             <w:tcW w:type="dxa" w:w="5046"/>
           </w:tcPr>
           <w:p>
+            <w:pPr>
+              <w:spacing w:before="20" w:after="20"/>
+            </w:pPr>
             <w:r/>
             <w:r>
               <w:rPr>
@@ -5189,11 +6839,17 @@
         </w:tc>
       </w:tr>
       <w:tr>
-        <w:tc>
-          <w:tcPr>
-            <w:tcW w:type="dxa" w:w="5046"/>
-          </w:tcPr>
-          <w:p>
+        <w:trPr>
+          <w:cantSplit/>
+        </w:trPr>
+        <w:tc>
+          <w:tcPr>
+            <w:tcW w:type="dxa" w:w="5046"/>
+          </w:tcPr>
+          <w:p>
+            <w:pPr>
+              <w:spacing w:before="20" w:after="20"/>
+            </w:pPr>
             <w:r/>
             <w:r>
               <w:rPr>
@@ -5210,6 +6866,9 @@
             <w:tcW w:type="dxa" w:w="5046"/>
           </w:tcPr>
           <w:p>
+            <w:pPr>
+              <w:spacing w:before="20" w:after="20"/>
+            </w:pPr>
             <w:r/>
             <w:r>
               <w:rPr>
@@ -5226,6 +6885,9 @@
             <w:tcW w:type="dxa" w:w="5046"/>
           </w:tcPr>
           <w:p>
+            <w:pPr>
+              <w:spacing w:before="20" w:after="20"/>
+            </w:pPr>
             <w:r/>
             <w:r>
               <w:rPr>
@@ -5238,11 +6900,17 @@
         </w:tc>
       </w:tr>
       <w:tr>
-        <w:tc>
-          <w:tcPr>
-            <w:tcW w:type="dxa" w:w="5046"/>
-          </w:tcPr>
-          <w:p>
+        <w:trPr>
+          <w:cantSplit/>
+        </w:trPr>
+        <w:tc>
+          <w:tcPr>
+            <w:tcW w:type="dxa" w:w="5046"/>
+          </w:tcPr>
+          <w:p>
+            <w:pPr>
+              <w:spacing w:before="20" w:after="20"/>
+            </w:pPr>
             <w:r/>
             <w:r>
               <w:rPr>
@@ -5259,6 +6927,9 @@
             <w:tcW w:type="dxa" w:w="5046"/>
           </w:tcPr>
           <w:p>
+            <w:pPr>
+              <w:spacing w:before="20" w:after="20"/>
+            </w:pPr>
             <w:r/>
             <w:r>
               <w:rPr>
@@ -5275,6 +6946,9 @@
             <w:tcW w:type="dxa" w:w="5046"/>
           </w:tcPr>
           <w:p>
+            <w:pPr>
+              <w:spacing w:before="20" w:after="20"/>
+            </w:pPr>
             <w:r/>
             <w:r>
               <w:rPr>
@@ -5331,6 +7005,9 @@
             <w:shd w:val="clear" w:color="auto" w:fill="D9D9D9"/>
           </w:tcPr>
           <w:p>
+            <w:pPr>
+              <w:spacing w:before="20" w:after="20"/>
+            </w:pPr>
             <w:r/>
             <w:r>
               <w:rPr>
@@ -5348,6 +7025,9 @@
             <w:shd w:val="clear" w:color="auto" w:fill="D9D9D9"/>
           </w:tcPr>
           <w:p>
+            <w:pPr>
+              <w:spacing w:before="20" w:after="20"/>
+            </w:pPr>
             <w:r/>
             <w:r>
               <w:rPr>
@@ -5365,6 +7045,9 @@
             <w:shd w:val="clear" w:color="auto" w:fill="D9D9D9"/>
           </w:tcPr>
           <w:p>
+            <w:pPr>
+              <w:spacing w:before="20" w:after="20"/>
+            </w:pPr>
             <w:r/>
             <w:r>
               <w:rPr>
@@ -5378,11 +7061,17 @@
         </w:tc>
       </w:tr>
       <w:tr>
-        <w:tc>
-          <w:tcPr>
-            <w:tcW w:type="dxa" w:w="5046"/>
-          </w:tcPr>
-          <w:p>
+        <w:trPr>
+          <w:cantSplit/>
+        </w:trPr>
+        <w:tc>
+          <w:tcPr>
+            <w:tcW w:type="dxa" w:w="5046"/>
+          </w:tcPr>
+          <w:p>
+            <w:pPr>
+              <w:spacing w:before="20" w:after="20"/>
+            </w:pPr>
             <w:r/>
             <w:r>
               <w:rPr>
@@ -5399,6 +7088,9 @@
             <w:tcW w:type="dxa" w:w="5046"/>
           </w:tcPr>
           <w:p>
+            <w:pPr>
+              <w:spacing w:before="20" w:after="20"/>
+            </w:pPr>
             <w:r/>
             <w:r>
               <w:rPr>
@@ -5415,6 +7107,9 @@
             <w:tcW w:type="dxa" w:w="5046"/>
           </w:tcPr>
           <w:p>
+            <w:pPr>
+              <w:spacing w:before="20" w:after="20"/>
+            </w:pPr>
             <w:r/>
             <w:r>
               <w:rPr>
@@ -5427,11 +7122,17 @@
         </w:tc>
       </w:tr>
       <w:tr>
-        <w:tc>
-          <w:tcPr>
-            <w:tcW w:type="dxa" w:w="5046"/>
-          </w:tcPr>
-          <w:p>
+        <w:trPr>
+          <w:cantSplit/>
+        </w:trPr>
+        <w:tc>
+          <w:tcPr>
+            <w:tcW w:type="dxa" w:w="5046"/>
+          </w:tcPr>
+          <w:p>
+            <w:pPr>
+              <w:spacing w:before="20" w:after="20"/>
+            </w:pPr>
             <w:r/>
             <w:r>
               <w:rPr>
@@ -5448,6 +7149,9 @@
             <w:tcW w:type="dxa" w:w="5046"/>
           </w:tcPr>
           <w:p>
+            <w:pPr>
+              <w:spacing w:before="20" w:after="20"/>
+            </w:pPr>
             <w:r/>
             <w:r>
               <w:rPr>
@@ -5464,6 +7168,9 @@
             <w:tcW w:type="dxa" w:w="5046"/>
           </w:tcPr>
           <w:p>
+            <w:pPr>
+              <w:spacing w:before="20" w:after="20"/>
+            </w:pPr>
             <w:r/>
             <w:r>
               <w:rPr>
@@ -5476,11 +7183,17 @@
         </w:tc>
       </w:tr>
       <w:tr>
-        <w:tc>
-          <w:tcPr>
-            <w:tcW w:type="dxa" w:w="5046"/>
-          </w:tcPr>
-          <w:p>
+        <w:trPr>
+          <w:cantSplit/>
+        </w:trPr>
+        <w:tc>
+          <w:tcPr>
+            <w:tcW w:type="dxa" w:w="5046"/>
+          </w:tcPr>
+          <w:p>
+            <w:pPr>
+              <w:spacing w:before="20" w:after="20"/>
+            </w:pPr>
             <w:r/>
             <w:r>
               <w:rPr>
@@ -5497,6 +7210,9 @@
             <w:tcW w:type="dxa" w:w="5046"/>
           </w:tcPr>
           <w:p>
+            <w:pPr>
+              <w:spacing w:before="20" w:after="20"/>
+            </w:pPr>
             <w:r/>
             <w:r>
               <w:rPr>
@@ -5513,6 +7229,9 @@
             <w:tcW w:type="dxa" w:w="5046"/>
           </w:tcPr>
           <w:p>
+            <w:pPr>
+              <w:spacing w:before="20" w:after="20"/>
+            </w:pPr>
             <w:r/>
             <w:r>
               <w:rPr>
@@ -5525,11 +7244,17 @@
         </w:tc>
       </w:tr>
       <w:tr>
-        <w:tc>
-          <w:tcPr>
-            <w:tcW w:type="dxa" w:w="5046"/>
-          </w:tcPr>
-          <w:p>
+        <w:trPr>
+          <w:cantSplit/>
+        </w:trPr>
+        <w:tc>
+          <w:tcPr>
+            <w:tcW w:type="dxa" w:w="5046"/>
+          </w:tcPr>
+          <w:p>
+            <w:pPr>
+              <w:spacing w:before="20" w:after="20"/>
+            </w:pPr>
             <w:r/>
             <w:r>
               <w:rPr>
@@ -5546,6 +7271,9 @@
             <w:tcW w:type="dxa" w:w="5046"/>
           </w:tcPr>
           <w:p>
+            <w:pPr>
+              <w:spacing w:before="20" w:after="20"/>
+            </w:pPr>
             <w:r/>
             <w:r>
               <w:rPr>
@@ -5562,6 +7290,9 @@
             <w:tcW w:type="dxa" w:w="5046"/>
           </w:tcPr>
           <w:p>
+            <w:pPr>
+              <w:spacing w:before="20" w:after="20"/>
+            </w:pPr>
             <w:r/>
             <w:r>
               <w:rPr>
@@ -5574,11 +7305,17 @@
         </w:tc>
       </w:tr>
       <w:tr>
-        <w:tc>
-          <w:tcPr>
-            <w:tcW w:type="dxa" w:w="5046"/>
-          </w:tcPr>
-          <w:p>
+        <w:trPr>
+          <w:cantSplit/>
+        </w:trPr>
+        <w:tc>
+          <w:tcPr>
+            <w:tcW w:type="dxa" w:w="5046"/>
+          </w:tcPr>
+          <w:p>
+            <w:pPr>
+              <w:spacing w:before="20" w:after="20"/>
+            </w:pPr>
             <w:r/>
             <w:r>
               <w:rPr>
@@ -5595,6 +7332,9 @@
             <w:tcW w:type="dxa" w:w="5046"/>
           </w:tcPr>
           <w:p>
+            <w:pPr>
+              <w:spacing w:before="20" w:after="20"/>
+            </w:pPr>
             <w:r/>
             <w:r>
               <w:rPr>
@@ -5611,6 +7351,9 @@
             <w:tcW w:type="dxa" w:w="5046"/>
           </w:tcPr>
           <w:p>
+            <w:pPr>
+              <w:spacing w:before="20" w:after="20"/>
+            </w:pPr>
             <w:r/>
             <w:r>
               <w:rPr>
@@ -5623,11 +7366,17 @@
         </w:tc>
       </w:tr>
       <w:tr>
-        <w:tc>
-          <w:tcPr>
-            <w:tcW w:type="dxa" w:w="5046"/>
-          </w:tcPr>
-          <w:p>
+        <w:trPr>
+          <w:cantSplit/>
+        </w:trPr>
+        <w:tc>
+          <w:tcPr>
+            <w:tcW w:type="dxa" w:w="5046"/>
+          </w:tcPr>
+          <w:p>
+            <w:pPr>
+              <w:spacing w:before="20" w:after="20"/>
+            </w:pPr>
             <w:r/>
             <w:r>
               <w:rPr>
@@ -5644,6 +7393,9 @@
             <w:tcW w:type="dxa" w:w="5046"/>
           </w:tcPr>
           <w:p>
+            <w:pPr>
+              <w:spacing w:before="20" w:after="20"/>
+            </w:pPr>
             <w:r/>
             <w:r>
               <w:rPr>
@@ -5660,6 +7412,9 @@
             <w:tcW w:type="dxa" w:w="5046"/>
           </w:tcPr>
           <w:p>
+            <w:pPr>
+              <w:spacing w:before="20" w:after="20"/>
+            </w:pPr>
             <w:r/>
             <w:r>
               <w:rPr>
@@ -5672,11 +7427,17 @@
         </w:tc>
       </w:tr>
       <w:tr>
-        <w:tc>
-          <w:tcPr>
-            <w:tcW w:type="dxa" w:w="5046"/>
-          </w:tcPr>
-          <w:p>
+        <w:trPr>
+          <w:cantSplit/>
+        </w:trPr>
+        <w:tc>
+          <w:tcPr>
+            <w:tcW w:type="dxa" w:w="5046"/>
+          </w:tcPr>
+          <w:p>
+            <w:pPr>
+              <w:spacing w:before="20" w:after="20"/>
+            </w:pPr>
             <w:r/>
             <w:r>
               <w:rPr>
@@ -5693,6 +7454,9 @@
             <w:tcW w:type="dxa" w:w="5046"/>
           </w:tcPr>
           <w:p>
+            <w:pPr>
+              <w:spacing w:before="20" w:after="20"/>
+            </w:pPr>
             <w:r/>
             <w:r>
               <w:rPr>
@@ -5709,6 +7473,9 @@
             <w:tcW w:type="dxa" w:w="5046"/>
           </w:tcPr>
           <w:p>
+            <w:pPr>
+              <w:spacing w:before="20" w:after="20"/>
+            </w:pPr>
             <w:r/>
             <w:r>
               <w:rPr>
@@ -5721,11 +7488,17 @@
         </w:tc>
       </w:tr>
       <w:tr>
-        <w:tc>
-          <w:tcPr>
-            <w:tcW w:type="dxa" w:w="5046"/>
-          </w:tcPr>
-          <w:p>
+        <w:trPr>
+          <w:cantSplit/>
+        </w:trPr>
+        <w:tc>
+          <w:tcPr>
+            <w:tcW w:type="dxa" w:w="5046"/>
+          </w:tcPr>
+          <w:p>
+            <w:pPr>
+              <w:spacing w:before="20" w:after="20"/>
+            </w:pPr>
             <w:r/>
             <w:r>
               <w:rPr>
@@ -5742,6 +7515,9 @@
             <w:tcW w:type="dxa" w:w="5046"/>
           </w:tcPr>
           <w:p>
+            <w:pPr>
+              <w:spacing w:before="20" w:after="20"/>
+            </w:pPr>
             <w:r/>
             <w:r>
               <w:rPr>
@@ -5758,6 +7534,9 @@
             <w:tcW w:type="dxa" w:w="5046"/>
           </w:tcPr>
           <w:p>
+            <w:pPr>
+              <w:spacing w:before="20" w:after="20"/>
+            </w:pPr>
             <w:r/>
             <w:r>
               <w:rPr>
@@ -5770,11 +7549,17 @@
         </w:tc>
       </w:tr>
       <w:tr>
-        <w:tc>
-          <w:tcPr>
-            <w:tcW w:type="dxa" w:w="5046"/>
-          </w:tcPr>
-          <w:p>
+        <w:trPr>
+          <w:cantSplit/>
+        </w:trPr>
+        <w:tc>
+          <w:tcPr>
+            <w:tcW w:type="dxa" w:w="5046"/>
+          </w:tcPr>
+          <w:p>
+            <w:pPr>
+              <w:spacing w:before="20" w:after="20"/>
+            </w:pPr>
             <w:r/>
             <w:r>
               <w:rPr>
@@ -5791,6 +7576,9 @@
             <w:tcW w:type="dxa" w:w="5046"/>
           </w:tcPr>
           <w:p>
+            <w:pPr>
+              <w:spacing w:before="20" w:after="20"/>
+            </w:pPr>
             <w:r/>
             <w:r>
               <w:rPr>
@@ -5807,6 +7595,9 @@
             <w:tcW w:type="dxa" w:w="5046"/>
           </w:tcPr>
           <w:p>
+            <w:pPr>
+              <w:spacing w:before="20" w:after="20"/>
+            </w:pPr>
             <w:r/>
             <w:r>
               <w:rPr>
@@ -5819,11 +7610,17 @@
         </w:tc>
       </w:tr>
       <w:tr>
-        <w:tc>
-          <w:tcPr>
-            <w:tcW w:type="dxa" w:w="5046"/>
-          </w:tcPr>
-          <w:p>
+        <w:trPr>
+          <w:cantSplit/>
+        </w:trPr>
+        <w:tc>
+          <w:tcPr>
+            <w:tcW w:type="dxa" w:w="5046"/>
+          </w:tcPr>
+          <w:p>
+            <w:pPr>
+              <w:spacing w:before="20" w:after="20"/>
+            </w:pPr>
             <w:r/>
             <w:r>
               <w:rPr>
@@ -5840,6 +7637,9 @@
             <w:tcW w:type="dxa" w:w="5046"/>
           </w:tcPr>
           <w:p>
+            <w:pPr>
+              <w:spacing w:before="20" w:after="20"/>
+            </w:pPr>
             <w:r/>
             <w:r>
               <w:rPr>
@@ -5856,6 +7656,9 @@
             <w:tcW w:type="dxa" w:w="5046"/>
           </w:tcPr>
           <w:p>
+            <w:pPr>
+              <w:spacing w:before="20" w:after="20"/>
+            </w:pPr>
             <w:r/>
             <w:r>
               <w:rPr>
@@ -5868,11 +7671,17 @@
         </w:tc>
       </w:tr>
       <w:tr>
-        <w:tc>
-          <w:tcPr>
-            <w:tcW w:type="dxa" w:w="5046"/>
-          </w:tcPr>
-          <w:p>
+        <w:trPr>
+          <w:cantSplit/>
+        </w:trPr>
+        <w:tc>
+          <w:tcPr>
+            <w:tcW w:type="dxa" w:w="5046"/>
+          </w:tcPr>
+          <w:p>
+            <w:pPr>
+              <w:spacing w:before="20" w:after="20"/>
+            </w:pPr>
             <w:r/>
             <w:r>
               <w:rPr>
@@ -5889,6 +7698,9 @@
             <w:tcW w:type="dxa" w:w="5046"/>
           </w:tcPr>
           <w:p>
+            <w:pPr>
+              <w:spacing w:before="20" w:after="20"/>
+            </w:pPr>
             <w:r/>
             <w:r>
               <w:rPr>
@@ -5905,6 +7717,9 @@
             <w:tcW w:type="dxa" w:w="5046"/>
           </w:tcPr>
           <w:p>
+            <w:pPr>
+              <w:spacing w:before="20" w:after="20"/>
+            </w:pPr>
             <w:r/>
             <w:r>
               <w:rPr>
@@ -5917,11 +7732,17 @@
         </w:tc>
       </w:tr>
       <w:tr>
-        <w:tc>
-          <w:tcPr>
-            <w:tcW w:type="dxa" w:w="5046"/>
-          </w:tcPr>
-          <w:p>
+        <w:trPr>
+          <w:cantSplit/>
+        </w:trPr>
+        <w:tc>
+          <w:tcPr>
+            <w:tcW w:type="dxa" w:w="5046"/>
+          </w:tcPr>
+          <w:p>
+            <w:pPr>
+              <w:spacing w:before="20" w:after="20"/>
+            </w:pPr>
             <w:r/>
             <w:r>
               <w:rPr>
@@ -5938,6 +7759,9 @@
             <w:tcW w:type="dxa" w:w="5046"/>
           </w:tcPr>
           <w:p>
+            <w:pPr>
+              <w:spacing w:before="20" w:after="20"/>
+            </w:pPr>
             <w:r/>
             <w:r>
               <w:rPr>
@@ -5954,6 +7778,9 @@
             <w:tcW w:type="dxa" w:w="5046"/>
           </w:tcPr>
           <w:p>
+            <w:pPr>
+              <w:spacing w:before="20" w:after="20"/>
+            </w:pPr>
             <w:r/>
             <w:r>
               <w:rPr>
@@ -6010,6 +7837,9 @@
             <w:shd w:val="clear" w:color="auto" w:fill="D9D9D9"/>
           </w:tcPr>
           <w:p>
+            <w:pPr>
+              <w:spacing w:before="20" w:after="20"/>
+            </w:pPr>
             <w:r/>
             <w:r>
               <w:rPr>
@@ -6027,6 +7857,9 @@
             <w:shd w:val="clear" w:color="auto" w:fill="D9D9D9"/>
           </w:tcPr>
           <w:p>
+            <w:pPr>
+              <w:spacing w:before="20" w:after="20"/>
+            </w:pPr>
             <w:r/>
             <w:r>
               <w:rPr>
@@ -6044,6 +7877,9 @@
             <w:shd w:val="clear" w:color="auto" w:fill="D9D9D9"/>
           </w:tcPr>
           <w:p>
+            <w:pPr>
+              <w:spacing w:before="20" w:after="20"/>
+            </w:pPr>
             <w:r/>
             <w:r>
               <w:rPr>
@@ -6057,11 +7893,17 @@
         </w:tc>
       </w:tr>
       <w:tr>
-        <w:tc>
-          <w:tcPr>
-            <w:tcW w:type="dxa" w:w="5046"/>
-          </w:tcPr>
-          <w:p>
+        <w:trPr>
+          <w:cantSplit/>
+        </w:trPr>
+        <w:tc>
+          <w:tcPr>
+            <w:tcW w:type="dxa" w:w="5046"/>
+          </w:tcPr>
+          <w:p>
+            <w:pPr>
+              <w:spacing w:before="20" w:after="20"/>
+            </w:pPr>
             <w:r/>
             <w:r>
               <w:rPr>
@@ -6078,6 +7920,9 @@
             <w:tcW w:type="dxa" w:w="5046"/>
           </w:tcPr>
           <w:p>
+            <w:pPr>
+              <w:spacing w:before="20" w:after="20"/>
+            </w:pPr>
             <w:r/>
             <w:r>
               <w:rPr>
@@ -6094,6 +7939,9 @@
             <w:tcW w:type="dxa" w:w="5046"/>
           </w:tcPr>
           <w:p>
+            <w:pPr>
+              <w:spacing w:before="20" w:after="20"/>
+            </w:pPr>
             <w:r/>
             <w:r>
               <w:rPr>
@@ -6106,11 +7954,17 @@
         </w:tc>
       </w:tr>
       <w:tr>
-        <w:tc>
-          <w:tcPr>
-            <w:tcW w:type="dxa" w:w="5046"/>
-          </w:tcPr>
-          <w:p>
+        <w:trPr>
+          <w:cantSplit/>
+        </w:trPr>
+        <w:tc>
+          <w:tcPr>
+            <w:tcW w:type="dxa" w:w="5046"/>
+          </w:tcPr>
+          <w:p>
+            <w:pPr>
+              <w:spacing w:before="20" w:after="20"/>
+            </w:pPr>
             <w:r/>
             <w:r>
               <w:rPr>
@@ -6127,6 +7981,9 @@
             <w:tcW w:type="dxa" w:w="5046"/>
           </w:tcPr>
           <w:p>
+            <w:pPr>
+              <w:spacing w:before="20" w:after="20"/>
+            </w:pPr>
             <w:r/>
             <w:r>
               <w:rPr>
@@ -6143,6 +8000,9 @@
             <w:tcW w:type="dxa" w:w="5046"/>
           </w:tcPr>
           <w:p>
+            <w:pPr>
+              <w:spacing w:before="20" w:after="20"/>
+            </w:pPr>
             <w:r/>
             <w:r>
               <w:rPr>
@@ -6155,11 +8015,17 @@
         </w:tc>
       </w:tr>
       <w:tr>
-        <w:tc>
-          <w:tcPr>
-            <w:tcW w:type="dxa" w:w="5046"/>
-          </w:tcPr>
-          <w:p>
+        <w:trPr>
+          <w:cantSplit/>
+        </w:trPr>
+        <w:tc>
+          <w:tcPr>
+            <w:tcW w:type="dxa" w:w="5046"/>
+          </w:tcPr>
+          <w:p>
+            <w:pPr>
+              <w:spacing w:before="20" w:after="20"/>
+            </w:pPr>
             <w:r/>
             <w:r>
               <w:rPr>
@@ -6176,6 +8042,9 @@
             <w:tcW w:type="dxa" w:w="5046"/>
           </w:tcPr>
           <w:p>
+            <w:pPr>
+              <w:spacing w:before="20" w:after="20"/>
+            </w:pPr>
             <w:r/>
             <w:r>
               <w:rPr>
@@ -6192,6 +8061,9 @@
             <w:tcW w:type="dxa" w:w="5046"/>
           </w:tcPr>
           <w:p>
+            <w:pPr>
+              <w:spacing w:before="20" w:after="20"/>
+            </w:pPr>
             <w:r/>
             <w:r>
               <w:rPr>
@@ -6204,11 +8076,17 @@
         </w:tc>
       </w:tr>
       <w:tr>
-        <w:tc>
-          <w:tcPr>
-            <w:tcW w:type="dxa" w:w="5046"/>
-          </w:tcPr>
-          <w:p>
+        <w:trPr>
+          <w:cantSplit/>
+        </w:trPr>
+        <w:tc>
+          <w:tcPr>
+            <w:tcW w:type="dxa" w:w="5046"/>
+          </w:tcPr>
+          <w:p>
+            <w:pPr>
+              <w:spacing w:before="20" w:after="20"/>
+            </w:pPr>
             <w:r/>
             <w:r>
               <w:rPr>
@@ -6225,6 +8103,9 @@
             <w:tcW w:type="dxa" w:w="5046"/>
           </w:tcPr>
           <w:p>
+            <w:pPr>
+              <w:spacing w:before="20" w:after="20"/>
+            </w:pPr>
             <w:r/>
             <w:r>
               <w:rPr>
@@ -6241,6 +8122,9 @@
             <w:tcW w:type="dxa" w:w="5046"/>
           </w:tcPr>
           <w:p>
+            <w:pPr>
+              <w:spacing w:before="20" w:after="20"/>
+            </w:pPr>
             <w:r/>
             <w:r>
               <w:rPr>
@@ -6253,11 +8137,17 @@
         </w:tc>
       </w:tr>
       <w:tr>
-        <w:tc>
-          <w:tcPr>
-            <w:tcW w:type="dxa" w:w="5046"/>
-          </w:tcPr>
-          <w:p>
+        <w:trPr>
+          <w:cantSplit/>
+        </w:trPr>
+        <w:tc>
+          <w:tcPr>
+            <w:tcW w:type="dxa" w:w="5046"/>
+          </w:tcPr>
+          <w:p>
+            <w:pPr>
+              <w:spacing w:before="20" w:after="20"/>
+            </w:pPr>
             <w:r/>
             <w:r>
               <w:rPr>
@@ -6274,6 +8164,9 @@
             <w:tcW w:type="dxa" w:w="5046"/>
           </w:tcPr>
           <w:p>
+            <w:pPr>
+              <w:spacing w:before="20" w:after="20"/>
+            </w:pPr>
             <w:r/>
             <w:r>
               <w:rPr>
@@ -6290,6 +8183,9 @@
             <w:tcW w:type="dxa" w:w="5046"/>
           </w:tcPr>
           <w:p>
+            <w:pPr>
+              <w:spacing w:before="20" w:after="20"/>
+            </w:pPr>
             <w:r/>
             <w:r>
               <w:rPr>
@@ -6302,11 +8198,17 @@
         </w:tc>
       </w:tr>
       <w:tr>
-        <w:tc>
-          <w:tcPr>
-            <w:tcW w:type="dxa" w:w="5046"/>
-          </w:tcPr>
-          <w:p>
+        <w:trPr>
+          <w:cantSplit/>
+        </w:trPr>
+        <w:tc>
+          <w:tcPr>
+            <w:tcW w:type="dxa" w:w="5046"/>
+          </w:tcPr>
+          <w:p>
+            <w:pPr>
+              <w:spacing w:before="20" w:after="20"/>
+            </w:pPr>
             <w:r/>
             <w:r>
               <w:rPr>
@@ -6323,6 +8225,9 @@
             <w:tcW w:type="dxa" w:w="5046"/>
           </w:tcPr>
           <w:p>
+            <w:pPr>
+              <w:spacing w:before="20" w:after="20"/>
+            </w:pPr>
             <w:r/>
             <w:r>
               <w:rPr>
@@ -6339,6 +8244,9 @@
             <w:tcW w:type="dxa" w:w="5046"/>
           </w:tcPr>
           <w:p>
+            <w:pPr>
+              <w:spacing w:before="20" w:after="20"/>
+            </w:pPr>
             <w:r/>
             <w:r>
               <w:rPr>
@@ -6351,11 +8259,17 @@
         </w:tc>
       </w:tr>
       <w:tr>
-        <w:tc>
-          <w:tcPr>
-            <w:tcW w:type="dxa" w:w="5046"/>
-          </w:tcPr>
-          <w:p>
+        <w:trPr>
+          <w:cantSplit/>
+        </w:trPr>
+        <w:tc>
+          <w:tcPr>
+            <w:tcW w:type="dxa" w:w="5046"/>
+          </w:tcPr>
+          <w:p>
+            <w:pPr>
+              <w:spacing w:before="20" w:after="20"/>
+            </w:pPr>
             <w:r/>
             <w:r>
               <w:rPr>
@@ -6372,6 +8286,9 @@
             <w:tcW w:type="dxa" w:w="5046"/>
           </w:tcPr>
           <w:p>
+            <w:pPr>
+              <w:spacing w:before="20" w:after="20"/>
+            </w:pPr>
             <w:r/>
             <w:r>
               <w:rPr>
@@ -6388,6 +8305,9 @@
             <w:tcW w:type="dxa" w:w="5046"/>
           </w:tcPr>
           <w:p>
+            <w:pPr>
+              <w:spacing w:before="20" w:after="20"/>
+            </w:pPr>
             <w:r/>
             <w:r>
               <w:rPr>
@@ -6400,11 +8320,17 @@
         </w:tc>
       </w:tr>
       <w:tr>
-        <w:tc>
-          <w:tcPr>
-            <w:tcW w:type="dxa" w:w="5046"/>
-          </w:tcPr>
-          <w:p>
+        <w:trPr>
+          <w:cantSplit/>
+        </w:trPr>
+        <w:tc>
+          <w:tcPr>
+            <w:tcW w:type="dxa" w:w="5046"/>
+          </w:tcPr>
+          <w:p>
+            <w:pPr>
+              <w:spacing w:before="20" w:after="20"/>
+            </w:pPr>
             <w:r/>
             <w:r>
               <w:rPr>
@@ -6421,6 +8347,9 @@
             <w:tcW w:type="dxa" w:w="5046"/>
           </w:tcPr>
           <w:p>
+            <w:pPr>
+              <w:spacing w:before="20" w:after="20"/>
+            </w:pPr>
             <w:r/>
             <w:r>
               <w:rPr>
@@ -6437,6 +8366,9 @@
             <w:tcW w:type="dxa" w:w="5046"/>
           </w:tcPr>
           <w:p>
+            <w:pPr>
+              <w:spacing w:before="20" w:after="20"/>
+            </w:pPr>
             <w:r/>
             <w:r>
               <w:rPr>
@@ -6493,6 +8425,9 @@
             <w:shd w:val="clear" w:color="auto" w:fill="D9D9D9"/>
           </w:tcPr>
           <w:p>
+            <w:pPr>
+              <w:spacing w:before="20" w:after="20"/>
+            </w:pPr>
             <w:r/>
             <w:r>
               <w:rPr>
@@ -6510,6 +8445,9 @@
             <w:shd w:val="clear" w:color="auto" w:fill="D9D9D9"/>
           </w:tcPr>
           <w:p>
+            <w:pPr>
+              <w:spacing w:before="20" w:after="20"/>
+            </w:pPr>
             <w:r/>
             <w:r>
               <w:rPr>
@@ -6527,6 +8465,9 @@
             <w:shd w:val="clear" w:color="auto" w:fill="D9D9D9"/>
           </w:tcPr>
           <w:p>
+            <w:pPr>
+              <w:spacing w:before="20" w:after="20"/>
+            </w:pPr>
             <w:r/>
             <w:r>
               <w:rPr>
@@ -6540,11 +8481,17 @@
         </w:tc>
       </w:tr>
       <w:tr>
-        <w:tc>
-          <w:tcPr>
-            <w:tcW w:type="dxa" w:w="5046"/>
-          </w:tcPr>
-          <w:p>
+        <w:trPr>
+          <w:cantSplit/>
+        </w:trPr>
+        <w:tc>
+          <w:tcPr>
+            <w:tcW w:type="dxa" w:w="5046"/>
+          </w:tcPr>
+          <w:p>
+            <w:pPr>
+              <w:spacing w:before="20" w:after="20"/>
+            </w:pPr>
             <w:r/>
             <w:r>
               <w:rPr>
@@ -6561,6 +8508,9 @@
             <w:tcW w:type="dxa" w:w="5046"/>
           </w:tcPr>
           <w:p>
+            <w:pPr>
+              <w:spacing w:before="20" w:after="20"/>
+            </w:pPr>
             <w:r/>
             <w:r>
               <w:rPr>
@@ -6577,6 +8527,9 @@
             <w:tcW w:type="dxa" w:w="5046"/>
           </w:tcPr>
           <w:p>
+            <w:pPr>
+              <w:spacing w:before="20" w:after="20"/>
+            </w:pPr>
             <w:r/>
             <w:r>
               <w:rPr>
@@ -6589,11 +8542,17 @@
         </w:tc>
       </w:tr>
       <w:tr>
-        <w:tc>
-          <w:tcPr>
-            <w:tcW w:type="dxa" w:w="5046"/>
-          </w:tcPr>
-          <w:p>
+        <w:trPr>
+          <w:cantSplit/>
+        </w:trPr>
+        <w:tc>
+          <w:tcPr>
+            <w:tcW w:type="dxa" w:w="5046"/>
+          </w:tcPr>
+          <w:p>
+            <w:pPr>
+              <w:spacing w:before="20" w:after="20"/>
+            </w:pPr>
             <w:r/>
             <w:r>
               <w:rPr>
@@ -6610,6 +8569,9 @@
             <w:tcW w:type="dxa" w:w="5046"/>
           </w:tcPr>
           <w:p>
+            <w:pPr>
+              <w:spacing w:before="20" w:after="20"/>
+            </w:pPr>
             <w:r/>
             <w:r>
               <w:rPr>
@@ -6626,6 +8588,9 @@
             <w:tcW w:type="dxa" w:w="5046"/>
           </w:tcPr>
           <w:p>
+            <w:pPr>
+              <w:spacing w:before="20" w:after="20"/>
+            </w:pPr>
             <w:r/>
             <w:r>
               <w:rPr>
@@ -6638,11 +8603,17 @@
         </w:tc>
       </w:tr>
       <w:tr>
-        <w:tc>
-          <w:tcPr>
-            <w:tcW w:type="dxa" w:w="5046"/>
-          </w:tcPr>
-          <w:p>
+        <w:trPr>
+          <w:cantSplit/>
+        </w:trPr>
+        <w:tc>
+          <w:tcPr>
+            <w:tcW w:type="dxa" w:w="5046"/>
+          </w:tcPr>
+          <w:p>
+            <w:pPr>
+              <w:spacing w:before="20" w:after="20"/>
+            </w:pPr>
             <w:r/>
             <w:r>
               <w:rPr>
@@ -6659,6 +8630,9 @@
             <w:tcW w:type="dxa" w:w="5046"/>
           </w:tcPr>
           <w:p>
+            <w:pPr>
+              <w:spacing w:before="20" w:after="20"/>
+            </w:pPr>
             <w:r/>
             <w:r>
               <w:rPr>
@@ -6675,6 +8649,9 @@
             <w:tcW w:type="dxa" w:w="5046"/>
           </w:tcPr>
           <w:p>
+            <w:pPr>
+              <w:spacing w:before="20" w:after="20"/>
+            </w:pPr>
             <w:r/>
             <w:r>
               <w:rPr>
@@ -6687,11 +8664,17 @@
         </w:tc>
       </w:tr>
       <w:tr>
-        <w:tc>
-          <w:tcPr>
-            <w:tcW w:type="dxa" w:w="5046"/>
-          </w:tcPr>
-          <w:p>
+        <w:trPr>
+          <w:cantSplit/>
+        </w:trPr>
+        <w:tc>
+          <w:tcPr>
+            <w:tcW w:type="dxa" w:w="5046"/>
+          </w:tcPr>
+          <w:p>
+            <w:pPr>
+              <w:spacing w:before="20" w:after="20"/>
+            </w:pPr>
             <w:r/>
             <w:r>
               <w:rPr>
@@ -6708,6 +8691,9 @@
             <w:tcW w:type="dxa" w:w="5046"/>
           </w:tcPr>
           <w:p>
+            <w:pPr>
+              <w:spacing w:before="20" w:after="20"/>
+            </w:pPr>
             <w:r/>
             <w:r>
               <w:rPr>
@@ -6724,6 +8710,9 @@
             <w:tcW w:type="dxa" w:w="5046"/>
           </w:tcPr>
           <w:p>
+            <w:pPr>
+              <w:spacing w:before="20" w:after="20"/>
+            </w:pPr>
             <w:r/>
             <w:r>
               <w:rPr>
@@ -6736,11 +8725,17 @@
         </w:tc>
       </w:tr>
       <w:tr>
-        <w:tc>
-          <w:tcPr>
-            <w:tcW w:type="dxa" w:w="5046"/>
-          </w:tcPr>
-          <w:p>
+        <w:trPr>
+          <w:cantSplit/>
+        </w:trPr>
+        <w:tc>
+          <w:tcPr>
+            <w:tcW w:type="dxa" w:w="5046"/>
+          </w:tcPr>
+          <w:p>
+            <w:pPr>
+              <w:spacing w:before="20" w:after="20"/>
+            </w:pPr>
             <w:r/>
             <w:r>
               <w:rPr>
@@ -6757,6 +8752,9 @@
             <w:tcW w:type="dxa" w:w="5046"/>
           </w:tcPr>
           <w:p>
+            <w:pPr>
+              <w:spacing w:before="20" w:after="20"/>
+            </w:pPr>
             <w:r/>
             <w:r>
               <w:rPr>
@@ -6773,6 +8771,9 @@
             <w:tcW w:type="dxa" w:w="5046"/>
           </w:tcPr>
           <w:p>
+            <w:pPr>
+              <w:spacing w:before="20" w:after="20"/>
+            </w:pPr>
             <w:r/>
             <w:r>
               <w:rPr>
@@ -6785,11 +8786,17 @@
         </w:tc>
       </w:tr>
       <w:tr>
-        <w:tc>
-          <w:tcPr>
-            <w:tcW w:type="dxa" w:w="5046"/>
-          </w:tcPr>
-          <w:p>
+        <w:trPr>
+          <w:cantSplit/>
+        </w:trPr>
+        <w:tc>
+          <w:tcPr>
+            <w:tcW w:type="dxa" w:w="5046"/>
+          </w:tcPr>
+          <w:p>
+            <w:pPr>
+              <w:spacing w:before="20" w:after="20"/>
+            </w:pPr>
             <w:r/>
             <w:r>
               <w:rPr>
@@ -6806,6 +8813,9 @@
             <w:tcW w:type="dxa" w:w="5046"/>
           </w:tcPr>
           <w:p>
+            <w:pPr>
+              <w:spacing w:before="20" w:after="20"/>
+            </w:pPr>
             <w:r/>
             <w:r>
               <w:rPr>
@@ -6822,6 +8832,9 @@
             <w:tcW w:type="dxa" w:w="5046"/>
           </w:tcPr>
           <w:p>
+            <w:pPr>
+              <w:spacing w:before="20" w:after="20"/>
+            </w:pPr>
             <w:r/>
             <w:r>
               <w:rPr>
@@ -6834,11 +8847,17 @@
         </w:tc>
       </w:tr>
       <w:tr>
-        <w:tc>
-          <w:tcPr>
-            <w:tcW w:type="dxa" w:w="5046"/>
-          </w:tcPr>
-          <w:p>
+        <w:trPr>
+          <w:cantSplit/>
+        </w:trPr>
+        <w:tc>
+          <w:tcPr>
+            <w:tcW w:type="dxa" w:w="5046"/>
+          </w:tcPr>
+          <w:p>
+            <w:pPr>
+              <w:spacing w:before="20" w:after="20"/>
+            </w:pPr>
             <w:r/>
             <w:r>
               <w:rPr>
@@ -6855,6 +8874,9 @@
             <w:tcW w:type="dxa" w:w="5046"/>
           </w:tcPr>
           <w:p>
+            <w:pPr>
+              <w:spacing w:before="20" w:after="20"/>
+            </w:pPr>
             <w:r/>
             <w:r>
               <w:rPr>
@@ -6871,6 +8893,9 @@
             <w:tcW w:type="dxa" w:w="5046"/>
           </w:tcPr>
           <w:p>
+            <w:pPr>
+              <w:spacing w:before="20" w:after="20"/>
+            </w:pPr>
             <w:r/>
             <w:r>
               <w:rPr>
@@ -6883,11 +8908,17 @@
         </w:tc>
       </w:tr>
       <w:tr>
-        <w:tc>
-          <w:tcPr>
-            <w:tcW w:type="dxa" w:w="5046"/>
-          </w:tcPr>
-          <w:p>
+        <w:trPr>
+          <w:cantSplit/>
+        </w:trPr>
+        <w:tc>
+          <w:tcPr>
+            <w:tcW w:type="dxa" w:w="5046"/>
+          </w:tcPr>
+          <w:p>
+            <w:pPr>
+              <w:spacing w:before="20" w:after="20"/>
+            </w:pPr>
             <w:r/>
             <w:r>
               <w:rPr>
@@ -6904,6 +8935,9 @@
             <w:tcW w:type="dxa" w:w="5046"/>
           </w:tcPr>
           <w:p>
+            <w:pPr>
+              <w:spacing w:before="20" w:after="20"/>
+            </w:pPr>
             <w:r/>
             <w:r>
               <w:rPr>
@@ -6920,6 +8954,9 @@
             <w:tcW w:type="dxa" w:w="5046"/>
           </w:tcPr>
           <w:p>
+            <w:pPr>
+              <w:spacing w:before="20" w:after="20"/>
+            </w:pPr>
             <w:r/>
             <w:r>
               <w:rPr>
@@ -6932,11 +8969,17 @@
         </w:tc>
       </w:tr>
       <w:tr>
-        <w:tc>
-          <w:tcPr>
-            <w:tcW w:type="dxa" w:w="5046"/>
-          </w:tcPr>
-          <w:p>
+        <w:trPr>
+          <w:cantSplit/>
+        </w:trPr>
+        <w:tc>
+          <w:tcPr>
+            <w:tcW w:type="dxa" w:w="5046"/>
+          </w:tcPr>
+          <w:p>
+            <w:pPr>
+              <w:spacing w:before="20" w:after="20"/>
+            </w:pPr>
             <w:r/>
             <w:r>
               <w:rPr>
@@ -6953,6 +8996,9 @@
             <w:tcW w:type="dxa" w:w="5046"/>
           </w:tcPr>
           <w:p>
+            <w:pPr>
+              <w:spacing w:before="20" w:after="20"/>
+            </w:pPr>
             <w:r/>
             <w:r>
               <w:rPr>
@@ -6969,6 +9015,9 @@
             <w:tcW w:type="dxa" w:w="5046"/>
           </w:tcPr>
           <w:p>
+            <w:pPr>
+              <w:spacing w:before="20" w:after="20"/>
+            </w:pPr>
             <w:r/>
             <w:r>
               <w:rPr>
@@ -6981,11 +9030,17 @@
         </w:tc>
       </w:tr>
       <w:tr>
-        <w:tc>
-          <w:tcPr>
-            <w:tcW w:type="dxa" w:w="5046"/>
-          </w:tcPr>
-          <w:p>
+        <w:trPr>
+          <w:cantSplit/>
+        </w:trPr>
+        <w:tc>
+          <w:tcPr>
+            <w:tcW w:type="dxa" w:w="5046"/>
+          </w:tcPr>
+          <w:p>
+            <w:pPr>
+              <w:spacing w:before="20" w:after="20"/>
+            </w:pPr>
             <w:r/>
             <w:r>
               <w:rPr>
@@ -7002,6 +9057,9 @@
             <w:tcW w:type="dxa" w:w="5046"/>
           </w:tcPr>
           <w:p>
+            <w:pPr>
+              <w:spacing w:before="20" w:after="20"/>
+            </w:pPr>
             <w:r/>
             <w:r>
               <w:rPr>
@@ -7018,6 +9076,9 @@
             <w:tcW w:type="dxa" w:w="5046"/>
           </w:tcPr>
           <w:p>
+            <w:pPr>
+              <w:spacing w:before="20" w:after="20"/>
+            </w:pPr>
             <w:r/>
             <w:r>
               <w:rPr>
@@ -7030,11 +9091,17 @@
         </w:tc>
       </w:tr>
       <w:tr>
-        <w:tc>
-          <w:tcPr>
-            <w:tcW w:type="dxa" w:w="5046"/>
-          </w:tcPr>
-          <w:p>
+        <w:trPr>
+          <w:cantSplit/>
+        </w:trPr>
+        <w:tc>
+          <w:tcPr>
+            <w:tcW w:type="dxa" w:w="5046"/>
+          </w:tcPr>
+          <w:p>
+            <w:pPr>
+              <w:spacing w:before="20" w:after="20"/>
+            </w:pPr>
             <w:r/>
             <w:r>
               <w:rPr>
@@ -7051,6 +9118,9 @@
             <w:tcW w:type="dxa" w:w="5046"/>
           </w:tcPr>
           <w:p>
+            <w:pPr>
+              <w:spacing w:before="20" w:after="20"/>
+            </w:pPr>
             <w:r/>
             <w:r>
               <w:rPr>
@@ -7067,6 +9137,9 @@
             <w:tcW w:type="dxa" w:w="5046"/>
           </w:tcPr>
           <w:p>
+            <w:pPr>
+              <w:spacing w:before="20" w:after="20"/>
+            </w:pPr>
             <w:r/>
             <w:r>
               <w:rPr>
@@ -7079,11 +9152,17 @@
         </w:tc>
       </w:tr>
       <w:tr>
-        <w:tc>
-          <w:tcPr>
-            <w:tcW w:type="dxa" w:w="5046"/>
-          </w:tcPr>
-          <w:p>
+        <w:trPr>
+          <w:cantSplit/>
+        </w:trPr>
+        <w:tc>
+          <w:tcPr>
+            <w:tcW w:type="dxa" w:w="5046"/>
+          </w:tcPr>
+          <w:p>
+            <w:pPr>
+              <w:spacing w:before="20" w:after="20"/>
+            </w:pPr>
             <w:r/>
             <w:r>
               <w:rPr>
@@ -7100,6 +9179,9 @@
             <w:tcW w:type="dxa" w:w="5046"/>
           </w:tcPr>
           <w:p>
+            <w:pPr>
+              <w:spacing w:before="20" w:after="20"/>
+            </w:pPr>
             <w:r/>
             <w:r>
               <w:rPr>
@@ -7116,6 +9198,9 @@
             <w:tcW w:type="dxa" w:w="5046"/>
           </w:tcPr>
           <w:p>
+            <w:pPr>
+              <w:spacing w:before="20" w:after="20"/>
+            </w:pPr>
             <w:r/>
             <w:r>
               <w:rPr>
@@ -7128,11 +9213,17 @@
         </w:tc>
       </w:tr>
       <w:tr>
-        <w:tc>
-          <w:tcPr>
-            <w:tcW w:type="dxa" w:w="5046"/>
-          </w:tcPr>
-          <w:p>
+        <w:trPr>
+          <w:cantSplit/>
+        </w:trPr>
+        <w:tc>
+          <w:tcPr>
+            <w:tcW w:type="dxa" w:w="5046"/>
+          </w:tcPr>
+          <w:p>
+            <w:pPr>
+              <w:spacing w:before="20" w:after="20"/>
+            </w:pPr>
             <w:r/>
             <w:r>
               <w:rPr>
@@ -7149,6 +9240,9 @@
             <w:tcW w:type="dxa" w:w="5046"/>
           </w:tcPr>
           <w:p>
+            <w:pPr>
+              <w:spacing w:before="20" w:after="20"/>
+            </w:pPr>
             <w:r/>
             <w:r>
               <w:rPr>
@@ -7165,6 +9259,9 @@
             <w:tcW w:type="dxa" w:w="5046"/>
           </w:tcPr>
           <w:p>
+            <w:pPr>
+              <w:spacing w:before="20" w:after="20"/>
+            </w:pPr>
             <w:r/>
             <w:r>
               <w:rPr>
@@ -7221,6 +9318,9 @@
             <w:shd w:val="clear" w:color="auto" w:fill="D9D9D9"/>
           </w:tcPr>
           <w:p>
+            <w:pPr>
+              <w:spacing w:before="20" w:after="20"/>
+            </w:pPr>
             <w:r/>
             <w:r>
               <w:rPr>
@@ -7238,6 +9338,9 @@
             <w:shd w:val="clear" w:color="auto" w:fill="D9D9D9"/>
           </w:tcPr>
           <w:p>
+            <w:pPr>
+              <w:spacing w:before="20" w:after="20"/>
+            </w:pPr>
             <w:r/>
             <w:r>
               <w:rPr>
@@ -7255,6 +9358,9 @@
             <w:shd w:val="clear" w:color="auto" w:fill="D9D9D9"/>
           </w:tcPr>
           <w:p>
+            <w:pPr>
+              <w:spacing w:before="20" w:after="20"/>
+            </w:pPr>
             <w:r/>
             <w:r>
               <w:rPr>
@@ -7268,11 +9374,17 @@
         </w:tc>
       </w:tr>
       <w:tr>
-        <w:tc>
-          <w:tcPr>
-            <w:tcW w:type="dxa" w:w="5046"/>
-          </w:tcPr>
-          <w:p>
+        <w:trPr>
+          <w:cantSplit/>
+        </w:trPr>
+        <w:tc>
+          <w:tcPr>
+            <w:tcW w:type="dxa" w:w="5046"/>
+          </w:tcPr>
+          <w:p>
+            <w:pPr>
+              <w:spacing w:before="20" w:after="20"/>
+            </w:pPr>
             <w:r/>
             <w:r>
               <w:rPr>
@@ -7289,6 +9401,9 @@
             <w:tcW w:type="dxa" w:w="5046"/>
           </w:tcPr>
           <w:p>
+            <w:pPr>
+              <w:spacing w:before="20" w:after="20"/>
+            </w:pPr>
             <w:r/>
             <w:r>
               <w:rPr>
@@ -7305,6 +9420,9 @@
             <w:tcW w:type="dxa" w:w="5046"/>
           </w:tcPr>
           <w:p>
+            <w:pPr>
+              <w:spacing w:before="20" w:after="20"/>
+            </w:pPr>
             <w:r/>
             <w:r>
               <w:rPr>
@@ -7317,11 +9435,17 @@
         </w:tc>
       </w:tr>
       <w:tr>
-        <w:tc>
-          <w:tcPr>
-            <w:tcW w:type="dxa" w:w="5046"/>
-          </w:tcPr>
-          <w:p>
+        <w:trPr>
+          <w:cantSplit/>
+        </w:trPr>
+        <w:tc>
+          <w:tcPr>
+            <w:tcW w:type="dxa" w:w="5046"/>
+          </w:tcPr>
+          <w:p>
+            <w:pPr>
+              <w:spacing w:before="20" w:after="20"/>
+            </w:pPr>
             <w:r/>
             <w:r>
               <w:rPr>
@@ -7338,6 +9462,9 @@
             <w:tcW w:type="dxa" w:w="5046"/>
           </w:tcPr>
           <w:p>
+            <w:pPr>
+              <w:spacing w:before="20" w:after="20"/>
+            </w:pPr>
             <w:r/>
             <w:r>
               <w:rPr>
@@ -7354,6 +9481,9 @@
             <w:tcW w:type="dxa" w:w="5046"/>
           </w:tcPr>
           <w:p>
+            <w:pPr>
+              <w:spacing w:before="20" w:after="20"/>
+            </w:pPr>
             <w:r/>
             <w:r>
               <w:rPr>
@@ -7366,11 +9496,17 @@
         </w:tc>
       </w:tr>
       <w:tr>
-        <w:tc>
-          <w:tcPr>
-            <w:tcW w:type="dxa" w:w="5046"/>
-          </w:tcPr>
-          <w:p>
+        <w:trPr>
+          <w:cantSplit/>
+        </w:trPr>
+        <w:tc>
+          <w:tcPr>
+            <w:tcW w:type="dxa" w:w="5046"/>
+          </w:tcPr>
+          <w:p>
+            <w:pPr>
+              <w:spacing w:before="20" w:after="20"/>
+            </w:pPr>
             <w:r/>
             <w:r>
               <w:rPr>
@@ -7387,6 +9523,9 @@
             <w:tcW w:type="dxa" w:w="5046"/>
           </w:tcPr>
           <w:p>
+            <w:pPr>
+              <w:spacing w:before="20" w:after="20"/>
+            </w:pPr>
             <w:r/>
             <w:r>
               <w:rPr>
@@ -7403,6 +9542,9 @@
             <w:tcW w:type="dxa" w:w="5046"/>
           </w:tcPr>
           <w:p>
+            <w:pPr>
+              <w:spacing w:before="20" w:after="20"/>
+            </w:pPr>
             <w:r/>
             <w:r>
               <w:rPr>
@@ -7415,11 +9557,17 @@
         </w:tc>
       </w:tr>
       <w:tr>
-        <w:tc>
-          <w:tcPr>
-            <w:tcW w:type="dxa" w:w="5046"/>
-          </w:tcPr>
-          <w:p>
+        <w:trPr>
+          <w:cantSplit/>
+        </w:trPr>
+        <w:tc>
+          <w:tcPr>
+            <w:tcW w:type="dxa" w:w="5046"/>
+          </w:tcPr>
+          <w:p>
+            <w:pPr>
+              <w:spacing w:before="20" w:after="20"/>
+            </w:pPr>
             <w:r/>
             <w:r>
               <w:rPr>
@@ -7436,6 +9584,9 @@
             <w:tcW w:type="dxa" w:w="5046"/>
           </w:tcPr>
           <w:p>
+            <w:pPr>
+              <w:spacing w:before="20" w:after="20"/>
+            </w:pPr>
             <w:r/>
             <w:r>
               <w:rPr>
@@ -7452,6 +9603,9 @@
             <w:tcW w:type="dxa" w:w="5046"/>
           </w:tcPr>
           <w:p>
+            <w:pPr>
+              <w:spacing w:before="20" w:after="20"/>
+            </w:pPr>
             <w:r/>
             <w:r>
               <w:rPr>
@@ -7464,11 +9618,17 @@
         </w:tc>
       </w:tr>
       <w:tr>
-        <w:tc>
-          <w:tcPr>
-            <w:tcW w:type="dxa" w:w="5046"/>
-          </w:tcPr>
-          <w:p>
+        <w:trPr>
+          <w:cantSplit/>
+        </w:trPr>
+        <w:tc>
+          <w:tcPr>
+            <w:tcW w:type="dxa" w:w="5046"/>
+          </w:tcPr>
+          <w:p>
+            <w:pPr>
+              <w:spacing w:before="20" w:after="20"/>
+            </w:pPr>
             <w:r/>
             <w:r>
               <w:rPr>
@@ -7485,6 +9645,9 @@
             <w:tcW w:type="dxa" w:w="5046"/>
           </w:tcPr>
           <w:p>
+            <w:pPr>
+              <w:spacing w:before="20" w:after="20"/>
+            </w:pPr>
             <w:r/>
             <w:r>
               <w:rPr>
@@ -7501,6 +9664,9 @@
             <w:tcW w:type="dxa" w:w="5046"/>
           </w:tcPr>
           <w:p>
+            <w:pPr>
+              <w:spacing w:before="20" w:after="20"/>
+            </w:pPr>
             <w:r/>
             <w:r>
               <w:rPr>
@@ -7513,11 +9679,17 @@
         </w:tc>
       </w:tr>
       <w:tr>
-        <w:tc>
-          <w:tcPr>
-            <w:tcW w:type="dxa" w:w="5046"/>
-          </w:tcPr>
-          <w:p>
+        <w:trPr>
+          <w:cantSplit/>
+        </w:trPr>
+        <w:tc>
+          <w:tcPr>
+            <w:tcW w:type="dxa" w:w="5046"/>
+          </w:tcPr>
+          <w:p>
+            <w:pPr>
+              <w:spacing w:before="20" w:after="20"/>
+            </w:pPr>
             <w:r/>
             <w:r>
               <w:rPr>
@@ -7534,6 +9706,9 @@
             <w:tcW w:type="dxa" w:w="5046"/>
           </w:tcPr>
           <w:p>
+            <w:pPr>
+              <w:spacing w:before="20" w:after="20"/>
+            </w:pPr>
             <w:r/>
             <w:r>
               <w:rPr>
@@ -7550,6 +9725,9 @@
             <w:tcW w:type="dxa" w:w="5046"/>
           </w:tcPr>
           <w:p>
+            <w:pPr>
+              <w:spacing w:before="20" w:after="20"/>
+            </w:pPr>
             <w:r/>
             <w:r>
               <w:rPr>
@@ -7562,11 +9740,17 @@
         </w:tc>
       </w:tr>
       <w:tr>
-        <w:tc>
-          <w:tcPr>
-            <w:tcW w:type="dxa" w:w="5046"/>
-          </w:tcPr>
-          <w:p>
+        <w:trPr>
+          <w:cantSplit/>
+        </w:trPr>
+        <w:tc>
+          <w:tcPr>
+            <w:tcW w:type="dxa" w:w="5046"/>
+          </w:tcPr>
+          <w:p>
+            <w:pPr>
+              <w:spacing w:before="20" w:after="20"/>
+            </w:pPr>
             <w:r/>
             <w:r>
               <w:rPr>
@@ -7583,6 +9767,9 @@
             <w:tcW w:type="dxa" w:w="5046"/>
           </w:tcPr>
           <w:p>
+            <w:pPr>
+              <w:spacing w:before="20" w:after="20"/>
+            </w:pPr>
             <w:r/>
             <w:r>
               <w:rPr>
@@ -7599,6 +9786,9 @@
             <w:tcW w:type="dxa" w:w="5046"/>
           </w:tcPr>
           <w:p>
+            <w:pPr>
+              <w:spacing w:before="20" w:after="20"/>
+            </w:pPr>
             <w:r/>
             <w:r>
               <w:rPr>
@@ -7611,11 +9801,17 @@
         </w:tc>
       </w:tr>
       <w:tr>
-        <w:tc>
-          <w:tcPr>
-            <w:tcW w:type="dxa" w:w="5046"/>
-          </w:tcPr>
-          <w:p>
+        <w:trPr>
+          <w:cantSplit/>
+        </w:trPr>
+        <w:tc>
+          <w:tcPr>
+            <w:tcW w:type="dxa" w:w="5046"/>
+          </w:tcPr>
+          <w:p>
+            <w:pPr>
+              <w:spacing w:before="20" w:after="20"/>
+            </w:pPr>
             <w:r/>
             <w:r>
               <w:rPr>
@@ -7632,6 +9828,9 @@
             <w:tcW w:type="dxa" w:w="5046"/>
           </w:tcPr>
           <w:p>
+            <w:pPr>
+              <w:spacing w:before="20" w:after="20"/>
+            </w:pPr>
             <w:r/>
             <w:r>
               <w:rPr>
@@ -7648,6 +9847,9 @@
             <w:tcW w:type="dxa" w:w="5046"/>
           </w:tcPr>
           <w:p>
+            <w:pPr>
+              <w:spacing w:before="20" w:after="20"/>
+            </w:pPr>
             <w:r/>
             <w:r>
               <w:rPr>
@@ -7660,11 +9862,17 @@
         </w:tc>
       </w:tr>
       <w:tr>
-        <w:tc>
-          <w:tcPr>
-            <w:tcW w:type="dxa" w:w="5046"/>
-          </w:tcPr>
-          <w:p>
+        <w:trPr>
+          <w:cantSplit/>
+        </w:trPr>
+        <w:tc>
+          <w:tcPr>
+            <w:tcW w:type="dxa" w:w="5046"/>
+          </w:tcPr>
+          <w:p>
+            <w:pPr>
+              <w:spacing w:before="20" w:after="20"/>
+            </w:pPr>
             <w:r/>
             <w:r>
               <w:rPr>
@@ -7681,6 +9889,9 @@
             <w:tcW w:type="dxa" w:w="5046"/>
           </w:tcPr>
           <w:p>
+            <w:pPr>
+              <w:spacing w:before="20" w:after="20"/>
+            </w:pPr>
             <w:r/>
             <w:r>
               <w:rPr>
@@ -7697,6 +9908,9 @@
             <w:tcW w:type="dxa" w:w="5046"/>
           </w:tcPr>
           <w:p>
+            <w:pPr>
+              <w:spacing w:before="20" w:after="20"/>
+            </w:pPr>
             <w:r/>
             <w:r>
               <w:rPr>
@@ -7709,11 +9923,17 @@
         </w:tc>
       </w:tr>
       <w:tr>
-        <w:tc>
-          <w:tcPr>
-            <w:tcW w:type="dxa" w:w="5046"/>
-          </w:tcPr>
-          <w:p>
+        <w:trPr>
+          <w:cantSplit/>
+        </w:trPr>
+        <w:tc>
+          <w:tcPr>
+            <w:tcW w:type="dxa" w:w="5046"/>
+          </w:tcPr>
+          <w:p>
+            <w:pPr>
+              <w:spacing w:before="20" w:after="20"/>
+            </w:pPr>
             <w:r/>
             <w:r>
               <w:rPr>
@@ -7730,6 +9950,9 @@
             <w:tcW w:type="dxa" w:w="5046"/>
           </w:tcPr>
           <w:p>
+            <w:pPr>
+              <w:spacing w:before="20" w:after="20"/>
+            </w:pPr>
             <w:r/>
             <w:r>
               <w:rPr>
@@ -7746,6 +9969,9 @@
             <w:tcW w:type="dxa" w:w="5046"/>
           </w:tcPr>
           <w:p>
+            <w:pPr>
+              <w:spacing w:before="20" w:after="20"/>
+            </w:pPr>
             <w:r/>
             <w:r>
               <w:rPr>
@@ -7802,6 +10028,9 @@
             <w:shd w:val="clear" w:color="auto" w:fill="D9D9D9"/>
           </w:tcPr>
           <w:p>
+            <w:pPr>
+              <w:spacing w:before="20" w:after="20"/>
+            </w:pPr>
             <w:r/>
             <w:r>
               <w:rPr>
@@ -7819,6 +10048,9 @@
             <w:shd w:val="clear" w:color="auto" w:fill="D9D9D9"/>
           </w:tcPr>
           <w:p>
+            <w:pPr>
+              <w:spacing w:before="20" w:after="20"/>
+            </w:pPr>
             <w:r/>
             <w:r>
               <w:rPr>
@@ -7836,6 +10068,9 @@
             <w:shd w:val="clear" w:color="auto" w:fill="D9D9D9"/>
           </w:tcPr>
           <w:p>
+            <w:pPr>
+              <w:spacing w:before="20" w:after="20"/>
+            </w:pPr>
             <w:r/>
             <w:r>
               <w:rPr>
@@ -7849,11 +10084,17 @@
         </w:tc>
       </w:tr>
       <w:tr>
-        <w:tc>
-          <w:tcPr>
-            <w:tcW w:type="dxa" w:w="5046"/>
-          </w:tcPr>
-          <w:p>
+        <w:trPr>
+          <w:cantSplit/>
+        </w:trPr>
+        <w:tc>
+          <w:tcPr>
+            <w:tcW w:type="dxa" w:w="5046"/>
+          </w:tcPr>
+          <w:p>
+            <w:pPr>
+              <w:spacing w:before="20" w:after="20"/>
+            </w:pPr>
             <w:r/>
             <w:r>
               <w:rPr>
@@ -7870,6 +10111,9 @@
             <w:tcW w:type="dxa" w:w="5046"/>
           </w:tcPr>
           <w:p>
+            <w:pPr>
+              <w:spacing w:before="20" w:after="20"/>
+            </w:pPr>
             <w:r/>
             <w:r>
               <w:rPr>
@@ -7886,6 +10130,9 @@
             <w:tcW w:type="dxa" w:w="5046"/>
           </w:tcPr>
           <w:p>
+            <w:pPr>
+              <w:spacing w:before="20" w:after="20"/>
+            </w:pPr>
             <w:r/>
             <w:r>
               <w:rPr>
@@ -7898,11 +10145,17 @@
         </w:tc>
       </w:tr>
       <w:tr>
-        <w:tc>
-          <w:tcPr>
-            <w:tcW w:type="dxa" w:w="5046"/>
-          </w:tcPr>
-          <w:p>
+        <w:trPr>
+          <w:cantSplit/>
+        </w:trPr>
+        <w:tc>
+          <w:tcPr>
+            <w:tcW w:type="dxa" w:w="5046"/>
+          </w:tcPr>
+          <w:p>
+            <w:pPr>
+              <w:spacing w:before="20" w:after="20"/>
+            </w:pPr>
             <w:r/>
             <w:r>
               <w:rPr>
@@ -7919,6 +10172,9 @@
             <w:tcW w:type="dxa" w:w="5046"/>
           </w:tcPr>
           <w:p>
+            <w:pPr>
+              <w:spacing w:before="20" w:after="20"/>
+            </w:pPr>
             <w:r/>
             <w:r>
               <w:rPr>
@@ -7935,6 +10191,9 @@
             <w:tcW w:type="dxa" w:w="5046"/>
           </w:tcPr>
           <w:p>
+            <w:pPr>
+              <w:spacing w:before="20" w:after="20"/>
+            </w:pPr>
             <w:r/>
             <w:r>
               <w:rPr>
@@ -7947,11 +10206,17 @@
         </w:tc>
       </w:tr>
       <w:tr>
-        <w:tc>
-          <w:tcPr>
-            <w:tcW w:type="dxa" w:w="5046"/>
-          </w:tcPr>
-          <w:p>
+        <w:trPr>
+          <w:cantSplit/>
+        </w:trPr>
+        <w:tc>
+          <w:tcPr>
+            <w:tcW w:type="dxa" w:w="5046"/>
+          </w:tcPr>
+          <w:p>
+            <w:pPr>
+              <w:spacing w:before="20" w:after="20"/>
+            </w:pPr>
             <w:r/>
             <w:r>
               <w:rPr>
@@ -7968,6 +10233,9 @@
             <w:tcW w:type="dxa" w:w="5046"/>
           </w:tcPr>
           <w:p>
+            <w:pPr>
+              <w:spacing w:before="20" w:after="20"/>
+            </w:pPr>
             <w:r/>
             <w:r>
               <w:rPr>
@@ -7984,6 +10252,9 @@
             <w:tcW w:type="dxa" w:w="5046"/>
           </w:tcPr>
           <w:p>
+            <w:pPr>
+              <w:spacing w:before="20" w:after="20"/>
+            </w:pPr>
             <w:r/>
             <w:r>
               <w:rPr>
@@ -7996,11 +10267,17 @@
         </w:tc>
       </w:tr>
       <w:tr>
-        <w:tc>
-          <w:tcPr>
-            <w:tcW w:type="dxa" w:w="5046"/>
-          </w:tcPr>
-          <w:p>
+        <w:trPr>
+          <w:cantSplit/>
+        </w:trPr>
+        <w:tc>
+          <w:tcPr>
+            <w:tcW w:type="dxa" w:w="5046"/>
+          </w:tcPr>
+          <w:p>
+            <w:pPr>
+              <w:spacing w:before="20" w:after="20"/>
+            </w:pPr>
             <w:r/>
             <w:r>
               <w:rPr>
@@ -8017,6 +10294,9 @@
             <w:tcW w:type="dxa" w:w="5046"/>
           </w:tcPr>
           <w:p>
+            <w:pPr>
+              <w:spacing w:before="20" w:after="20"/>
+            </w:pPr>
             <w:r/>
             <w:r>
               <w:rPr>
@@ -8033,6 +10313,9 @@
             <w:tcW w:type="dxa" w:w="5046"/>
           </w:tcPr>
           <w:p>
+            <w:pPr>
+              <w:spacing w:before="20" w:after="20"/>
+            </w:pPr>
             <w:r/>
             <w:r>
               <w:rPr>
@@ -8045,11 +10328,17 @@
         </w:tc>
       </w:tr>
       <w:tr>
-        <w:tc>
-          <w:tcPr>
-            <w:tcW w:type="dxa" w:w="5046"/>
-          </w:tcPr>
-          <w:p>
+        <w:trPr>
+          <w:cantSplit/>
+        </w:trPr>
+        <w:tc>
+          <w:tcPr>
+            <w:tcW w:type="dxa" w:w="5046"/>
+          </w:tcPr>
+          <w:p>
+            <w:pPr>
+              <w:spacing w:before="20" w:after="20"/>
+            </w:pPr>
             <w:r/>
             <w:r>
               <w:rPr>
@@ -8066,6 +10355,9 @@
             <w:tcW w:type="dxa" w:w="5046"/>
           </w:tcPr>
           <w:p>
+            <w:pPr>
+              <w:spacing w:before="20" w:after="20"/>
+            </w:pPr>
             <w:r/>
             <w:r>
               <w:rPr>
@@ -8082,6 +10374,9 @@
             <w:tcW w:type="dxa" w:w="5046"/>
           </w:tcPr>
           <w:p>
+            <w:pPr>
+              <w:spacing w:before="20" w:after="20"/>
+            </w:pPr>
             <w:r/>
             <w:r>
               <w:rPr>
@@ -8094,11 +10389,17 @@
         </w:tc>
       </w:tr>
       <w:tr>
-        <w:tc>
-          <w:tcPr>
-            <w:tcW w:type="dxa" w:w="5046"/>
-          </w:tcPr>
-          <w:p>
+        <w:trPr>
+          <w:cantSplit/>
+        </w:trPr>
+        <w:tc>
+          <w:tcPr>
+            <w:tcW w:type="dxa" w:w="5046"/>
+          </w:tcPr>
+          <w:p>
+            <w:pPr>
+              <w:spacing w:before="20" w:after="20"/>
+            </w:pPr>
             <w:r/>
             <w:r>
               <w:rPr>
@@ -8115,6 +10416,9 @@
             <w:tcW w:type="dxa" w:w="5046"/>
           </w:tcPr>
           <w:p>
+            <w:pPr>
+              <w:spacing w:before="20" w:after="20"/>
+            </w:pPr>
             <w:r/>
             <w:r>
               <w:rPr>
@@ -8131,6 +10435,9 @@
             <w:tcW w:type="dxa" w:w="5046"/>
           </w:tcPr>
           <w:p>
+            <w:pPr>
+              <w:spacing w:before="20" w:after="20"/>
+            </w:pPr>
             <w:r/>
             <w:r>
               <w:rPr>
@@ -8143,11 +10450,17 @@
         </w:tc>
       </w:tr>
       <w:tr>
-        <w:tc>
-          <w:tcPr>
-            <w:tcW w:type="dxa" w:w="5046"/>
-          </w:tcPr>
-          <w:p>
+        <w:trPr>
+          <w:cantSplit/>
+        </w:trPr>
+        <w:tc>
+          <w:tcPr>
+            <w:tcW w:type="dxa" w:w="5046"/>
+          </w:tcPr>
+          <w:p>
+            <w:pPr>
+              <w:spacing w:before="20" w:after="20"/>
+            </w:pPr>
             <w:r/>
             <w:r>
               <w:rPr>
@@ -8164,6 +10477,9 @@
             <w:tcW w:type="dxa" w:w="5046"/>
           </w:tcPr>
           <w:p>
+            <w:pPr>
+              <w:spacing w:before="20" w:after="20"/>
+            </w:pPr>
             <w:r/>
             <w:r>
               <w:rPr>
@@ -8180,6 +10496,9 @@
             <w:tcW w:type="dxa" w:w="5046"/>
           </w:tcPr>
           <w:p>
+            <w:pPr>
+              <w:spacing w:before="20" w:after="20"/>
+            </w:pPr>
             <w:r/>
             <w:r>
               <w:rPr>
@@ -8192,11 +10511,17 @@
         </w:tc>
       </w:tr>
       <w:tr>
-        <w:tc>
-          <w:tcPr>
-            <w:tcW w:type="dxa" w:w="5046"/>
-          </w:tcPr>
-          <w:p>
+        <w:trPr>
+          <w:cantSplit/>
+        </w:trPr>
+        <w:tc>
+          <w:tcPr>
+            <w:tcW w:type="dxa" w:w="5046"/>
+          </w:tcPr>
+          <w:p>
+            <w:pPr>
+              <w:spacing w:before="20" w:after="20"/>
+            </w:pPr>
             <w:r/>
             <w:r>
               <w:rPr>
@@ -8213,6 +10538,9 @@
             <w:tcW w:type="dxa" w:w="5046"/>
           </w:tcPr>
           <w:p>
+            <w:pPr>
+              <w:spacing w:before="20" w:after="20"/>
+            </w:pPr>
             <w:r/>
             <w:r>
               <w:rPr>
@@ -8229,6 +10557,9 @@
             <w:tcW w:type="dxa" w:w="5046"/>
           </w:tcPr>
           <w:p>
+            <w:pPr>
+              <w:spacing w:before="20" w:after="20"/>
+            </w:pPr>
             <w:r/>
             <w:r>
               <w:rPr>
@@ -8241,11 +10572,17 @@
         </w:tc>
       </w:tr>
       <w:tr>
-        <w:tc>
-          <w:tcPr>
-            <w:tcW w:type="dxa" w:w="5046"/>
-          </w:tcPr>
-          <w:p>
+        <w:trPr>
+          <w:cantSplit/>
+        </w:trPr>
+        <w:tc>
+          <w:tcPr>
+            <w:tcW w:type="dxa" w:w="5046"/>
+          </w:tcPr>
+          <w:p>
+            <w:pPr>
+              <w:spacing w:before="20" w:after="20"/>
+            </w:pPr>
             <w:r/>
             <w:r>
               <w:rPr>
@@ -8262,6 +10599,9 @@
             <w:tcW w:type="dxa" w:w="5046"/>
           </w:tcPr>
           <w:p>
+            <w:pPr>
+              <w:spacing w:before="20" w:after="20"/>
+            </w:pPr>
             <w:r/>
             <w:r>
               <w:rPr>
@@ -8278,6 +10618,9 @@
             <w:tcW w:type="dxa" w:w="5046"/>
           </w:tcPr>
           <w:p>
+            <w:pPr>
+              <w:spacing w:before="20" w:after="20"/>
+            </w:pPr>
             <w:r/>
             <w:r>
               <w:rPr>
@@ -8334,6 +10677,9 @@
             <w:shd w:val="clear" w:color="auto" w:fill="D9D9D9"/>
           </w:tcPr>
           <w:p>
+            <w:pPr>
+              <w:spacing w:before="20" w:after="20"/>
+            </w:pPr>
             <w:r/>
             <w:r>
               <w:rPr>
@@ -8351,6 +10697,9 @@
             <w:shd w:val="clear" w:color="auto" w:fill="D9D9D9"/>
           </w:tcPr>
           <w:p>
+            <w:pPr>
+              <w:spacing w:before="20" w:after="20"/>
+            </w:pPr>
             <w:r/>
             <w:r>
               <w:rPr>
@@ -8368,6 +10717,9 @@
             <w:shd w:val="clear" w:color="auto" w:fill="D9D9D9"/>
           </w:tcPr>
           <w:p>
+            <w:pPr>
+              <w:spacing w:before="20" w:after="20"/>
+            </w:pPr>
             <w:r/>
             <w:r>
               <w:rPr>
@@ -8381,11 +10733,17 @@
         </w:tc>
       </w:tr>
       <w:tr>
-        <w:tc>
-          <w:tcPr>
-            <w:tcW w:type="dxa" w:w="5046"/>
-          </w:tcPr>
-          <w:p>
+        <w:trPr>
+          <w:cantSplit/>
+        </w:trPr>
+        <w:tc>
+          <w:tcPr>
+            <w:tcW w:type="dxa" w:w="5046"/>
+          </w:tcPr>
+          <w:p>
+            <w:pPr>
+              <w:spacing w:before="20" w:after="20"/>
+            </w:pPr>
             <w:r/>
             <w:r>
               <w:rPr>
@@ -8402,6 +10760,9 @@
             <w:tcW w:type="dxa" w:w="5046"/>
           </w:tcPr>
           <w:p>
+            <w:pPr>
+              <w:spacing w:before="20" w:after="20"/>
+            </w:pPr>
             <w:r/>
             <w:r>
               <w:rPr>
@@ -8418,6 +10779,9 @@
             <w:tcW w:type="dxa" w:w="5046"/>
           </w:tcPr>
           <w:p>
+            <w:pPr>
+              <w:spacing w:before="20" w:after="20"/>
+            </w:pPr>
             <w:r/>
             <w:r>
               <w:rPr>
@@ -8430,11 +10794,17 @@
         </w:tc>
       </w:tr>
       <w:tr>
-        <w:tc>
-          <w:tcPr>
-            <w:tcW w:type="dxa" w:w="5046"/>
-          </w:tcPr>
-          <w:p>
+        <w:trPr>
+          <w:cantSplit/>
+        </w:trPr>
+        <w:tc>
+          <w:tcPr>
+            <w:tcW w:type="dxa" w:w="5046"/>
+          </w:tcPr>
+          <w:p>
+            <w:pPr>
+              <w:spacing w:before="20" w:after="20"/>
+            </w:pPr>
             <w:r/>
             <w:r>
               <w:rPr>
@@ -8451,6 +10821,9 @@
             <w:tcW w:type="dxa" w:w="5046"/>
           </w:tcPr>
           <w:p>
+            <w:pPr>
+              <w:spacing w:before="20" w:after="20"/>
+            </w:pPr>
             <w:r/>
             <w:r>
               <w:rPr>
@@ -8467,6 +10840,9 @@
             <w:tcW w:type="dxa" w:w="5046"/>
           </w:tcPr>
           <w:p>
+            <w:pPr>
+              <w:spacing w:before="20" w:after="20"/>
+            </w:pPr>
             <w:r/>
             <w:r>
               <w:rPr>
@@ -8479,11 +10855,17 @@
         </w:tc>
       </w:tr>
       <w:tr>
-        <w:tc>
-          <w:tcPr>
-            <w:tcW w:type="dxa" w:w="5046"/>
-          </w:tcPr>
-          <w:p>
+        <w:trPr>
+          <w:cantSplit/>
+        </w:trPr>
+        <w:tc>
+          <w:tcPr>
+            <w:tcW w:type="dxa" w:w="5046"/>
+          </w:tcPr>
+          <w:p>
+            <w:pPr>
+              <w:spacing w:before="20" w:after="20"/>
+            </w:pPr>
             <w:r/>
             <w:r>
               <w:rPr>
@@ -8500,6 +10882,9 @@
             <w:tcW w:type="dxa" w:w="5046"/>
           </w:tcPr>
           <w:p>
+            <w:pPr>
+              <w:spacing w:before="20" w:after="20"/>
+            </w:pPr>
             <w:r/>
             <w:r>
               <w:rPr>
@@ -8516,6 +10901,9 @@
             <w:tcW w:type="dxa" w:w="5046"/>
           </w:tcPr>
           <w:p>
+            <w:pPr>
+              <w:spacing w:before="20" w:after="20"/>
+            </w:pPr>
             <w:r/>
             <w:r>
               <w:rPr>
@@ -8528,11 +10916,17 @@
         </w:tc>
       </w:tr>
       <w:tr>
-        <w:tc>
-          <w:tcPr>
-            <w:tcW w:type="dxa" w:w="5046"/>
-          </w:tcPr>
-          <w:p>
+        <w:trPr>
+          <w:cantSplit/>
+        </w:trPr>
+        <w:tc>
+          <w:tcPr>
+            <w:tcW w:type="dxa" w:w="5046"/>
+          </w:tcPr>
+          <w:p>
+            <w:pPr>
+              <w:spacing w:before="20" w:after="20"/>
+            </w:pPr>
             <w:r/>
             <w:r>
               <w:rPr>
@@ -8549,6 +10943,9 @@
             <w:tcW w:type="dxa" w:w="5046"/>
           </w:tcPr>
           <w:p>
+            <w:pPr>
+              <w:spacing w:before="20" w:after="20"/>
+            </w:pPr>
             <w:r/>
             <w:r>
               <w:rPr>
@@ -8565,6 +10962,9 @@
             <w:tcW w:type="dxa" w:w="5046"/>
           </w:tcPr>
           <w:p>
+            <w:pPr>
+              <w:spacing w:before="20" w:after="20"/>
+            </w:pPr>
             <w:r/>
             <w:r>
               <w:rPr>
@@ -8577,11 +10977,17 @@
         </w:tc>
       </w:tr>
       <w:tr>
-        <w:tc>
-          <w:tcPr>
-            <w:tcW w:type="dxa" w:w="5046"/>
-          </w:tcPr>
-          <w:p>
+        <w:trPr>
+          <w:cantSplit/>
+        </w:trPr>
+        <w:tc>
+          <w:tcPr>
+            <w:tcW w:type="dxa" w:w="5046"/>
+          </w:tcPr>
+          <w:p>
+            <w:pPr>
+              <w:spacing w:before="20" w:after="20"/>
+            </w:pPr>
             <w:r/>
             <w:r>
               <w:rPr>
@@ -8598,6 +11004,9 @@
             <w:tcW w:type="dxa" w:w="5046"/>
           </w:tcPr>
           <w:p>
+            <w:pPr>
+              <w:spacing w:before="20" w:after="20"/>
+            </w:pPr>
             <w:r/>
             <w:r>
               <w:rPr>
@@ -8614,6 +11023,9 @@
             <w:tcW w:type="dxa" w:w="5046"/>
           </w:tcPr>
           <w:p>
+            <w:pPr>
+              <w:spacing w:before="20" w:after="20"/>
+            </w:pPr>
             <w:r/>
             <w:r>
               <w:rPr>
@@ -8670,6 +11082,9 @@
             <w:shd w:val="clear" w:color="auto" w:fill="D9D9D9"/>
           </w:tcPr>
           <w:p>
+            <w:pPr>
+              <w:spacing w:before="20" w:after="20"/>
+            </w:pPr>
             <w:r/>
             <w:r>
               <w:rPr>
@@ -8687,6 +11102,9 @@
             <w:shd w:val="clear" w:color="auto" w:fill="D9D9D9"/>
           </w:tcPr>
           <w:p>
+            <w:pPr>
+              <w:spacing w:before="20" w:after="20"/>
+            </w:pPr>
             <w:r/>
             <w:r>
               <w:rPr>
@@ -8704,6 +11122,9 @@
             <w:shd w:val="clear" w:color="auto" w:fill="D9D9D9"/>
           </w:tcPr>
           <w:p>
+            <w:pPr>
+              <w:spacing w:before="20" w:after="20"/>
+            </w:pPr>
             <w:r/>
             <w:r>
               <w:rPr>
@@ -8717,11 +11138,17 @@
         </w:tc>
       </w:tr>
       <w:tr>
-        <w:tc>
-          <w:tcPr>
-            <w:tcW w:type="dxa" w:w="5046"/>
-          </w:tcPr>
-          <w:p>
+        <w:trPr>
+          <w:cantSplit/>
+        </w:trPr>
+        <w:tc>
+          <w:tcPr>
+            <w:tcW w:type="dxa" w:w="5046"/>
+          </w:tcPr>
+          <w:p>
+            <w:pPr>
+              <w:spacing w:before="20" w:after="20"/>
+            </w:pPr>
             <w:r/>
             <w:r>
               <w:rPr>
@@ -8738,6 +11165,9 @@
             <w:tcW w:type="dxa" w:w="5046"/>
           </w:tcPr>
           <w:p>
+            <w:pPr>
+              <w:spacing w:before="20" w:after="20"/>
+            </w:pPr>
             <w:r/>
             <w:r>
               <w:rPr>
@@ -8754,6 +11184,9 @@
             <w:tcW w:type="dxa" w:w="5046"/>
           </w:tcPr>
           <w:p>
+            <w:pPr>
+              <w:spacing w:before="20" w:after="20"/>
+            </w:pPr>
             <w:r/>
             <w:r>
               <w:rPr>
@@ -8766,11 +11199,17 @@
         </w:tc>
       </w:tr>
       <w:tr>
-        <w:tc>
-          <w:tcPr>
-            <w:tcW w:type="dxa" w:w="5046"/>
-          </w:tcPr>
-          <w:p>
+        <w:trPr>
+          <w:cantSplit/>
+        </w:trPr>
+        <w:tc>
+          <w:tcPr>
+            <w:tcW w:type="dxa" w:w="5046"/>
+          </w:tcPr>
+          <w:p>
+            <w:pPr>
+              <w:spacing w:before="20" w:after="20"/>
+            </w:pPr>
             <w:r/>
             <w:r>
               <w:rPr>
@@ -8787,6 +11226,9 @@
             <w:tcW w:type="dxa" w:w="5046"/>
           </w:tcPr>
           <w:p>
+            <w:pPr>
+              <w:spacing w:before="20" w:after="20"/>
+            </w:pPr>
             <w:r/>
             <w:r>
               <w:rPr>
@@ -8803,6 +11245,9 @@
             <w:tcW w:type="dxa" w:w="5046"/>
           </w:tcPr>
           <w:p>
+            <w:pPr>
+              <w:spacing w:before="20" w:after="20"/>
+            </w:pPr>
             <w:r/>
             <w:r>
               <w:rPr>
@@ -8815,11 +11260,17 @@
         </w:tc>
       </w:tr>
       <w:tr>
-        <w:tc>
-          <w:tcPr>
-            <w:tcW w:type="dxa" w:w="5046"/>
-          </w:tcPr>
-          <w:p>
+        <w:trPr>
+          <w:cantSplit/>
+        </w:trPr>
+        <w:tc>
+          <w:tcPr>
+            <w:tcW w:type="dxa" w:w="5046"/>
+          </w:tcPr>
+          <w:p>
+            <w:pPr>
+              <w:spacing w:before="20" w:after="20"/>
+            </w:pPr>
             <w:r/>
             <w:r>
               <w:rPr>
@@ -8836,6 +11287,9 @@
             <w:tcW w:type="dxa" w:w="5046"/>
           </w:tcPr>
           <w:p>
+            <w:pPr>
+              <w:spacing w:before="20" w:after="20"/>
+            </w:pPr>
             <w:r/>
             <w:r>
               <w:rPr>
@@ -8852,6 +11306,9 @@
             <w:tcW w:type="dxa" w:w="5046"/>
           </w:tcPr>
           <w:p>
+            <w:pPr>
+              <w:spacing w:before="20" w:after="20"/>
+            </w:pPr>
             <w:r/>
             <w:r>
               <w:rPr>
@@ -8864,11 +11321,17 @@
         </w:tc>
       </w:tr>
       <w:tr>
-        <w:tc>
-          <w:tcPr>
-            <w:tcW w:type="dxa" w:w="5046"/>
-          </w:tcPr>
-          <w:p>
+        <w:trPr>
+          <w:cantSplit/>
+        </w:trPr>
+        <w:tc>
+          <w:tcPr>
+            <w:tcW w:type="dxa" w:w="5046"/>
+          </w:tcPr>
+          <w:p>
+            <w:pPr>
+              <w:spacing w:before="20" w:after="20"/>
+            </w:pPr>
             <w:r/>
             <w:r>
               <w:rPr>
@@ -8885,6 +11348,9 @@
             <w:tcW w:type="dxa" w:w="5046"/>
           </w:tcPr>
           <w:p>
+            <w:pPr>
+              <w:spacing w:before="20" w:after="20"/>
+            </w:pPr>
             <w:r/>
             <w:r>
               <w:rPr>
@@ -8901,6 +11367,9 @@
             <w:tcW w:type="dxa" w:w="5046"/>
           </w:tcPr>
           <w:p>
+            <w:pPr>
+              <w:spacing w:before="20" w:after="20"/>
+            </w:pPr>
             <w:r/>
             <w:r>
               <w:rPr>
@@ -8913,11 +11382,17 @@
         </w:tc>
       </w:tr>
       <w:tr>
-        <w:tc>
-          <w:tcPr>
-            <w:tcW w:type="dxa" w:w="5046"/>
-          </w:tcPr>
-          <w:p>
+        <w:trPr>
+          <w:cantSplit/>
+        </w:trPr>
+        <w:tc>
+          <w:tcPr>
+            <w:tcW w:type="dxa" w:w="5046"/>
+          </w:tcPr>
+          <w:p>
+            <w:pPr>
+              <w:spacing w:before="20" w:after="20"/>
+            </w:pPr>
             <w:r/>
             <w:r>
               <w:rPr>
@@ -8934,6 +11409,9 @@
             <w:tcW w:type="dxa" w:w="5046"/>
           </w:tcPr>
           <w:p>
+            <w:pPr>
+              <w:spacing w:before="20" w:after="20"/>
+            </w:pPr>
             <w:r/>
             <w:r>
               <w:rPr>
@@ -8950,6 +11428,9 @@
             <w:tcW w:type="dxa" w:w="5046"/>
           </w:tcPr>
           <w:p>
+            <w:pPr>
+              <w:spacing w:before="20" w:after="20"/>
+            </w:pPr>
             <w:r/>
             <w:r>
               <w:rPr>

--- a/docx/ru/BUFRCREX_CodeFlag_ru_19.docx
+++ b/docx/ru/BUFRCREX_CodeFlag_ru_19.docx
@@ -663,6 +663,16 @@
         </w:tc>
       </w:tr>
     </w:tbl>
+    <w:p>
+      <w:r>
+        <w:rPr>
+          <w:rFonts w:ascii="Verdana" w:hAnsi="Verdana"/>
+          <w:i/>
+          <w:sz w:val="14"/>
+        </w:rPr>
+        <w:t>Note 59: Новые локальные названия шторма различной интенсивности следует добавлять в соответствии с необходимостью.</w:t>
+      </w:r>
+    </w:p>
     <w:p/>
     <w:p>
       <w:r>
@@ -10934,517 +10944,6 @@
       </w:tr>
     </w:tbl>
     <w:p/>
-    <w:p/>
-    <w:p>
-      <w:r>
-        <w:rPr>
-          <w:rFonts w:ascii="Verdana" w:hAnsi="Verdana"/>
-          <w:i/>
-          <w:sz w:val="14"/>
-        </w:rPr>
-        <w:t>Note 2: «Ясно» или «сплошная облачность» кодируются соответственно цифрами 0 и 8.</w:t>
-      </w:r>
-    </w:p>
-    <w:p>
-      <w:r>
-        <w:rPr>
-          <w:rFonts w:ascii="Verdana" w:hAnsi="Verdana"/>
-          <w:i/>
-          <w:sz w:val="14"/>
-        </w:rPr>
-        <w:t>Note 5: (0 = хорошее; 1 = плохое)</w:t>
-      </w:r>
-    </w:p>
-    <w:p>
-      <w:r>
-        <w:rPr>
-          <w:rFonts w:ascii="Verdana" w:hAnsi="Verdana"/>
-          <w:i/>
-          <w:sz w:val="14"/>
-        </w:rPr>
-        <w:t>Note 6: (См. общую кодовую таблицу С-1 в части С/с.)</w:t>
-      </w:r>
-    </w:p>
-    <w:p>
-      <w:r>
-        <w:rPr>
-          <w:rFonts w:ascii="Verdana" w:hAnsi="Verdana"/>
-          <w:i/>
-          <w:sz w:val="14"/>
-        </w:rPr>
-        <w:t>Note 7: (См. общую кодовую таблицу С-2 в части С/с.)</w:t>
-      </w:r>
-    </w:p>
-    <w:p>
-      <w:r>
-        <w:rPr>
-          <w:rFonts w:ascii="Verdana" w:hAnsi="Verdana"/>
-          <w:i/>
-          <w:sz w:val="14"/>
-        </w:rPr>
-        <w:t>Note 8: (См. общую кодовую таблицу С-3)</w:t>
-      </w:r>
-    </w:p>
-    <w:p>
-      <w:r>
-        <w:rPr>
-          <w:rFonts w:ascii="Verdana" w:hAnsi="Verdana"/>
-          <w:i/>
-          <w:sz w:val="14"/>
-        </w:rPr>
-        <w:t>Note 9: (См. общую кодовую таблицу С-4)</w:t>
-      </w:r>
-    </w:p>
-    <w:p>
-      <w:r>
-        <w:rPr>
-          <w:rFonts w:ascii="Verdana" w:hAnsi="Verdana"/>
-          <w:i/>
-          <w:sz w:val="14"/>
-        </w:rPr>
-        <w:t>Note 10: (См. общую кодовую таблицу С-5 в части С/с.)</w:t>
-      </w:r>
-    </w:p>
-    <w:p>
-      <w:r>
-        <w:rPr>
-          <w:rFonts w:ascii="Verdana" w:hAnsi="Verdana"/>
-          <w:i/>
-          <w:sz w:val="14"/>
-        </w:rPr>
-        <w:t>Note 11: (См. общую кодовую таблицу С-7 в части С/с.)</w:t>
-      </w:r>
-    </w:p>
-    <w:p>
-      <w:r>
-        <w:rPr>
-          <w:rFonts w:ascii="Verdana" w:hAnsi="Verdana"/>
-          <w:i/>
-          <w:sz w:val="14"/>
-        </w:rPr>
-        <w:t>Note 12: (См. общую кодовую таблицу С-8 в части С/с.)</w:t>
-      </w:r>
-    </w:p>
-    <w:p>
-      <w:r>
-        <w:rPr>
-          <w:rFonts w:ascii="Verdana" w:hAnsi="Verdana"/>
-          <w:i/>
-          <w:sz w:val="14"/>
-        </w:rPr>
-        <w:t>Note 14: (Будет определено самими центрами — см. общую кодовую таблицу С-12 в части С/с.)</w:t>
-      </w:r>
-    </w:p>
-    <w:p>
-      <w:r>
-        <w:rPr>
-          <w:rFonts w:ascii="Verdana" w:hAnsi="Verdana"/>
-          <w:i/>
-          <w:sz w:val="14"/>
-        </w:rPr>
-        <w:t>Note 15: (Будут разработаны)</w:t>
-      </w:r>
-    </w:p>
-    <w:p>
-      <w:r>
-        <w:rPr>
-          <w:rFonts w:ascii="Verdana" w:hAnsi="Verdana"/>
-          <w:i/>
-          <w:sz w:val="14"/>
-        </w:rPr>
-        <w:t>Note 16: Последовательность двух или более пар координат местоположения, таких как широта и долгота, определяет линию или многоугольник. Точки следует соединять в соответствии с порядком, данным в сообщении. Любая описываемая зона будет расположена слева от проведенной границы в направлении, установленном порядком, данным в сообщении. Это определение применяется к простым непересекающимся многоугольникам, без пробелов.</w:t>
-      </w:r>
-    </w:p>
-    <w:p>
-      <w:r>
-        <w:rPr>
-          <w:rFonts w:ascii="Verdana" w:hAnsi="Verdana"/>
-          <w:i/>
-          <w:sz w:val="14"/>
-        </w:rPr>
-        <w:t>Note 17: Если все биты установлены на 0, это означает, что калибровка правильная.</w:t>
-      </w:r>
-    </w:p>
-    <w:p>
-      <w:r>
-        <w:rPr>
-          <w:rFonts w:ascii="Verdana" w:hAnsi="Verdana"/>
-          <w:i/>
-          <w:sz w:val="14"/>
-        </w:rPr>
-        <w:t>Note 18: Все статистические данные первого порядка выражены в единицах измерения, определенных первоначальными дескрипторами данных.</w:t>
-      </w:r>
-    </w:p>
-    <w:p>
-      <w:r>
-        <w:rPr>
-          <w:rFonts w:ascii="Verdana" w:hAnsi="Verdana"/>
-          <w:i/>
-          <w:sz w:val="14"/>
-        </w:rPr>
-        <w:t>Note 19: Значимость ассоциированного поля должна использоваться на первоначальном этапе совместно с качеством данных наблюдений.</w:t>
-      </w:r>
-    </w:p>
-    <w:p>
-      <w:r>
-        <w:rPr>
-          <w:rFonts w:ascii="Verdana" w:hAnsi="Verdana"/>
-          <w:i/>
-          <w:sz w:val="14"/>
-        </w:rPr>
-        <w:t>Note 21: Начиная с позиции первого бита (бит старшего разряда), при приведении бита к цифре 1 канал используется. Если бит приводится к нулю, канал не используется.</w:t>
-      </w:r>
-    </w:p>
-    <w:p>
-      <w:r>
-        <w:rPr>
-          <w:rFonts w:ascii="Verdana" w:hAnsi="Verdana"/>
-          <w:i/>
-          <w:sz w:val="14"/>
-        </w:rPr>
-        <w:t>Note 23: Битовые флаги показывают прибор и/или каналы, используемые при получении различных физических параметров. Если в какой-либо группе параметров все биты = 0, то для этого параметра или группы параметров не производилась обработка.</w:t>
-      </w:r>
-    </w:p>
-    <w:p>
-      <w:r>
-        <w:rPr>
-          <w:rFonts w:ascii="Verdana" w:hAnsi="Verdana"/>
-          <w:i/>
-          <w:sz w:val="14"/>
-        </w:rPr>
-        <w:t>Note 24: Биты 1-4 представляют код погрешности времени. В том случае, когда все биты установлены на 0, это означает, что время сканирования соответствует предсказанному времени.</w:t>
-      </w:r>
-    </w:p>
-    <w:p>
-      <w:r>
-        <w:rPr>
-          <w:rFonts w:ascii="Verdana" w:hAnsi="Verdana"/>
-          <w:i/>
-          <w:sz w:val="14"/>
-        </w:rPr>
-        <w:t>Note 25: Биты 11-17 представляют код погрешности географического местоположения. В том случае, когда все биты установлены на 0, это означает, что географическое местоположение является нормальным.</w:t>
-      </w:r>
-    </w:p>
-    <w:p>
-      <w:r>
-        <w:rPr>
-          <w:rFonts w:ascii="Verdana" w:hAnsi="Verdana"/>
-          <w:i/>
-          <w:sz w:val="14"/>
-        </w:rPr>
-        <w:t>Note 27: Биты 5-10 представляют код погрешности калибровки. В том случае, когда все биты установлены на 0, это означает, что калибровка нормальная. В том случае, когда тот или иной из битов 5, 7 и 10 установлен на 1, это означает, что были использованы вторичные коэффициенты калибровки.</w:t>
-      </w:r>
-    </w:p>
-    <w:p>
-      <w:r>
-        <w:rPr>
-          <w:rFonts w:ascii="Verdana" w:hAnsi="Verdana"/>
-          <w:i/>
-          <w:sz w:val="14"/>
-        </w:rPr>
-        <w:t>Note 32: Кодовые цифры 1-9: Продолжительность и время измерения течения (векторный или доплеровский метод получения профиля течения).</w:t>
-      </w:r>
-    </w:p>
-    <w:p>
-      <w:r>
-        <w:rPr>
-          <w:rFonts w:ascii="Verdana" w:hAnsi="Verdana"/>
-          <w:i/>
-          <w:sz w:val="14"/>
-        </w:rPr>
-        <w:t>Note 33: Кодовые цифры 11-19: Период измерения течения (дрейфовый метод).</w:t>
-      </w:r>
-    </w:p>
-    <w:p>
-      <w:r>
-        <w:rPr>
-          <w:rFonts w:ascii="Verdana" w:hAnsi="Verdana"/>
-          <w:i/>
-          <w:sz w:val="14"/>
-        </w:rPr>
-        <w:t>Note 34: Средняя часть данной кодовой таблицы (кодовые цифры 100-199) включает термины на нескольких уровнях, которые могут быть использованы для простых и более сложных автоматических станций.</w:t>
-      </w:r>
-    </w:p>
-    <w:p>
-      <w:r>
-        <w:rPr>
-          <w:rFonts w:ascii="Verdana" w:hAnsi="Verdana"/>
-          <w:i/>
-          <w:sz w:val="14"/>
-        </w:rPr>
-        <w:t>Note 35: Дескриптор 0 25 009 исключен. Вместо него следует использовать дескриптор 0 25 029.</w:t>
-      </w:r>
-    </w:p>
-    <w:p>
-      <w:r>
-        <w:rPr>
-          <w:rFonts w:ascii="Verdana" w:hAnsi="Verdana"/>
-          <w:i/>
-          <w:sz w:val="14"/>
-        </w:rPr>
-        <w:t>Note 36: Данные о разностях — это значения разности, размеры которых аналогичны размерам соответствующих сообщаемых значений в отношении единиц измерения, но пределы которых установлены на нуль (например: разность между сообщенными и анализированными значениями, разность между сообщенными и прогнозированными значениями и т. д.).</w:t>
-      </w:r>
-    </w:p>
-    <w:p>
-      <w:r>
-        <w:rPr>
-          <w:rFonts w:ascii="Verdana" w:hAnsi="Verdana"/>
-          <w:i/>
-          <w:sz w:val="14"/>
-        </w:rPr>
-        <w:t>Note 39: EPSG представляет собой набор данных по системам координат и ее преобразованиям, который изначально был создан и поддерживался Европейской группой нефтепоисковых исследований. В настоящее время он поддерживается подкомитетом по геодезии Комитета по геоматике Международной ассоциации производителей нефти и газа.</w:t>
-      </w:r>
-    </w:p>
-    <w:p>
-      <w:r>
-        <w:rPr>
-          <w:rFonts w:ascii="Verdana" w:hAnsi="Verdana"/>
-          <w:i/>
-          <w:sz w:val="14"/>
-        </w:rPr>
-        <w:t>Note 42: Могут быть разработаны дополнительные применения.</w:t>
-      </w:r>
-    </w:p>
-    <w:p>
-      <w:r>
-        <w:rPr>
-          <w:rFonts w:ascii="Verdana" w:hAnsi="Verdana"/>
-          <w:i/>
-          <w:sz w:val="14"/>
-        </w:rPr>
-        <w:t>Note 43: Общие термины обозначения погоды (например: туман, морось) предназначены для использования на автоматических станциях, которые могут определить тип погоды, но не дают никакой другой информации. Общие термины обозначаются в кодовой таблице большими буквами.</w:t>
-      </w:r>
-    </w:p>
-    <w:p>
-      <w:r>
-        <w:rPr>
-          <w:rFonts w:ascii="Verdana" w:hAnsi="Verdana"/>
-          <w:i/>
-          <w:sz w:val="14"/>
-        </w:rPr>
-        <w:t>Note 45: H = Время наблюдения.</w:t>
-      </w:r>
-    </w:p>
-    <w:p>
-      <w:r>
-        <w:rPr>
-          <w:rFonts w:ascii="Verdana" w:hAnsi="Verdana"/>
-          <w:i/>
-          <w:sz w:val="14"/>
-        </w:rPr>
-        <w:t>Note 49: Если бит установлен на 1, указание действительно.</w:t>
-      </w:r>
-    </w:p>
-    <w:p>
-      <w:r>
-        <w:rPr>
-          <w:rFonts w:ascii="Verdana" w:hAnsi="Verdana"/>
-          <w:i/>
-          <w:sz w:val="14"/>
-        </w:rPr>
-        <w:t>Note 50: Определения в кодовых цифрах 0-2 и 4 применяются для обнаженной репрезентативной поверхности почвы, а цифры 3, 5-9 и 10-19 — к открытому репрезентативному району.</w:t>
-      </w:r>
-    </w:p>
-    <w:p>
-      <w:r>
-        <w:rPr>
-          <w:rFonts w:ascii="Verdana" w:hAnsi="Verdana"/>
-          <w:i/>
-          <w:sz w:val="14"/>
-        </w:rPr>
-        <w:t>Note 52: В сводках с автоматических станций следует использовать кодовую цифру 2, когда тенденция является положительной; 7 — отрицательной и 4, когда давление является таким же, как и 3 часа назад.</w:t>
-      </w:r>
-    </w:p>
-    <w:p>
-      <w:r>
-        <w:rPr>
-          <w:rFonts w:ascii="Verdana" w:hAnsi="Verdana"/>
-          <w:i/>
-          <w:sz w:val="14"/>
-        </w:rPr>
-        <w:t>Note 53: В сводках от тропических станций, сообщающих суточные изменения, следует использовать кодовую цифру 2 при положительной тенденции; 7 — при отрицательной тенденции и 4 — в случае, если давление остается таким же, как и за предшествующие 24 часа.</w:t>
-      </w:r>
-    </w:p>
-    <w:p>
-      <w:r>
-        <w:rPr>
-          <w:rFonts w:ascii="Verdana" w:hAnsi="Verdana"/>
-          <w:i/>
-          <w:sz w:val="14"/>
-        </w:rPr>
-        <w:t>Note 54: В данной кодовой таблице всякий раз, когда упоминается лед, это также включает в себя другие твердые осадки, отличные от снега.</w:t>
-      </w:r>
-    </w:p>
-    <w:p>
-      <w:r>
-        <w:rPr>
-          <w:rFonts w:ascii="Verdana" w:hAnsi="Verdana"/>
-          <w:i/>
-          <w:sz w:val="14"/>
-        </w:rPr>
-        <w:t>Note 57: Смешанные осадки обозначаются путем установки на единицу битов всех наблюдаемых самостоятельных типов осадков.</w:t>
-      </w:r>
-    </w:p>
-    <w:p>
-      <w:r>
-        <w:rPr>
-          <w:rFonts w:ascii="Verdana" w:hAnsi="Verdana"/>
-          <w:i/>
-          <w:sz w:val="14"/>
-        </w:rPr>
-        <w:t>Note 59: Новые локальные названия шторма различной интенсивности следует добавлять в соответствии с необходимостью.</w:t>
-      </w:r>
-    </w:p>
-    <w:p>
-      <w:r>
-        <w:rPr>
-          <w:rFonts w:ascii="Verdana" w:hAnsi="Verdana"/>
-          <w:i/>
-          <w:sz w:val="14"/>
-        </w:rPr>
-        <w:t>Note 60: Ни одна из кодовых цифр не исключает добавления интерполированных уровней по усмотрению центра-поставщика</w:t>
-      </w:r>
-    </w:p>
-    <w:p>
-      <w:r>
-        <w:rPr>
-          <w:rFonts w:ascii="Verdana" w:hAnsi="Verdana"/>
-          <w:i/>
-          <w:sz w:val="14"/>
-        </w:rPr>
-        <w:t>Note 63: Явление, указанное в данной таблице флагов, означает любое явление, включая осадки и явления, ухудшающие видимость.</w:t>
-      </w:r>
-    </w:p>
-    <w:p>
-      <w:r>
-        <w:rPr>
-          <w:rFonts w:ascii="Verdana" w:hAnsi="Verdana"/>
-          <w:i/>
-          <w:sz w:val="14"/>
-        </w:rPr>
-        <w:t>Note 75: Определения в кодовых цифрах 0-2 и 4 применяются для обнаженной репрезентативной поверхности почвы, а цифры 3, 5-9 и 10-19 — к открытому репрезентативному району.</w:t>
-      </w:r>
-    </w:p>
-    <w:p>
-      <w:r>
-        <w:rPr>
-          <w:rFonts w:ascii="Verdana" w:hAnsi="Verdana"/>
-          <w:i/>
-          <w:sz w:val="14"/>
-        </w:rPr>
-        <w:t>Note 76: Эти величины относятся к хорошо сформированному ветровому волнению в открытом море. В то время как предпочтение следует отдавать описательным терминам, значения этих высот могут использоваться наблюдателем как руководство при передаче состояния поверхности моря, которое возникает в результате различных факторов, таких, как ветер, зыбь, течения, угол между направлением ветра и зыби и т. д.</w:t>
-      </w:r>
-    </w:p>
-    <w:p>
-      <w:r>
-        <w:rPr>
-          <w:rFonts w:ascii="Verdana" w:hAnsi="Verdana"/>
-          <w:i/>
-          <w:sz w:val="14"/>
-        </w:rPr>
-        <w:t>Note 78: Первые три цифры представляют собой код страны ИСО.</w:t>
-      </w:r>
-    </w:p>
-    <w:p>
-      <w:r>
-        <w:rPr>
-          <w:rFonts w:ascii="Verdana" w:hAnsi="Verdana"/>
-          <w:i/>
-          <w:sz w:val="14"/>
-        </w:rPr>
-        <w:t>Note 79: Последняя колонка в таблице содержит соответствующий номер регистрации Химической реферативной службы (CAS) Американского химического общества.</w:t>
-      </w:r>
-    </w:p>
-    <w:p>
-      <w:r>
-        <w:rPr>
-          <w:rFonts w:ascii="Verdana" w:hAnsi="Verdana"/>
-          <w:i/>
-          <w:sz w:val="14"/>
-        </w:rPr>
-        <w:t>Note 80: Средняя часть данной кодовой таблицы (кодовые цифры 100-199) включает термины на нескольких уровнях, которые могут быть использованы для простых и более сложных автоматических станций.</w:t>
-      </w:r>
-    </w:p>
-    <w:p>
-      <w:r>
-        <w:rPr>
-          <w:rFonts w:ascii="Verdana" w:hAnsi="Verdana"/>
-          <w:i/>
-          <w:sz w:val="14"/>
-        </w:rPr>
-        <w:t>Note 81: Номинальный диапазон влажности поверхности почвы — от 0 % до 100 %. В крайних случаях экстраполированное обратное рассеяние при угле наклона в 40 градусов может превышать исходный показатель для влажного обратного рассеяния. В этих случаях значение, полученное в результате процесса измерения влажности поверхности почвы, будет менее 0 % или более 100 %, соответственно.</w:t>
-      </w:r>
-    </w:p>
-    <w:p>
-      <w:r>
-        <w:rPr>
-          <w:rFonts w:ascii="Verdana" w:hAnsi="Verdana"/>
-          <w:i/>
-          <w:sz w:val="14"/>
-        </w:rPr>
-        <w:t>Note 84: Эти величины относятся к хорошо сформированному ветровому волнению в открытом море. В то время как предпочтение следует отдавать описательным терминам, значения этих высот могут использоваться наблюдателем как руководство при передаче состояния поверхности моря, которое возникает в результате различных факторов, таких, как ветер, зыбь, течения, угол между направлением ветра и зыби и т. д.</w:t>
-      </w:r>
-    </w:p>
-    <w:p>
-      <w:r>
-        <w:rPr>
-          <w:rFonts w:ascii="Verdana" w:hAnsi="Verdana"/>
-          <w:i/>
-          <w:sz w:val="14"/>
-        </w:rPr>
-        <w:t>Note 85: Данный дескриптор будет связан с данными по видимости или высоте облаков для указания того, что значение является граничным. Если передаваемое значение является истинным, то кодовая цифра равна нулю. Однако измерение может попасть в предел измерительной способности прибора. Если передаваемое значение больше, чем истинное значение, то кодовая цифра будет равна 1, если передаваемое значение меньше истинного значения, то кодовая цифра будет равна 2.</w:t>
-      </w:r>
-    </w:p>
-    <w:p>
-      <w:r>
-        <w:rPr>
-          <w:rFonts w:ascii="Verdana" w:hAnsi="Verdana"/>
-          <w:i/>
-          <w:sz w:val="14"/>
-        </w:rPr>
-        <w:t>Note 88: Значимость времени должна быть квалифицирована соответствующими периодами времени, которые следует указывать.</w:t>
-      </w:r>
-    </w:p>
-    <w:p>
-      <w:r>
-        <w:rPr>
-          <w:rFonts w:ascii="Verdana" w:hAnsi="Verdana"/>
-          <w:i/>
-          <w:sz w:val="14"/>
-        </w:rPr>
-        <w:t>Note 90: Тип прибора и единицы начальных измерений для измерения ветра (в м с-1 за исключением отдельных указаний).</w:t>
-      </w:r>
-    </w:p>
-    <w:p>
-      <w:r>
-        <w:rPr>
-          <w:rFonts w:ascii="Verdana" w:hAnsi="Verdana"/>
-          <w:i/>
-          <w:sz w:val="14"/>
-        </w:rPr>
-        <w:t>Note 94: Там, где первоначальный метод передачи указывается кодовой цифрой 1, в целях получения достоверных значений данных, соответствующих дескриптору 0 01 012, рекомендуется следующее преобразование: Передаваемое значение Значение данных 0 0 1 45 2 90 3 135 4 180 5 225 6 270 7 315 8 360 9 511</w:t>
-      </w:r>
-    </w:p>
-    <w:p>
-      <w:r>
-        <w:rPr>
-          <w:rFonts w:ascii="Verdana" w:hAnsi="Verdana"/>
-          <w:i/>
-          <w:sz w:val="14"/>
-        </w:rPr>
-        <w:t>Note 95: Там, где первоначальный метод передачи указывается кодовой цифрой 1, в целях получения точных значений данных, соответствующих дескриптору 0 01 013, рекомендуется следующее преобразование: Передаваемое значение Значение данных 0 0 1 1 2 4 3 7 4 9 5 12 6 14 7 17 8 19 9 21 / 1023</w:t>
-      </w:r>
-    </w:p>
-    <w:p>
-      <w:r>
-        <w:rPr>
-          <w:rFonts w:ascii="Verdana" w:hAnsi="Verdana"/>
-          <w:i/>
-          <w:sz w:val="14"/>
-        </w:rPr>
-        <w:t>Note 22: Битовые флаги показывают элементы, включенные при обработке данных зондирования.</w:t>
-      </w:r>
-    </w:p>
     <w:sectPr>
       <w:pgSz w:w="16838" w:h="11906" w:orient="landscape"/>
       <w:pgMar w:top="850" w:right="850" w:bottom="850" w:left="850" w:header="720" w:footer="720" w:gutter="0"/>
